--- a/public/templates/TemplateE.docx
+++ b/public/templates/TemplateE.docx
@@ -2,27 +2,123 @@
 <file path=word/document.xml><?xml version="1.0" encoding="utf-8"?>
 <w:document xmlns:wpc="http://schemas.microsoft.com/office/word/2010/wordprocessingCanvas" xmlns:cx="http://schemas.microsoft.com/office/drawing/2014/chartex" xmlns:cx1="http://schemas.microsoft.com/office/drawing/2015/9/8/chartex" xmlns:cx2="http://schemas.microsoft.com/office/drawing/2015/10/21/chartex" xmlns:cx3="http://schemas.microsoft.com/office/drawing/2016/5/9/chartex" xmlns:cx4="http://schemas.microsoft.com/office/drawing/2016/5/10/chartex" xmlns:cx5="http://schemas.microsoft.com/office/drawing/2016/5/11/chartex" xmlns:cx6="http://schemas.microsoft.com/office/drawing/2016/5/12/chartex" xmlns:cx7="http://schemas.microsoft.com/office/drawing/2016/5/13/chartex" xmlns:cx8="http://schemas.microsoft.com/office/drawing/2016/5/14/chartex" xmlns:mc="http://schemas.openxmlformats.org/markup-compatibility/2006" xmlns:aink="http://schemas.microsoft.com/office/drawing/2016/ink" xmlns:am3d="http://schemas.microsoft.com/office/drawing/2017/model3d" xmlns:o="urn:schemas-microsoft-com:office:office" xmlns:oel="http://schemas.microsoft.com/office/2019/extlst" xmlns:r="http://schemas.openxmlformats.org/officeDocument/2006/relationships" xmlns:m="http://schemas.openxmlformats.org/officeDocument/2006/math" xmlns:v="urn:schemas-microsoft-com:vml" xmlns:wp14="http://schemas.microsoft.com/office/word/2010/wordprocessingDrawing" xmlns:wp="http://schemas.openxmlformats.org/drawingml/2006/wordprocessingDrawing" xmlns:w10="urn:schemas-microsoft-com:office:word" xmlns:w="http://schemas.openxmlformats.org/wordprocessingml/2006/main" xmlns:w14="http://schemas.microsoft.com/office/word/2010/wordml" xmlns:w15="http://schemas.microsoft.com/office/word/2012/wordml" xmlns:w16cex="http://schemas.microsoft.com/office/word/2018/wordml/cex" xmlns:w16cid="http://schemas.microsoft.com/office/word/2016/wordml/cid" xmlns:w16="http://schemas.microsoft.com/office/word/2018/wordml" xmlns:w16du="http://schemas.microsoft.com/office/word/2023/wordml/word16du" xmlns:w16sdtdh="http://schemas.microsoft.com/office/word/2020/wordml/sdtdatahash" xmlns:w16sdtfl="http://schemas.microsoft.com/office/word/2024/wordml/sdtformatlock" xmlns:w16se="http://schemas.microsoft.com/office/word/2015/wordml/symex" xmlns:wpg="http://schemas.microsoft.com/office/word/2010/wordprocessingGroup" xmlns:wpi="http://schemas.microsoft.com/office/word/2010/wordprocessingInk" xmlns:wne="http://schemas.microsoft.com/office/word/2006/wordml" xmlns:wps="http://schemas.microsoft.com/office/word/2010/wordprocessingShape" mc:Ignorable="w14 w15 w16se w16cid w16 w16cex w16sdtdh w16sdtfl w16du wp14">
   <w:body>
+    <w:p>
+      <w:r>
+        <w:drawing>
+          <wp:anchor distT="0" distB="0" distL="114300" distR="114300" simplePos="0" relativeHeight="251658240" behindDoc="0" locked="0" layoutInCell="1" allowOverlap="1" wp14:anchorId="468118FE" wp14:editId="14D531C7">
+            <wp:simplePos x="0" y="0"/>
+            <wp:positionH relativeFrom="column">
+              <wp:posOffset>-866775</wp:posOffset>
+            </wp:positionH>
+            <wp:positionV relativeFrom="paragraph">
+              <wp:posOffset>12065</wp:posOffset>
+            </wp:positionV>
+            <wp:extent cx="495300" cy="971550"/>
+            <wp:effectExtent l="0" t="0" r="0" b="0"/>
+            <wp:wrapThrough wrapText="bothSides">
+              <wp:wrapPolygon edited="0">
+                <wp:start x="0" y="0"/>
+                <wp:lineTo x="0" y="21176"/>
+                <wp:lineTo x="4985" y="21176"/>
+                <wp:lineTo x="11631" y="20329"/>
+                <wp:lineTo x="20769" y="14400"/>
+                <wp:lineTo x="20769" y="5506"/>
+                <wp:lineTo x="13292" y="1694"/>
+                <wp:lineTo x="7477" y="0"/>
+                <wp:lineTo x="0" y="0"/>
+              </wp:wrapPolygon>
+            </wp:wrapThrough>
+            <wp:docPr id="1111505308" name="Picture 2"/>
+            <wp:cNvGraphicFramePr>
+              <a:graphicFrameLocks xmlns:a="http://schemas.openxmlformats.org/drawingml/2006/main" noChangeAspect="1"/>
+            </wp:cNvGraphicFramePr>
+            <a:graphic xmlns:a="http://schemas.openxmlformats.org/drawingml/2006/main">
+              <a:graphicData uri="http://schemas.openxmlformats.org/drawingml/2006/picture">
+                <pic:pic xmlns:pic="http://schemas.openxmlformats.org/drawingml/2006/picture">
+                  <pic:nvPicPr>
+                    <pic:cNvPr id="0" name="Picture 6"/>
+                    <pic:cNvPicPr>
+                      <a:picLocks noChangeAspect="1" noChangeArrowheads="1"/>
+                    </pic:cNvPicPr>
+                  </pic:nvPicPr>
+                  <pic:blipFill>
+                    <a:blip r:embed="rId5">
+                      <a:extLst>
+                        <a:ext uri="{28A0092B-C50C-407E-A947-70E740481C1C}">
+                          <a14:useLocalDpi xmlns:a14="http://schemas.microsoft.com/office/drawing/2010/main" val="0"/>
+                        </a:ext>
+                      </a:extLst>
+                    </a:blip>
+                    <a:srcRect/>
+                    <a:stretch>
+                      <a:fillRect/>
+                    </a:stretch>
+                  </pic:blipFill>
+                  <pic:spPr bwMode="auto">
+                    <a:xfrm>
+                      <a:off x="0" y="0"/>
+                      <a:ext cx="495300" cy="971550"/>
+                    </a:xfrm>
+                    <a:prstGeom prst="rect">
+                      <a:avLst/>
+                    </a:prstGeom>
+                    <a:noFill/>
+                    <a:ln>
+                      <a:noFill/>
+                    </a:ln>
+                  </pic:spPr>
+                </pic:pic>
+              </a:graphicData>
+            </a:graphic>
+            <wp14:sizeRelH relativeFrom="page">
+              <wp14:pctWidth>0</wp14:pctWidth>
+            </wp14:sizeRelH>
+            <wp14:sizeRelV relativeFrom="page">
+              <wp14:pctHeight>0</wp14:pctHeight>
+            </wp14:sizeRelV>
+          </wp:anchor>
+        </w:drawing>
+      </w:r>
+      <w:r>
+        <w:t> </w:t>
+      </w:r>
+    </w:p>
     <w:tbl>
       <w:tblPr>
-        <w:tblStyle w:val="TableGrid"/>
-        <w:tblW w:w="9895" w:type="dxa"/>
+        <w:tblW w:w="9360" w:type="dxa"/>
         <w:tblBorders>
-          <w:top w:val="none" w:sz="0" w:space="0" w:color="auto"/>
-          <w:left w:val="none" w:sz="0" w:space="0" w:color="auto"/>
-          <w:bottom w:val="none" w:sz="0" w:space="0" w:color="auto"/>
-          <w:right w:val="none" w:sz="0" w:space="0" w:color="auto"/>
-          <w:insideH w:val="none" w:sz="0" w:space="0" w:color="auto"/>
-          <w:insideV w:val="none" w:sz="0" w:space="0" w:color="auto"/>
+          <w:top w:val="outset" w:sz="6" w:space="0" w:color="auto"/>
+          <w:left w:val="outset" w:sz="6" w:space="0" w:color="auto"/>
+          <w:bottom w:val="outset" w:sz="6" w:space="0" w:color="auto"/>
+          <w:right w:val="outset" w:sz="6" w:space="0" w:color="auto"/>
         </w:tblBorders>
+        <w:tblCellMar>
+          <w:left w:w="0" w:type="dxa"/>
+          <w:right w:w="0" w:type="dxa"/>
+        </w:tblCellMar>
         <w:tblLook w:val="04A0" w:firstRow="1" w:lastRow="0" w:firstColumn="1" w:lastColumn="0" w:noHBand="0" w:noVBand="1"/>
       </w:tblPr>
       <w:tblGrid>
-        <w:gridCol w:w="9895"/>
+        <w:gridCol w:w="2595"/>
+        <w:gridCol w:w="504"/>
+        <w:gridCol w:w="1974"/>
+        <w:gridCol w:w="4287"/>
       </w:tblGrid>
       <w:tr>
+        <w:trPr>
+          <w:trHeight w:val="1083"/>
+        </w:trPr>
         <w:tc>
           <w:tcPr>
-            <w:tcW w:w="9895" w:type="dxa"/>
+            <w:tcW w:w="5073" w:type="dxa"/>
+            <w:gridSpan w:val="3"/>
+            <w:tcBorders>
+              <w:top w:val="nil"/>
+              <w:left w:val="nil"/>
+              <w:bottom w:val="single" w:sz="24" w:space="0" w:color="4A57E0"/>
+              <w:right w:val="nil"/>
+            </w:tcBorders>
+            <w:hideMark/>
           </w:tcPr>
           <w:p>
             <w:pPr>
@@ -33,25 +129,68 @@
                 <w:rFonts w:ascii="Georgia Pro Black" w:hAnsi="Georgia Pro Black"/>
                 <w:b/>
                 <w:bCs/>
+                <w:color w:val="44546A" w:themeColor="text2"/>
                 <w:sz w:val="56"/>
                 <w:szCs w:val="56"/>
               </w:rPr>
             </w:pPr>
             <w:r>
               <w:rPr>
+                <w:color w:val="44546A" w:themeColor="text2"/>
+              </w:rPr>
+              <w:t>​​</w:t>
+            </w:r>
+            <w:r>
+              <w:rPr>
                 <w:rFonts w:ascii="Georgia Pro Black" w:hAnsi="Georgia Pro Black"/>
                 <w:b/>
                 <w:bCs/>
+                <w:color w:val="44546A" w:themeColor="text2"/>
                 <w:sz w:val="56"/>
                 <w:szCs w:val="56"/>
               </w:rPr>
               <w:t>{name}</w:t>
+            </w:r>
+          </w:p>
+          <w:p/>
+        </w:tc>
+        <w:tc>
+          <w:tcPr>
+            <w:tcW w:w="4287" w:type="dxa"/>
+            <w:tcBorders>
+              <w:top w:val="nil"/>
+              <w:left w:val="nil"/>
+              <w:bottom w:val="single" w:sz="24" w:space="0" w:color="4A57E0"/>
+              <w:right w:val="nil"/>
+            </w:tcBorders>
+            <w:hideMark/>
+          </w:tcPr>
+          <w:p>
+            <w:pPr>
+              <w:keepNext/>
+              <w:keepLines/>
+              <w:spacing w:after="0" w:line="240" w:lineRule="auto"/>
+              <w:rPr>
+                <w:sz w:val="28"/>
+                <w:szCs w:val="28"/>
+              </w:rPr>
+            </w:pPr>
+            <w:r>
+              <w:t>​​</w:t>
+            </w:r>
+            <w:r>
+              <w:rPr>
+                <w:sz w:val="28"/>
+                <w:szCs w:val="28"/>
+              </w:rPr>
+              <w:t>{address}</w:t>
             </w:r>
           </w:p>
           <w:p>
             <w:pPr>
               <w:keepNext/>
               <w:keepLines/>
+              <w:spacing w:after="0" w:line="240" w:lineRule="auto"/>
               <w:rPr>
                 <w:sz w:val="28"/>
                 <w:szCs w:val="28"/>
@@ -62,13 +201,14 @@
                 <w:sz w:val="28"/>
                 <w:szCs w:val="28"/>
               </w:rPr>
-              <w:t>{address}</w:t>
+              <w:t>{city}, {state} {zip}</w:t>
             </w:r>
           </w:p>
           <w:p>
             <w:pPr>
               <w:keepNext/>
               <w:keepLines/>
+              <w:spacing w:after="0" w:line="240" w:lineRule="auto"/>
               <w:rPr>
                 <w:sz w:val="28"/>
                 <w:szCs w:val="28"/>
@@ -79,1014 +219,342 @@
                 <w:sz w:val="28"/>
                 <w:szCs w:val="28"/>
               </w:rPr>
-              <w:t>{city}, {state} {zip}</w:t>
+              <w:t>{</w:t>
+            </w:r>
+            <w:proofErr w:type="gramStart"/>
+            <w:r>
+              <w:rPr>
+                <w:sz w:val="28"/>
+                <w:szCs w:val="28"/>
+              </w:rPr>
+              <w:t>phone}  |</w:t>
+            </w:r>
+            <w:proofErr w:type="gramEnd"/>
+            <w:r>
+              <w:rPr>
+                <w:sz w:val="28"/>
+                <w:szCs w:val="28"/>
+              </w:rPr>
+              <w:t xml:space="preserve">  {email}</w:t>
+            </w:r>
+          </w:p>
+          <w:p>
+            <w:r>
+              <w:t> </w:t>
+            </w:r>
+          </w:p>
+        </w:tc>
+      </w:tr>
+      <w:tr>
+        <w:trPr>
+          <w:trHeight w:val="296"/>
+        </w:trPr>
+        <w:tc>
+          <w:tcPr>
+            <w:tcW w:w="9360" w:type="dxa"/>
+            <w:gridSpan w:val="4"/>
+            <w:tcBorders>
+              <w:top w:val="single" w:sz="24" w:space="0" w:color="4A57E0"/>
+              <w:left w:val="nil"/>
+              <w:bottom w:val="nil"/>
+              <w:right w:val="nil"/>
+            </w:tcBorders>
+            <w:hideMark/>
+          </w:tcPr>
+          <w:p>
+            <w:r>
+              <w:t>​​</w:t>
+            </w:r>
+            <w:r>
+              <w:rPr>
+                <w:b/>
+                <w:bCs/>
+              </w:rPr>
+              <w:t>Objective​</w:t>
+            </w:r>
+            <w:r>
+              <w:t> </w:t>
+            </w:r>
+          </w:p>
+        </w:tc>
+      </w:tr>
+      <w:tr>
+        <w:trPr>
+          <w:trHeight w:val="296"/>
+        </w:trPr>
+        <w:tc>
+          <w:tcPr>
+            <w:tcW w:w="9360" w:type="dxa"/>
+            <w:gridSpan w:val="4"/>
+            <w:tcBorders>
+              <w:top w:val="nil"/>
+              <w:left w:val="nil"/>
+              <w:bottom w:val="single" w:sz="24" w:space="0" w:color="4A57E0"/>
+              <w:right w:val="nil"/>
+            </w:tcBorders>
+            <w:hideMark/>
+          </w:tcPr>
+          <w:p>
+            <w:pPr>
+              <w:keepNext/>
+              <w:keepLines/>
+              <w:spacing w:before="120" w:after="0" w:line="240" w:lineRule="auto"/>
+              <w:ind w:left="187"/>
+            </w:pPr>
+            <w:r>
+              <w:t>​​</w:t>
+            </w:r>
+            <w:r>
+              <w:t>{#summary</w:t>
+            </w:r>
+            <w:proofErr w:type="gramStart"/>
+            <w:r>
+              <w:t>1}•</w:t>
+            </w:r>
+            <w:proofErr w:type="gramEnd"/>
+            <w:r>
+              <w:t xml:space="preserve"> {summary</w:t>
+            </w:r>
+            <w:proofErr w:type="gramStart"/>
+            <w:r>
+              <w:t>1}{</w:t>
+            </w:r>
+            <w:proofErr w:type="gramEnd"/>
+            <w:r>
+              <w:t>/summary1}</w:t>
             </w:r>
           </w:p>
           <w:p>
             <w:pPr>
               <w:keepNext/>
               <w:keepLines/>
-              <w:rPr>
-                <w:sz w:val="28"/>
-                <w:szCs w:val="28"/>
-              </w:rPr>
+              <w:spacing w:after="0" w:line="240" w:lineRule="auto"/>
+              <w:ind w:left="180"/>
             </w:pPr>
             <w:r>
-              <w:rPr>
-                <w:sz w:val="28"/>
-                <w:szCs w:val="28"/>
-              </w:rPr>
-              <w:t>{</w:t>
+              <w:t>{#summary</w:t>
             </w:r>
             <w:proofErr w:type="gramStart"/>
             <w:r>
-              <w:rPr>
-                <w:sz w:val="28"/>
-                <w:szCs w:val="28"/>
-              </w:rPr>
-              <w:t>phone}  |</w:t>
+              <w:t>2}•</w:t>
             </w:r>
             <w:proofErr w:type="gramEnd"/>
             <w:r>
-              <w:rPr>
-                <w:sz w:val="28"/>
-                <w:szCs w:val="28"/>
-              </w:rPr>
-              <w:t xml:space="preserve">  {email}</w:t>
+              <w:t xml:space="preserve"> {summary</w:t>
+            </w:r>
+            <w:proofErr w:type="gramStart"/>
+            <w:r>
+              <w:t>2}{</w:t>
+            </w:r>
+            <w:proofErr w:type="gramEnd"/>
+            <w:r>
+              <w:t>/summary2}</w:t>
             </w:r>
           </w:p>
           <w:p>
             <w:pPr>
               <w:keepNext/>
               <w:keepLines/>
-              <w:rPr>
-                <w:sz w:val="28"/>
-                <w:szCs w:val="28"/>
-              </w:rPr>
+              <w:spacing w:after="0" w:line="240" w:lineRule="auto"/>
+              <w:ind w:left="180"/>
             </w:pPr>
+            <w:r>
+              <w:t>{#summary</w:t>
+            </w:r>
+            <w:proofErr w:type="gramStart"/>
+            <w:r>
+              <w:t>3}•</w:t>
+            </w:r>
+            <w:proofErr w:type="gramEnd"/>
+            <w:r>
+              <w:t xml:space="preserve"> {summary</w:t>
+            </w:r>
+            <w:proofErr w:type="gramStart"/>
+            <w:r>
+              <w:t>3}{</w:t>
+            </w:r>
+            <w:proofErr w:type="gramEnd"/>
+            <w:r>
+              <w:t>/summary3}</w:t>
+            </w:r>
           </w:p>
           <w:p>
             <w:pPr>
               <w:keepNext/>
               <w:keepLines/>
-              <w:rPr>
-                <w:sz w:val="28"/>
-                <w:szCs w:val="28"/>
-              </w:rPr>
+              <w:spacing w:after="0" w:line="240" w:lineRule="auto"/>
+              <w:ind w:left="180"/>
             </w:pPr>
+            <w:r>
+              <w:t>{#summary</w:t>
+            </w:r>
+            <w:proofErr w:type="gramStart"/>
+            <w:r>
+              <w:t>4}•</w:t>
+            </w:r>
+            <w:proofErr w:type="gramEnd"/>
+            <w:r>
+              <w:t xml:space="preserve"> {summary</w:t>
+            </w:r>
+            <w:proofErr w:type="gramStart"/>
+            <w:r>
+              <w:t>4}{</w:t>
+            </w:r>
+            <w:proofErr w:type="gramEnd"/>
+            <w:r>
+              <w:t>/summary4}</w:t>
+            </w:r>
+          </w:p>
+          <w:p>
+            <w:pPr>
+              <w:spacing w:after="0" w:line="240" w:lineRule="auto"/>
+            </w:pPr>
+            <w:r>
+              <w:t xml:space="preserve">   </w:t>
+            </w:r>
+            <w:r>
+              <w:t>{#summary</w:t>
+            </w:r>
+            <w:proofErr w:type="gramStart"/>
+            <w:r>
+              <w:t>5}•</w:t>
+            </w:r>
+            <w:proofErr w:type="gramEnd"/>
+            <w:r>
+              <w:t xml:space="preserve"> {summary</w:t>
+            </w:r>
+            <w:proofErr w:type="gramStart"/>
+            <w:r>
+              <w:t>5}{</w:t>
+            </w:r>
+            <w:proofErr w:type="gramEnd"/>
+            <w:r>
+              <w:t>/summary5}</w:t>
+            </w:r>
+            <w:r>
+              <w:br/>
+            </w:r>
           </w:p>
           <w:p>
             <w:pPr>
               <w:keepNext/>
               <w:keepLines/>
-              <w:pBdr>
-                <w:bottom w:val="single" w:sz="12" w:space="1" w:color="auto"/>
-              </w:pBdr>
-              <w:rPr>
-                <w:sz w:val="48"/>
-                <w:szCs w:val="48"/>
-              </w:rPr>
             </w:pPr>
             <w:r>
-              <w:rPr>
-                <w:sz w:val="48"/>
-                <w:szCs w:val="48"/>
-              </w:rPr>
-              <w:t>PROFESSIONAL SUMMARY</w:t>
-            </w:r>
-          </w:p>
-          <w:p>
-            <w:pPr>
-              <w:keepNext/>
-              <w:keepLines/>
-              <w:spacing w:before="120"/>
-              <w:ind w:left="187"/>
-            </w:pPr>
-            <w:r>
-              <w:t>{#summary</w:t>
-            </w:r>
-            <w:proofErr w:type="gramStart"/>
-            <w:r>
-              <w:t>1}•</w:t>
-            </w:r>
-            <w:proofErr w:type="gramEnd"/>
-            <w:r>
-              <w:t xml:space="preserve"> {summary</w:t>
-            </w:r>
-            <w:proofErr w:type="gramStart"/>
-            <w:r>
-              <w:t>1}{</w:t>
-            </w:r>
-            <w:proofErr w:type="gramEnd"/>
-            <w:r>
-              <w:t>/summary1}</w:t>
-            </w:r>
-          </w:p>
-          <w:p>
-            <w:pPr>
-              <w:keepNext/>
-              <w:keepLines/>
-              <w:ind w:left="180"/>
-            </w:pPr>
-            <w:r>
-              <w:t>{#summary</w:t>
-            </w:r>
-            <w:proofErr w:type="gramStart"/>
-            <w:r>
-              <w:t>2}•</w:t>
-            </w:r>
-            <w:proofErr w:type="gramEnd"/>
-            <w:r>
-              <w:t xml:space="preserve"> {summary</w:t>
-            </w:r>
-            <w:proofErr w:type="gramStart"/>
-            <w:r>
-              <w:t>2}{</w:t>
-            </w:r>
-            <w:proofErr w:type="gramEnd"/>
-            <w:r>
-              <w:t>/summary2}</w:t>
-            </w:r>
-          </w:p>
-          <w:p>
-            <w:pPr>
-              <w:keepNext/>
-              <w:keepLines/>
-              <w:ind w:left="180"/>
-            </w:pPr>
-            <w:r>
-              <w:t>{#summary</w:t>
-            </w:r>
-            <w:proofErr w:type="gramStart"/>
-            <w:r>
-              <w:t>3}•</w:t>
-            </w:r>
-            <w:proofErr w:type="gramEnd"/>
-            <w:r>
-              <w:t xml:space="preserve"> {summary</w:t>
-            </w:r>
-            <w:proofErr w:type="gramStart"/>
-            <w:r>
-              <w:t>3}{</w:t>
-            </w:r>
-            <w:proofErr w:type="gramEnd"/>
-            <w:r>
-              <w:t>/summary3}</w:t>
-            </w:r>
-          </w:p>
-          <w:p>
-            <w:pPr>
-              <w:keepNext/>
-              <w:keepLines/>
-              <w:ind w:left="180"/>
-            </w:pPr>
-            <w:r>
-              <w:t>{#summary</w:t>
-            </w:r>
-            <w:proofErr w:type="gramStart"/>
-            <w:r>
-              <w:t>4}•</w:t>
-            </w:r>
-            <w:proofErr w:type="gramEnd"/>
-            <w:r>
-              <w:t xml:space="preserve"> {summary</w:t>
-            </w:r>
-            <w:proofErr w:type="gramStart"/>
-            <w:r>
-              <w:t>4}{</w:t>
-            </w:r>
-            <w:proofErr w:type="gramEnd"/>
-            <w:r>
-              <w:t>/summary4}</w:t>
-            </w:r>
-          </w:p>
-          <w:p>
-            <w:pPr>
-              <w:keepNext/>
-              <w:keepLines/>
-              <w:ind w:left="180"/>
-            </w:pPr>
-            <w:r>
-              <w:t>{#summary</w:t>
-            </w:r>
-            <w:proofErr w:type="gramStart"/>
-            <w:r>
-              <w:t>5}•</w:t>
-            </w:r>
-            <w:proofErr w:type="gramEnd"/>
-            <w:r>
-              <w:t xml:space="preserve"> {summary</w:t>
-            </w:r>
-            <w:proofErr w:type="gramStart"/>
-            <w:r>
-              <w:t>5}{</w:t>
-            </w:r>
-            <w:proofErr w:type="gramEnd"/>
-            <w:r>
-              <w:t>/summary5}</w:t>
+              <w:t> </w:t>
+            </w:r>
+            <w:r>
+              <w:t>{#hasEducation}</w:t>
             </w:r>
           </w:p>
         </w:tc>
       </w:tr>
-    </w:tbl>
-    <w:p>
-      <w:pPr>
-        <w:keepNext/>
-        <w:keepLines/>
-        <w:rPr>
-          <w:rFonts w:ascii="Georgia Pro Black" w:hAnsi="Georgia Pro Black"/>
-          <w:b/>
-          <w:bCs/>
-          <w:sz w:val="56"/>
-          <w:szCs w:val="56"/>
-        </w:rPr>
-      </w:pPr>
-      <w:r>
-        <w:rPr>
-          <w:rFonts w:ascii="Georgia Pro Black" w:hAnsi="Georgia Pro Black"/>
-          <w:b/>
-          <w:bCs/>
-          <w:noProof/>
-          <w:sz w:val="56"/>
-          <w:szCs w:val="56"/>
-        </w:rPr>
-        <mc:AlternateContent>
-          <mc:Choice Requires="wps">
-            <w:drawing>
-              <wp:anchor distT="0" distB="0" distL="114300" distR="114300" simplePos="0" relativeHeight="251659264" behindDoc="0" locked="0" layoutInCell="1" allowOverlap="1" wp14:anchorId="491C2BCB" wp14:editId="61E838B4">
-                <wp:simplePos x="0" y="0"/>
-                <wp:positionH relativeFrom="column">
-                  <wp:posOffset>-693420</wp:posOffset>
-                </wp:positionH>
-                <wp:positionV relativeFrom="paragraph">
-                  <wp:posOffset>-3465195</wp:posOffset>
-                </wp:positionV>
-                <wp:extent cx="676275" cy="10020300"/>
-                <wp:effectExtent l="0" t="0" r="28575" b="19050"/>
-                <wp:wrapNone/>
-                <wp:docPr id="2120147450" name="Rectangle 1"/>
-                <wp:cNvGraphicFramePr/>
-                <a:graphic xmlns:a="http://schemas.openxmlformats.org/drawingml/2006/main">
-                  <a:graphicData uri="http://schemas.microsoft.com/office/word/2010/wordprocessingShape">
-                    <wps:wsp>
-                      <wps:cNvSpPr/>
-                      <wps:spPr>
-                        <a:xfrm>
-                          <a:off x="0" y="0"/>
-                          <a:ext cx="676275" cy="10020300"/>
-                        </a:xfrm>
-                        <a:prstGeom prst="rect">
-                          <a:avLst/>
-                        </a:prstGeom>
-                      </wps:spPr>
-                      <wps:style>
-                        <a:lnRef idx="2">
-                          <a:schemeClr val="accent1">
-                            <a:shade val="15000"/>
-                          </a:schemeClr>
-                        </a:lnRef>
-                        <a:fillRef idx="1">
-                          <a:schemeClr val="accent1"/>
-                        </a:fillRef>
-                        <a:effectRef idx="0">
-                          <a:schemeClr val="accent1"/>
-                        </a:effectRef>
-                        <a:fontRef idx="minor">
-                          <a:schemeClr val="lt1"/>
-                        </a:fontRef>
-                      </wps:style>
-                      <wps:bodyPr rot="0" spcFirstLastPara="0" vertOverflow="overflow" horzOverflow="overflow" vert="horz" wrap="square" lIns="91440" tIns="45720" rIns="91440" bIns="45720" numCol="1" spcCol="0" rtlCol="0" fromWordArt="0" anchor="ctr" anchorCtr="0" forceAA="0" compatLnSpc="1">
-                        <a:prstTxWarp prst="textNoShape">
-                          <a:avLst/>
-                        </a:prstTxWarp>
-                        <a:noAutofit/>
-                      </wps:bodyPr>
-                    </wps:wsp>
-                  </a:graphicData>
-                </a:graphic>
-                <wp14:sizeRelV relativeFrom="margin">
-                  <wp14:pctHeight>0</wp14:pctHeight>
-                </wp14:sizeRelV>
-              </wp:anchor>
-            </w:drawing>
-          </mc:Choice>
-          <mc:Fallback>
-            <w:pict>
-              <v:rect w14:anchorId="553E3985" id="Rectangle 1" o:spid="_x0000_s1026" style="position:absolute;margin-left:-54.6pt;margin-top:-272.85pt;width:53.25pt;height:789pt;z-index:251659264;visibility:visible;mso-wrap-style:square;mso-height-percent:0;mso-wrap-distance-left:9pt;mso-wrap-distance-top:0;mso-wrap-distance-right:9pt;mso-wrap-distance-bottom:0;mso-position-horizontal:absolute;mso-position-horizontal-relative:text;mso-position-vertical:absolute;mso-position-vertical-relative:text;mso-height-percent:0;mso-height-relative:margin;v-text-anchor:middle" o:gfxdata="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" fillcolor="#4472c4 [3204]" strokecolor="#09101d [484]" strokeweight="1pt"/>
-            </w:pict>
-          </mc:Fallback>
-        </mc:AlternateContent>
-      </w:r>
-    </w:p>
-    <w:tbl>
-      <w:tblPr>
-        <w:tblStyle w:val="TableGrid"/>
-        <w:tblW w:w="0" w:type="auto"/>
-        <w:tblLook w:val="04A0" w:firstRow="1" w:lastRow="0" w:firstColumn="1" w:lastColumn="0" w:noHBand="0" w:noVBand="1"/>
-      </w:tblPr>
-      <w:tblGrid>
-        <w:gridCol w:w="9926"/>
-      </w:tblGrid>
       <w:tr>
+        <w:trPr>
+          <w:trHeight w:val="296"/>
+        </w:trPr>
         <w:tc>
           <w:tcPr>
-            <w:tcW w:w="9926" w:type="dxa"/>
+            <w:tcW w:w="9360" w:type="dxa"/>
+            <w:gridSpan w:val="4"/>
+            <w:tcBorders>
+              <w:top w:val="single" w:sz="24" w:space="0" w:color="4A57E0"/>
+              <w:left w:val="nil"/>
+              <w:bottom w:val="nil"/>
+              <w:right w:val="nil"/>
+            </w:tcBorders>
+            <w:hideMark/>
+          </w:tcPr>
+          <w:p>
+            <w:r>
+              <w:t>​​</w:t>
+            </w:r>
+            <w:r>
+              <w:rPr>
+                <w:b/>
+                <w:bCs/>
+              </w:rPr>
+              <w:t>Education​</w:t>
+            </w:r>
+            <w:r>
+              <w:t> </w:t>
+            </w:r>
+          </w:p>
+        </w:tc>
+      </w:tr>
+      <w:tr>
+        <w:trPr>
+          <w:trHeight w:val="296"/>
+        </w:trPr>
+        <w:tc>
+          <w:tcPr>
+            <w:tcW w:w="5073" w:type="dxa"/>
+            <w:gridSpan w:val="3"/>
             <w:tcBorders>
               <w:top w:val="nil"/>
               <w:left w:val="nil"/>
               <w:bottom w:val="nil"/>
               <w:right w:val="nil"/>
             </w:tcBorders>
+            <w:hideMark/>
           </w:tcPr>
           <w:p>
             <w:pPr>
-              <w:keepNext/>
-              <w:keepLines/>
-              <w:pBdr>
-                <w:bottom w:val="single" w:sz="12" w:space="1" w:color="auto"/>
-              </w:pBdr>
-            </w:pPr>
-            <w:r>
-              <w:t>{#hasWorkExperience}</w:t>
-            </w:r>
-          </w:p>
-          <w:p>
-            <w:pPr>
-              <w:keepNext/>
-              <w:keepLines/>
-              <w:pBdr>
-                <w:bottom w:val="single" w:sz="12" w:space="1" w:color="auto"/>
-              </w:pBdr>
+              <w:spacing w:after="0" w:line="240" w:lineRule="auto"/>
               <w:rPr>
-                <w:sz w:val="48"/>
-                <w:szCs w:val="48"/>
+                <w:b/>
+                <w:bCs/>
               </w:rPr>
             </w:pPr>
             <w:r>
-              <w:rPr>
-                <w:sz w:val="48"/>
-                <w:szCs w:val="48"/>
-              </w:rPr>
-              <w:t>WORK EXPERIENCE</w:t>
-            </w:r>
-          </w:p>
-          <w:p>
-            <w:pPr>
-              <w:keepNext/>
-              <w:keepLines/>
-            </w:pPr>
-            <w:r>
-              <w:t>{#workExperience}</w:t>
-            </w:r>
-          </w:p>
-          <w:tbl>
-            <w:tblPr>
-              <w:tblStyle w:val="TableGrid"/>
-              <w:tblW w:w="9310" w:type="dxa"/>
-              <w:tblBorders>
-                <w:top w:val="none" w:sz="0" w:space="0" w:color="auto"/>
-                <w:left w:val="none" w:sz="0" w:space="0" w:color="auto"/>
-                <w:bottom w:val="none" w:sz="0" w:space="0" w:color="auto"/>
-                <w:right w:val="none" w:sz="0" w:space="0" w:color="auto"/>
-                <w:insideH w:val="none" w:sz="0" w:space="0" w:color="auto"/>
-                <w:insideV w:val="none" w:sz="0" w:space="0" w:color="auto"/>
-              </w:tblBorders>
-              <w:tblLook w:val="04A0" w:firstRow="1" w:lastRow="0" w:firstColumn="1" w:lastColumn="0" w:noHBand="0" w:noVBand="1"/>
-            </w:tblPr>
-            <w:tblGrid>
-              <w:gridCol w:w="5881"/>
-              <w:gridCol w:w="3429"/>
-            </w:tblGrid>
-            <w:tr>
-              <w:trPr>
-                <w:trHeight w:val="426"/>
-              </w:trPr>
-              <w:tc>
-                <w:tcPr>
-                  <w:tcW w:w="5881" w:type="dxa"/>
-                </w:tcPr>
-                <w:p>
-                  <w:pPr>
-                    <w:keepNext/>
-                    <w:keepLines/>
-                    <w:spacing w:before="120"/>
-                    <w:rPr>
-                      <w:sz w:val="24"/>
-                      <w:szCs w:val="24"/>
-                    </w:rPr>
-                  </w:pPr>
-                  <w:proofErr w:type="gramStart"/>
-                  <w:r>
-                    <w:rPr>
-                      <w:sz w:val="24"/>
-                      <w:szCs w:val="24"/>
-                    </w:rPr>
-                    <w:t>{title}, {</w:t>
-                  </w:r>
-                  <w:proofErr w:type="gramEnd"/>
-                  <w:r>
-                    <w:rPr>
-                      <w:sz w:val="24"/>
-                      <w:szCs w:val="24"/>
-                    </w:rPr>
-                    <w:t xml:space="preserve">employer} </w:t>
-                  </w:r>
-                </w:p>
-                <w:p>
-                  <w:pPr>
-                    <w:keepNext/>
-                    <w:keepLines/>
-                    <w:rPr>
-                      <w:i/>
-                      <w:iCs/>
-                    </w:rPr>
-                  </w:pPr>
-                  <w:r>
-                    <w:rPr>
-                      <w:i/>
-                      <w:iCs/>
-                    </w:rPr>
-                    <w:t>({</w:t>
-                  </w:r>
-                  <w:proofErr w:type="spellStart"/>
-                  <w:r>
-                    <w:rPr>
-                      <w:i/>
-                      <w:iCs/>
-                      <w:sz w:val="24"/>
-                      <w:szCs w:val="24"/>
-                    </w:rPr>
-                    <w:t>employerCity</w:t>
-                  </w:r>
-                  <w:proofErr w:type="spellEnd"/>
-                  <w:r>
-                    <w:rPr>
-                      <w:i/>
-                      <w:iCs/>
-                      <w:sz w:val="24"/>
-                      <w:szCs w:val="24"/>
-                    </w:rPr>
-                    <w:t>}, {</w:t>
-                  </w:r>
-                  <w:proofErr w:type="spellStart"/>
-                  <w:r>
-                    <w:rPr>
-                      <w:i/>
-                      <w:iCs/>
-                      <w:sz w:val="24"/>
-                      <w:szCs w:val="24"/>
-                    </w:rPr>
-                    <w:t>employerState</w:t>
-                  </w:r>
-                  <w:proofErr w:type="spellEnd"/>
-                  <w:r>
-                    <w:rPr>
-                      <w:i/>
-                      <w:iCs/>
-                      <w:sz w:val="24"/>
-                      <w:szCs w:val="24"/>
-                    </w:rPr>
-                    <w:t>})</w:t>
-                  </w:r>
-                </w:p>
-              </w:tc>
-              <w:tc>
-                <w:tcPr>
-                  <w:tcW w:w="3429" w:type="dxa"/>
-                </w:tcPr>
-                <w:p>
-                  <w:pPr>
-                    <w:keepNext/>
-                    <w:keepLines/>
-                    <w:jc w:val="right"/>
-                    <w:rPr>
-                      <w:sz w:val="24"/>
-                      <w:szCs w:val="24"/>
-                    </w:rPr>
-                  </w:pPr>
-                  <w:r>
-                    <w:rPr>
-                      <w:sz w:val="24"/>
-                      <w:szCs w:val="24"/>
-                    </w:rPr>
-                    <w:t>{start} – {end}</w:t>
-                  </w:r>
-                </w:p>
-              </w:tc>
-            </w:tr>
-          </w:tbl>
-          <w:p>
-            <w:pPr>
-              <w:keepNext/>
-              <w:keepLines/>
-              <w:ind w:left="180"/>
-            </w:pPr>
-            <w:r>
-              <w:t>{#task</w:t>
-            </w:r>
-            <w:proofErr w:type="gramStart"/>
-            <w:r>
-              <w:t>1}•</w:t>
-            </w:r>
-            <w:proofErr w:type="gramEnd"/>
-            <w:r>
-              <w:t xml:space="preserve"> {task</w:t>
-            </w:r>
-            <w:proofErr w:type="gramStart"/>
-            <w:r>
-              <w:t>1}{</w:t>
-            </w:r>
-            <w:proofErr w:type="gramEnd"/>
-            <w:r>
-              <w:t>/task1}</w:t>
-            </w:r>
-          </w:p>
-          <w:p>
-            <w:pPr>
-              <w:keepNext/>
-              <w:keepLines/>
-              <w:ind w:left="180"/>
-            </w:pPr>
-            <w:r>
-              <w:t>{#task</w:t>
-            </w:r>
-            <w:proofErr w:type="gramStart"/>
-            <w:r>
-              <w:t>2}•</w:t>
-            </w:r>
-            <w:proofErr w:type="gramEnd"/>
-            <w:r>
-              <w:t xml:space="preserve"> {task</w:t>
-            </w:r>
-            <w:proofErr w:type="gramStart"/>
-            <w:r>
-              <w:t>2}{</w:t>
-            </w:r>
-            <w:proofErr w:type="gramEnd"/>
-            <w:r>
-              <w:t>/task2}</w:t>
-            </w:r>
-          </w:p>
-          <w:p>
-            <w:pPr>
-              <w:keepNext/>
-              <w:keepLines/>
-              <w:ind w:left="180"/>
-            </w:pPr>
-            <w:r>
-              <w:t>{#task</w:t>
-            </w:r>
-            <w:proofErr w:type="gramStart"/>
-            <w:r>
-              <w:t>3}•</w:t>
-            </w:r>
-            <w:proofErr w:type="gramEnd"/>
-            <w:r>
-              <w:t xml:space="preserve"> {task</w:t>
-            </w:r>
-            <w:proofErr w:type="gramStart"/>
-            <w:r>
-              <w:t>3}{</w:t>
-            </w:r>
-            <w:proofErr w:type="gramEnd"/>
-            <w:r>
-              <w:t>/task3}</w:t>
-            </w:r>
-          </w:p>
-          <w:p>
-            <w:pPr>
-              <w:keepNext/>
-              <w:keepLines/>
-              <w:ind w:left="180"/>
-            </w:pPr>
-            <w:r>
-              <w:t>{#task</w:t>
-            </w:r>
-            <w:proofErr w:type="gramStart"/>
-            <w:r>
-              <w:t>4}•</w:t>
-            </w:r>
-            <w:proofErr w:type="gramEnd"/>
-            <w:r>
-              <w:t xml:space="preserve"> {task</w:t>
-            </w:r>
-            <w:proofErr w:type="gramStart"/>
-            <w:r>
-              <w:t>4}{</w:t>
-            </w:r>
-            <w:proofErr w:type="gramEnd"/>
-            <w:r>
-              <w:t>/task4}</w:t>
-            </w:r>
-          </w:p>
-          <w:p>
-            <w:pPr>
-              <w:keepNext/>
-              <w:keepLines/>
-              <w:ind w:left="180"/>
-            </w:pPr>
-            <w:r>
-              <w:t>{#task</w:t>
-            </w:r>
-            <w:proofErr w:type="gramStart"/>
-            <w:r>
-              <w:t>5}•</w:t>
-            </w:r>
-            <w:proofErr w:type="gramEnd"/>
-            <w:r>
-              <w:t xml:space="preserve"> {task</w:t>
-            </w:r>
-            <w:proofErr w:type="gramStart"/>
-            <w:r>
-              <w:t>5}{</w:t>
-            </w:r>
-            <w:proofErr w:type="gramEnd"/>
-            <w:r>
-              <w:t>/task5}</w:t>
-            </w:r>
-          </w:p>
-          <w:p>
-            <w:pPr>
-              <w:keepNext/>
-              <w:keepLines/>
-              <w:rPr>
-                <w:i/>
-                <w:iCs/>
-                <w:sz w:val="28"/>
-                <w:szCs w:val="28"/>
-              </w:rPr>
-            </w:pPr>
-            <w:r>
-              <w:rPr>
-                <w:i/>
-                <w:iCs/>
-                <w:sz w:val="28"/>
-                <w:szCs w:val="28"/>
-              </w:rPr>
-              <w:t>{/</w:t>
-            </w:r>
-            <w:proofErr w:type="spellStart"/>
-            <w:r>
-              <w:rPr>
-                <w:i/>
-                <w:iCs/>
-                <w:sz w:val="28"/>
-                <w:szCs w:val="28"/>
-              </w:rPr>
-              <w:t>workExperience</w:t>
-            </w:r>
-            <w:proofErr w:type="spellEnd"/>
-            <w:r>
-              <w:rPr>
-                <w:i/>
-                <w:iCs/>
-                <w:sz w:val="28"/>
-                <w:szCs w:val="28"/>
-              </w:rPr>
-              <w:t>}</w:t>
-            </w:r>
-          </w:p>
-          <w:p>
-            <w:pPr>
-              <w:keepNext/>
-              <w:keepLines/>
-              <w:rPr>
-                <w:rFonts w:ascii="Georgia Pro Black" w:hAnsi="Georgia Pro Black"/>
-                <w:b/>
-                <w:bCs/>
-                <w:sz w:val="56"/>
-                <w:szCs w:val="56"/>
-              </w:rPr>
-            </w:pPr>
-            <w:r>
-              <w:t>{/</w:t>
-            </w:r>
-            <w:proofErr w:type="spellStart"/>
-            <w:r>
-              <w:t>hasWorkExperience</w:t>
-            </w:r>
-            <w:proofErr w:type="spellEnd"/>
-            <w:r>
-              <w:t>}</w:t>
-            </w:r>
-            <w:r>
-              <w:rPr>
-                <w:rFonts w:ascii="Georgia Pro Black" w:hAnsi="Georgia Pro Black"/>
-                <w:b/>
-                <w:bCs/>
-                <w:sz w:val="56"/>
-                <w:szCs w:val="56"/>
-              </w:rPr>
-              <w:br/>
+              <w:t>{#education}</w:t>
             </w:r>
           </w:p>
         </w:tc>
-      </w:tr>
-    </w:tbl>
-    <w:p>
-      <w:pPr>
-        <w:keepNext/>
-        <w:keepLines/>
-        <w:rPr>
-          <w:rFonts w:ascii="Georgia Pro Black" w:hAnsi="Georgia Pro Black"/>
-          <w:b/>
-          <w:bCs/>
-          <w:sz w:val="56"/>
-          <w:szCs w:val="56"/>
-        </w:rPr>
-      </w:pPr>
-    </w:p>
-    <w:tbl>
-      <w:tblPr>
-        <w:tblStyle w:val="TableGrid"/>
-        <w:tblpPr w:leftFromText="180" w:rightFromText="180" w:vertAnchor="text" w:horzAnchor="margin" w:tblpY="-9"/>
-        <w:tblOverlap w:val="never"/>
-        <w:tblW w:w="9895" w:type="dxa"/>
-        <w:tblLook w:val="04A0" w:firstRow="1" w:lastRow="0" w:firstColumn="1" w:lastColumn="0" w:noHBand="0" w:noVBand="1"/>
-      </w:tblPr>
-      <w:tblGrid>
-        <w:gridCol w:w="9895"/>
-      </w:tblGrid>
-      <w:tr>
         <w:tc>
           <w:tcPr>
-            <w:tcW w:w="9895" w:type="dxa"/>
+            <w:tcW w:w="4287" w:type="dxa"/>
             <w:tcBorders>
               <w:top w:val="nil"/>
               <w:left w:val="nil"/>
               <w:bottom w:val="nil"/>
               <w:right w:val="nil"/>
             </w:tcBorders>
+            <w:hideMark/>
           </w:tcPr>
           <w:p>
             <w:pPr>
-              <w:keepNext/>
-              <w:keepLines/>
-              <w:pBdr>
-                <w:bottom w:val="single" w:sz="12" w:space="1" w:color="auto"/>
-              </w:pBdr>
               <w:rPr>
-                <w:sz w:val="48"/>
-                <w:szCs w:val="48"/>
+                <w:b/>
+                <w:bCs/>
               </w:rPr>
             </w:pPr>
             <w:r>
               <w:rPr>
-                <w:sz w:val="48"/>
-                <w:szCs w:val="48"/>
+                <w:b/>
+                <w:bCs/>
               </w:rPr>
-              <w:t>SPECIALIZED TRAINING</w:t>
-            </w:r>
-          </w:p>
-          <w:p>
-            <w:pPr>
-              <w:keepNext/>
-              <w:keepLines/>
-              <w:rPr>
-                <w:i/>
-                <w:iCs/>
-                <w:sz w:val="28"/>
-                <w:szCs w:val="28"/>
-              </w:rPr>
-            </w:pPr>
-            <w:r>
-              <w:rPr>
-                <w:i/>
-                <w:iCs/>
-                <w:sz w:val="28"/>
-                <w:szCs w:val="28"/>
-              </w:rPr>
-              <w:br/>
-            </w:r>
-            <w:r>
-              <w:rPr>
-                <w:i/>
-                <w:iCs/>
-                <w:sz w:val="28"/>
-                <w:szCs w:val="28"/>
-              </w:rPr>
-              <w:t>PROGRAM STUDY DESCRIPTION</w:t>
-            </w:r>
-          </w:p>
-          <w:p>
-            <w:pPr>
-              <w:keepNext/>
-              <w:keepLines/>
-            </w:pPr>
-            <w:r>
-              <w:t>{</w:t>
-            </w:r>
-            <w:proofErr w:type="spellStart"/>
-            <w:r>
-              <w:t>programDescription</w:t>
-            </w:r>
-            <w:proofErr w:type="spellEnd"/>
-            <w:r>
-              <w:t>}</w:t>
-            </w:r>
-          </w:p>
-          <w:p>
-            <w:pPr>
-              <w:keepNext/>
-              <w:keepLines/>
-              <w:rPr>
-                <w:i/>
-                <w:iCs/>
-                <w:sz w:val="28"/>
-                <w:szCs w:val="28"/>
-              </w:rPr>
-            </w:pPr>
-            <w:r>
-              <w:rPr>
-                <w:i/>
-                <w:iCs/>
-                <w:sz w:val="28"/>
-                <w:szCs w:val="28"/>
-              </w:rPr>
-              <w:br/>
-            </w:r>
-            <w:r>
-              <w:rPr>
-                <w:i/>
-                <w:iCs/>
-                <w:sz w:val="28"/>
-                <w:szCs w:val="28"/>
-              </w:rPr>
-              <w:t xml:space="preserve">TOOLS </w:t>
-            </w:r>
-          </w:p>
-          <w:p>
-            <w:pPr>
-              <w:keepNext/>
-              <w:keepLines/>
-            </w:pPr>
-            <w:r>
-              <w:t>{</w:t>
-            </w:r>
-            <w:proofErr w:type="spellStart"/>
-            <w:r>
-              <w:t>programTools</w:t>
-            </w:r>
-            <w:proofErr w:type="spellEnd"/>
-            <w:r>
-              <w:t>}</w:t>
-            </w:r>
-          </w:p>
-          <w:p>
-            <w:pPr>
-              <w:keepNext/>
-              <w:keepLines/>
-            </w:pPr>
+              <w:t>​​</w:t>
+            </w:r>
           </w:p>
         </w:tc>
       </w:tr>
-    </w:tbl>
-    <w:p>
-      <w:pPr>
-        <w:keepNext/>
-        <w:keepLines/>
-      </w:pPr>
-      <w:r>
-        <w:rPr>
-          <w:rFonts w:ascii="Georgia Pro Black" w:hAnsi="Georgia Pro Black"/>
-          <w:b/>
-          <w:bCs/>
-          <w:noProof/>
-          <w:sz w:val="56"/>
-          <w:szCs w:val="56"/>
-        </w:rPr>
-        <w:lastRenderedPageBreak/>
-        <mc:AlternateContent>
-          <mc:Choice Requires="wps">
-            <w:drawing>
-              <wp:anchor distT="0" distB="0" distL="114300" distR="114300" simplePos="0" relativeHeight="251661312" behindDoc="0" locked="0" layoutInCell="1" allowOverlap="1" wp14:anchorId="4D6E3B46" wp14:editId="4C60DE71">
-                <wp:simplePos x="0" y="0"/>
-                <wp:positionH relativeFrom="leftMargin">
-                  <wp:align>right</wp:align>
-                </wp:positionH>
-                <wp:positionV relativeFrom="paragraph">
-                  <wp:posOffset>-546100</wp:posOffset>
-                </wp:positionV>
-                <wp:extent cx="676275" cy="10020300"/>
-                <wp:effectExtent l="0" t="0" r="28575" b="19050"/>
-                <wp:wrapNone/>
-                <wp:docPr id="434772624" name="Rectangle 1"/>
-                <wp:cNvGraphicFramePr/>
-                <a:graphic xmlns:a="http://schemas.openxmlformats.org/drawingml/2006/main">
-                  <a:graphicData uri="http://schemas.microsoft.com/office/word/2010/wordprocessingShape">
-                    <wps:wsp>
-                      <wps:cNvSpPr/>
-                      <wps:spPr>
-                        <a:xfrm>
-                          <a:off x="0" y="0"/>
-                          <a:ext cx="676275" cy="10020300"/>
-                        </a:xfrm>
-                        <a:prstGeom prst="rect">
-                          <a:avLst/>
-                        </a:prstGeom>
-                      </wps:spPr>
-                      <wps:style>
-                        <a:lnRef idx="2">
-                          <a:schemeClr val="accent1">
-                            <a:shade val="15000"/>
-                          </a:schemeClr>
-                        </a:lnRef>
-                        <a:fillRef idx="1">
-                          <a:schemeClr val="accent1"/>
-                        </a:fillRef>
-                        <a:effectRef idx="0">
-                          <a:schemeClr val="accent1"/>
-                        </a:effectRef>
-                        <a:fontRef idx="minor">
-                          <a:schemeClr val="lt1"/>
-                        </a:fontRef>
-                      </wps:style>
-                      <wps:bodyPr rot="0" spcFirstLastPara="0" vertOverflow="overflow" horzOverflow="overflow" vert="horz" wrap="square" lIns="91440" tIns="45720" rIns="91440" bIns="45720" numCol="1" spcCol="0" rtlCol="0" fromWordArt="0" anchor="ctr" anchorCtr="0" forceAA="0" compatLnSpc="1">
-                        <a:prstTxWarp prst="textNoShape">
-                          <a:avLst/>
-                        </a:prstTxWarp>
-                        <a:noAutofit/>
-                      </wps:bodyPr>
-                    </wps:wsp>
-                  </a:graphicData>
-                </a:graphic>
-                <wp14:sizeRelV relativeFrom="margin">
-                  <wp14:pctHeight>0</wp14:pctHeight>
-                </wp14:sizeRelV>
-              </wp:anchor>
-            </w:drawing>
-          </mc:Choice>
-          <mc:Fallback>
-            <w:pict>
-              <v:rect w14:anchorId="4FFD1DA1" id="Rectangle 1" o:spid="_x0000_s1026" style="position:absolute;margin-left:2.05pt;margin-top:-43pt;width:53.25pt;height:789pt;z-index:251661312;visibility:visible;mso-wrap-style:square;mso-height-percent:0;mso-wrap-distance-left:9pt;mso-wrap-distance-top:0;mso-wrap-distance-right:9pt;mso-wrap-distance-bottom:0;mso-position-horizontal:right;mso-position-horizontal-relative:left-margin-area;mso-position-vertical:absolute;mso-position-vertical-relative:text;mso-height-percent:0;mso-height-relative:margin;v-text-anchor:middle" o:gfxdata="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" fillcolor="#4472c4 [3204]" strokecolor="#09101d [484]" strokeweight="1pt">
-                <w10:wrap anchorx="margin"/>
-              </v:rect>
-            </w:pict>
-          </mc:Fallback>
-        </mc:AlternateContent>
-      </w:r>
-    </w:p>
-    <w:tbl>
-      <w:tblPr>
-        <w:tblStyle w:val="TableGrid"/>
-        <w:tblW w:w="0" w:type="auto"/>
-        <w:tblLook w:val="04A0" w:firstRow="1" w:lastRow="0" w:firstColumn="1" w:lastColumn="0" w:noHBand="0" w:noVBand="1"/>
-      </w:tblPr>
-      <w:tblGrid>
-        <w:gridCol w:w="9926"/>
-      </w:tblGrid>
       <w:tr>
         <w:trPr>
-          <w:cantSplit/>
+          <w:trHeight w:val="356"/>
         </w:trPr>
         <w:tc>
           <w:tcPr>
-            <w:tcW w:w="9926" w:type="dxa"/>
+            <w:tcW w:w="9360" w:type="dxa"/>
+            <w:gridSpan w:val="4"/>
             <w:tcBorders>
               <w:top w:val="nil"/>
               <w:left w:val="nil"/>
               <w:bottom w:val="nil"/>
               <w:right w:val="nil"/>
             </w:tcBorders>
+            <w:hideMark/>
           </w:tcPr>
-          <w:p>
-            <w:pPr>
-              <w:keepNext/>
-              <w:keepLines/>
-            </w:pPr>
-            <w:r>
-              <w:t>{#hasEducation}</w:t>
-            </w:r>
-          </w:p>
-          <w:p>
-            <w:pPr>
-              <w:keepNext/>
-              <w:keepLines/>
-              <w:pBdr>
-                <w:bottom w:val="single" w:sz="12" w:space="1" w:color="auto"/>
-              </w:pBdr>
-              <w:rPr>
-                <w:sz w:val="48"/>
-                <w:szCs w:val="48"/>
-              </w:rPr>
-            </w:pPr>
-            <w:r>
-              <w:rPr>
-                <w:sz w:val="48"/>
-                <w:szCs w:val="48"/>
-              </w:rPr>
-              <w:t>EDUCATION</w:t>
-            </w:r>
-          </w:p>
-          <w:p>
-            <w:pPr>
-              <w:keepNext/>
-              <w:keepLines/>
-            </w:pPr>
-            <w:r>
-              <w:t>{#education}</w:t>
-            </w:r>
-          </w:p>
           <w:tbl>
             <w:tblPr>
               <w:tblStyle w:val="TableGrid"/>
@@ -1102,19 +570,21 @@
               <w:tblLook w:val="04A0" w:firstRow="1" w:lastRow="0" w:firstColumn="1" w:lastColumn="0" w:noHBand="0" w:noVBand="1"/>
             </w:tblPr>
             <w:tblGrid>
-              <w:gridCol w:w="5040"/>
-              <w:gridCol w:w="4310"/>
+              <w:gridCol w:w="3161"/>
+              <w:gridCol w:w="2703"/>
             </w:tblGrid>
             <w:tr>
+              <w:trPr>
+                <w:trHeight w:val="816"/>
+              </w:trPr>
               <w:tc>
                 <w:tcPr>
-                  <w:tcW w:w="5040" w:type="dxa"/>
+                  <w:tcW w:w="3161" w:type="dxa"/>
                 </w:tcPr>
                 <w:p>
                   <w:pPr>
                     <w:keepNext/>
                     <w:keepLines/>
-                    <w:spacing w:before="120"/>
                     <w:rPr>
                       <w:sz w:val="24"/>
                       <w:szCs w:val="24"/>
@@ -1164,7 +634,6 @@
                   <w:pPr>
                     <w:keepNext/>
                     <w:keepLines/>
-                    <w:spacing w:before="120" w:line="278" w:lineRule="auto"/>
                     <w:rPr>
                       <w:i/>
                       <w:iCs/>
@@ -1182,7 +651,6 @@
                   <w:pPr>
                     <w:keepNext/>
                     <w:keepLines/>
-                    <w:spacing w:before="120"/>
                   </w:pPr>
                   <w:r>
                     <w:t>{notes}</w:t>
@@ -1191,18 +659,25 @@
               </w:tc>
               <w:tc>
                 <w:tcPr>
-                  <w:tcW w:w="4310" w:type="dxa"/>
+                  <w:tcW w:w="2703" w:type="dxa"/>
                 </w:tcPr>
                 <w:p>
                   <w:pPr>
                     <w:keepNext/>
                     <w:keepLines/>
-                    <w:jc w:val="right"/>
+                    <w:jc w:val="center"/>
                     <w:rPr>
                       <w:sz w:val="24"/>
                       <w:szCs w:val="24"/>
                     </w:rPr>
                   </w:pPr>
+                  <w:r>
+                    <w:rPr>
+                      <w:sz w:val="24"/>
+                      <w:szCs w:val="24"/>
+                    </w:rPr>
+                    <w:t xml:space="preserve">      </w:t>
+                  </w:r>
                   <w:r>
                     <w:rPr>
                       <w:sz w:val="24"/>
@@ -1258,11 +733,119 @@
           </w:tbl>
           <w:p>
             <w:pPr>
+              <w:spacing w:after="0" w:line="240" w:lineRule="auto"/>
+            </w:pPr>
+            <w:r>
+              <w:t>{/education}</w:t>
+            </w:r>
+          </w:p>
+        </w:tc>
+      </w:tr>
+      <w:tr>
+        <w:trPr>
+          <w:trHeight w:val="296"/>
+        </w:trPr>
+        <w:tc>
+          <w:tcPr>
+            <w:tcW w:w="5073" w:type="dxa"/>
+            <w:gridSpan w:val="3"/>
+            <w:tcBorders>
+              <w:top w:val="nil"/>
+              <w:left w:val="nil"/>
+              <w:bottom w:val="nil"/>
+              <w:right w:val="nil"/>
+            </w:tcBorders>
+            <w:hideMark/>
+          </w:tcPr>
+          <w:p>
+            <w:pPr>
+              <w:spacing w:after="0" w:line="240" w:lineRule="auto"/>
+              <w:rPr>
+                <w:b/>
+                <w:bCs/>
+              </w:rPr>
+            </w:pPr>
+            <w:r>
+              <w:t>{/hasEducation}</w:t>
+            </w:r>
+          </w:p>
+        </w:tc>
+        <w:tc>
+          <w:tcPr>
+            <w:tcW w:w="4287" w:type="dxa"/>
+            <w:tcBorders>
+              <w:top w:val="nil"/>
+              <w:left w:val="nil"/>
+              <w:bottom w:val="nil"/>
+              <w:right w:val="nil"/>
+            </w:tcBorders>
+            <w:hideMark/>
+          </w:tcPr>
+          <w:p>
+            <w:pPr>
+              <w:rPr>
+                <w:b/>
+                <w:bCs/>
+              </w:rPr>
+            </w:pPr>
+            <w:r>
+              <w:rPr>
+                <w:b/>
+                <w:bCs/>
+              </w:rPr>
+              <w:t>​​</w:t>
+            </w:r>
+          </w:p>
+        </w:tc>
+      </w:tr>
+      <w:tr>
+        <w:trPr>
+          <w:trHeight w:val="638"/>
+        </w:trPr>
+        <w:tc>
+          <w:tcPr>
+            <w:tcW w:w="9360" w:type="dxa"/>
+            <w:gridSpan w:val="4"/>
+            <w:tcBorders>
+              <w:top w:val="nil"/>
+              <w:left w:val="nil"/>
+              <w:bottom w:val="single" w:sz="24" w:space="0" w:color="4A57E0"/>
+              <w:right w:val="nil"/>
+            </w:tcBorders>
+            <w:hideMark/>
+          </w:tcPr>
+          <w:p>
+            <w:pPr>
+              <w:spacing w:after="0" w:line="240" w:lineRule="auto"/>
+            </w:pPr>
+            <w:r>
+              <w:t>{#education}</w:t>
+            </w:r>
+          </w:p>
+          <w:p>
+            <w:pPr>
+              <w:spacing w:after="0" w:line="240" w:lineRule="auto"/>
+              <w:rPr>
+                <w:b/>
+                <w:bCs/>
+              </w:rPr>
+            </w:pPr>
+          </w:p>
+          <w:p>
+            <w:pPr>
               <w:keepNext/>
               <w:keepLines/>
+              <w:rPr>
+                <w:b/>
+                <w:bCs/>
+              </w:rPr>
             </w:pPr>
             <w:r>
-              <w:t>{/education}</w:t>
+              <w:rPr>
+                <w:b/>
+                <w:bCs/>
+              </w:rPr>
+              <w:t xml:space="preserve">Program Study Description </w:t>
             </w:r>
           </w:p>
           <w:p>
@@ -1271,7 +854,39 @@
               <w:keepLines/>
             </w:pPr>
             <w:r>
-              <w:t>{/hasEducation}</w:t>
+              <w:t>{</w:t>
+            </w:r>
+            <w:proofErr w:type="spellStart"/>
+            <w:r>
+              <w:t>programDescription</w:t>
+            </w:r>
+            <w:proofErr w:type="spellEnd"/>
+            <w:r>
+              <w:t>}</w:t>
+            </w:r>
+          </w:p>
+          <w:p>
+            <w:pPr>
+              <w:spacing w:after="0" w:line="240" w:lineRule="auto"/>
+              <w:rPr>
+                <w:b/>
+                <w:bCs/>
+              </w:rPr>
+            </w:pPr>
+            <w:r>
+              <w:rPr>
+                <w:b/>
+                <w:bCs/>
+              </w:rPr>
+              <w:br/>
+              <w:t>T</w:t>
+            </w:r>
+            <w:r>
+              <w:rPr>
+                <w:b/>
+                <w:bCs/>
+              </w:rPr>
+              <w:t>ools</w:t>
             </w:r>
           </w:p>
           <w:p>
@@ -1279,64 +894,362 @@
               <w:keepNext/>
               <w:keepLines/>
             </w:pPr>
+            <w:r>
+              <w:t>{</w:t>
+            </w:r>
+            <w:proofErr w:type="spellStart"/>
+            <w:r>
+              <w:t>programTools</w:t>
+            </w:r>
+            <w:proofErr w:type="spellEnd"/>
+            <w:r>
+              <w:t>}</w:t>
+            </w:r>
           </w:p>
           <w:p>
             <w:pPr>
               <w:keepNext/>
               <w:keepLines/>
             </w:pPr>
+            <w:r>
+              <w:br/>
+            </w:r>
+            <w:r>
+              <w:t>{#hasWorkExperience}</w:t>
+            </w:r>
           </w:p>
           <w:p>
             <w:pPr>
-              <w:keepNext/>
-              <w:keepLines/>
+              <w:spacing w:after="0" w:line="240" w:lineRule="auto"/>
             </w:pPr>
           </w:p>
         </w:tc>
       </w:tr>
       <w:tr>
-        <w:tblPrEx>
-          <w:tblBorders>
-            <w:top w:val="none" w:sz="0" w:space="0" w:color="auto"/>
-            <w:left w:val="none" w:sz="0" w:space="0" w:color="auto"/>
-            <w:bottom w:val="none" w:sz="0" w:space="0" w:color="auto"/>
-            <w:right w:val="none" w:sz="0" w:space="0" w:color="auto"/>
-            <w:insideH w:val="none" w:sz="0" w:space="0" w:color="auto"/>
-            <w:insideV w:val="none" w:sz="0" w:space="0" w:color="auto"/>
-          </w:tblBorders>
-        </w:tblPrEx>
+        <w:trPr>
+          <w:trHeight w:val="296"/>
+        </w:trPr>
         <w:tc>
           <w:tcPr>
-            <w:tcW w:w="9926" w:type="dxa"/>
+            <w:tcW w:w="9360" w:type="dxa"/>
+            <w:gridSpan w:val="4"/>
+            <w:tcBorders>
+              <w:top w:val="single" w:sz="24" w:space="0" w:color="4A57E0"/>
+              <w:left w:val="nil"/>
+              <w:bottom w:val="nil"/>
+              <w:right w:val="nil"/>
+            </w:tcBorders>
+            <w:hideMark/>
           </w:tcPr>
           <w:p>
             <w:pPr>
-              <w:keepNext/>
-              <w:keepLines/>
-              <w:pBdr>
-                <w:bottom w:val="single" w:sz="12" w:space="1" w:color="auto"/>
-              </w:pBdr>
-              <w:spacing w:after="120"/>
               <w:rPr>
-                <w:sz w:val="48"/>
-                <w:szCs w:val="48"/>
+                <w:b/>
+                <w:bCs/>
               </w:rPr>
             </w:pPr>
             <w:r>
               <w:rPr>
-                <w:sz w:val="48"/>
-                <w:szCs w:val="48"/>
+                <w:b/>
+                <w:bCs/>
               </w:rPr>
-              <w:t xml:space="preserve">CERTIFICATIONS </w:t>
-            </w:r>
-            <w:r>
+              <w:t>​​Experience​ </w:t>
+            </w:r>
+          </w:p>
+        </w:tc>
+      </w:tr>
+      <w:tr>
+        <w:trPr>
+          <w:trHeight w:val="296"/>
+        </w:trPr>
+        <w:tc>
+          <w:tcPr>
+            <w:tcW w:w="5073" w:type="dxa"/>
+            <w:gridSpan w:val="3"/>
+            <w:tcBorders>
+              <w:top w:val="nil"/>
+              <w:left w:val="nil"/>
+              <w:bottom w:val="nil"/>
+              <w:right w:val="nil"/>
+            </w:tcBorders>
+            <w:hideMark/>
+          </w:tcPr>
+          <w:p>
+            <w:pPr>
               <w:rPr>
-                <w:sz w:val="48"/>
-                <w:szCs w:val="48"/>
+                <w:b/>
+                <w:bCs/>
               </w:rPr>
-              <w:t>AND SKILLS</w:t>
+            </w:pPr>
+            <w:r>
+              <w:t>{#workExperience}</w:t>
             </w:r>
           </w:p>
+        </w:tc>
+        <w:tc>
+          <w:tcPr>
+            <w:tcW w:w="4287" w:type="dxa"/>
+            <w:tcBorders>
+              <w:top w:val="nil"/>
+              <w:left w:val="nil"/>
+              <w:bottom w:val="nil"/>
+              <w:right w:val="nil"/>
+            </w:tcBorders>
+            <w:hideMark/>
+          </w:tcPr>
+          <w:p>
+            <w:pPr>
+              <w:rPr>
+                <w:b/>
+                <w:bCs/>
+              </w:rPr>
+            </w:pPr>
+            <w:r>
+              <w:rPr>
+                <w:b/>
+                <w:bCs/>
+              </w:rPr>
+              <w:t>​​20XX – 20XX​ </w:t>
+            </w:r>
+          </w:p>
+        </w:tc>
+      </w:tr>
+      <w:tr>
+        <w:trPr>
+          <w:trHeight w:val="296"/>
+        </w:trPr>
+        <w:tc>
+          <w:tcPr>
+            <w:tcW w:w="9360" w:type="dxa"/>
+            <w:gridSpan w:val="4"/>
+            <w:tcBorders>
+              <w:top w:val="nil"/>
+              <w:left w:val="nil"/>
+              <w:bottom w:val="nil"/>
+              <w:right w:val="nil"/>
+            </w:tcBorders>
+            <w:hideMark/>
+          </w:tcPr>
+          <w:tbl>
+            <w:tblPr>
+              <w:tblStyle w:val="TableGrid"/>
+              <w:tblW w:w="5948" w:type="dxa"/>
+              <w:tblBorders>
+                <w:top w:val="none" w:sz="0" w:space="0" w:color="auto"/>
+                <w:left w:val="none" w:sz="0" w:space="0" w:color="auto"/>
+                <w:bottom w:val="none" w:sz="0" w:space="0" w:color="auto"/>
+                <w:right w:val="none" w:sz="0" w:space="0" w:color="auto"/>
+                <w:insideH w:val="none" w:sz="0" w:space="0" w:color="auto"/>
+                <w:insideV w:val="none" w:sz="0" w:space="0" w:color="auto"/>
+              </w:tblBorders>
+              <w:tblLook w:val="04A0" w:firstRow="1" w:lastRow="0" w:firstColumn="1" w:lastColumn="0" w:noHBand="0" w:noVBand="1"/>
+            </w:tblPr>
+            <w:tblGrid>
+              <w:gridCol w:w="3757"/>
+              <w:gridCol w:w="2191"/>
+            </w:tblGrid>
+            <w:tr>
+              <w:trPr>
+                <w:trHeight w:val="385"/>
+              </w:trPr>
+              <w:tc>
+                <w:tcPr>
+                  <w:tcW w:w="3757" w:type="dxa"/>
+                </w:tcPr>
+                <w:p>
+                  <w:pPr>
+                    <w:keepNext/>
+                    <w:keepLines/>
+                    <w:spacing w:before="120"/>
+                    <w:rPr>
+                      <w:sz w:val="24"/>
+                      <w:szCs w:val="24"/>
+                    </w:rPr>
+                  </w:pPr>
+                  <w:proofErr w:type="gramStart"/>
+                  <w:r>
+                    <w:rPr>
+                      <w:sz w:val="24"/>
+                      <w:szCs w:val="24"/>
+                    </w:rPr>
+                    <w:lastRenderedPageBreak/>
+                    <w:t>{title}, {</w:t>
+                  </w:r>
+                  <w:proofErr w:type="gramEnd"/>
+                  <w:r>
+                    <w:rPr>
+                      <w:sz w:val="24"/>
+                      <w:szCs w:val="24"/>
+                    </w:rPr>
+                    <w:t xml:space="preserve">employer} </w:t>
+                  </w:r>
+                </w:p>
+                <w:p>
+                  <w:pPr>
+                    <w:keepNext/>
+                    <w:keepLines/>
+                    <w:rPr>
+                      <w:i/>
+                      <w:iCs/>
+                    </w:rPr>
+                  </w:pPr>
+                  <w:r>
+                    <w:rPr>
+                      <w:i/>
+                      <w:iCs/>
+                    </w:rPr>
+                    <w:t>({</w:t>
+                  </w:r>
+                  <w:proofErr w:type="spellStart"/>
+                  <w:r>
+                    <w:rPr>
+                      <w:i/>
+                      <w:iCs/>
+                      <w:sz w:val="24"/>
+                      <w:szCs w:val="24"/>
+                    </w:rPr>
+                    <w:t>employerCity</w:t>
+                  </w:r>
+                  <w:proofErr w:type="spellEnd"/>
+                  <w:r>
+                    <w:rPr>
+                      <w:i/>
+                      <w:iCs/>
+                      <w:sz w:val="24"/>
+                      <w:szCs w:val="24"/>
+                    </w:rPr>
+                    <w:t>}, {</w:t>
+                  </w:r>
+                  <w:proofErr w:type="spellStart"/>
+                  <w:r>
+                    <w:rPr>
+                      <w:i/>
+                      <w:iCs/>
+                      <w:sz w:val="24"/>
+                      <w:szCs w:val="24"/>
+                    </w:rPr>
+                    <w:t>employerState</w:t>
+                  </w:r>
+                  <w:proofErr w:type="spellEnd"/>
+                  <w:r>
+                    <w:rPr>
+                      <w:i/>
+                      <w:iCs/>
+                      <w:sz w:val="24"/>
+                      <w:szCs w:val="24"/>
+                    </w:rPr>
+                    <w:t>})</w:t>
+                  </w:r>
+                </w:p>
+              </w:tc>
+              <w:tc>
+                <w:tcPr>
+                  <w:tcW w:w="2191" w:type="dxa"/>
+                </w:tcPr>
+                <w:p>
+                  <w:pPr>
+                    <w:keepNext/>
+                    <w:keepLines/>
+                    <w:rPr>
+                      <w:b/>
+                      <w:bCs/>
+                      <w:sz w:val="24"/>
+                      <w:szCs w:val="24"/>
+                    </w:rPr>
+                  </w:pPr>
+                  <w:r>
+                    <w:rPr>
+                      <w:sz w:val="24"/>
+                      <w:szCs w:val="24"/>
+                    </w:rPr>
+                    <w:t xml:space="preserve">                 </w:t>
+                  </w:r>
+                  <w:r>
+                    <w:rPr>
+                      <w:b/>
+                      <w:bCs/>
+                      <w:sz w:val="24"/>
+                      <w:szCs w:val="24"/>
+                    </w:rPr>
+                    <w:t>{start} – {end}</w:t>
+                  </w:r>
+                </w:p>
+              </w:tc>
+            </w:tr>
+          </w:tbl>
+          <w:p>
+            <w:r>
+              <w:t>{#task</w:t>
+            </w:r>
+            <w:proofErr w:type="gramStart"/>
+            <w:r>
+              <w:t>1}•</w:t>
+            </w:r>
+            <w:proofErr w:type="gramEnd"/>
+            <w:r>
+              <w:t xml:space="preserve"> {task</w:t>
+            </w:r>
+            <w:proofErr w:type="gramStart"/>
+            <w:r>
+              <w:t>1}{</w:t>
+            </w:r>
+            <w:proofErr w:type="gramEnd"/>
+            <w:r>
+              <w:t>/task1}</w:t>
+            </w:r>
+          </w:p>
+        </w:tc>
+      </w:tr>
+      <w:tr>
+        <w:trPr>
+          <w:gridAfter w:val="3"/>
+          <w:wAfter w:w="6765" w:type="dxa"/>
+          <w:trHeight w:val="296"/>
+        </w:trPr>
+        <w:tc>
+          <w:tcPr>
+            <w:tcW w:w="2595" w:type="dxa"/>
+            <w:tcBorders>
+              <w:top w:val="nil"/>
+              <w:left w:val="nil"/>
+              <w:bottom w:val="nil"/>
+              <w:right w:val="nil"/>
+            </w:tcBorders>
+            <w:hideMark/>
+          </w:tcPr>
+          <w:p>
+            <w:pPr>
+              <w:rPr>
+                <w:b/>
+                <w:bCs/>
+              </w:rPr>
+            </w:pPr>
+            <w:r>
+              <w:rPr>
+                <w:b/>
+                <w:bCs/>
+              </w:rPr>
+              <w:t>​​20XX – 20XX​ </w:t>
+            </w:r>
+          </w:p>
+        </w:tc>
+      </w:tr>
+      <w:tr>
+        <w:trPr>
+          <w:trHeight w:val="296"/>
+        </w:trPr>
+        <w:tc>
+          <w:tcPr>
+            <w:tcW w:w="9360" w:type="dxa"/>
+            <w:gridSpan w:val="4"/>
+            <w:tcBorders>
+              <w:top w:val="single" w:sz="24" w:space="0" w:color="4A57E0"/>
+              <w:left w:val="nil"/>
+              <w:bottom w:val="nil"/>
+              <w:right w:val="nil"/>
+            </w:tcBorders>
+            <w:hideMark/>
+          </w:tcPr>
           <w:tbl>
             <w:tblPr>
               <w:tblStyle w:val="TableGrid"/>
@@ -1369,6 +1282,9 @@
                     <w:keepLines/>
                   </w:pPr>
                   <w:r>
+                    <w:t>​</w:t>
+                  </w:r>
+                  <w:r>
                     <w:t>{#hasProgramCerts}</w:t>
                   </w:r>
                 </w:p>
@@ -1377,20 +1293,29 @@
                     <w:keepNext/>
                     <w:keepLines/>
                     <w:rPr>
-                      <w:i/>
-                      <w:iCs/>
+                      <w:b/>
+                      <w:bCs/>
                       <w:sz w:val="28"/>
                       <w:szCs w:val="28"/>
                     </w:rPr>
                   </w:pPr>
                   <w:r>
                     <w:rPr>
-                      <w:i/>
-                      <w:iCs/>
+                      <w:b/>
+                      <w:bCs/>
                       <w:sz w:val="28"/>
                       <w:szCs w:val="28"/>
                     </w:rPr>
-                    <w:t>CERTIFICATIONS</w:t>
+                    <w:t>C</w:t>
+                  </w:r>
+                  <w:r>
+                    <w:rPr>
+                      <w:b/>
+                      <w:bCs/>
+                      <w:sz w:val="28"/>
+                      <w:szCs w:val="28"/>
+                    </w:rPr>
+                    <w:t xml:space="preserve">ertifications </w:t>
                   </w:r>
                 </w:p>
                 <w:p>
@@ -1925,20 +1850,20 @@
                     <w:keepNext/>
                     <w:keepLines/>
                     <w:rPr>
-                      <w:i/>
-                      <w:iCs/>
+                      <w:b/>
+                      <w:bCs/>
                       <w:sz w:val="28"/>
                       <w:szCs w:val="28"/>
                     </w:rPr>
                   </w:pPr>
                   <w:r>
                     <w:rPr>
-                      <w:i/>
-                      <w:iCs/>
+                      <w:b/>
+                      <w:bCs/>
                       <w:sz w:val="28"/>
                       <w:szCs w:val="28"/>
                     </w:rPr>
-                    <w:t>SKILLS</w:t>
+                    <w:t>Skills</w:t>
                   </w:r>
                 </w:p>
                 <w:p>
@@ -2457,22 +2382,50 @@
               </w:tc>
             </w:tr>
           </w:tbl>
+          <w:p/>
+          <w:p/>
+          <w:p/>
+          <w:p/>
+        </w:tc>
+      </w:tr>
+      <w:tr>
+        <w:trPr>
+          <w:gridAfter w:val="2"/>
+          <w:wAfter w:w="6261" w:type="dxa"/>
+          <w:trHeight w:val="296"/>
+        </w:trPr>
+        <w:tc>
+          <w:tcPr>
+            <w:tcW w:w="3099" w:type="dxa"/>
+            <w:gridSpan w:val="2"/>
+            <w:tcBorders>
+              <w:top w:val="nil"/>
+              <w:left w:val="nil"/>
+              <w:bottom w:val="nil"/>
+              <w:right w:val="nil"/>
+            </w:tcBorders>
+            <w:hideMark/>
+          </w:tcPr>
           <w:p>
             <w:pPr>
-              <w:keepNext/>
+              <w:ind w:left="720"/>
             </w:pPr>
+            <w:r>
+              <w:t>​​ </w:t>
+            </w:r>
           </w:p>
         </w:tc>
       </w:tr>
     </w:tbl>
     <w:p>
-      <w:pPr>
-        <w:keepNext/>
-      </w:pPr>
+      <w:r>
+        <w:t> </w:t>
+      </w:r>
     </w:p>
+    <w:p/>
     <w:sectPr>
       <w:pgSz w:w="12240" w:h="15840"/>
-      <w:pgMar w:top="864" w:right="1152" w:bottom="576" w:left="1152" w:header="720" w:footer="720" w:gutter="0"/>
+      <w:pgMar w:top="1440" w:right="1440" w:bottom="1440" w:left="1440" w:header="720" w:footer="720" w:gutter="0"/>
       <w:cols w:space="720"/>
       <w:docGrid w:linePitch="360"/>
     </w:sectPr>
@@ -2480,518 +2433,919 @@
 </w:document>
 </file>
 
-<file path=word/endnotes.xml><?xml version="1.0" encoding="utf-8"?>
-<w:endnotes xmlns:wpc="http://schemas.microsoft.com/office/word/2010/wordprocessingCanvas" xmlns:cx="http://schemas.microsoft.com/office/drawing/2014/chartex" xmlns:cx1="http://schemas.microsoft.com/office/drawing/2015/9/8/chartex" xmlns:cx2="http://schemas.microsoft.com/office/drawing/2015/10/21/chartex" xmlns:cx3="http://schemas.microsoft.com/office/drawing/2016/5/9/chartex" xmlns:cx4="http://schemas.microsoft.com/office/drawing/2016/5/10/chartex" xmlns:cx5="http://schemas.microsoft.com/office/drawing/2016/5/11/chartex" xmlns:cx6="http://schemas.microsoft.com/office/drawing/2016/5/12/chartex" xmlns:cx7="http://schemas.microsoft.com/office/drawing/2016/5/13/chartex" xmlns:cx8="http://schemas.microsoft.com/office/drawing/2016/5/14/chartex" xmlns:mc="http://schemas.openxmlformats.org/markup-compatibility/2006" xmlns:aink="http://schemas.microsoft.com/office/drawing/2016/ink" xmlns:am3d="http://schemas.microsoft.com/office/drawing/2017/model3d" xmlns:o="urn:schemas-microsoft-com:office:office" xmlns:oel="http://schemas.microsoft.com/office/2019/extlst" xmlns:r="http://schemas.openxmlformats.org/officeDocument/2006/relationships" xmlns:m="http://schemas.openxmlformats.org/officeDocument/2006/math" xmlns:v="urn:schemas-microsoft-com:vml" xmlns:wp14="http://schemas.microsoft.com/office/word/2010/wordprocessingDrawing" xmlns:wp="http://schemas.openxmlformats.org/drawingml/2006/wordprocessingDrawing" xmlns:w10="urn:schemas-microsoft-com:office:word" xmlns:w="http://schemas.openxmlformats.org/wordprocessingml/2006/main" xmlns:w14="http://schemas.microsoft.com/office/word/2010/wordml" xmlns:w15="http://schemas.microsoft.com/office/word/2012/wordml" xmlns:w16cex="http://schemas.microsoft.com/office/word/2018/wordml/cex" xmlns:w16cid="http://schemas.microsoft.com/office/word/2016/wordml/cid" xmlns:w16="http://schemas.microsoft.com/office/word/2018/wordml" xmlns:w16du="http://schemas.microsoft.com/office/word/2023/wordml/word16du" xmlns:w16sdtdh="http://schemas.microsoft.com/office/word/2020/wordml/sdtdatahash" xmlns:w16sdtfl="http://schemas.microsoft.com/office/word/2024/wordml/sdtformatlock" xmlns:w16se="http://schemas.microsoft.com/office/word/2015/wordml/symex" xmlns:wpg="http://schemas.microsoft.com/office/word/2010/wordprocessingGroup" xmlns:wpi="http://schemas.microsoft.com/office/word/2010/wordprocessingInk" xmlns:wne="http://schemas.microsoft.com/office/word/2006/wordml" xmlns:wps="http://schemas.microsoft.com/office/word/2010/wordprocessingShape" mc:Ignorable="w14 w15 w16se w16cid w16 w16cex w16sdtdh w16sdtfl w16du wp14">
-  <w:endnote w:type="separator" w:id="-1">
-    <w:p>
-      <w:pPr>
-        <w:spacing w:after="0" w:line="240" w:lineRule="auto"/>
-      </w:pPr>
-      <w:r>
-        <w:separator/>
-      </w:r>
-    </w:p>
-  </w:endnote>
-  <w:endnote w:type="continuationSeparator" w:id="0">
-    <w:p>
-      <w:pPr>
-        <w:spacing w:after="0" w:line="240" w:lineRule="auto"/>
-      </w:pPr>
-      <w:r>
-        <w:continuationSeparator/>
-      </w:r>
-    </w:p>
-  </w:endnote>
-</w:endnotes>
-</file>
-
-<file path=word/footnotes.xml><?xml version="1.0" encoding="utf-8"?>
-<w:footnotes xmlns:wpc="http://schemas.microsoft.com/office/word/2010/wordprocessingCanvas" xmlns:cx="http://schemas.microsoft.com/office/drawing/2014/chartex" xmlns:cx1="http://schemas.microsoft.com/office/drawing/2015/9/8/chartex" xmlns:cx2="http://schemas.microsoft.com/office/drawing/2015/10/21/chartex" xmlns:cx3="http://schemas.microsoft.com/office/drawing/2016/5/9/chartex" xmlns:cx4="http://schemas.microsoft.com/office/drawing/2016/5/10/chartex" xmlns:cx5="http://schemas.microsoft.com/office/drawing/2016/5/11/chartex" xmlns:cx6="http://schemas.microsoft.com/office/drawing/2016/5/12/chartex" xmlns:cx7="http://schemas.microsoft.com/office/drawing/2016/5/13/chartex" xmlns:cx8="http://schemas.microsoft.com/office/drawing/2016/5/14/chartex" xmlns:mc="http://schemas.openxmlformats.org/markup-compatibility/2006" xmlns:aink="http://schemas.microsoft.com/office/drawing/2016/ink" xmlns:am3d="http://schemas.microsoft.com/office/drawing/2017/model3d" xmlns:o="urn:schemas-microsoft-com:office:office" xmlns:oel="http://schemas.microsoft.com/office/2019/extlst" xmlns:r="http://schemas.openxmlformats.org/officeDocument/2006/relationships" xmlns:m="http://schemas.openxmlformats.org/officeDocument/2006/math" xmlns:v="urn:schemas-microsoft-com:vml" xmlns:wp14="http://schemas.microsoft.com/office/word/2010/wordprocessingDrawing" xmlns:wp="http://schemas.openxmlformats.org/drawingml/2006/wordprocessingDrawing" xmlns:w10="urn:schemas-microsoft-com:office:word" xmlns:w="http://schemas.openxmlformats.org/wordprocessingml/2006/main" xmlns:w14="http://schemas.microsoft.com/office/word/2010/wordml" xmlns:w15="http://schemas.microsoft.com/office/word/2012/wordml" xmlns:w16cex="http://schemas.microsoft.com/office/word/2018/wordml/cex" xmlns:w16cid="http://schemas.microsoft.com/office/word/2016/wordml/cid" xmlns:w16="http://schemas.microsoft.com/office/word/2018/wordml" xmlns:w16du="http://schemas.microsoft.com/office/word/2023/wordml/word16du" xmlns:w16sdtdh="http://schemas.microsoft.com/office/word/2020/wordml/sdtdatahash" xmlns:w16sdtfl="http://schemas.microsoft.com/office/word/2024/wordml/sdtformatlock" xmlns:w16se="http://schemas.microsoft.com/office/word/2015/wordml/symex" xmlns:wpg="http://schemas.microsoft.com/office/word/2010/wordprocessingGroup" xmlns:wpi="http://schemas.microsoft.com/office/word/2010/wordprocessingInk" xmlns:wne="http://schemas.microsoft.com/office/word/2006/wordml" xmlns:wps="http://schemas.microsoft.com/office/word/2010/wordprocessingShape" mc:Ignorable="w14 w15 w16se w16cid w16 w16cex w16sdtdh w16sdtfl w16du wp14">
-  <w:footnote w:type="separator" w:id="-1">
-    <w:p>
-      <w:pPr>
-        <w:spacing w:after="0" w:line="240" w:lineRule="auto"/>
-      </w:pPr>
-      <w:r>
-        <w:separator/>
-      </w:r>
-    </w:p>
-  </w:footnote>
-  <w:footnote w:type="continuationSeparator" w:id="0">
-    <w:p>
-      <w:pPr>
-        <w:spacing w:after="0" w:line="240" w:lineRule="auto"/>
-      </w:pPr>
-      <w:r>
-        <w:continuationSeparator/>
-      </w:r>
-    </w:p>
-  </w:footnote>
-</w:footnotes>
-</file>
-
 <file path=word/numbering.xml><?xml version="1.0" encoding="utf-8"?>
 <w:numbering xmlns:wpc="http://schemas.microsoft.com/office/word/2010/wordprocessingCanvas" xmlns:cx="http://schemas.microsoft.com/office/drawing/2014/chartex" xmlns:cx1="http://schemas.microsoft.com/office/drawing/2015/9/8/chartex" xmlns:cx2="http://schemas.microsoft.com/office/drawing/2015/10/21/chartex" xmlns:cx3="http://schemas.microsoft.com/office/drawing/2016/5/9/chartex" xmlns:cx4="http://schemas.microsoft.com/office/drawing/2016/5/10/chartex" xmlns:cx5="http://schemas.microsoft.com/office/drawing/2016/5/11/chartex" xmlns:cx6="http://schemas.microsoft.com/office/drawing/2016/5/12/chartex" xmlns:cx7="http://schemas.microsoft.com/office/drawing/2016/5/13/chartex" xmlns:cx8="http://schemas.microsoft.com/office/drawing/2016/5/14/chartex" xmlns:mc="http://schemas.openxmlformats.org/markup-compatibility/2006" xmlns:aink="http://schemas.microsoft.com/office/drawing/2016/ink" xmlns:am3d="http://schemas.microsoft.com/office/drawing/2017/model3d" xmlns:o="urn:schemas-microsoft-com:office:office" xmlns:oel="http://schemas.microsoft.com/office/2019/extlst" xmlns:r="http://schemas.openxmlformats.org/officeDocument/2006/relationships" xmlns:m="http://schemas.openxmlformats.org/officeDocument/2006/math" xmlns:v="urn:schemas-microsoft-com:vml" xmlns:wp14="http://schemas.microsoft.com/office/word/2010/wordprocessingDrawing" xmlns:wp="http://schemas.openxmlformats.org/drawingml/2006/wordprocessingDrawing" xmlns:w10="urn:schemas-microsoft-com:office:word" xmlns:w="http://schemas.openxmlformats.org/wordprocessingml/2006/main" xmlns:w14="http://schemas.microsoft.com/office/word/2010/wordml" xmlns:w15="http://schemas.microsoft.com/office/word/2012/wordml" xmlns:w16cex="http://schemas.microsoft.com/office/word/2018/wordml/cex" xmlns:w16cid="http://schemas.microsoft.com/office/word/2016/wordml/cid" xmlns:w16="http://schemas.microsoft.com/office/word/2018/wordml" xmlns:w16du="http://schemas.microsoft.com/office/word/2023/wordml/word16du" xmlns:w16sdtdh="http://schemas.microsoft.com/office/word/2020/wordml/sdtdatahash" xmlns:w16sdtfl="http://schemas.microsoft.com/office/word/2024/wordml/sdtformatlock" xmlns:w16se="http://schemas.microsoft.com/office/word/2015/wordml/symex" xmlns:wpg="http://schemas.microsoft.com/office/word/2010/wordprocessingGroup" xmlns:wpi="http://schemas.microsoft.com/office/word/2010/wordprocessingInk" xmlns:wne="http://schemas.microsoft.com/office/word/2006/wordml" xmlns:wps="http://schemas.microsoft.com/office/word/2010/wordprocessingShape" mc:Ignorable="w14 w15 w16se w16cid w16 w16cex w16sdtdh w16sdtfl w16du wp14">
   <w:abstractNum w:abstractNumId="0" w15:restartNumberingAfterBreak="0">
-    <w:nsid w:val="11EC3C92"/>
-    <w:multiLevelType w:val="hybridMultilevel"/>
-    <w:tmpl w:val="EB4678C8"/>
-    <w:lvl w:ilvl="0" w:tplc="E84E742A">
-      <w:numFmt w:val="bullet"/>
-      <w:lvlText w:val="•"/>
-      <w:lvlJc w:val="left"/>
-      <w:pPr>
-        <w:ind w:left="1080" w:hanging="360"/>
-      </w:pPr>
-      <w:rPr>
-        <w:rFonts w:ascii="Open Sans" w:eastAsiaTheme="minorHAnsi" w:hAnsi="Open Sans" w:cs="Open Sans" w:hint="default"/>
-      </w:rPr>
-    </w:lvl>
-    <w:lvl w:ilvl="1" w:tplc="20000003" w:tentative="1">
-      <w:start w:val="1"/>
-      <w:numFmt w:val="bullet"/>
-      <w:lvlText w:val="o"/>
-      <w:lvlJc w:val="left"/>
-      <w:pPr>
-        <w:ind w:left="1800" w:hanging="360"/>
-      </w:pPr>
-      <w:rPr>
-        <w:rFonts w:ascii="Courier New" w:hAnsi="Courier New" w:cs="Courier New" w:hint="default"/>
-      </w:rPr>
-    </w:lvl>
-    <w:lvl w:ilvl="2" w:tplc="20000005" w:tentative="1">
-      <w:start w:val="1"/>
-      <w:numFmt w:val="bullet"/>
-      <w:lvlText w:val=""/>
-      <w:lvlJc w:val="left"/>
-      <w:pPr>
-        <w:ind w:left="2520" w:hanging="360"/>
-      </w:pPr>
-      <w:rPr>
-        <w:rFonts w:ascii="Wingdings" w:hAnsi="Wingdings" w:hint="default"/>
-      </w:rPr>
-    </w:lvl>
-    <w:lvl w:ilvl="3" w:tplc="20000001" w:tentative="1">
-      <w:start w:val="1"/>
-      <w:numFmt w:val="bullet"/>
-      <w:lvlText w:val=""/>
-      <w:lvlJc w:val="left"/>
-      <w:pPr>
-        <w:ind w:left="3240" w:hanging="360"/>
-      </w:pPr>
-      <w:rPr>
-        <w:rFonts w:ascii="Symbol" w:hAnsi="Symbol" w:hint="default"/>
-      </w:rPr>
-    </w:lvl>
-    <w:lvl w:ilvl="4" w:tplc="20000003" w:tentative="1">
-      <w:start w:val="1"/>
-      <w:numFmt w:val="bullet"/>
-      <w:lvlText w:val="o"/>
-      <w:lvlJc w:val="left"/>
-      <w:pPr>
-        <w:ind w:left="3960" w:hanging="360"/>
-      </w:pPr>
-      <w:rPr>
-        <w:rFonts w:ascii="Courier New" w:hAnsi="Courier New" w:cs="Courier New" w:hint="default"/>
-      </w:rPr>
-    </w:lvl>
-    <w:lvl w:ilvl="5" w:tplc="20000005" w:tentative="1">
-      <w:start w:val="1"/>
-      <w:numFmt w:val="bullet"/>
-      <w:lvlText w:val=""/>
-      <w:lvlJc w:val="left"/>
-      <w:pPr>
-        <w:ind w:left="4680" w:hanging="360"/>
-      </w:pPr>
-      <w:rPr>
-        <w:rFonts w:ascii="Wingdings" w:hAnsi="Wingdings" w:hint="default"/>
-      </w:rPr>
-    </w:lvl>
-    <w:lvl w:ilvl="6" w:tplc="20000001" w:tentative="1">
-      <w:start w:val="1"/>
-      <w:numFmt w:val="bullet"/>
-      <w:lvlText w:val=""/>
-      <w:lvlJc w:val="left"/>
-      <w:pPr>
-        <w:ind w:left="5400" w:hanging="360"/>
-      </w:pPr>
-      <w:rPr>
-        <w:rFonts w:ascii="Symbol" w:hAnsi="Symbol" w:hint="default"/>
-      </w:rPr>
-    </w:lvl>
-    <w:lvl w:ilvl="7" w:tplc="20000003" w:tentative="1">
-      <w:start w:val="1"/>
-      <w:numFmt w:val="bullet"/>
-      <w:lvlText w:val="o"/>
-      <w:lvlJc w:val="left"/>
-      <w:pPr>
-        <w:ind w:left="6120" w:hanging="360"/>
-      </w:pPr>
-      <w:rPr>
-        <w:rFonts w:ascii="Courier New" w:hAnsi="Courier New" w:cs="Courier New" w:hint="default"/>
-      </w:rPr>
-    </w:lvl>
-    <w:lvl w:ilvl="8" w:tplc="20000005" w:tentative="1">
-      <w:start w:val="1"/>
-      <w:numFmt w:val="bullet"/>
-      <w:lvlText w:val=""/>
-      <w:lvlJc w:val="left"/>
-      <w:pPr>
-        <w:ind w:left="6840" w:hanging="360"/>
-      </w:pPr>
-      <w:rPr>
-        <w:rFonts w:ascii="Wingdings" w:hAnsi="Wingdings" w:hint="default"/>
+    <w:nsid w:val="0D064E6E"/>
+    <w:multiLevelType w:val="multilevel"/>
+    <w:tmpl w:val="52308AC0"/>
+    <w:lvl w:ilvl="0">
+      <w:start w:val="1"/>
+      <w:numFmt w:val="bullet"/>
+      <w:lvlText w:val=""/>
+      <w:lvlJc w:val="left"/>
+      <w:pPr>
+        <w:tabs>
+          <w:tab w:val="num" w:pos="720"/>
+        </w:tabs>
+        <w:ind w:left="720" w:hanging="360"/>
+      </w:pPr>
+      <w:rPr>
+        <w:rFonts w:ascii="Symbol" w:hAnsi="Symbol" w:hint="default"/>
+        <w:sz w:val="20"/>
+      </w:rPr>
+    </w:lvl>
+    <w:lvl w:ilvl="1" w:tentative="1">
+      <w:start w:val="1"/>
+      <w:numFmt w:val="bullet"/>
+      <w:lvlText w:val=""/>
+      <w:lvlJc w:val="left"/>
+      <w:pPr>
+        <w:tabs>
+          <w:tab w:val="num" w:pos="1440"/>
+        </w:tabs>
+        <w:ind w:left="1440" w:hanging="360"/>
+      </w:pPr>
+      <w:rPr>
+        <w:rFonts w:ascii="Symbol" w:hAnsi="Symbol" w:hint="default"/>
+        <w:sz w:val="20"/>
+      </w:rPr>
+    </w:lvl>
+    <w:lvl w:ilvl="2" w:tentative="1">
+      <w:start w:val="1"/>
+      <w:numFmt w:val="bullet"/>
+      <w:lvlText w:val=""/>
+      <w:lvlJc w:val="left"/>
+      <w:pPr>
+        <w:tabs>
+          <w:tab w:val="num" w:pos="2160"/>
+        </w:tabs>
+        <w:ind w:left="2160" w:hanging="360"/>
+      </w:pPr>
+      <w:rPr>
+        <w:rFonts w:ascii="Symbol" w:hAnsi="Symbol" w:hint="default"/>
+        <w:sz w:val="20"/>
+      </w:rPr>
+    </w:lvl>
+    <w:lvl w:ilvl="3" w:tentative="1">
+      <w:start w:val="1"/>
+      <w:numFmt w:val="bullet"/>
+      <w:lvlText w:val=""/>
+      <w:lvlJc w:val="left"/>
+      <w:pPr>
+        <w:tabs>
+          <w:tab w:val="num" w:pos="2880"/>
+        </w:tabs>
+        <w:ind w:left="2880" w:hanging="360"/>
+      </w:pPr>
+      <w:rPr>
+        <w:rFonts w:ascii="Symbol" w:hAnsi="Symbol" w:hint="default"/>
+        <w:sz w:val="20"/>
+      </w:rPr>
+    </w:lvl>
+    <w:lvl w:ilvl="4" w:tentative="1">
+      <w:start w:val="1"/>
+      <w:numFmt w:val="bullet"/>
+      <w:lvlText w:val=""/>
+      <w:lvlJc w:val="left"/>
+      <w:pPr>
+        <w:tabs>
+          <w:tab w:val="num" w:pos="3600"/>
+        </w:tabs>
+        <w:ind w:left="3600" w:hanging="360"/>
+      </w:pPr>
+      <w:rPr>
+        <w:rFonts w:ascii="Symbol" w:hAnsi="Symbol" w:hint="default"/>
+        <w:sz w:val="20"/>
+      </w:rPr>
+    </w:lvl>
+    <w:lvl w:ilvl="5" w:tentative="1">
+      <w:start w:val="1"/>
+      <w:numFmt w:val="bullet"/>
+      <w:lvlText w:val=""/>
+      <w:lvlJc w:val="left"/>
+      <w:pPr>
+        <w:tabs>
+          <w:tab w:val="num" w:pos="4320"/>
+        </w:tabs>
+        <w:ind w:left="4320" w:hanging="360"/>
+      </w:pPr>
+      <w:rPr>
+        <w:rFonts w:ascii="Symbol" w:hAnsi="Symbol" w:hint="default"/>
+        <w:sz w:val="20"/>
+      </w:rPr>
+    </w:lvl>
+    <w:lvl w:ilvl="6" w:tentative="1">
+      <w:start w:val="1"/>
+      <w:numFmt w:val="bullet"/>
+      <w:lvlText w:val=""/>
+      <w:lvlJc w:val="left"/>
+      <w:pPr>
+        <w:tabs>
+          <w:tab w:val="num" w:pos="5040"/>
+        </w:tabs>
+        <w:ind w:left="5040" w:hanging="360"/>
+      </w:pPr>
+      <w:rPr>
+        <w:rFonts w:ascii="Symbol" w:hAnsi="Symbol" w:hint="default"/>
+        <w:sz w:val="20"/>
+      </w:rPr>
+    </w:lvl>
+    <w:lvl w:ilvl="7" w:tentative="1">
+      <w:start w:val="1"/>
+      <w:numFmt w:val="bullet"/>
+      <w:lvlText w:val=""/>
+      <w:lvlJc w:val="left"/>
+      <w:pPr>
+        <w:tabs>
+          <w:tab w:val="num" w:pos="5760"/>
+        </w:tabs>
+        <w:ind w:left="5760" w:hanging="360"/>
+      </w:pPr>
+      <w:rPr>
+        <w:rFonts w:ascii="Symbol" w:hAnsi="Symbol" w:hint="default"/>
+        <w:sz w:val="20"/>
+      </w:rPr>
+    </w:lvl>
+    <w:lvl w:ilvl="8" w:tentative="1">
+      <w:start w:val="1"/>
+      <w:numFmt w:val="bullet"/>
+      <w:lvlText w:val=""/>
+      <w:lvlJc w:val="left"/>
+      <w:pPr>
+        <w:tabs>
+          <w:tab w:val="num" w:pos="6480"/>
+        </w:tabs>
+        <w:ind w:left="6480" w:hanging="360"/>
+      </w:pPr>
+      <w:rPr>
+        <w:rFonts w:ascii="Symbol" w:hAnsi="Symbol" w:hint="default"/>
+        <w:sz w:val="20"/>
       </w:rPr>
     </w:lvl>
   </w:abstractNum>
   <w:abstractNum w:abstractNumId="1" w15:restartNumberingAfterBreak="0">
-    <w:nsid w:val="1DD51AC2"/>
-    <w:multiLevelType w:val="hybridMultilevel"/>
-    <w:tmpl w:val="6554D462"/>
-    <w:lvl w:ilvl="0" w:tplc="E84E742A">
-      <w:numFmt w:val="bullet"/>
-      <w:lvlText w:val="•"/>
-      <w:lvlJc w:val="left"/>
-      <w:pPr>
+    <w:nsid w:val="26DF69C5"/>
+    <w:multiLevelType w:val="multilevel"/>
+    <w:tmpl w:val="D1F416C8"/>
+    <w:lvl w:ilvl="0">
+      <w:start w:val="1"/>
+      <w:numFmt w:val="bullet"/>
+      <w:lvlText w:val=""/>
+      <w:lvlJc w:val="left"/>
+      <w:pPr>
+        <w:tabs>
+          <w:tab w:val="num" w:pos="720"/>
+        </w:tabs>
         <w:ind w:left="720" w:hanging="360"/>
       </w:pPr>
       <w:rPr>
-        <w:rFonts w:ascii="Open Sans" w:eastAsiaTheme="minorHAnsi" w:hAnsi="Open Sans" w:cs="Open Sans" w:hint="default"/>
-      </w:rPr>
-    </w:lvl>
-    <w:lvl w:ilvl="1" w:tplc="20000003" w:tentative="1">
-      <w:start w:val="1"/>
-      <w:numFmt w:val="bullet"/>
-      <w:lvlText w:val="o"/>
-      <w:lvlJc w:val="left"/>
-      <w:pPr>
+        <w:rFonts w:ascii="Symbol" w:hAnsi="Symbol" w:hint="default"/>
+        <w:sz w:val="20"/>
+      </w:rPr>
+    </w:lvl>
+    <w:lvl w:ilvl="1" w:tentative="1">
+      <w:start w:val="1"/>
+      <w:numFmt w:val="bullet"/>
+      <w:lvlText w:val=""/>
+      <w:lvlJc w:val="left"/>
+      <w:pPr>
+        <w:tabs>
+          <w:tab w:val="num" w:pos="1440"/>
+        </w:tabs>
         <w:ind w:left="1440" w:hanging="360"/>
       </w:pPr>
       <w:rPr>
-        <w:rFonts w:ascii="Courier New" w:hAnsi="Courier New" w:cs="Courier New" w:hint="default"/>
-      </w:rPr>
-    </w:lvl>
-    <w:lvl w:ilvl="2" w:tplc="20000005" w:tentative="1">
-      <w:start w:val="1"/>
-      <w:numFmt w:val="bullet"/>
-      <w:lvlText w:val=""/>
-      <w:lvlJc w:val="left"/>
-      <w:pPr>
+        <w:rFonts w:ascii="Symbol" w:hAnsi="Symbol" w:hint="default"/>
+        <w:sz w:val="20"/>
+      </w:rPr>
+    </w:lvl>
+    <w:lvl w:ilvl="2" w:tentative="1">
+      <w:start w:val="1"/>
+      <w:numFmt w:val="bullet"/>
+      <w:lvlText w:val=""/>
+      <w:lvlJc w:val="left"/>
+      <w:pPr>
+        <w:tabs>
+          <w:tab w:val="num" w:pos="2160"/>
+        </w:tabs>
         <w:ind w:left="2160" w:hanging="360"/>
       </w:pPr>
       <w:rPr>
-        <w:rFonts w:ascii="Wingdings" w:hAnsi="Wingdings" w:hint="default"/>
-      </w:rPr>
-    </w:lvl>
-    <w:lvl w:ilvl="3" w:tplc="20000001" w:tentative="1">
-      <w:start w:val="1"/>
-      <w:numFmt w:val="bullet"/>
-      <w:lvlText w:val=""/>
-      <w:lvlJc w:val="left"/>
-      <w:pPr>
+        <w:rFonts w:ascii="Symbol" w:hAnsi="Symbol" w:hint="default"/>
+        <w:sz w:val="20"/>
+      </w:rPr>
+    </w:lvl>
+    <w:lvl w:ilvl="3" w:tentative="1">
+      <w:start w:val="1"/>
+      <w:numFmt w:val="bullet"/>
+      <w:lvlText w:val=""/>
+      <w:lvlJc w:val="left"/>
+      <w:pPr>
+        <w:tabs>
+          <w:tab w:val="num" w:pos="2880"/>
+        </w:tabs>
         <w:ind w:left="2880" w:hanging="360"/>
       </w:pPr>
       <w:rPr>
         <w:rFonts w:ascii="Symbol" w:hAnsi="Symbol" w:hint="default"/>
-      </w:rPr>
-    </w:lvl>
-    <w:lvl w:ilvl="4" w:tplc="20000003" w:tentative="1">
-      <w:start w:val="1"/>
-      <w:numFmt w:val="bullet"/>
-      <w:lvlText w:val="o"/>
-      <w:lvlJc w:val="left"/>
-      <w:pPr>
+        <w:sz w:val="20"/>
+      </w:rPr>
+    </w:lvl>
+    <w:lvl w:ilvl="4" w:tentative="1">
+      <w:start w:val="1"/>
+      <w:numFmt w:val="bullet"/>
+      <w:lvlText w:val=""/>
+      <w:lvlJc w:val="left"/>
+      <w:pPr>
+        <w:tabs>
+          <w:tab w:val="num" w:pos="3600"/>
+        </w:tabs>
         <w:ind w:left="3600" w:hanging="360"/>
       </w:pPr>
       <w:rPr>
-        <w:rFonts w:ascii="Courier New" w:hAnsi="Courier New" w:cs="Courier New" w:hint="default"/>
-      </w:rPr>
-    </w:lvl>
-    <w:lvl w:ilvl="5" w:tplc="20000005" w:tentative="1">
-      <w:start w:val="1"/>
-      <w:numFmt w:val="bullet"/>
-      <w:lvlText w:val=""/>
-      <w:lvlJc w:val="left"/>
-      <w:pPr>
+        <w:rFonts w:ascii="Symbol" w:hAnsi="Symbol" w:hint="default"/>
+        <w:sz w:val="20"/>
+      </w:rPr>
+    </w:lvl>
+    <w:lvl w:ilvl="5" w:tentative="1">
+      <w:start w:val="1"/>
+      <w:numFmt w:val="bullet"/>
+      <w:lvlText w:val=""/>
+      <w:lvlJc w:val="left"/>
+      <w:pPr>
+        <w:tabs>
+          <w:tab w:val="num" w:pos="4320"/>
+        </w:tabs>
         <w:ind w:left="4320" w:hanging="360"/>
       </w:pPr>
       <w:rPr>
-        <w:rFonts w:ascii="Wingdings" w:hAnsi="Wingdings" w:hint="default"/>
-      </w:rPr>
-    </w:lvl>
-    <w:lvl w:ilvl="6" w:tplc="20000001" w:tentative="1">
-      <w:start w:val="1"/>
-      <w:numFmt w:val="bullet"/>
-      <w:lvlText w:val=""/>
-      <w:lvlJc w:val="left"/>
-      <w:pPr>
+        <w:rFonts w:ascii="Symbol" w:hAnsi="Symbol" w:hint="default"/>
+        <w:sz w:val="20"/>
+      </w:rPr>
+    </w:lvl>
+    <w:lvl w:ilvl="6" w:tentative="1">
+      <w:start w:val="1"/>
+      <w:numFmt w:val="bullet"/>
+      <w:lvlText w:val=""/>
+      <w:lvlJc w:val="left"/>
+      <w:pPr>
+        <w:tabs>
+          <w:tab w:val="num" w:pos="5040"/>
+        </w:tabs>
         <w:ind w:left="5040" w:hanging="360"/>
       </w:pPr>
       <w:rPr>
         <w:rFonts w:ascii="Symbol" w:hAnsi="Symbol" w:hint="default"/>
-      </w:rPr>
-    </w:lvl>
-    <w:lvl w:ilvl="7" w:tplc="20000003" w:tentative="1">
-      <w:start w:val="1"/>
-      <w:numFmt w:val="bullet"/>
-      <w:lvlText w:val="o"/>
-      <w:lvlJc w:val="left"/>
-      <w:pPr>
+        <w:sz w:val="20"/>
+      </w:rPr>
+    </w:lvl>
+    <w:lvl w:ilvl="7" w:tentative="1">
+      <w:start w:val="1"/>
+      <w:numFmt w:val="bullet"/>
+      <w:lvlText w:val=""/>
+      <w:lvlJc w:val="left"/>
+      <w:pPr>
+        <w:tabs>
+          <w:tab w:val="num" w:pos="5760"/>
+        </w:tabs>
         <w:ind w:left="5760" w:hanging="360"/>
       </w:pPr>
       <w:rPr>
-        <w:rFonts w:ascii="Courier New" w:hAnsi="Courier New" w:cs="Courier New" w:hint="default"/>
-      </w:rPr>
-    </w:lvl>
-    <w:lvl w:ilvl="8" w:tplc="20000005" w:tentative="1">
-      <w:start w:val="1"/>
-      <w:numFmt w:val="bullet"/>
-      <w:lvlText w:val=""/>
-      <w:lvlJc w:val="left"/>
-      <w:pPr>
+        <w:rFonts w:ascii="Symbol" w:hAnsi="Symbol" w:hint="default"/>
+        <w:sz w:val="20"/>
+      </w:rPr>
+    </w:lvl>
+    <w:lvl w:ilvl="8" w:tentative="1">
+      <w:start w:val="1"/>
+      <w:numFmt w:val="bullet"/>
+      <w:lvlText w:val=""/>
+      <w:lvlJc w:val="left"/>
+      <w:pPr>
+        <w:tabs>
+          <w:tab w:val="num" w:pos="6480"/>
+        </w:tabs>
         <w:ind w:left="6480" w:hanging="360"/>
       </w:pPr>
       <w:rPr>
-        <w:rFonts w:ascii="Wingdings" w:hAnsi="Wingdings" w:hint="default"/>
+        <w:rFonts w:ascii="Symbol" w:hAnsi="Symbol" w:hint="default"/>
+        <w:sz w:val="20"/>
       </w:rPr>
     </w:lvl>
   </w:abstractNum>
   <w:abstractNum w:abstractNumId="2" w15:restartNumberingAfterBreak="0">
-    <w:nsid w:val="2B384055"/>
-    <w:multiLevelType w:val="hybridMultilevel"/>
-    <w:tmpl w:val="71DA228A"/>
-    <w:lvl w:ilvl="0" w:tplc="E84E742A">
-      <w:numFmt w:val="bullet"/>
-      <w:lvlText w:val="•"/>
-      <w:lvlJc w:val="left"/>
-      <w:pPr>
+    <w:nsid w:val="2E2507A7"/>
+    <w:multiLevelType w:val="multilevel"/>
+    <w:tmpl w:val="6A76BA04"/>
+    <w:lvl w:ilvl="0">
+      <w:start w:val="1"/>
+      <w:numFmt w:val="bullet"/>
+      <w:lvlText w:val=""/>
+      <w:lvlJc w:val="left"/>
+      <w:pPr>
+        <w:tabs>
+          <w:tab w:val="num" w:pos="720"/>
+        </w:tabs>
         <w:ind w:left="720" w:hanging="360"/>
       </w:pPr>
       <w:rPr>
-        <w:rFonts w:ascii="Open Sans" w:eastAsiaTheme="minorHAnsi" w:hAnsi="Open Sans" w:cs="Open Sans" w:hint="default"/>
-      </w:rPr>
-    </w:lvl>
-    <w:lvl w:ilvl="1" w:tplc="20000003" w:tentative="1">
-      <w:start w:val="1"/>
-      <w:numFmt w:val="bullet"/>
-      <w:lvlText w:val="o"/>
-      <w:lvlJc w:val="left"/>
-      <w:pPr>
+        <w:rFonts w:ascii="Symbol" w:hAnsi="Symbol" w:hint="default"/>
+        <w:sz w:val="20"/>
+      </w:rPr>
+    </w:lvl>
+    <w:lvl w:ilvl="1" w:tentative="1">
+      <w:start w:val="1"/>
+      <w:numFmt w:val="bullet"/>
+      <w:lvlText w:val=""/>
+      <w:lvlJc w:val="left"/>
+      <w:pPr>
+        <w:tabs>
+          <w:tab w:val="num" w:pos="1440"/>
+        </w:tabs>
         <w:ind w:left="1440" w:hanging="360"/>
       </w:pPr>
       <w:rPr>
-        <w:rFonts w:ascii="Courier New" w:hAnsi="Courier New" w:cs="Courier New" w:hint="default"/>
-      </w:rPr>
-    </w:lvl>
-    <w:lvl w:ilvl="2" w:tplc="20000005" w:tentative="1">
-      <w:start w:val="1"/>
-      <w:numFmt w:val="bullet"/>
-      <w:lvlText w:val=""/>
-      <w:lvlJc w:val="left"/>
-      <w:pPr>
+        <w:rFonts w:ascii="Symbol" w:hAnsi="Symbol" w:hint="default"/>
+        <w:sz w:val="20"/>
+      </w:rPr>
+    </w:lvl>
+    <w:lvl w:ilvl="2" w:tentative="1">
+      <w:start w:val="1"/>
+      <w:numFmt w:val="bullet"/>
+      <w:lvlText w:val=""/>
+      <w:lvlJc w:val="left"/>
+      <w:pPr>
+        <w:tabs>
+          <w:tab w:val="num" w:pos="2160"/>
+        </w:tabs>
         <w:ind w:left="2160" w:hanging="360"/>
       </w:pPr>
       <w:rPr>
-        <w:rFonts w:ascii="Wingdings" w:hAnsi="Wingdings" w:hint="default"/>
-      </w:rPr>
-    </w:lvl>
-    <w:lvl w:ilvl="3" w:tplc="20000001" w:tentative="1">
-      <w:start w:val="1"/>
-      <w:numFmt w:val="bullet"/>
-      <w:lvlText w:val=""/>
-      <w:lvlJc w:val="left"/>
-      <w:pPr>
+        <w:rFonts w:ascii="Symbol" w:hAnsi="Symbol" w:hint="default"/>
+        <w:sz w:val="20"/>
+      </w:rPr>
+    </w:lvl>
+    <w:lvl w:ilvl="3" w:tentative="1">
+      <w:start w:val="1"/>
+      <w:numFmt w:val="bullet"/>
+      <w:lvlText w:val=""/>
+      <w:lvlJc w:val="left"/>
+      <w:pPr>
+        <w:tabs>
+          <w:tab w:val="num" w:pos="2880"/>
+        </w:tabs>
         <w:ind w:left="2880" w:hanging="360"/>
       </w:pPr>
       <w:rPr>
         <w:rFonts w:ascii="Symbol" w:hAnsi="Symbol" w:hint="default"/>
-      </w:rPr>
-    </w:lvl>
-    <w:lvl w:ilvl="4" w:tplc="20000003" w:tentative="1">
-      <w:start w:val="1"/>
-      <w:numFmt w:val="bullet"/>
-      <w:lvlText w:val="o"/>
-      <w:lvlJc w:val="left"/>
-      <w:pPr>
+        <w:sz w:val="20"/>
+      </w:rPr>
+    </w:lvl>
+    <w:lvl w:ilvl="4" w:tentative="1">
+      <w:start w:val="1"/>
+      <w:numFmt w:val="bullet"/>
+      <w:lvlText w:val=""/>
+      <w:lvlJc w:val="left"/>
+      <w:pPr>
+        <w:tabs>
+          <w:tab w:val="num" w:pos="3600"/>
+        </w:tabs>
         <w:ind w:left="3600" w:hanging="360"/>
       </w:pPr>
       <w:rPr>
-        <w:rFonts w:ascii="Courier New" w:hAnsi="Courier New" w:cs="Courier New" w:hint="default"/>
-      </w:rPr>
-    </w:lvl>
-    <w:lvl w:ilvl="5" w:tplc="20000005" w:tentative="1">
-      <w:start w:val="1"/>
-      <w:numFmt w:val="bullet"/>
-      <w:lvlText w:val=""/>
-      <w:lvlJc w:val="left"/>
-      <w:pPr>
+        <w:rFonts w:ascii="Symbol" w:hAnsi="Symbol" w:hint="default"/>
+        <w:sz w:val="20"/>
+      </w:rPr>
+    </w:lvl>
+    <w:lvl w:ilvl="5" w:tentative="1">
+      <w:start w:val="1"/>
+      <w:numFmt w:val="bullet"/>
+      <w:lvlText w:val=""/>
+      <w:lvlJc w:val="left"/>
+      <w:pPr>
+        <w:tabs>
+          <w:tab w:val="num" w:pos="4320"/>
+        </w:tabs>
         <w:ind w:left="4320" w:hanging="360"/>
       </w:pPr>
       <w:rPr>
-        <w:rFonts w:ascii="Wingdings" w:hAnsi="Wingdings" w:hint="default"/>
-      </w:rPr>
-    </w:lvl>
-    <w:lvl w:ilvl="6" w:tplc="20000001" w:tentative="1">
-      <w:start w:val="1"/>
-      <w:numFmt w:val="bullet"/>
-      <w:lvlText w:val=""/>
-      <w:lvlJc w:val="left"/>
-      <w:pPr>
+        <w:rFonts w:ascii="Symbol" w:hAnsi="Symbol" w:hint="default"/>
+        <w:sz w:val="20"/>
+      </w:rPr>
+    </w:lvl>
+    <w:lvl w:ilvl="6" w:tentative="1">
+      <w:start w:val="1"/>
+      <w:numFmt w:val="bullet"/>
+      <w:lvlText w:val=""/>
+      <w:lvlJc w:val="left"/>
+      <w:pPr>
+        <w:tabs>
+          <w:tab w:val="num" w:pos="5040"/>
+        </w:tabs>
         <w:ind w:left="5040" w:hanging="360"/>
       </w:pPr>
       <w:rPr>
         <w:rFonts w:ascii="Symbol" w:hAnsi="Symbol" w:hint="default"/>
-      </w:rPr>
-    </w:lvl>
-    <w:lvl w:ilvl="7" w:tplc="20000003" w:tentative="1">
-      <w:start w:val="1"/>
-      <w:numFmt w:val="bullet"/>
-      <w:lvlText w:val="o"/>
-      <w:lvlJc w:val="left"/>
-      <w:pPr>
+        <w:sz w:val="20"/>
+      </w:rPr>
+    </w:lvl>
+    <w:lvl w:ilvl="7" w:tentative="1">
+      <w:start w:val="1"/>
+      <w:numFmt w:val="bullet"/>
+      <w:lvlText w:val=""/>
+      <w:lvlJc w:val="left"/>
+      <w:pPr>
+        <w:tabs>
+          <w:tab w:val="num" w:pos="5760"/>
+        </w:tabs>
         <w:ind w:left="5760" w:hanging="360"/>
       </w:pPr>
       <w:rPr>
-        <w:rFonts w:ascii="Courier New" w:hAnsi="Courier New" w:cs="Courier New" w:hint="default"/>
-      </w:rPr>
-    </w:lvl>
-    <w:lvl w:ilvl="8" w:tplc="20000005" w:tentative="1">
-      <w:start w:val="1"/>
-      <w:numFmt w:val="bullet"/>
-      <w:lvlText w:val=""/>
-      <w:lvlJc w:val="left"/>
-      <w:pPr>
+        <w:rFonts w:ascii="Symbol" w:hAnsi="Symbol" w:hint="default"/>
+        <w:sz w:val="20"/>
+      </w:rPr>
+    </w:lvl>
+    <w:lvl w:ilvl="8" w:tentative="1">
+      <w:start w:val="1"/>
+      <w:numFmt w:val="bullet"/>
+      <w:lvlText w:val=""/>
+      <w:lvlJc w:val="left"/>
+      <w:pPr>
+        <w:tabs>
+          <w:tab w:val="num" w:pos="6480"/>
+        </w:tabs>
         <w:ind w:left="6480" w:hanging="360"/>
       </w:pPr>
       <w:rPr>
-        <w:rFonts w:ascii="Wingdings" w:hAnsi="Wingdings" w:hint="default"/>
+        <w:rFonts w:ascii="Symbol" w:hAnsi="Symbol" w:hint="default"/>
+        <w:sz w:val="20"/>
       </w:rPr>
     </w:lvl>
   </w:abstractNum>
   <w:abstractNum w:abstractNumId="3" w15:restartNumberingAfterBreak="0">
-    <w:nsid w:val="39D90053"/>
-    <w:multiLevelType w:val="hybridMultilevel"/>
-    <w:tmpl w:val="61E866FC"/>
-    <w:lvl w:ilvl="0" w:tplc="20000001">
-      <w:start w:val="1"/>
-      <w:numFmt w:val="bullet"/>
-      <w:lvlText w:val=""/>
-      <w:lvlJc w:val="left"/>
-      <w:pPr>
+    <w:nsid w:val="51543D96"/>
+    <w:multiLevelType w:val="multilevel"/>
+    <w:tmpl w:val="AE94F96C"/>
+    <w:lvl w:ilvl="0">
+      <w:start w:val="1"/>
+      <w:numFmt w:val="bullet"/>
+      <w:lvlText w:val=""/>
+      <w:lvlJc w:val="left"/>
+      <w:pPr>
+        <w:tabs>
+          <w:tab w:val="num" w:pos="720"/>
+        </w:tabs>
         <w:ind w:left="720" w:hanging="360"/>
       </w:pPr>
       <w:rPr>
         <w:rFonts w:ascii="Symbol" w:hAnsi="Symbol" w:hint="default"/>
-      </w:rPr>
-    </w:lvl>
-    <w:lvl w:ilvl="1" w:tplc="20000003" w:tentative="1">
-      <w:start w:val="1"/>
-      <w:numFmt w:val="bullet"/>
-      <w:lvlText w:val="o"/>
-      <w:lvlJc w:val="left"/>
-      <w:pPr>
+        <w:sz w:val="20"/>
+      </w:rPr>
+    </w:lvl>
+    <w:lvl w:ilvl="1" w:tentative="1">
+      <w:start w:val="1"/>
+      <w:numFmt w:val="bullet"/>
+      <w:lvlText w:val=""/>
+      <w:lvlJc w:val="left"/>
+      <w:pPr>
+        <w:tabs>
+          <w:tab w:val="num" w:pos="1440"/>
+        </w:tabs>
         <w:ind w:left="1440" w:hanging="360"/>
       </w:pPr>
       <w:rPr>
-        <w:rFonts w:ascii="Courier New" w:hAnsi="Courier New" w:cs="Courier New" w:hint="default"/>
-      </w:rPr>
-    </w:lvl>
-    <w:lvl w:ilvl="2" w:tplc="20000005" w:tentative="1">
-      <w:start w:val="1"/>
-      <w:numFmt w:val="bullet"/>
-      <w:lvlText w:val=""/>
-      <w:lvlJc w:val="left"/>
-      <w:pPr>
+        <w:rFonts w:ascii="Symbol" w:hAnsi="Symbol" w:hint="default"/>
+        <w:sz w:val="20"/>
+      </w:rPr>
+    </w:lvl>
+    <w:lvl w:ilvl="2" w:tentative="1">
+      <w:start w:val="1"/>
+      <w:numFmt w:val="bullet"/>
+      <w:lvlText w:val=""/>
+      <w:lvlJc w:val="left"/>
+      <w:pPr>
+        <w:tabs>
+          <w:tab w:val="num" w:pos="2160"/>
+        </w:tabs>
         <w:ind w:left="2160" w:hanging="360"/>
       </w:pPr>
       <w:rPr>
-        <w:rFonts w:ascii="Wingdings" w:hAnsi="Wingdings" w:hint="default"/>
-      </w:rPr>
-    </w:lvl>
-    <w:lvl w:ilvl="3" w:tplc="20000001" w:tentative="1">
-      <w:start w:val="1"/>
-      <w:numFmt w:val="bullet"/>
-      <w:lvlText w:val=""/>
-      <w:lvlJc w:val="left"/>
-      <w:pPr>
+        <w:rFonts w:ascii="Symbol" w:hAnsi="Symbol" w:hint="default"/>
+        <w:sz w:val="20"/>
+      </w:rPr>
+    </w:lvl>
+    <w:lvl w:ilvl="3" w:tentative="1">
+      <w:start w:val="1"/>
+      <w:numFmt w:val="bullet"/>
+      <w:lvlText w:val=""/>
+      <w:lvlJc w:val="left"/>
+      <w:pPr>
+        <w:tabs>
+          <w:tab w:val="num" w:pos="2880"/>
+        </w:tabs>
         <w:ind w:left="2880" w:hanging="360"/>
       </w:pPr>
       <w:rPr>
         <w:rFonts w:ascii="Symbol" w:hAnsi="Symbol" w:hint="default"/>
-      </w:rPr>
-    </w:lvl>
-    <w:lvl w:ilvl="4" w:tplc="20000003" w:tentative="1">
-      <w:start w:val="1"/>
-      <w:numFmt w:val="bullet"/>
-      <w:lvlText w:val="o"/>
-      <w:lvlJc w:val="left"/>
-      <w:pPr>
+        <w:sz w:val="20"/>
+      </w:rPr>
+    </w:lvl>
+    <w:lvl w:ilvl="4" w:tentative="1">
+      <w:start w:val="1"/>
+      <w:numFmt w:val="bullet"/>
+      <w:lvlText w:val=""/>
+      <w:lvlJc w:val="left"/>
+      <w:pPr>
+        <w:tabs>
+          <w:tab w:val="num" w:pos="3600"/>
+        </w:tabs>
         <w:ind w:left="3600" w:hanging="360"/>
       </w:pPr>
       <w:rPr>
-        <w:rFonts w:ascii="Courier New" w:hAnsi="Courier New" w:cs="Courier New" w:hint="default"/>
-      </w:rPr>
-    </w:lvl>
-    <w:lvl w:ilvl="5" w:tplc="20000005" w:tentative="1">
-      <w:start w:val="1"/>
-      <w:numFmt w:val="bullet"/>
-      <w:lvlText w:val=""/>
-      <w:lvlJc w:val="left"/>
-      <w:pPr>
+        <w:rFonts w:ascii="Symbol" w:hAnsi="Symbol" w:hint="default"/>
+        <w:sz w:val="20"/>
+      </w:rPr>
+    </w:lvl>
+    <w:lvl w:ilvl="5" w:tentative="1">
+      <w:start w:val="1"/>
+      <w:numFmt w:val="bullet"/>
+      <w:lvlText w:val=""/>
+      <w:lvlJc w:val="left"/>
+      <w:pPr>
+        <w:tabs>
+          <w:tab w:val="num" w:pos="4320"/>
+        </w:tabs>
         <w:ind w:left="4320" w:hanging="360"/>
       </w:pPr>
       <w:rPr>
-        <w:rFonts w:ascii="Wingdings" w:hAnsi="Wingdings" w:hint="default"/>
-      </w:rPr>
-    </w:lvl>
-    <w:lvl w:ilvl="6" w:tplc="20000001" w:tentative="1">
-      <w:start w:val="1"/>
-      <w:numFmt w:val="bullet"/>
-      <w:lvlText w:val=""/>
-      <w:lvlJc w:val="left"/>
-      <w:pPr>
+        <w:rFonts w:ascii="Symbol" w:hAnsi="Symbol" w:hint="default"/>
+        <w:sz w:val="20"/>
+      </w:rPr>
+    </w:lvl>
+    <w:lvl w:ilvl="6" w:tentative="1">
+      <w:start w:val="1"/>
+      <w:numFmt w:val="bullet"/>
+      <w:lvlText w:val=""/>
+      <w:lvlJc w:val="left"/>
+      <w:pPr>
+        <w:tabs>
+          <w:tab w:val="num" w:pos="5040"/>
+        </w:tabs>
         <w:ind w:left="5040" w:hanging="360"/>
       </w:pPr>
       <w:rPr>
         <w:rFonts w:ascii="Symbol" w:hAnsi="Symbol" w:hint="default"/>
-      </w:rPr>
-    </w:lvl>
-    <w:lvl w:ilvl="7" w:tplc="20000003" w:tentative="1">
-      <w:start w:val="1"/>
-      <w:numFmt w:val="bullet"/>
-      <w:lvlText w:val="o"/>
-      <w:lvlJc w:val="left"/>
-      <w:pPr>
+        <w:sz w:val="20"/>
+      </w:rPr>
+    </w:lvl>
+    <w:lvl w:ilvl="7" w:tentative="1">
+      <w:start w:val="1"/>
+      <w:numFmt w:val="bullet"/>
+      <w:lvlText w:val=""/>
+      <w:lvlJc w:val="left"/>
+      <w:pPr>
+        <w:tabs>
+          <w:tab w:val="num" w:pos="5760"/>
+        </w:tabs>
         <w:ind w:left="5760" w:hanging="360"/>
       </w:pPr>
       <w:rPr>
-        <w:rFonts w:ascii="Courier New" w:hAnsi="Courier New" w:cs="Courier New" w:hint="default"/>
-      </w:rPr>
-    </w:lvl>
-    <w:lvl w:ilvl="8" w:tplc="20000005" w:tentative="1">
-      <w:start w:val="1"/>
-      <w:numFmt w:val="bullet"/>
-      <w:lvlText w:val=""/>
-      <w:lvlJc w:val="left"/>
-      <w:pPr>
+        <w:rFonts w:ascii="Symbol" w:hAnsi="Symbol" w:hint="default"/>
+        <w:sz w:val="20"/>
+      </w:rPr>
+    </w:lvl>
+    <w:lvl w:ilvl="8" w:tentative="1">
+      <w:start w:val="1"/>
+      <w:numFmt w:val="bullet"/>
+      <w:lvlText w:val=""/>
+      <w:lvlJc w:val="left"/>
+      <w:pPr>
+        <w:tabs>
+          <w:tab w:val="num" w:pos="6480"/>
+        </w:tabs>
         <w:ind w:left="6480" w:hanging="360"/>
       </w:pPr>
       <w:rPr>
-        <w:rFonts w:ascii="Wingdings" w:hAnsi="Wingdings" w:hint="default"/>
+        <w:rFonts w:ascii="Symbol" w:hAnsi="Symbol" w:hint="default"/>
+        <w:sz w:val="20"/>
       </w:rPr>
     </w:lvl>
   </w:abstractNum>
-  <w:num w:numId="1" w16cid:durableId="562789412">
+  <w:abstractNum w:abstractNumId="4" w15:restartNumberingAfterBreak="0">
+    <w:nsid w:val="57F177AB"/>
+    <w:multiLevelType w:val="multilevel"/>
+    <w:tmpl w:val="54FA88B4"/>
+    <w:lvl w:ilvl="0">
+      <w:start w:val="1"/>
+      <w:numFmt w:val="bullet"/>
+      <w:lvlText w:val=""/>
+      <w:lvlJc w:val="left"/>
+      <w:pPr>
+        <w:tabs>
+          <w:tab w:val="num" w:pos="720"/>
+        </w:tabs>
+        <w:ind w:left="720" w:hanging="360"/>
+      </w:pPr>
+      <w:rPr>
+        <w:rFonts w:ascii="Symbol" w:hAnsi="Symbol" w:hint="default"/>
+        <w:sz w:val="20"/>
+      </w:rPr>
+    </w:lvl>
+    <w:lvl w:ilvl="1" w:tentative="1">
+      <w:start w:val="1"/>
+      <w:numFmt w:val="bullet"/>
+      <w:lvlText w:val=""/>
+      <w:lvlJc w:val="left"/>
+      <w:pPr>
+        <w:tabs>
+          <w:tab w:val="num" w:pos="1440"/>
+        </w:tabs>
+        <w:ind w:left="1440" w:hanging="360"/>
+      </w:pPr>
+      <w:rPr>
+        <w:rFonts w:ascii="Symbol" w:hAnsi="Symbol" w:hint="default"/>
+        <w:sz w:val="20"/>
+      </w:rPr>
+    </w:lvl>
+    <w:lvl w:ilvl="2" w:tentative="1">
+      <w:start w:val="1"/>
+      <w:numFmt w:val="bullet"/>
+      <w:lvlText w:val=""/>
+      <w:lvlJc w:val="left"/>
+      <w:pPr>
+        <w:tabs>
+          <w:tab w:val="num" w:pos="2160"/>
+        </w:tabs>
+        <w:ind w:left="2160" w:hanging="360"/>
+      </w:pPr>
+      <w:rPr>
+        <w:rFonts w:ascii="Symbol" w:hAnsi="Symbol" w:hint="default"/>
+        <w:sz w:val="20"/>
+      </w:rPr>
+    </w:lvl>
+    <w:lvl w:ilvl="3" w:tentative="1">
+      <w:start w:val="1"/>
+      <w:numFmt w:val="bullet"/>
+      <w:lvlText w:val=""/>
+      <w:lvlJc w:val="left"/>
+      <w:pPr>
+        <w:tabs>
+          <w:tab w:val="num" w:pos="2880"/>
+        </w:tabs>
+        <w:ind w:left="2880" w:hanging="360"/>
+      </w:pPr>
+      <w:rPr>
+        <w:rFonts w:ascii="Symbol" w:hAnsi="Symbol" w:hint="default"/>
+        <w:sz w:val="20"/>
+      </w:rPr>
+    </w:lvl>
+    <w:lvl w:ilvl="4" w:tentative="1">
+      <w:start w:val="1"/>
+      <w:numFmt w:val="bullet"/>
+      <w:lvlText w:val=""/>
+      <w:lvlJc w:val="left"/>
+      <w:pPr>
+        <w:tabs>
+          <w:tab w:val="num" w:pos="3600"/>
+        </w:tabs>
+        <w:ind w:left="3600" w:hanging="360"/>
+      </w:pPr>
+      <w:rPr>
+        <w:rFonts w:ascii="Symbol" w:hAnsi="Symbol" w:hint="default"/>
+        <w:sz w:val="20"/>
+      </w:rPr>
+    </w:lvl>
+    <w:lvl w:ilvl="5" w:tentative="1">
+      <w:start w:val="1"/>
+      <w:numFmt w:val="bullet"/>
+      <w:lvlText w:val=""/>
+      <w:lvlJc w:val="left"/>
+      <w:pPr>
+        <w:tabs>
+          <w:tab w:val="num" w:pos="4320"/>
+        </w:tabs>
+        <w:ind w:left="4320" w:hanging="360"/>
+      </w:pPr>
+      <w:rPr>
+        <w:rFonts w:ascii="Symbol" w:hAnsi="Symbol" w:hint="default"/>
+        <w:sz w:val="20"/>
+      </w:rPr>
+    </w:lvl>
+    <w:lvl w:ilvl="6" w:tentative="1">
+      <w:start w:val="1"/>
+      <w:numFmt w:val="bullet"/>
+      <w:lvlText w:val=""/>
+      <w:lvlJc w:val="left"/>
+      <w:pPr>
+        <w:tabs>
+          <w:tab w:val="num" w:pos="5040"/>
+        </w:tabs>
+        <w:ind w:left="5040" w:hanging="360"/>
+      </w:pPr>
+      <w:rPr>
+        <w:rFonts w:ascii="Symbol" w:hAnsi="Symbol" w:hint="default"/>
+        <w:sz w:val="20"/>
+      </w:rPr>
+    </w:lvl>
+    <w:lvl w:ilvl="7" w:tentative="1">
+      <w:start w:val="1"/>
+      <w:numFmt w:val="bullet"/>
+      <w:lvlText w:val=""/>
+      <w:lvlJc w:val="left"/>
+      <w:pPr>
+        <w:tabs>
+          <w:tab w:val="num" w:pos="5760"/>
+        </w:tabs>
+        <w:ind w:left="5760" w:hanging="360"/>
+      </w:pPr>
+      <w:rPr>
+        <w:rFonts w:ascii="Symbol" w:hAnsi="Symbol" w:hint="default"/>
+        <w:sz w:val="20"/>
+      </w:rPr>
+    </w:lvl>
+    <w:lvl w:ilvl="8" w:tentative="1">
+      <w:start w:val="1"/>
+      <w:numFmt w:val="bullet"/>
+      <w:lvlText w:val=""/>
+      <w:lvlJc w:val="left"/>
+      <w:pPr>
+        <w:tabs>
+          <w:tab w:val="num" w:pos="6480"/>
+        </w:tabs>
+        <w:ind w:left="6480" w:hanging="360"/>
+      </w:pPr>
+      <w:rPr>
+        <w:rFonts w:ascii="Symbol" w:hAnsi="Symbol" w:hint="default"/>
+        <w:sz w:val="20"/>
+      </w:rPr>
+    </w:lvl>
+  </w:abstractNum>
+  <w:abstractNum w:abstractNumId="5" w15:restartNumberingAfterBreak="0">
+    <w:nsid w:val="7D4D5463"/>
+    <w:multiLevelType w:val="multilevel"/>
+    <w:tmpl w:val="2F8C5C96"/>
+    <w:lvl w:ilvl="0">
+      <w:start w:val="1"/>
+      <w:numFmt w:val="bullet"/>
+      <w:lvlText w:val=""/>
+      <w:lvlJc w:val="left"/>
+      <w:pPr>
+        <w:tabs>
+          <w:tab w:val="num" w:pos="720"/>
+        </w:tabs>
+        <w:ind w:left="720" w:hanging="360"/>
+      </w:pPr>
+      <w:rPr>
+        <w:rFonts w:ascii="Symbol" w:hAnsi="Symbol" w:hint="default"/>
+        <w:sz w:val="20"/>
+      </w:rPr>
+    </w:lvl>
+    <w:lvl w:ilvl="1" w:tentative="1">
+      <w:start w:val="1"/>
+      <w:numFmt w:val="bullet"/>
+      <w:lvlText w:val=""/>
+      <w:lvlJc w:val="left"/>
+      <w:pPr>
+        <w:tabs>
+          <w:tab w:val="num" w:pos="1440"/>
+        </w:tabs>
+        <w:ind w:left="1440" w:hanging="360"/>
+      </w:pPr>
+      <w:rPr>
+        <w:rFonts w:ascii="Symbol" w:hAnsi="Symbol" w:hint="default"/>
+        <w:sz w:val="20"/>
+      </w:rPr>
+    </w:lvl>
+    <w:lvl w:ilvl="2" w:tentative="1">
+      <w:start w:val="1"/>
+      <w:numFmt w:val="bullet"/>
+      <w:lvlText w:val=""/>
+      <w:lvlJc w:val="left"/>
+      <w:pPr>
+        <w:tabs>
+          <w:tab w:val="num" w:pos="2160"/>
+        </w:tabs>
+        <w:ind w:left="2160" w:hanging="360"/>
+      </w:pPr>
+      <w:rPr>
+        <w:rFonts w:ascii="Symbol" w:hAnsi="Symbol" w:hint="default"/>
+        <w:sz w:val="20"/>
+      </w:rPr>
+    </w:lvl>
+    <w:lvl w:ilvl="3" w:tentative="1">
+      <w:start w:val="1"/>
+      <w:numFmt w:val="bullet"/>
+      <w:lvlText w:val=""/>
+      <w:lvlJc w:val="left"/>
+      <w:pPr>
+        <w:tabs>
+          <w:tab w:val="num" w:pos="2880"/>
+        </w:tabs>
+        <w:ind w:left="2880" w:hanging="360"/>
+      </w:pPr>
+      <w:rPr>
+        <w:rFonts w:ascii="Symbol" w:hAnsi="Symbol" w:hint="default"/>
+        <w:sz w:val="20"/>
+      </w:rPr>
+    </w:lvl>
+    <w:lvl w:ilvl="4" w:tentative="1">
+      <w:start w:val="1"/>
+      <w:numFmt w:val="bullet"/>
+      <w:lvlText w:val=""/>
+      <w:lvlJc w:val="left"/>
+      <w:pPr>
+        <w:tabs>
+          <w:tab w:val="num" w:pos="3600"/>
+        </w:tabs>
+        <w:ind w:left="3600" w:hanging="360"/>
+      </w:pPr>
+      <w:rPr>
+        <w:rFonts w:ascii="Symbol" w:hAnsi="Symbol" w:hint="default"/>
+        <w:sz w:val="20"/>
+      </w:rPr>
+    </w:lvl>
+    <w:lvl w:ilvl="5" w:tentative="1">
+      <w:start w:val="1"/>
+      <w:numFmt w:val="bullet"/>
+      <w:lvlText w:val=""/>
+      <w:lvlJc w:val="left"/>
+      <w:pPr>
+        <w:tabs>
+          <w:tab w:val="num" w:pos="4320"/>
+        </w:tabs>
+        <w:ind w:left="4320" w:hanging="360"/>
+      </w:pPr>
+      <w:rPr>
+        <w:rFonts w:ascii="Symbol" w:hAnsi="Symbol" w:hint="default"/>
+        <w:sz w:val="20"/>
+      </w:rPr>
+    </w:lvl>
+    <w:lvl w:ilvl="6" w:tentative="1">
+      <w:start w:val="1"/>
+      <w:numFmt w:val="bullet"/>
+      <w:lvlText w:val=""/>
+      <w:lvlJc w:val="left"/>
+      <w:pPr>
+        <w:tabs>
+          <w:tab w:val="num" w:pos="5040"/>
+        </w:tabs>
+        <w:ind w:left="5040" w:hanging="360"/>
+      </w:pPr>
+      <w:rPr>
+        <w:rFonts w:ascii="Symbol" w:hAnsi="Symbol" w:hint="default"/>
+        <w:sz w:val="20"/>
+      </w:rPr>
+    </w:lvl>
+    <w:lvl w:ilvl="7" w:tentative="1">
+      <w:start w:val="1"/>
+      <w:numFmt w:val="bullet"/>
+      <w:lvlText w:val=""/>
+      <w:lvlJc w:val="left"/>
+      <w:pPr>
+        <w:tabs>
+          <w:tab w:val="num" w:pos="5760"/>
+        </w:tabs>
+        <w:ind w:left="5760" w:hanging="360"/>
+      </w:pPr>
+      <w:rPr>
+        <w:rFonts w:ascii="Symbol" w:hAnsi="Symbol" w:hint="default"/>
+        <w:sz w:val="20"/>
+      </w:rPr>
+    </w:lvl>
+    <w:lvl w:ilvl="8" w:tentative="1">
+      <w:start w:val="1"/>
+      <w:numFmt w:val="bullet"/>
+      <w:lvlText w:val=""/>
+      <w:lvlJc w:val="left"/>
+      <w:pPr>
+        <w:tabs>
+          <w:tab w:val="num" w:pos="6480"/>
+        </w:tabs>
+        <w:ind w:left="6480" w:hanging="360"/>
+      </w:pPr>
+      <w:rPr>
+        <w:rFonts w:ascii="Symbol" w:hAnsi="Symbol" w:hint="default"/>
+        <w:sz w:val="20"/>
+      </w:rPr>
+    </w:lvl>
+  </w:abstractNum>
+  <w:num w:numId="1" w16cid:durableId="1655449635">
+    <w:abstractNumId w:val="2"/>
+  </w:num>
+  <w:num w:numId="2" w16cid:durableId="659777303">
+    <w:abstractNumId w:val="5"/>
+  </w:num>
+  <w:num w:numId="3" w16cid:durableId="649137784">
+    <w:abstractNumId w:val="1"/>
+  </w:num>
+  <w:num w:numId="4" w16cid:durableId="509679789">
     <w:abstractNumId w:val="3"/>
   </w:num>
-  <w:num w:numId="2" w16cid:durableId="1869831023">
-    <w:abstractNumId w:val="1"/>
+  <w:num w:numId="5" w16cid:durableId="1919747182">
+    <w:abstractNumId w:val="4"/>
   </w:num>
-  <w:num w:numId="3" w16cid:durableId="628586067">
+  <w:num w:numId="6" w16cid:durableId="618531610">
     <w:abstractNumId w:val="0"/>
-  </w:num>
-  <w:num w:numId="4" w16cid:durableId="98913449">
-    <w:abstractNumId w:val="2"/>
   </w:num>
 </w:numbering>
 </file>
@@ -3002,14 +3356,16 @@
     <w:rPrDefault>
       <w:rPr>
         <w:rFonts w:asciiTheme="minorHAnsi" w:eastAsiaTheme="minorHAnsi" w:hAnsiTheme="minorHAnsi" w:cstheme="minorBidi"/>
-        <w:sz w:val="22"/>
-        <w:szCs w:val="22"/>
-        <w:lang w:val="en-US" w:eastAsia="en-US" w:bidi="he-IL"/>
+        <w:kern w:val="2"/>
+        <w:sz w:val="24"/>
+        <w:szCs w:val="24"/>
+        <w:lang w:val="en-US" w:eastAsia="en-US" w:bidi="ar-SA"/>
+        <w14:ligatures w14:val="standardContextual"/>
       </w:rPr>
     </w:rPrDefault>
     <w:pPrDefault>
       <w:pPr>
-        <w:spacing w:after="160" w:line="259" w:lineRule="auto"/>
+        <w:spacing w:after="160" w:line="278" w:lineRule="auto"/>
       </w:pPr>
     </w:pPrDefault>
   </w:docDefaults>
@@ -3395,10 +3751,208 @@
     <w:name w:val="Normal"/>
     <w:qFormat/>
   </w:style>
+  <w:style w:type="paragraph" w:styleId="Heading1">
+    <w:name w:val="heading 1"/>
+    <w:basedOn w:val="Normal"/>
+    <w:next w:val="Normal"/>
+    <w:link w:val="Heading1Char"/>
+    <w:uiPriority w:val="9"/>
+    <w:qFormat/>
+    <w:rsid w:val="00E25DE2"/>
+    <w:pPr>
+      <w:keepNext/>
+      <w:keepLines/>
+      <w:spacing w:before="360" w:after="80"/>
+      <w:outlineLvl w:val="0"/>
+    </w:pPr>
+    <w:rPr>
+      <w:rFonts w:asciiTheme="majorHAnsi" w:eastAsiaTheme="majorEastAsia" w:hAnsiTheme="majorHAnsi" w:cstheme="majorBidi"/>
+      <w:color w:val="2F5496" w:themeColor="accent1" w:themeShade="BF"/>
+      <w:sz w:val="40"/>
+      <w:szCs w:val="40"/>
+    </w:rPr>
+  </w:style>
+  <w:style w:type="paragraph" w:styleId="Heading2">
+    <w:name w:val="heading 2"/>
+    <w:basedOn w:val="Normal"/>
+    <w:next w:val="Normal"/>
+    <w:link w:val="Heading2Char"/>
+    <w:uiPriority w:val="9"/>
+    <w:semiHidden/>
+    <w:unhideWhenUsed/>
+    <w:qFormat/>
+    <w:rsid w:val="00E25DE2"/>
+    <w:pPr>
+      <w:keepNext/>
+      <w:keepLines/>
+      <w:spacing w:before="160" w:after="80"/>
+      <w:outlineLvl w:val="1"/>
+    </w:pPr>
+    <w:rPr>
+      <w:rFonts w:asciiTheme="majorHAnsi" w:eastAsiaTheme="majorEastAsia" w:hAnsiTheme="majorHAnsi" w:cstheme="majorBidi"/>
+      <w:color w:val="2F5496" w:themeColor="accent1" w:themeShade="BF"/>
+      <w:sz w:val="32"/>
+      <w:szCs w:val="32"/>
+    </w:rPr>
+  </w:style>
+  <w:style w:type="paragraph" w:styleId="Heading3">
+    <w:name w:val="heading 3"/>
+    <w:basedOn w:val="Normal"/>
+    <w:next w:val="Normal"/>
+    <w:link w:val="Heading3Char"/>
+    <w:uiPriority w:val="9"/>
+    <w:semiHidden/>
+    <w:unhideWhenUsed/>
+    <w:qFormat/>
+    <w:rsid w:val="00E25DE2"/>
+    <w:pPr>
+      <w:keepNext/>
+      <w:keepLines/>
+      <w:spacing w:before="160" w:after="80"/>
+      <w:outlineLvl w:val="2"/>
+    </w:pPr>
+    <w:rPr>
+      <w:rFonts w:eastAsiaTheme="majorEastAsia" w:cstheme="majorBidi"/>
+      <w:color w:val="2F5496" w:themeColor="accent1" w:themeShade="BF"/>
+      <w:sz w:val="28"/>
+      <w:szCs w:val="28"/>
+    </w:rPr>
+  </w:style>
+  <w:style w:type="paragraph" w:styleId="Heading4">
+    <w:name w:val="heading 4"/>
+    <w:basedOn w:val="Normal"/>
+    <w:next w:val="Normal"/>
+    <w:link w:val="Heading4Char"/>
+    <w:uiPriority w:val="9"/>
+    <w:semiHidden/>
+    <w:unhideWhenUsed/>
+    <w:qFormat/>
+    <w:rsid w:val="00E25DE2"/>
+    <w:pPr>
+      <w:keepNext/>
+      <w:keepLines/>
+      <w:spacing w:before="80" w:after="40"/>
+      <w:outlineLvl w:val="3"/>
+    </w:pPr>
+    <w:rPr>
+      <w:rFonts w:eastAsiaTheme="majorEastAsia" w:cstheme="majorBidi"/>
+      <w:i/>
+      <w:iCs/>
+      <w:color w:val="2F5496" w:themeColor="accent1" w:themeShade="BF"/>
+    </w:rPr>
+  </w:style>
+  <w:style w:type="paragraph" w:styleId="Heading5">
+    <w:name w:val="heading 5"/>
+    <w:basedOn w:val="Normal"/>
+    <w:next w:val="Normal"/>
+    <w:link w:val="Heading5Char"/>
+    <w:uiPriority w:val="9"/>
+    <w:semiHidden/>
+    <w:unhideWhenUsed/>
+    <w:qFormat/>
+    <w:rsid w:val="00E25DE2"/>
+    <w:pPr>
+      <w:keepNext/>
+      <w:keepLines/>
+      <w:spacing w:before="80" w:after="40"/>
+      <w:outlineLvl w:val="4"/>
+    </w:pPr>
+    <w:rPr>
+      <w:rFonts w:eastAsiaTheme="majorEastAsia" w:cstheme="majorBidi"/>
+      <w:color w:val="2F5496" w:themeColor="accent1" w:themeShade="BF"/>
+    </w:rPr>
+  </w:style>
+  <w:style w:type="paragraph" w:styleId="Heading6">
+    <w:name w:val="heading 6"/>
+    <w:basedOn w:val="Normal"/>
+    <w:next w:val="Normal"/>
+    <w:link w:val="Heading6Char"/>
+    <w:uiPriority w:val="9"/>
+    <w:semiHidden/>
+    <w:unhideWhenUsed/>
+    <w:qFormat/>
+    <w:rsid w:val="00E25DE2"/>
+    <w:pPr>
+      <w:keepNext/>
+      <w:keepLines/>
+      <w:spacing w:before="40" w:after="0"/>
+      <w:outlineLvl w:val="5"/>
+    </w:pPr>
+    <w:rPr>
+      <w:rFonts w:eastAsiaTheme="majorEastAsia" w:cstheme="majorBidi"/>
+      <w:i/>
+      <w:iCs/>
+      <w:color w:val="595959" w:themeColor="text1" w:themeTint="A6"/>
+    </w:rPr>
+  </w:style>
+  <w:style w:type="paragraph" w:styleId="Heading7">
+    <w:name w:val="heading 7"/>
+    <w:basedOn w:val="Normal"/>
+    <w:next w:val="Normal"/>
+    <w:link w:val="Heading7Char"/>
+    <w:uiPriority w:val="9"/>
+    <w:semiHidden/>
+    <w:unhideWhenUsed/>
+    <w:qFormat/>
+    <w:rsid w:val="00E25DE2"/>
+    <w:pPr>
+      <w:keepNext/>
+      <w:keepLines/>
+      <w:spacing w:before="40" w:after="0"/>
+      <w:outlineLvl w:val="6"/>
+    </w:pPr>
+    <w:rPr>
+      <w:rFonts w:eastAsiaTheme="majorEastAsia" w:cstheme="majorBidi"/>
+      <w:color w:val="595959" w:themeColor="text1" w:themeTint="A6"/>
+    </w:rPr>
+  </w:style>
+  <w:style w:type="paragraph" w:styleId="Heading8">
+    <w:name w:val="heading 8"/>
+    <w:basedOn w:val="Normal"/>
+    <w:next w:val="Normal"/>
+    <w:link w:val="Heading8Char"/>
+    <w:uiPriority w:val="9"/>
+    <w:semiHidden/>
+    <w:unhideWhenUsed/>
+    <w:qFormat/>
+    <w:rsid w:val="00E25DE2"/>
+    <w:pPr>
+      <w:keepNext/>
+      <w:keepLines/>
+      <w:spacing w:after="0"/>
+      <w:outlineLvl w:val="7"/>
+    </w:pPr>
+    <w:rPr>
+      <w:rFonts w:eastAsiaTheme="majorEastAsia" w:cstheme="majorBidi"/>
+      <w:i/>
+      <w:iCs/>
+      <w:color w:val="272727" w:themeColor="text1" w:themeTint="D8"/>
+    </w:rPr>
+  </w:style>
+  <w:style w:type="paragraph" w:styleId="Heading9">
+    <w:name w:val="heading 9"/>
+    <w:basedOn w:val="Normal"/>
+    <w:next w:val="Normal"/>
+    <w:link w:val="Heading9Char"/>
+    <w:uiPriority w:val="9"/>
+    <w:semiHidden/>
+    <w:unhideWhenUsed/>
+    <w:qFormat/>
+    <w:rsid w:val="00E25DE2"/>
+    <w:pPr>
+      <w:keepNext/>
+      <w:keepLines/>
+      <w:spacing w:after="0"/>
+      <w:outlineLvl w:val="8"/>
+    </w:pPr>
+    <w:rPr>
+      <w:rFonts w:eastAsiaTheme="majorEastAsia" w:cstheme="majorBidi"/>
+      <w:color w:val="272727" w:themeColor="text1" w:themeTint="D8"/>
+    </w:rPr>
+  </w:style>
   <w:style w:type="character" w:default="1" w:styleId="DefaultParagraphFont">
     <w:name w:val="Default Paragraph Font"/>
     <w:uiPriority w:val="1"/>
-    <w:semiHidden/>
     <w:unhideWhenUsed/>
   </w:style>
   <w:style w:type="table" w:default="1" w:styleId="TableNormal">
@@ -3422,14 +3976,311 @@
     <w:semiHidden/>
     <w:unhideWhenUsed/>
   </w:style>
+  <w:style w:type="character" w:customStyle="1" w:styleId="Heading1Char">
+    <w:name w:val="Heading 1 Char"/>
+    <w:basedOn w:val="DefaultParagraphFont"/>
+    <w:link w:val="Heading1"/>
+    <w:uiPriority w:val="9"/>
+    <w:rsid w:val="00E25DE2"/>
+    <w:rPr>
+      <w:rFonts w:asciiTheme="majorHAnsi" w:eastAsiaTheme="majorEastAsia" w:hAnsiTheme="majorHAnsi" w:cstheme="majorBidi"/>
+      <w:color w:val="2F5496" w:themeColor="accent1" w:themeShade="BF"/>
+      <w:sz w:val="40"/>
+      <w:szCs w:val="40"/>
+    </w:rPr>
+  </w:style>
+  <w:style w:type="character" w:customStyle="1" w:styleId="Heading2Char">
+    <w:name w:val="Heading 2 Char"/>
+    <w:basedOn w:val="DefaultParagraphFont"/>
+    <w:link w:val="Heading2"/>
+    <w:uiPriority w:val="9"/>
+    <w:semiHidden/>
+    <w:rsid w:val="00E25DE2"/>
+    <w:rPr>
+      <w:rFonts w:asciiTheme="majorHAnsi" w:eastAsiaTheme="majorEastAsia" w:hAnsiTheme="majorHAnsi" w:cstheme="majorBidi"/>
+      <w:color w:val="2F5496" w:themeColor="accent1" w:themeShade="BF"/>
+      <w:sz w:val="32"/>
+      <w:szCs w:val="32"/>
+    </w:rPr>
+  </w:style>
+  <w:style w:type="character" w:customStyle="1" w:styleId="Heading3Char">
+    <w:name w:val="Heading 3 Char"/>
+    <w:basedOn w:val="DefaultParagraphFont"/>
+    <w:link w:val="Heading3"/>
+    <w:uiPriority w:val="9"/>
+    <w:semiHidden/>
+    <w:rsid w:val="00E25DE2"/>
+    <w:rPr>
+      <w:rFonts w:eastAsiaTheme="majorEastAsia" w:cstheme="majorBidi"/>
+      <w:color w:val="2F5496" w:themeColor="accent1" w:themeShade="BF"/>
+      <w:sz w:val="28"/>
+      <w:szCs w:val="28"/>
+    </w:rPr>
+  </w:style>
+  <w:style w:type="character" w:customStyle="1" w:styleId="Heading4Char">
+    <w:name w:val="Heading 4 Char"/>
+    <w:basedOn w:val="DefaultParagraphFont"/>
+    <w:link w:val="Heading4"/>
+    <w:uiPriority w:val="9"/>
+    <w:semiHidden/>
+    <w:rsid w:val="00E25DE2"/>
+    <w:rPr>
+      <w:rFonts w:eastAsiaTheme="majorEastAsia" w:cstheme="majorBidi"/>
+      <w:i/>
+      <w:iCs/>
+      <w:color w:val="2F5496" w:themeColor="accent1" w:themeShade="BF"/>
+    </w:rPr>
+  </w:style>
+  <w:style w:type="character" w:customStyle="1" w:styleId="Heading5Char">
+    <w:name w:val="Heading 5 Char"/>
+    <w:basedOn w:val="DefaultParagraphFont"/>
+    <w:link w:val="Heading5"/>
+    <w:uiPriority w:val="9"/>
+    <w:semiHidden/>
+    <w:rsid w:val="00E25DE2"/>
+    <w:rPr>
+      <w:rFonts w:eastAsiaTheme="majorEastAsia" w:cstheme="majorBidi"/>
+      <w:color w:val="2F5496" w:themeColor="accent1" w:themeShade="BF"/>
+    </w:rPr>
+  </w:style>
+  <w:style w:type="character" w:customStyle="1" w:styleId="Heading6Char">
+    <w:name w:val="Heading 6 Char"/>
+    <w:basedOn w:val="DefaultParagraphFont"/>
+    <w:link w:val="Heading6"/>
+    <w:uiPriority w:val="9"/>
+    <w:semiHidden/>
+    <w:rsid w:val="00E25DE2"/>
+    <w:rPr>
+      <w:rFonts w:eastAsiaTheme="majorEastAsia" w:cstheme="majorBidi"/>
+      <w:i/>
+      <w:iCs/>
+      <w:color w:val="595959" w:themeColor="text1" w:themeTint="A6"/>
+    </w:rPr>
+  </w:style>
+  <w:style w:type="character" w:customStyle="1" w:styleId="Heading7Char">
+    <w:name w:val="Heading 7 Char"/>
+    <w:basedOn w:val="DefaultParagraphFont"/>
+    <w:link w:val="Heading7"/>
+    <w:uiPriority w:val="9"/>
+    <w:semiHidden/>
+    <w:rsid w:val="00E25DE2"/>
+    <w:rPr>
+      <w:rFonts w:eastAsiaTheme="majorEastAsia" w:cstheme="majorBidi"/>
+      <w:color w:val="595959" w:themeColor="text1" w:themeTint="A6"/>
+    </w:rPr>
+  </w:style>
+  <w:style w:type="character" w:customStyle="1" w:styleId="Heading8Char">
+    <w:name w:val="Heading 8 Char"/>
+    <w:basedOn w:val="DefaultParagraphFont"/>
+    <w:link w:val="Heading8"/>
+    <w:uiPriority w:val="9"/>
+    <w:semiHidden/>
+    <w:rsid w:val="00E25DE2"/>
+    <w:rPr>
+      <w:rFonts w:eastAsiaTheme="majorEastAsia" w:cstheme="majorBidi"/>
+      <w:i/>
+      <w:iCs/>
+      <w:color w:val="272727" w:themeColor="text1" w:themeTint="D8"/>
+    </w:rPr>
+  </w:style>
+  <w:style w:type="character" w:customStyle="1" w:styleId="Heading9Char">
+    <w:name w:val="Heading 9 Char"/>
+    <w:basedOn w:val="DefaultParagraphFont"/>
+    <w:link w:val="Heading9"/>
+    <w:uiPriority w:val="9"/>
+    <w:semiHidden/>
+    <w:rsid w:val="00E25DE2"/>
+    <w:rPr>
+      <w:rFonts w:eastAsiaTheme="majorEastAsia" w:cstheme="majorBidi"/>
+      <w:color w:val="272727" w:themeColor="text1" w:themeTint="D8"/>
+    </w:rPr>
+  </w:style>
+  <w:style w:type="paragraph" w:styleId="Title">
+    <w:name w:val="Title"/>
+    <w:basedOn w:val="Normal"/>
+    <w:next w:val="Normal"/>
+    <w:link w:val="TitleChar"/>
+    <w:uiPriority w:val="10"/>
+    <w:qFormat/>
+    <w:rsid w:val="00E25DE2"/>
+    <w:pPr>
+      <w:spacing w:after="80" w:line="240" w:lineRule="auto"/>
+      <w:contextualSpacing/>
+    </w:pPr>
+    <w:rPr>
+      <w:rFonts w:asciiTheme="majorHAnsi" w:eastAsiaTheme="majorEastAsia" w:hAnsiTheme="majorHAnsi" w:cstheme="majorBidi"/>
+      <w:spacing w:val="-10"/>
+      <w:kern w:val="28"/>
+      <w:sz w:val="56"/>
+      <w:szCs w:val="56"/>
+    </w:rPr>
+  </w:style>
+  <w:style w:type="character" w:customStyle="1" w:styleId="TitleChar">
+    <w:name w:val="Title Char"/>
+    <w:basedOn w:val="DefaultParagraphFont"/>
+    <w:link w:val="Title"/>
+    <w:uiPriority w:val="10"/>
+    <w:rsid w:val="00E25DE2"/>
+    <w:rPr>
+      <w:rFonts w:asciiTheme="majorHAnsi" w:eastAsiaTheme="majorEastAsia" w:hAnsiTheme="majorHAnsi" w:cstheme="majorBidi"/>
+      <w:spacing w:val="-10"/>
+      <w:kern w:val="28"/>
+      <w:sz w:val="56"/>
+      <w:szCs w:val="56"/>
+    </w:rPr>
+  </w:style>
+  <w:style w:type="paragraph" w:styleId="Subtitle">
+    <w:name w:val="Subtitle"/>
+    <w:basedOn w:val="Normal"/>
+    <w:next w:val="Normal"/>
+    <w:link w:val="SubtitleChar"/>
+    <w:uiPriority w:val="11"/>
+    <w:qFormat/>
+    <w:rsid w:val="00E25DE2"/>
+    <w:pPr>
+      <w:numPr>
+        <w:ilvl w:val="1"/>
+      </w:numPr>
+    </w:pPr>
+    <w:rPr>
+      <w:rFonts w:eastAsiaTheme="majorEastAsia" w:cstheme="majorBidi"/>
+      <w:color w:val="595959" w:themeColor="text1" w:themeTint="A6"/>
+      <w:spacing w:val="15"/>
+      <w:sz w:val="28"/>
+      <w:szCs w:val="28"/>
+    </w:rPr>
+  </w:style>
+  <w:style w:type="character" w:customStyle="1" w:styleId="SubtitleChar">
+    <w:name w:val="Subtitle Char"/>
+    <w:basedOn w:val="DefaultParagraphFont"/>
+    <w:link w:val="Subtitle"/>
+    <w:uiPriority w:val="11"/>
+    <w:rsid w:val="00E25DE2"/>
+    <w:rPr>
+      <w:rFonts w:eastAsiaTheme="majorEastAsia" w:cstheme="majorBidi"/>
+      <w:color w:val="595959" w:themeColor="text1" w:themeTint="A6"/>
+      <w:spacing w:val="15"/>
+      <w:sz w:val="28"/>
+      <w:szCs w:val="28"/>
+    </w:rPr>
+  </w:style>
+  <w:style w:type="paragraph" w:styleId="Quote">
+    <w:name w:val="Quote"/>
+    <w:basedOn w:val="Normal"/>
+    <w:next w:val="Normal"/>
+    <w:link w:val="QuoteChar"/>
+    <w:uiPriority w:val="29"/>
+    <w:qFormat/>
+    <w:rsid w:val="00E25DE2"/>
+    <w:pPr>
+      <w:spacing w:before="160"/>
+      <w:jc w:val="center"/>
+    </w:pPr>
+    <w:rPr>
+      <w:i/>
+      <w:iCs/>
+      <w:color w:val="404040" w:themeColor="text1" w:themeTint="BF"/>
+    </w:rPr>
+  </w:style>
+  <w:style w:type="character" w:customStyle="1" w:styleId="QuoteChar">
+    <w:name w:val="Quote Char"/>
+    <w:basedOn w:val="DefaultParagraphFont"/>
+    <w:link w:val="Quote"/>
+    <w:uiPriority w:val="29"/>
+    <w:rsid w:val="00E25DE2"/>
+    <w:rPr>
+      <w:i/>
+      <w:iCs/>
+      <w:color w:val="404040" w:themeColor="text1" w:themeTint="BF"/>
+    </w:rPr>
+  </w:style>
+  <w:style w:type="paragraph" w:styleId="ListParagraph">
+    <w:name w:val="List Paragraph"/>
+    <w:basedOn w:val="Normal"/>
+    <w:uiPriority w:val="34"/>
+    <w:qFormat/>
+    <w:rsid w:val="00E25DE2"/>
+    <w:pPr>
+      <w:ind w:left="720"/>
+      <w:contextualSpacing/>
+    </w:pPr>
+  </w:style>
+  <w:style w:type="character" w:styleId="IntenseEmphasis">
+    <w:name w:val="Intense Emphasis"/>
+    <w:basedOn w:val="DefaultParagraphFont"/>
+    <w:uiPriority w:val="21"/>
+    <w:qFormat/>
+    <w:rsid w:val="00E25DE2"/>
+    <w:rPr>
+      <w:i/>
+      <w:iCs/>
+      <w:color w:val="2F5496" w:themeColor="accent1" w:themeShade="BF"/>
+    </w:rPr>
+  </w:style>
+  <w:style w:type="paragraph" w:styleId="IntenseQuote">
+    <w:name w:val="Intense Quote"/>
+    <w:basedOn w:val="Normal"/>
+    <w:next w:val="Normal"/>
+    <w:link w:val="IntenseQuoteChar"/>
+    <w:uiPriority w:val="30"/>
+    <w:qFormat/>
+    <w:rsid w:val="00E25DE2"/>
+    <w:pPr>
+      <w:pBdr>
+        <w:top w:val="single" w:sz="4" w:space="10" w:color="2F5496" w:themeColor="accent1" w:themeShade="BF"/>
+        <w:bottom w:val="single" w:sz="4" w:space="10" w:color="2F5496" w:themeColor="accent1" w:themeShade="BF"/>
+      </w:pBdr>
+      <w:spacing w:before="360" w:after="360"/>
+      <w:ind w:left="864" w:right="864"/>
+      <w:jc w:val="center"/>
+    </w:pPr>
+    <w:rPr>
+      <w:i/>
+      <w:iCs/>
+      <w:color w:val="2F5496" w:themeColor="accent1" w:themeShade="BF"/>
+    </w:rPr>
+  </w:style>
+  <w:style w:type="character" w:customStyle="1" w:styleId="IntenseQuoteChar">
+    <w:name w:val="Intense Quote Char"/>
+    <w:basedOn w:val="DefaultParagraphFont"/>
+    <w:link w:val="IntenseQuote"/>
+    <w:uiPriority w:val="30"/>
+    <w:rsid w:val="00E25DE2"/>
+    <w:rPr>
+      <w:i/>
+      <w:iCs/>
+      <w:color w:val="2F5496" w:themeColor="accent1" w:themeShade="BF"/>
+    </w:rPr>
+  </w:style>
+  <w:style w:type="character" w:styleId="IntenseReference">
+    <w:name w:val="Intense Reference"/>
+    <w:basedOn w:val="DefaultParagraphFont"/>
+    <w:uiPriority w:val="32"/>
+    <w:qFormat/>
+    <w:rsid w:val="00E25DE2"/>
+    <w:rPr>
+      <w:b/>
+      <w:bCs/>
+      <w:smallCaps/>
+      <w:color w:val="2F5496" w:themeColor="accent1" w:themeShade="BF"/>
+      <w:spacing w:val="5"/>
+    </w:rPr>
+  </w:style>
   <w:style w:type="table" w:styleId="TableGrid">
     <w:name w:val="Table Grid"/>
     <w:basedOn w:val="TableNormal"/>
     <w:uiPriority w:val="39"/>
-    <w:rsid w:val="001552FA"/>
+    <w:rsid w:val="00E25DE2"/>
     <w:pPr>
       <w:spacing w:after="0" w:line="240" w:lineRule="auto"/>
     </w:pPr>
+    <w:rPr>
+      <w:kern w:val="0"/>
+      <w:sz w:val="22"/>
+      <w:szCs w:val="22"/>
+      <w:lang w:bidi="he-IL"/>
+      <w14:ligatures w14:val="none"/>
+    </w:rPr>
     <w:tblPr>
       <w:tblBorders>
         <w:top w:val="single" w:sz="4" w:space="0" w:color="auto"/>
@@ -3440,90 +4291,6 @@
         <w:insideV w:val="single" w:sz="4" w:space="0" w:color="auto"/>
       </w:tblBorders>
     </w:tblPr>
-  </w:style>
-  <w:style w:type="paragraph" w:styleId="ListParagraph">
-    <w:name w:val="List Paragraph"/>
-    <w:basedOn w:val="Normal"/>
-    <w:uiPriority w:val="34"/>
-    <w:qFormat/>
-    <w:rsid w:val="00B54094"/>
-    <w:pPr>
-      <w:ind w:left="720"/>
-      <w:contextualSpacing/>
-    </w:pPr>
-  </w:style>
-  <w:style w:type="paragraph" w:styleId="Header">
-    <w:name w:val="header"/>
-    <w:basedOn w:val="Normal"/>
-    <w:link w:val="HeaderChar"/>
-    <w:uiPriority w:val="99"/>
-    <w:unhideWhenUsed/>
-    <w:rsid w:val="00252250"/>
-    <w:pPr>
-      <w:tabs>
-        <w:tab w:val="center" w:pos="4513"/>
-        <w:tab w:val="right" w:pos="9026"/>
-      </w:tabs>
-      <w:spacing w:after="0" w:line="240" w:lineRule="auto"/>
-    </w:pPr>
-  </w:style>
-  <w:style w:type="character" w:customStyle="1" w:styleId="HeaderChar">
-    <w:name w:val="Header Char"/>
-    <w:basedOn w:val="DefaultParagraphFont"/>
-    <w:link w:val="Header"/>
-    <w:uiPriority w:val="99"/>
-    <w:rsid w:val="00252250"/>
-    <w:rPr>
-      <w:lang w:val="en-US"/>
-    </w:rPr>
-  </w:style>
-  <w:style w:type="paragraph" w:styleId="Footer">
-    <w:name w:val="footer"/>
-    <w:basedOn w:val="Normal"/>
-    <w:link w:val="FooterChar"/>
-    <w:uiPriority w:val="99"/>
-    <w:unhideWhenUsed/>
-    <w:rsid w:val="00252250"/>
-    <w:pPr>
-      <w:tabs>
-        <w:tab w:val="center" w:pos="4513"/>
-        <w:tab w:val="right" w:pos="9026"/>
-      </w:tabs>
-      <w:spacing w:after="0" w:line="240" w:lineRule="auto"/>
-    </w:pPr>
-  </w:style>
-  <w:style w:type="character" w:customStyle="1" w:styleId="FooterChar">
-    <w:name w:val="Footer Char"/>
-    <w:basedOn w:val="DefaultParagraphFont"/>
-    <w:link w:val="Footer"/>
-    <w:uiPriority w:val="99"/>
-    <w:rsid w:val="00252250"/>
-    <w:rPr>
-      <w:lang w:val="en-US"/>
-    </w:rPr>
-  </w:style>
-  <w:style w:type="character" w:styleId="Hyperlink">
-    <w:name w:val="Hyperlink"/>
-    <w:basedOn w:val="DefaultParagraphFont"/>
-    <w:uiPriority w:val="99"/>
-    <w:unhideWhenUsed/>
-    <w:rsid w:val="00F97E1B"/>
-    <w:rPr>
-      <w:color w:val="0563C1" w:themeColor="hyperlink"/>
-      <w:u w:val="single"/>
-    </w:rPr>
-  </w:style>
-  <w:style w:type="character" w:styleId="UnresolvedMention">
-    <w:name w:val="Unresolved Mention"/>
-    <w:basedOn w:val="DefaultParagraphFont"/>
-    <w:uiPriority w:val="99"/>
-    <w:semiHidden/>
-    <w:unhideWhenUsed/>
-    <w:rsid w:val="00F97E1B"/>
-    <w:rPr>
-      <w:color w:val="605E5C"/>
-      <w:shd w:val="clear" w:color="auto" w:fill="E1DFDD"/>
-    </w:rPr>
   </w:style>
 </w:styles>
 </file>
@@ -3626,7 +4393,7 @@
         <a:latin typeface="Calibri" panose="020F0502020204030204"/>
         <a:ea typeface=""/>
         <a:cs typeface=""/>
-        <a:font script="Jpan" typeface="游明朝"/>
+        <a:font script="Jpan" typeface="游ゴシック"/>
         <a:font script="Hang" typeface="맑은 고딕"/>
         <a:font script="Hans" typeface="等线"/>
         <a:font script="Hant" typeface="新細明體"/>

--- a/public/templates/TemplateE.docx
+++ b/public/templates/TemplateE.docx
@@ -4,6 +4,9 @@
   <w:body>
     <w:p>
       <w:r>
+        <w:rPr>
+          <w:noProof/>
+        </w:rPr>
         <w:drawing>
           <wp:anchor distT="0" distB="0" distL="114300" distR="114300" simplePos="0" relativeHeight="251658240" behindDoc="0" locked="0" layoutInCell="1" allowOverlap="1" wp14:anchorId="468118FE" wp14:editId="14D531C7">
             <wp:simplePos x="0" y="0"/>
@@ -466,6 +469,9 @@
             <w:hideMark/>
           </w:tcPr>
           <w:p>
+            <w:pPr>
+              <w:spacing w:after="0" w:line="240" w:lineRule="auto"/>
+            </w:pPr>
             <w:r>
               <w:t>​​</w:t>
             </w:r>
@@ -524,6 +530,7 @@
           </w:tcPr>
           <w:p>
             <w:pPr>
+              <w:spacing w:after="0" w:line="240" w:lineRule="auto"/>
               <w:rPr>
                 <w:b/>
                 <w:bCs/>
@@ -570,16 +577,16 @@
               <w:tblLook w:val="04A0" w:firstRow="1" w:lastRow="0" w:firstColumn="1" w:lastColumn="0" w:noHBand="0" w:noVBand="1"/>
             </w:tblPr>
             <w:tblGrid>
-              <w:gridCol w:w="3161"/>
-              <w:gridCol w:w="2703"/>
+              <w:gridCol w:w="4554"/>
+              <w:gridCol w:w="3894"/>
             </w:tblGrid>
             <w:tr>
               <w:trPr>
-                <w:trHeight w:val="816"/>
+                <w:trHeight w:val="771"/>
               </w:trPr>
               <w:tc>
                 <w:tcPr>
-                  <w:tcW w:w="3161" w:type="dxa"/>
+                  <w:tcW w:w="4554" w:type="dxa"/>
                 </w:tcPr>
                 <w:p>
                   <w:pPr>
@@ -659,7 +666,7 @@
               </w:tc>
               <w:tc>
                 <w:tcPr>
-                  <w:tcW w:w="2703" w:type="dxa"/>
+                  <w:tcW w:w="3894" w:type="dxa"/>
                 </w:tcPr>
                 <w:p>
                   <w:pPr>
@@ -667,27 +674,44 @@
                     <w:keepLines/>
                     <w:jc w:val="center"/>
                     <w:rPr>
+                      <w:b/>
+                      <w:bCs/>
                       <w:sz w:val="24"/>
                       <w:szCs w:val="24"/>
                     </w:rPr>
                   </w:pPr>
                   <w:r>
                     <w:rPr>
-                      <w:sz w:val="24"/>
-                      <w:szCs w:val="24"/>
-                    </w:rPr>
-                    <w:t xml:space="preserve">      </w:t>
-                  </w:r>
-                  <w:r>
-                    <w:rPr>
-                      <w:sz w:val="24"/>
-                      <w:szCs w:val="24"/>
-                    </w:rPr>
-                    <w:t>{</w:t>
+                      <w:b/>
+                      <w:bCs/>
+                      <w:sz w:val="24"/>
+                      <w:szCs w:val="24"/>
+                    </w:rPr>
+                    <w:t xml:space="preserve">    </w:t>
+                  </w:r>
+                  <w:r>
+                    <w:rPr>
+                      <w:b/>
+                      <w:bCs/>
+                      <w:sz w:val="24"/>
+                      <w:szCs w:val="24"/>
+                    </w:rPr>
+                    <w:t xml:space="preserve">                 </w:t>
+                  </w:r>
+                  <w:r>
+                    <w:rPr>
+                      <w:b/>
+                      <w:bCs/>
+                      <w:sz w:val="24"/>
+                      <w:szCs w:val="24"/>
+                    </w:rPr>
+                    <w:t xml:space="preserve">  {</w:t>
                   </w:r>
                   <w:proofErr w:type="spellStart"/>
                   <w:r>
                     <w:rPr>
+                      <w:b/>
+                      <w:bCs/>
                       <w:sz w:val="24"/>
                       <w:szCs w:val="24"/>
                     </w:rPr>
@@ -696,6 +720,8 @@
                   <w:proofErr w:type="spellEnd"/>
                   <w:r>
                     <w:rPr>
+                      <w:b/>
+                      <w:bCs/>
                       <w:sz w:val="24"/>
                       <w:szCs w:val="24"/>
                     </w:rPr>
@@ -704,6 +730,8 @@
                   <w:proofErr w:type="spellStart"/>
                   <w:r>
                     <w:rPr>
+                      <w:b/>
+                      <w:bCs/>
                       <w:sz w:val="24"/>
                       <w:szCs w:val="24"/>
                     </w:rPr>
@@ -712,6 +740,8 @@
                   <w:proofErr w:type="spellEnd"/>
                   <w:r>
                     <w:rPr>
+                      <w:b/>
+                      <w:bCs/>
                       <w:sz w:val="24"/>
                       <w:szCs w:val="24"/>
                     </w:rPr>
@@ -723,6 +753,8 @@
                     <w:keepNext/>
                     <w:keepLines/>
                     <w:rPr>
+                      <w:b/>
+                      <w:bCs/>
                       <w:sz w:val="28"/>
                       <w:szCs w:val="28"/>
                     </w:rPr>
@@ -817,14 +849,6 @@
           <w:p>
             <w:pPr>
               <w:spacing w:after="0" w:line="240" w:lineRule="auto"/>
-            </w:pPr>
-            <w:r>
-              <w:t>{#education}</w:t>
-            </w:r>
-          </w:p>
-          <w:p>
-            <w:pPr>
-              <w:spacing w:after="0" w:line="240" w:lineRule="auto"/>
               <w:rPr>
                 <w:b/>
                 <w:bCs/>
@@ -845,14 +869,15 @@
                 <w:b/>
                 <w:bCs/>
               </w:rPr>
-              <w:t xml:space="preserve">Program Study Description </w:t>
-            </w:r>
-          </w:p>
-          <w:p>
-            <w:pPr>
-              <w:keepNext/>
-              <w:keepLines/>
-            </w:pPr>
+              <w:t>Program Study Description</w:t>
+            </w:r>
+            <w:r>
+              <w:rPr>
+                <w:b/>
+                <w:bCs/>
+              </w:rPr>
+              <w:t xml:space="preserve">: </w:t>
+            </w:r>
             <w:r>
               <w:t>{</w:t>
             </w:r>
@@ -888,12 +913,13 @@
               </w:rPr>
               <w:t>ools</w:t>
             </w:r>
-          </w:p>
-          <w:p>
-            <w:pPr>
-              <w:keepNext/>
-              <w:keepLines/>
-            </w:pPr>
+            <w:r>
+              <w:rPr>
+                <w:b/>
+                <w:bCs/>
+              </w:rPr>
+              <w:t xml:space="preserve">: </w:t>
+            </w:r>
             <w:r>
               <w:t>{</w:t>
             </w:r>
@@ -1009,7 +1035,7 @@
                 <w:b/>
                 <w:bCs/>
               </w:rPr>
-              <w:t>​​20XX – 20XX​ </w:t>
+              <w:t>​​</w:t>
             </w:r>
           </w:p>
         </w:tc>
@@ -1033,7 +1059,7 @@
           <w:tbl>
             <w:tblPr>
               <w:tblStyle w:val="TableGrid"/>
-              <w:tblW w:w="5948" w:type="dxa"/>
+              <w:tblW w:w="8844" w:type="dxa"/>
               <w:tblBorders>
                 <w:top w:val="none" w:sz="0" w:space="0" w:color="auto"/>
                 <w:left w:val="none" w:sz="0" w:space="0" w:color="auto"/>
@@ -1045,16 +1071,16 @@
               <w:tblLook w:val="04A0" w:firstRow="1" w:lastRow="0" w:firstColumn="1" w:lastColumn="0" w:noHBand="0" w:noVBand="1"/>
             </w:tblPr>
             <w:tblGrid>
-              <w:gridCol w:w="3757"/>
-              <w:gridCol w:w="2191"/>
+              <w:gridCol w:w="5587"/>
+              <w:gridCol w:w="3257"/>
             </w:tblGrid>
             <w:tr>
               <w:trPr>
-                <w:trHeight w:val="385"/>
+                <w:trHeight w:val="630"/>
               </w:trPr>
               <w:tc>
                 <w:tcPr>
-                  <w:tcW w:w="3757" w:type="dxa"/>
+                  <w:tcW w:w="5587" w:type="dxa"/>
                 </w:tcPr>
                 <w:p>
                   <w:pPr>
@@ -1144,7 +1170,7 @@
               </w:tc>
               <w:tc>
                 <w:tcPr>
-                  <w:tcW w:w="2191" w:type="dxa"/>
+                  <w:tcW w:w="3257" w:type="dxa"/>
                 </w:tcPr>
                 <w:p>
                   <w:pPr>
@@ -1179,6 +1205,9 @@
           </w:tbl>
           <w:p>
             <w:r>
+              <w:t xml:space="preserve">   </w:t>
+            </w:r>
+            <w:r>
               <w:t>{#task</w:t>
             </w:r>
             <w:proofErr w:type="gramStart"/>
@@ -1196,6 +1225,174 @@
             <w:proofErr w:type="gramEnd"/>
             <w:r>
               <w:t>/task1}</w:t>
+            </w:r>
+            <w:r>
+              <w:br/>
+            </w:r>
+            <w:proofErr w:type="gramStart"/>
+            <w:r>
+              <w:t xml:space="preserve">   </w:t>
+            </w:r>
+            <w:r>
+              <w:t>{</w:t>
+            </w:r>
+            <w:proofErr w:type="gramEnd"/>
+            <w:r>
+              <w:t>#task</w:t>
+            </w:r>
+            <w:proofErr w:type="gramStart"/>
+            <w:r>
+              <w:t>2</w:t>
+            </w:r>
+            <w:r>
+              <w:t>}•</w:t>
+            </w:r>
+            <w:proofErr w:type="gramEnd"/>
+            <w:r>
+              <w:t xml:space="preserve"> {task</w:t>
+            </w:r>
+            <w:proofErr w:type="gramStart"/>
+            <w:r>
+              <w:t>2</w:t>
+            </w:r>
+            <w:r>
+              <w:t>}{</w:t>
+            </w:r>
+            <w:proofErr w:type="gramEnd"/>
+            <w:r>
+              <w:t>/task</w:t>
+            </w:r>
+            <w:r>
+              <w:t>2</w:t>
+            </w:r>
+            <w:r>
+              <w:t>}</w:t>
+            </w:r>
+            <w:r>
+              <w:br/>
+            </w:r>
+            <w:proofErr w:type="gramStart"/>
+            <w:r>
+              <w:t xml:space="preserve">   </w:t>
+            </w:r>
+            <w:r>
+              <w:t>{</w:t>
+            </w:r>
+            <w:proofErr w:type="gramEnd"/>
+            <w:r>
+              <w:t>#task</w:t>
+            </w:r>
+            <w:proofErr w:type="gramStart"/>
+            <w:r>
+              <w:t>3</w:t>
+            </w:r>
+            <w:r>
+              <w:t>}•</w:t>
+            </w:r>
+            <w:proofErr w:type="gramEnd"/>
+            <w:r>
+              <w:t xml:space="preserve"> {task</w:t>
+            </w:r>
+            <w:proofErr w:type="gramStart"/>
+            <w:r>
+              <w:t>3</w:t>
+            </w:r>
+            <w:r>
+              <w:t>}{</w:t>
+            </w:r>
+            <w:proofErr w:type="gramEnd"/>
+            <w:r>
+              <w:t>/task</w:t>
+            </w:r>
+            <w:r>
+              <w:t>3</w:t>
+            </w:r>
+            <w:r>
+              <w:t>}</w:t>
+            </w:r>
+            <w:r>
+              <w:br/>
+            </w:r>
+            <w:proofErr w:type="gramStart"/>
+            <w:r>
+              <w:t xml:space="preserve">   </w:t>
+            </w:r>
+            <w:r>
+              <w:t>{</w:t>
+            </w:r>
+            <w:proofErr w:type="gramEnd"/>
+            <w:r>
+              <w:t>#task</w:t>
+            </w:r>
+            <w:proofErr w:type="gramStart"/>
+            <w:r>
+              <w:t>4</w:t>
+            </w:r>
+            <w:r>
+              <w:t>}•</w:t>
+            </w:r>
+            <w:proofErr w:type="gramEnd"/>
+            <w:r>
+              <w:t xml:space="preserve"> {task</w:t>
+            </w:r>
+            <w:proofErr w:type="gramStart"/>
+            <w:r>
+              <w:t>4</w:t>
+            </w:r>
+            <w:r>
+              <w:t>}{</w:t>
+            </w:r>
+            <w:proofErr w:type="gramEnd"/>
+            <w:r>
+              <w:t>/task</w:t>
+            </w:r>
+            <w:r>
+              <w:t>4</w:t>
+            </w:r>
+            <w:r>
+              <w:t>}</w:t>
+            </w:r>
+            <w:r>
+              <w:br/>
+            </w:r>
+            <w:proofErr w:type="gramStart"/>
+            <w:r>
+              <w:t xml:space="preserve">   </w:t>
+            </w:r>
+            <w:r>
+              <w:t>{</w:t>
+            </w:r>
+            <w:proofErr w:type="gramEnd"/>
+            <w:r>
+              <w:t>#task</w:t>
+            </w:r>
+            <w:proofErr w:type="gramStart"/>
+            <w:r>
+              <w:t>5</w:t>
+            </w:r>
+            <w:r>
+              <w:t>}•</w:t>
+            </w:r>
+            <w:proofErr w:type="gramEnd"/>
+            <w:r>
+              <w:t xml:space="preserve"> {task</w:t>
+            </w:r>
+            <w:proofErr w:type="gramStart"/>
+            <w:r>
+              <w:t>5</w:t>
+            </w:r>
+            <w:r>
+              <w:t>}{</w:t>
+            </w:r>
+            <w:proofErr w:type="gramEnd"/>
+            <w:r>
+              <w:t>/task</w:t>
+            </w:r>
+            <w:r>
+              <w:t>5</w:t>
+            </w:r>
+            <w:r>
+              <w:t>}</w:t>
             </w:r>
           </w:p>
         </w:tc>
@@ -1229,8 +1426,39 @@
                 <w:b/>
                 <w:bCs/>
               </w:rPr>
-              <w:t>​​20XX – 20XX​ </w:t>
-            </w:r>
+              <w:t>​​</w:t>
+            </w:r>
+            <w:r>
+              <w:rPr>
+                <w:b/>
+                <w:bCs/>
+              </w:rPr>
+              <w:t>{/</w:t>
+            </w:r>
+            <w:proofErr w:type="spellStart"/>
+            <w:r>
+              <w:rPr>
+                <w:b/>
+                <w:bCs/>
+              </w:rPr>
+              <w:t>workExperience</w:t>
+            </w:r>
+            <w:proofErr w:type="spellEnd"/>
+            <w:r>
+              <w:rPr>
+                <w:b/>
+                <w:bCs/>
+              </w:rPr>
+              <w:t>}</w:t>
+            </w:r>
+          </w:p>
+          <w:p>
+            <w:pPr>
+              <w:rPr>
+                <w:b/>
+                <w:bCs/>
+              </w:rPr>
+            </w:pPr>
           </w:p>
         </w:tc>
       </w:tr>
@@ -1306,16 +1534,7 @@
                       <w:sz w:val="28"/>
                       <w:szCs w:val="28"/>
                     </w:rPr>
-                    <w:t>C</w:t>
-                  </w:r>
-                  <w:r>
-                    <w:rPr>
-                      <w:b/>
-                      <w:bCs/>
-                      <w:sz w:val="28"/>
-                      <w:szCs w:val="28"/>
-                    </w:rPr>
-                    <w:t xml:space="preserve">ertifications </w:t>
+                    <w:t xml:space="preserve">Certifications </w:t>
                   </w:r>
                 </w:p>
                 <w:p>
@@ -4292,6 +4511,36 @@
       </w:tblBorders>
     </w:tblPr>
   </w:style>
+  <w:style w:type="paragraph" w:styleId="HTMLPreformatted">
+    <w:name w:val="HTML Preformatted"/>
+    <w:basedOn w:val="Normal"/>
+    <w:link w:val="HTMLPreformattedChar"/>
+    <w:uiPriority w:val="99"/>
+    <w:semiHidden/>
+    <w:unhideWhenUsed/>
+    <w:rsid w:val="009F033F"/>
+    <w:pPr>
+      <w:spacing w:after="0" w:line="240" w:lineRule="auto"/>
+    </w:pPr>
+    <w:rPr>
+      <w:rFonts w:ascii="Consolas" w:hAnsi="Consolas"/>
+      <w:sz w:val="20"/>
+      <w:szCs w:val="20"/>
+    </w:rPr>
+  </w:style>
+  <w:style w:type="character" w:customStyle="1" w:styleId="HTMLPreformattedChar">
+    <w:name w:val="HTML Preformatted Char"/>
+    <w:basedOn w:val="DefaultParagraphFont"/>
+    <w:link w:val="HTMLPreformatted"/>
+    <w:uiPriority w:val="99"/>
+    <w:semiHidden/>
+    <w:rsid w:val="009F033F"/>
+    <w:rPr>
+      <w:rFonts w:ascii="Consolas" w:hAnsi="Consolas"/>
+      <w:sz w:val="20"/>
+      <w:szCs w:val="20"/>
+    </w:rPr>
+  </w:style>
 </w:styles>
 </file>
 

--- a/public/templates/TemplateE.docx
+++ b/public/templates/TemplateE.docx
@@ -1459,6 +1459,55 @@
                 <w:bCs/>
               </w:rPr>
             </w:pPr>
+          </w:p>
+        </w:tc>
+      </w:tr>
+      <w:tr>
+        <w:trPr>
+          <w:gridAfter w:val="3"/>
+          <w:wAfter w:w="6765" w:type="dxa"/>
+          <w:trHeight w:val="296"/>
+        </w:trPr>
+        <w:tc>
+          <w:tcPr>
+            <w:tcW w:w="2595" w:type="dxa"/>
+            <w:tcBorders>
+              <w:top w:val="nil"/>
+              <w:left w:val="nil"/>
+              <w:bottom w:val="nil"/>
+              <w:right w:val="nil"/>
+            </w:tcBorders>
+          </w:tcPr>
+          <w:p>
+            <w:pPr>
+              <w:rPr>
+                <w:b/>
+                <w:bCs/>
+              </w:rPr>
+            </w:pPr>
+            <w:r>
+              <w:rPr>
+                <w:b/>
+                <w:bCs/>
+              </w:rPr>
+              <w:t>{/</w:t>
+            </w:r>
+            <w:proofErr w:type="spellStart"/>
+            <w:r>
+              <w:rPr>
+                <w:b/>
+                <w:bCs/>
+              </w:rPr>
+              <w:t>hasWorkExperience</w:t>
+            </w:r>
+            <w:proofErr w:type="spellEnd"/>
+            <w:r>
+              <w:rPr>
+                <w:b/>
+                <w:bCs/>
+              </w:rPr>
+              <w:t>}</w:t>
+            </w:r>
           </w:p>
         </w:tc>
       </w:tr>

--- a/public/templates/TemplateE.docx
+++ b/public/templates/TemplateE.docx
@@ -222,23 +222,7 @@
                 <w:sz w:val="28"/>
                 <w:szCs w:val="28"/>
               </w:rPr>
-              <w:t>{</w:t>
-            </w:r>
-            <w:proofErr w:type="gramStart"/>
-            <w:r>
-              <w:rPr>
-                <w:sz w:val="28"/>
-                <w:szCs w:val="28"/>
-              </w:rPr>
-              <w:t>phone}  |</w:t>
-            </w:r>
-            <w:proofErr w:type="gramEnd"/>
-            <w:r>
-              <w:rPr>
-                <w:sz w:val="28"/>
-                <w:szCs w:val="28"/>
-              </w:rPr>
-              <w:t xml:space="preserve">  {email}</w:t>
+              <w:t>{phone}  |  {email}</w:t>
             </w:r>
           </w:p>
           <w:p>
@@ -308,23 +292,7 @@
               <w:t>​​</w:t>
             </w:r>
             <w:r>
-              <w:t>{#summary</w:t>
-            </w:r>
-            <w:proofErr w:type="gramStart"/>
-            <w:r>
-              <w:t>1}•</w:t>
-            </w:r>
-            <w:proofErr w:type="gramEnd"/>
-            <w:r>
-              <w:t xml:space="preserve"> {summary</w:t>
-            </w:r>
-            <w:proofErr w:type="gramStart"/>
-            <w:r>
-              <w:t>1}{</w:t>
-            </w:r>
-            <w:proofErr w:type="gramEnd"/>
-            <w:r>
-              <w:t>/summary1}</w:t>
+              <w:t>{#summary1}• {summary1}{/summary1}</w:t>
             </w:r>
           </w:p>
           <w:p>
@@ -335,23 +303,7 @@
               <w:ind w:left="180"/>
             </w:pPr>
             <w:r>
-              <w:t>{#summary</w:t>
-            </w:r>
-            <w:proofErr w:type="gramStart"/>
-            <w:r>
-              <w:t>2}•</w:t>
-            </w:r>
-            <w:proofErr w:type="gramEnd"/>
-            <w:r>
-              <w:t xml:space="preserve"> {summary</w:t>
-            </w:r>
-            <w:proofErr w:type="gramStart"/>
-            <w:r>
-              <w:t>2}{</w:t>
-            </w:r>
-            <w:proofErr w:type="gramEnd"/>
-            <w:r>
-              <w:t>/summary2}</w:t>
+              <w:t>{#summary2}• {summary2}{/summary2}</w:t>
             </w:r>
           </w:p>
           <w:p>
@@ -362,23 +314,7 @@
               <w:ind w:left="180"/>
             </w:pPr>
             <w:r>
-              <w:t>{#summary</w:t>
-            </w:r>
-            <w:proofErr w:type="gramStart"/>
-            <w:r>
-              <w:t>3}•</w:t>
-            </w:r>
-            <w:proofErr w:type="gramEnd"/>
-            <w:r>
-              <w:t xml:space="preserve"> {summary</w:t>
-            </w:r>
-            <w:proofErr w:type="gramStart"/>
-            <w:r>
-              <w:t>3}{</w:t>
-            </w:r>
-            <w:proofErr w:type="gramEnd"/>
-            <w:r>
-              <w:t>/summary3}</w:t>
+              <w:t>{#summary3}• {summary3}{/summary3}</w:t>
             </w:r>
           </w:p>
           <w:p>
@@ -389,23 +325,7 @@
               <w:ind w:left="180"/>
             </w:pPr>
             <w:r>
-              <w:t>{#summary</w:t>
-            </w:r>
-            <w:proofErr w:type="gramStart"/>
-            <w:r>
-              <w:t>4}•</w:t>
-            </w:r>
-            <w:proofErr w:type="gramEnd"/>
-            <w:r>
-              <w:t xml:space="preserve"> {summary</w:t>
-            </w:r>
-            <w:proofErr w:type="gramStart"/>
-            <w:r>
-              <w:t>4}{</w:t>
-            </w:r>
-            <w:proofErr w:type="gramEnd"/>
-            <w:r>
-              <w:t>/summary4}</w:t>
+              <w:t>{#summary4}• {summary4}{/summary4}</w:t>
             </w:r>
           </w:p>
           <w:p>
@@ -416,23 +336,7 @@
               <w:t xml:space="preserve">   </w:t>
             </w:r>
             <w:r>
-              <w:t>{#summary</w:t>
-            </w:r>
-            <w:proofErr w:type="gramStart"/>
-            <w:r>
-              <w:t>5}•</w:t>
-            </w:r>
-            <w:proofErr w:type="gramEnd"/>
-            <w:r>
-              <w:t xml:space="preserve"> {summary</w:t>
-            </w:r>
-            <w:proofErr w:type="gramStart"/>
-            <w:r>
-              <w:t>5}{</w:t>
-            </w:r>
-            <w:proofErr w:type="gramEnd"/>
-            <w:r>
-              <w:t>/summary5}</w:t>
+              <w:t>{#summary5}• {summary5}{/summary5}</w:t>
             </w:r>
             <w:r>
               <w:br/>
@@ -602,39 +506,7 @@
                       <w:sz w:val="24"/>
                       <w:szCs w:val="24"/>
                     </w:rPr>
-                    <w:t>{school} | {</w:t>
-                  </w:r>
-                  <w:proofErr w:type="spellStart"/>
-                  <w:r>
-                    <w:rPr>
-                      <w:sz w:val="24"/>
-                      <w:szCs w:val="24"/>
-                    </w:rPr>
-                    <w:t>eduCity</w:t>
-                  </w:r>
-                  <w:proofErr w:type="spellEnd"/>
-                  <w:r>
-                    <w:rPr>
-                      <w:sz w:val="24"/>
-                      <w:szCs w:val="24"/>
-                    </w:rPr>
-                    <w:t>}, {</w:t>
-                  </w:r>
-                  <w:proofErr w:type="spellStart"/>
-                  <w:r>
-                    <w:rPr>
-                      <w:sz w:val="24"/>
-                      <w:szCs w:val="24"/>
-                    </w:rPr>
-                    <w:t>eduState</w:t>
-                  </w:r>
-                  <w:proofErr w:type="spellEnd"/>
-                  <w:r>
-                    <w:rPr>
-                      <w:sz w:val="24"/>
-                      <w:szCs w:val="24"/>
-                    </w:rPr>
-                    <w:t>}</w:t>
+                    <w:t>{school} | {eduCity}, {eduState}</w:t>
                   </w:r>
                 </w:p>
                 <w:p>
@@ -705,47 +577,7 @@
                       <w:sz w:val="24"/>
                       <w:szCs w:val="24"/>
                     </w:rPr>
-                    <w:t xml:space="preserve">  {</w:t>
-                  </w:r>
-                  <w:proofErr w:type="spellStart"/>
-                  <w:r>
-                    <w:rPr>
-                      <w:b/>
-                      <w:bCs/>
-                      <w:sz w:val="24"/>
-                      <w:szCs w:val="24"/>
-                    </w:rPr>
-                    <w:t>startDate</w:t>
-                  </w:r>
-                  <w:proofErr w:type="spellEnd"/>
-                  <w:r>
-                    <w:rPr>
-                      <w:b/>
-                      <w:bCs/>
-                      <w:sz w:val="24"/>
-                      <w:szCs w:val="24"/>
-                    </w:rPr>
-                    <w:t>} – {</w:t>
-                  </w:r>
-                  <w:proofErr w:type="spellStart"/>
-                  <w:r>
-                    <w:rPr>
-                      <w:b/>
-                      <w:bCs/>
-                      <w:sz w:val="24"/>
-                      <w:szCs w:val="24"/>
-                    </w:rPr>
-                    <w:t>endDate</w:t>
-                  </w:r>
-                  <w:proofErr w:type="spellEnd"/>
-                  <w:r>
-                    <w:rPr>
-                      <w:b/>
-                      <w:bCs/>
-                      <w:sz w:val="24"/>
-                      <w:szCs w:val="24"/>
-                    </w:rPr>
-                    <w:t>}</w:t>
+                    <w:t xml:space="preserve">  {startDate} – {endDate}</w:t>
                   </w:r>
                 </w:p>
                 <w:p>
@@ -849,105 +681,28 @@
           <w:p>
             <w:pPr>
               <w:spacing w:after="0" w:line="240" w:lineRule="auto"/>
+            </w:pPr>
+            <w:r>
               <w:rPr>
                 <w:b/>
                 <w:bCs/>
               </w:rPr>
-            </w:pPr>
-          </w:p>
-          <w:p>
-            <w:pPr>
-              <w:keepNext/>
-              <w:keepLines/>
+              <w:t>{</w:t>
+            </w:r>
+            <w:r>
               <w:rPr>
                 <w:b/>
                 <w:bCs/>
               </w:rPr>
-            </w:pPr>
+              <w:t>#</w:t>
+            </w:r>
             <w:r>
               <w:rPr>
                 <w:b/>
                 <w:bCs/>
               </w:rPr>
-              <w:t>Program Study Description</w:t>
-            </w:r>
-            <w:r>
-              <w:rPr>
-                <w:b/>
-                <w:bCs/>
-              </w:rPr>
-              <w:t xml:space="preserve">: </w:t>
-            </w:r>
-            <w:r>
-              <w:t>{</w:t>
-            </w:r>
-            <w:proofErr w:type="spellStart"/>
-            <w:r>
-              <w:t>programDescription</w:t>
-            </w:r>
-            <w:proofErr w:type="spellEnd"/>
-            <w:r>
-              <w:t>}</w:t>
-            </w:r>
-          </w:p>
-          <w:p>
-            <w:pPr>
-              <w:spacing w:after="0" w:line="240" w:lineRule="auto"/>
-              <w:rPr>
-                <w:b/>
-                <w:bCs/>
-              </w:rPr>
-            </w:pPr>
-            <w:r>
-              <w:rPr>
-                <w:b/>
-                <w:bCs/>
-              </w:rPr>
-              <w:br/>
-              <w:t>T</w:t>
-            </w:r>
-            <w:r>
-              <w:rPr>
-                <w:b/>
-                <w:bCs/>
-              </w:rPr>
-              <w:t>ools</w:t>
-            </w:r>
-            <w:r>
-              <w:rPr>
-                <w:b/>
-                <w:bCs/>
-              </w:rPr>
-              <w:t xml:space="preserve">: </w:t>
-            </w:r>
-            <w:r>
-              <w:t>{</w:t>
-            </w:r>
-            <w:proofErr w:type="spellStart"/>
-            <w:r>
-              <w:t>programTools</w:t>
-            </w:r>
-            <w:proofErr w:type="spellEnd"/>
-            <w:r>
-              <w:t>}</w:t>
-            </w:r>
-          </w:p>
-          <w:p>
-            <w:pPr>
-              <w:keepNext/>
-              <w:keepLines/>
-            </w:pPr>
-            <w:r>
-              <w:br/>
-            </w:r>
-            <w:r>
-              <w:t>{#hasWorkExperience}</w:t>
-            </w:r>
-          </w:p>
-          <w:p>
-            <w:pPr>
-              <w:spacing w:after="0" w:line="240" w:lineRule="auto"/>
-            </w:pPr>
+              <w:t>hasWorkExperience}</w:t>
+            </w:r>
           </w:p>
         </w:tc>
       </w:tr>
@@ -969,6 +724,7 @@
           </w:tcPr>
           <w:p>
             <w:pPr>
+              <w:spacing w:after="0" w:line="240" w:lineRule="auto"/>
               <w:rPr>
                 <w:b/>
                 <w:bCs/>
@@ -1002,6 +758,7 @@
           </w:tcPr>
           <w:p>
             <w:pPr>
+              <w:spacing w:after="0" w:line="240" w:lineRule="auto"/>
               <w:rPr>
                 <w:b/>
                 <w:bCs/>
@@ -1025,6 +782,7 @@
           </w:tcPr>
           <w:p>
             <w:pPr>
+              <w:spacing w:after="0" w:line="240" w:lineRule="auto"/>
               <w:rPr>
                 <w:b/>
                 <w:bCs/>
@@ -1086,28 +844,17 @@
                   <w:pPr>
                     <w:keepNext/>
                     <w:keepLines/>
-                    <w:spacing w:before="120"/>
                     <w:rPr>
                       <w:sz w:val="24"/>
                       <w:szCs w:val="24"/>
                     </w:rPr>
                   </w:pPr>
-                  <w:proofErr w:type="gramStart"/>
                   <w:r>
                     <w:rPr>
                       <w:sz w:val="24"/>
                       <w:szCs w:val="24"/>
                     </w:rPr>
-                    <w:lastRenderedPageBreak/>
-                    <w:t>{title}, {</w:t>
-                  </w:r>
-                  <w:proofErr w:type="gramEnd"/>
-                  <w:r>
-                    <w:rPr>
-                      <w:sz w:val="24"/>
-                      <w:szCs w:val="24"/>
-                    </w:rPr>
-                    <w:t xml:space="preserve">employer} </w:t>
+                    <w:t xml:space="preserve">{title}, {employer} </w:t>
                   </w:r>
                 </w:p>
                 <w:p>
@@ -1126,7 +873,6 @@
                     </w:rPr>
                     <w:t>({</w:t>
                   </w:r>
-                  <w:proofErr w:type="spellStart"/>
                   <w:r>
                     <w:rPr>
                       <w:i/>
@@ -1134,37 +880,7 @@
                       <w:sz w:val="24"/>
                       <w:szCs w:val="24"/>
                     </w:rPr>
-                    <w:t>employerCity</w:t>
-                  </w:r>
-                  <w:proofErr w:type="spellEnd"/>
-                  <w:r>
-                    <w:rPr>
-                      <w:i/>
-                      <w:iCs/>
-                      <w:sz w:val="24"/>
-                      <w:szCs w:val="24"/>
-                    </w:rPr>
-                    <w:t>}, {</w:t>
-                  </w:r>
-                  <w:proofErr w:type="spellStart"/>
-                  <w:r>
-                    <w:rPr>
-                      <w:i/>
-                      <w:iCs/>
-                      <w:sz w:val="24"/>
-                      <w:szCs w:val="24"/>
-                    </w:rPr>
-                    <w:t>employerState</w:t>
-                  </w:r>
-                  <w:proofErr w:type="spellEnd"/>
-                  <w:r>
-                    <w:rPr>
-                      <w:i/>
-                      <w:iCs/>
-                      <w:sz w:val="24"/>
-                      <w:szCs w:val="24"/>
-                    </w:rPr>
-                    <w:t>})</w:t>
+                    <w:t>employerCity}, {employerState})</w:t>
                   </w:r>
                 </w:p>
               </w:tc>
@@ -1204,189 +920,124 @@
             </w:tr>
           </w:tbl>
           <w:p>
+            <w:pPr>
+              <w:spacing w:after="0" w:line="240" w:lineRule="auto"/>
+            </w:pPr>
             <w:r>
               <w:t xml:space="preserve">   </w:t>
             </w:r>
             <w:r>
+              <w:t>{#task1}• {task1}{/task1}</w:t>
+            </w:r>
+          </w:p>
+          <w:p>
+            <w:pPr>
+              <w:spacing w:after="0" w:line="240" w:lineRule="auto"/>
+            </w:pPr>
+            <w:r>
+              <w:t xml:space="preserve">   </w:t>
+            </w:r>
+            <w:r>
               <w:t>{#task</w:t>
             </w:r>
-            <w:proofErr w:type="gramStart"/>
-            <w:r>
-              <w:t>1}•</w:t>
-            </w:r>
-            <w:proofErr w:type="gramEnd"/>
-            <w:r>
-              <w:t xml:space="preserve"> {task</w:t>
-            </w:r>
-            <w:proofErr w:type="gramStart"/>
-            <w:r>
-              <w:t>1}{</w:t>
-            </w:r>
-            <w:proofErr w:type="gramEnd"/>
-            <w:r>
-              <w:t>/task1}</w:t>
-            </w:r>
-            <w:r>
-              <w:br/>
-            </w:r>
-            <w:proofErr w:type="gramStart"/>
+            <w:r>
+              <w:t>2</w:t>
+            </w:r>
+            <w:r>
+              <w:t>}• {task</w:t>
+            </w:r>
+            <w:r>
+              <w:t>2</w:t>
+            </w:r>
+            <w:r>
+              <w:t>}{/task</w:t>
+            </w:r>
+            <w:r>
+              <w:t>2</w:t>
+            </w:r>
+            <w:r>
+              <w:t>}</w:t>
+            </w:r>
+          </w:p>
+          <w:p>
+            <w:pPr>
+              <w:spacing w:after="0" w:line="240" w:lineRule="auto"/>
+            </w:pPr>
             <w:r>
               <w:t xml:space="preserve">   </w:t>
             </w:r>
             <w:r>
-              <w:t>{</w:t>
-            </w:r>
-            <w:proofErr w:type="gramEnd"/>
-            <w:r>
-              <w:t>#task</w:t>
-            </w:r>
-            <w:proofErr w:type="gramStart"/>
-            <w:r>
-              <w:t>2</w:t>
-            </w:r>
-            <w:r>
-              <w:t>}•</w:t>
-            </w:r>
-            <w:proofErr w:type="gramEnd"/>
-            <w:r>
-              <w:t xml:space="preserve"> {task</w:t>
-            </w:r>
-            <w:proofErr w:type="gramStart"/>
-            <w:r>
-              <w:t>2</w:t>
-            </w:r>
-            <w:r>
-              <w:t>}{</w:t>
-            </w:r>
-            <w:proofErr w:type="gramEnd"/>
-            <w:r>
-              <w:t>/task</w:t>
-            </w:r>
-            <w:r>
-              <w:t>2</w:t>
+              <w:t>{#task</w:t>
+            </w:r>
+            <w:r>
+              <w:t>3</w:t>
+            </w:r>
+            <w:r>
+              <w:t>}• {task</w:t>
+            </w:r>
+            <w:r>
+              <w:t>3</w:t>
+            </w:r>
+            <w:r>
+              <w:t>}{/task</w:t>
+            </w:r>
+            <w:r>
+              <w:t>3</w:t>
             </w:r>
             <w:r>
               <w:t>}</w:t>
             </w:r>
-            <w:r>
-              <w:br/>
-            </w:r>
-            <w:proofErr w:type="gramStart"/>
+          </w:p>
+          <w:p>
+            <w:pPr>
+              <w:spacing w:after="0" w:line="240" w:lineRule="auto"/>
+            </w:pPr>
             <w:r>
               <w:t xml:space="preserve">   </w:t>
             </w:r>
             <w:r>
-              <w:t>{</w:t>
-            </w:r>
-            <w:proofErr w:type="gramEnd"/>
-            <w:r>
-              <w:t>#task</w:t>
-            </w:r>
-            <w:proofErr w:type="gramStart"/>
-            <w:r>
-              <w:t>3</w:t>
-            </w:r>
-            <w:r>
-              <w:t>}•</w:t>
-            </w:r>
-            <w:proofErr w:type="gramEnd"/>
-            <w:r>
-              <w:t xml:space="preserve"> {task</w:t>
-            </w:r>
-            <w:proofErr w:type="gramStart"/>
-            <w:r>
-              <w:t>3</w:t>
-            </w:r>
-            <w:r>
-              <w:t>}{</w:t>
-            </w:r>
-            <w:proofErr w:type="gramEnd"/>
-            <w:r>
-              <w:t>/task</w:t>
-            </w:r>
-            <w:r>
-              <w:t>3</w:t>
+              <w:t>{#task</w:t>
+            </w:r>
+            <w:r>
+              <w:t>4</w:t>
+            </w:r>
+            <w:r>
+              <w:t>}• {task</w:t>
+            </w:r>
+            <w:r>
+              <w:t>4</w:t>
+            </w:r>
+            <w:r>
+              <w:t>}{/task</w:t>
+            </w:r>
+            <w:r>
+              <w:t>4</w:t>
             </w:r>
             <w:r>
               <w:t>}</w:t>
             </w:r>
-            <w:r>
-              <w:br/>
-            </w:r>
-            <w:proofErr w:type="gramStart"/>
+          </w:p>
+          <w:p>
+            <w:pPr>
+              <w:spacing w:after="0" w:line="240" w:lineRule="auto"/>
+            </w:pPr>
             <w:r>
               <w:t xml:space="preserve">   </w:t>
             </w:r>
             <w:r>
-              <w:t>{</w:t>
-            </w:r>
-            <w:proofErr w:type="gramEnd"/>
-            <w:r>
-              <w:t>#task</w:t>
-            </w:r>
-            <w:proofErr w:type="gramStart"/>
-            <w:r>
-              <w:t>4</w:t>
-            </w:r>
-            <w:r>
-              <w:t>}•</w:t>
-            </w:r>
-            <w:proofErr w:type="gramEnd"/>
-            <w:r>
-              <w:t xml:space="preserve"> {task</w:t>
-            </w:r>
-            <w:proofErr w:type="gramStart"/>
-            <w:r>
-              <w:t>4</w:t>
-            </w:r>
-            <w:r>
-              <w:t>}{</w:t>
-            </w:r>
-            <w:proofErr w:type="gramEnd"/>
-            <w:r>
-              <w:t>/task</w:t>
-            </w:r>
-            <w:r>
-              <w:t>4</w:t>
-            </w:r>
-            <w:r>
-              <w:t>}</w:t>
-            </w:r>
-            <w:r>
-              <w:br/>
-            </w:r>
-            <w:proofErr w:type="gramStart"/>
-            <w:r>
-              <w:t xml:space="preserve">   </w:t>
-            </w:r>
-            <w:r>
-              <w:t>{</w:t>
-            </w:r>
-            <w:proofErr w:type="gramEnd"/>
-            <w:r>
-              <w:t>#task</w:t>
-            </w:r>
-            <w:proofErr w:type="gramStart"/>
+              <w:t>{#task</w:t>
+            </w:r>
             <w:r>
               <w:t>5</w:t>
             </w:r>
             <w:r>
-              <w:t>}•</w:t>
-            </w:r>
-            <w:proofErr w:type="gramEnd"/>
-            <w:r>
-              <w:t xml:space="preserve"> {task</w:t>
-            </w:r>
-            <w:proofErr w:type="gramStart"/>
+              <w:t>}• {task</w:t>
+            </w:r>
             <w:r>
               <w:t>5</w:t>
             </w:r>
             <w:r>
-              <w:t>}{</w:t>
-            </w:r>
-            <w:proofErr w:type="gramEnd"/>
-            <w:r>
-              <w:t>/task</w:t>
+              <w:t>}{/task</w:t>
             </w:r>
             <w:r>
               <w:t>5</w:t>
@@ -1433,23 +1084,7 @@
                 <w:b/>
                 <w:bCs/>
               </w:rPr>
-              <w:t>{/</w:t>
-            </w:r>
-            <w:proofErr w:type="spellStart"/>
-            <w:r>
-              <w:rPr>
-                <w:b/>
-                <w:bCs/>
-              </w:rPr>
-              <w:t>workExperience</w:t>
-            </w:r>
-            <w:proofErr w:type="spellEnd"/>
-            <w:r>
-              <w:rPr>
-                <w:b/>
-                <w:bCs/>
-              </w:rPr>
-              <w:t>}</w:t>
+              <w:t>{/workExperience}</w:t>
             </w:r>
           </w:p>
           <w:p>
@@ -1490,23 +1125,7 @@
                 <w:b/>
                 <w:bCs/>
               </w:rPr>
-              <w:t>{/</w:t>
-            </w:r>
-            <w:proofErr w:type="spellStart"/>
-            <w:r>
-              <w:rPr>
-                <w:b/>
-                <w:bCs/>
-              </w:rPr>
-              <w:t>hasWorkExperience</w:t>
-            </w:r>
-            <w:proofErr w:type="spellEnd"/>
-            <w:r>
-              <w:rPr>
-                <w:b/>
-                <w:bCs/>
-              </w:rPr>
-              <w:t>}</w:t>
+              <w:t>{/hasWorkExperience}</w:t>
             </w:r>
           </w:p>
         </w:tc>
@@ -1559,6 +1178,7 @@
                     <w:keepLines/>
                   </w:pPr>
                   <w:r>
+                    <w:lastRenderedPageBreak/>
                     <w:t>​</w:t>
                   </w:r>
                   <w:r>
@@ -1600,39 +1220,7 @@
                       <w:sz w:val="24"/>
                       <w:szCs w:val="24"/>
                     </w:rPr>
-                    <w:t>{#cert</w:t>
-                  </w:r>
-                  <w:proofErr w:type="gramStart"/>
-                  <w:r>
-                    <w:rPr>
-                      <w:sz w:val="24"/>
-                      <w:szCs w:val="24"/>
-                    </w:rPr>
-                    <w:t>1}•</w:t>
-                  </w:r>
-                  <w:proofErr w:type="gramEnd"/>
-                  <w:r>
-                    <w:rPr>
-                      <w:sz w:val="24"/>
-                      <w:szCs w:val="24"/>
-                    </w:rPr>
-                    <w:t xml:space="preserve"> {cert</w:t>
-                  </w:r>
-                  <w:proofErr w:type="gramStart"/>
-                  <w:r>
-                    <w:rPr>
-                      <w:sz w:val="24"/>
-                      <w:szCs w:val="24"/>
-                    </w:rPr>
-                    <w:t>1}{</w:t>
-                  </w:r>
-                  <w:proofErr w:type="gramEnd"/>
-                  <w:r>
-                    <w:rPr>
-                      <w:sz w:val="24"/>
-                      <w:szCs w:val="24"/>
-                    </w:rPr>
-                    <w:t>/cert1}</w:t>
+                    <w:t>{#cert1}• {cert1}{/cert1}</w:t>
                   </w:r>
                 </w:p>
                 <w:p>
@@ -1649,39 +1237,7 @@
                       <w:sz w:val="24"/>
                       <w:szCs w:val="24"/>
                     </w:rPr>
-                    <w:t>{#cert</w:t>
-                  </w:r>
-                  <w:proofErr w:type="gramStart"/>
-                  <w:r>
-                    <w:rPr>
-                      <w:sz w:val="24"/>
-                      <w:szCs w:val="24"/>
-                    </w:rPr>
-                    <w:t>2}•</w:t>
-                  </w:r>
-                  <w:proofErr w:type="gramEnd"/>
-                  <w:r>
-                    <w:rPr>
-                      <w:sz w:val="24"/>
-                      <w:szCs w:val="24"/>
-                    </w:rPr>
-                    <w:t xml:space="preserve"> {cert</w:t>
-                  </w:r>
-                  <w:proofErr w:type="gramStart"/>
-                  <w:r>
-                    <w:rPr>
-                      <w:sz w:val="24"/>
-                      <w:szCs w:val="24"/>
-                    </w:rPr>
-                    <w:t>2}{</w:t>
-                  </w:r>
-                  <w:proofErr w:type="gramEnd"/>
-                  <w:r>
-                    <w:rPr>
-                      <w:sz w:val="24"/>
-                      <w:szCs w:val="24"/>
-                    </w:rPr>
-                    <w:t>/cert2}</w:t>
+                    <w:t>{#cert2}• {cert2}{/cert2}</w:t>
                   </w:r>
                 </w:p>
                 <w:p>
@@ -1698,39 +1254,7 @@
                       <w:sz w:val="24"/>
                       <w:szCs w:val="24"/>
                     </w:rPr>
-                    <w:t>{#cert</w:t>
-                  </w:r>
-                  <w:proofErr w:type="gramStart"/>
-                  <w:r>
-                    <w:rPr>
-                      <w:sz w:val="24"/>
-                      <w:szCs w:val="24"/>
-                    </w:rPr>
-                    <w:t>3}•</w:t>
-                  </w:r>
-                  <w:proofErr w:type="gramEnd"/>
-                  <w:r>
-                    <w:rPr>
-                      <w:sz w:val="24"/>
-                      <w:szCs w:val="24"/>
-                    </w:rPr>
-                    <w:t xml:space="preserve"> {cert</w:t>
-                  </w:r>
-                  <w:proofErr w:type="gramStart"/>
-                  <w:r>
-                    <w:rPr>
-                      <w:sz w:val="24"/>
-                      <w:szCs w:val="24"/>
-                    </w:rPr>
-                    <w:t>3}{</w:t>
-                  </w:r>
-                  <w:proofErr w:type="gramEnd"/>
-                  <w:r>
-                    <w:rPr>
-                      <w:sz w:val="24"/>
-                      <w:szCs w:val="24"/>
-                    </w:rPr>
-                    <w:t>/cert3}</w:t>
+                    <w:t>{#cert3}• {cert3}{/cert3}</w:t>
                   </w:r>
                 </w:p>
                 <w:p>
@@ -1747,39 +1271,7 @@
                       <w:sz w:val="24"/>
                       <w:szCs w:val="24"/>
                     </w:rPr>
-                    <w:t>{#cert</w:t>
-                  </w:r>
-                  <w:proofErr w:type="gramStart"/>
-                  <w:r>
-                    <w:rPr>
-                      <w:sz w:val="24"/>
-                      <w:szCs w:val="24"/>
-                    </w:rPr>
-                    <w:t>4}•</w:t>
-                  </w:r>
-                  <w:proofErr w:type="gramEnd"/>
-                  <w:r>
-                    <w:rPr>
-                      <w:sz w:val="24"/>
-                      <w:szCs w:val="24"/>
-                    </w:rPr>
-                    <w:t xml:space="preserve"> {cert</w:t>
-                  </w:r>
-                  <w:proofErr w:type="gramStart"/>
-                  <w:r>
-                    <w:rPr>
-                      <w:sz w:val="24"/>
-                      <w:szCs w:val="24"/>
-                    </w:rPr>
-                    <w:t>4}{</w:t>
-                  </w:r>
-                  <w:proofErr w:type="gramEnd"/>
-                  <w:r>
-                    <w:rPr>
-                      <w:sz w:val="24"/>
-                      <w:szCs w:val="24"/>
-                    </w:rPr>
-                    <w:t>/cert4}</w:t>
+                    <w:t>{#cert4}• {cert4}{/cert4}</w:t>
                   </w:r>
                 </w:p>
                 <w:p>
@@ -1796,39 +1288,7 @@
                       <w:sz w:val="24"/>
                       <w:szCs w:val="24"/>
                     </w:rPr>
-                    <w:t>{#cert</w:t>
-                  </w:r>
-                  <w:proofErr w:type="gramStart"/>
-                  <w:r>
-                    <w:rPr>
-                      <w:sz w:val="24"/>
-                      <w:szCs w:val="24"/>
-                    </w:rPr>
-                    <w:t>5}•</w:t>
-                  </w:r>
-                  <w:proofErr w:type="gramEnd"/>
-                  <w:r>
-                    <w:rPr>
-                      <w:sz w:val="24"/>
-                      <w:szCs w:val="24"/>
-                    </w:rPr>
-                    <w:t xml:space="preserve"> {cert</w:t>
-                  </w:r>
-                  <w:proofErr w:type="gramStart"/>
-                  <w:r>
-                    <w:rPr>
-                      <w:sz w:val="24"/>
-                      <w:szCs w:val="24"/>
-                    </w:rPr>
-                    <w:t>5}{</w:t>
-                  </w:r>
-                  <w:proofErr w:type="gramEnd"/>
-                  <w:r>
-                    <w:rPr>
-                      <w:sz w:val="24"/>
-                      <w:szCs w:val="24"/>
-                    </w:rPr>
-                    <w:t>/cert5}</w:t>
+                    <w:t>{#cert5}• {cert5}{/cert5}</w:t>
                   </w:r>
                 </w:p>
                 <w:p>
@@ -1845,39 +1305,7 @@
                       <w:sz w:val="24"/>
                       <w:szCs w:val="24"/>
                     </w:rPr>
-                    <w:t>{#cert</w:t>
-                  </w:r>
-                  <w:proofErr w:type="gramStart"/>
-                  <w:r>
-                    <w:rPr>
-                      <w:sz w:val="24"/>
-                      <w:szCs w:val="24"/>
-                    </w:rPr>
-                    <w:t>6}•</w:t>
-                  </w:r>
-                  <w:proofErr w:type="gramEnd"/>
-                  <w:r>
-                    <w:rPr>
-                      <w:sz w:val="24"/>
-                      <w:szCs w:val="24"/>
-                    </w:rPr>
-                    <w:t xml:space="preserve"> {cert</w:t>
-                  </w:r>
-                  <w:proofErr w:type="gramStart"/>
-                  <w:r>
-                    <w:rPr>
-                      <w:sz w:val="24"/>
-                      <w:szCs w:val="24"/>
-                    </w:rPr>
-                    <w:t>6}{</w:t>
-                  </w:r>
-                  <w:proofErr w:type="gramEnd"/>
-                  <w:r>
-                    <w:rPr>
-                      <w:sz w:val="24"/>
-                      <w:szCs w:val="24"/>
-                    </w:rPr>
-                    <w:t>/cert6}</w:t>
+                    <w:t>{#cert6}• {cert6}{/cert6}</w:t>
                   </w:r>
                 </w:p>
                 <w:p>
@@ -1894,39 +1322,7 @@
                       <w:sz w:val="24"/>
                       <w:szCs w:val="24"/>
                     </w:rPr>
-                    <w:t>{#cert</w:t>
-                  </w:r>
-                  <w:proofErr w:type="gramStart"/>
-                  <w:r>
-                    <w:rPr>
-                      <w:sz w:val="24"/>
-                      <w:szCs w:val="24"/>
-                    </w:rPr>
-                    <w:t>7}•</w:t>
-                  </w:r>
-                  <w:proofErr w:type="gramEnd"/>
-                  <w:r>
-                    <w:rPr>
-                      <w:sz w:val="24"/>
-                      <w:szCs w:val="24"/>
-                    </w:rPr>
-                    <w:t xml:space="preserve"> {cert</w:t>
-                  </w:r>
-                  <w:proofErr w:type="gramStart"/>
-                  <w:r>
-                    <w:rPr>
-                      <w:sz w:val="24"/>
-                      <w:szCs w:val="24"/>
-                    </w:rPr>
-                    <w:t>7}{</w:t>
-                  </w:r>
-                  <w:proofErr w:type="gramEnd"/>
-                  <w:r>
-                    <w:rPr>
-                      <w:sz w:val="24"/>
-                      <w:szCs w:val="24"/>
-                    </w:rPr>
-                    <w:t>/cert7}</w:t>
+                    <w:t>{#cert7}• {cert7}{/cert7}</w:t>
                   </w:r>
                 </w:p>
                 <w:p>
@@ -1943,39 +1339,7 @@
                       <w:sz w:val="24"/>
                       <w:szCs w:val="24"/>
                     </w:rPr>
-                    <w:t>{#cert</w:t>
-                  </w:r>
-                  <w:proofErr w:type="gramStart"/>
-                  <w:r>
-                    <w:rPr>
-                      <w:sz w:val="24"/>
-                      <w:szCs w:val="24"/>
-                    </w:rPr>
-                    <w:t>8}•</w:t>
-                  </w:r>
-                  <w:proofErr w:type="gramEnd"/>
-                  <w:r>
-                    <w:rPr>
-                      <w:sz w:val="24"/>
-                      <w:szCs w:val="24"/>
-                    </w:rPr>
-                    <w:t xml:space="preserve"> {cert</w:t>
-                  </w:r>
-                  <w:proofErr w:type="gramStart"/>
-                  <w:r>
-                    <w:rPr>
-                      <w:sz w:val="24"/>
-                      <w:szCs w:val="24"/>
-                    </w:rPr>
-                    <w:t>8}{</w:t>
-                  </w:r>
-                  <w:proofErr w:type="gramEnd"/>
-                  <w:r>
-                    <w:rPr>
-                      <w:sz w:val="24"/>
-                      <w:szCs w:val="24"/>
-                    </w:rPr>
-                    <w:t>/cert8}</w:t>
+                    <w:t>{#cert8}• {cert8}{/cert8}</w:t>
                   </w:r>
                 </w:p>
                 <w:p>
@@ -1992,39 +1356,7 @@
                       <w:sz w:val="24"/>
                       <w:szCs w:val="24"/>
                     </w:rPr>
-                    <w:t>{#cert</w:t>
-                  </w:r>
-                  <w:proofErr w:type="gramStart"/>
-                  <w:r>
-                    <w:rPr>
-                      <w:sz w:val="24"/>
-                      <w:szCs w:val="24"/>
-                    </w:rPr>
-                    <w:t>9}•</w:t>
-                  </w:r>
-                  <w:proofErr w:type="gramEnd"/>
-                  <w:r>
-                    <w:rPr>
-                      <w:sz w:val="24"/>
-                      <w:szCs w:val="24"/>
-                    </w:rPr>
-                    <w:t xml:space="preserve"> {cert</w:t>
-                  </w:r>
-                  <w:proofErr w:type="gramStart"/>
-                  <w:r>
-                    <w:rPr>
-                      <w:sz w:val="24"/>
-                      <w:szCs w:val="24"/>
-                    </w:rPr>
-                    <w:t>9}{</w:t>
-                  </w:r>
-                  <w:proofErr w:type="gramEnd"/>
-                  <w:r>
-                    <w:rPr>
-                      <w:sz w:val="24"/>
-                      <w:szCs w:val="24"/>
-                    </w:rPr>
-                    <w:t>/cert9}</w:t>
+                    <w:t>{#cert9}• {cert9}{/cert9}</w:t>
                   </w:r>
                 </w:p>
                 <w:p>
@@ -2041,39 +1373,7 @@
                       <w:sz w:val="24"/>
                       <w:szCs w:val="24"/>
                     </w:rPr>
-                    <w:t>{#cert</w:t>
-                  </w:r>
-                  <w:proofErr w:type="gramStart"/>
-                  <w:r>
-                    <w:rPr>
-                      <w:sz w:val="24"/>
-                      <w:szCs w:val="24"/>
-                    </w:rPr>
-                    <w:t>10}•</w:t>
-                  </w:r>
-                  <w:proofErr w:type="gramEnd"/>
-                  <w:r>
-                    <w:rPr>
-                      <w:sz w:val="24"/>
-                      <w:szCs w:val="24"/>
-                    </w:rPr>
-                    <w:t xml:space="preserve"> {cert</w:t>
-                  </w:r>
-                  <w:proofErr w:type="gramStart"/>
-                  <w:r>
-                    <w:rPr>
-                      <w:sz w:val="24"/>
-                      <w:szCs w:val="24"/>
-                    </w:rPr>
-                    <w:t>10}{</w:t>
-                  </w:r>
-                  <w:proofErr w:type="gramEnd"/>
-                  <w:r>
-                    <w:rPr>
-                      <w:sz w:val="24"/>
-                      <w:szCs w:val="24"/>
-                    </w:rPr>
-                    <w:t>/cert10}</w:t>
+                    <w:t>{#cert10}• {cert10}{/cert10}</w:t>
                   </w:r>
                 </w:p>
                 <w:p>
@@ -2082,15 +1382,7 @@
                     <w:keepLines/>
                   </w:pPr>
                   <w:r>
-                    <w:t>{/</w:t>
-                  </w:r>
-                  <w:proofErr w:type="spellStart"/>
-                  <w:r>
-                    <w:t>hasProgramCerts</w:t>
-                  </w:r>
-                  <w:proofErr w:type="spellEnd"/>
-                  <w:r>
-                    <w:t>}</w:t>
+                    <w:t>{/hasProgramCerts}</w:t>
                   </w:r>
                 </w:p>
                 <w:p>
@@ -2148,39 +1440,7 @@
                       <w:sz w:val="24"/>
                       <w:szCs w:val="24"/>
                     </w:rPr>
-                    <w:t>{#skill</w:t>
-                  </w:r>
-                  <w:proofErr w:type="gramStart"/>
-                  <w:r>
-                    <w:rPr>
-                      <w:sz w:val="24"/>
-                      <w:szCs w:val="24"/>
-                    </w:rPr>
-                    <w:t>1}•</w:t>
-                  </w:r>
-                  <w:proofErr w:type="gramEnd"/>
-                  <w:r>
-                    <w:rPr>
-                      <w:sz w:val="24"/>
-                      <w:szCs w:val="24"/>
-                    </w:rPr>
-                    <w:t xml:space="preserve"> {skill</w:t>
-                  </w:r>
-                  <w:proofErr w:type="gramStart"/>
-                  <w:r>
-                    <w:rPr>
-                      <w:sz w:val="24"/>
-                      <w:szCs w:val="24"/>
-                    </w:rPr>
-                    <w:t>1}{</w:t>
-                  </w:r>
-                  <w:proofErr w:type="gramEnd"/>
-                  <w:r>
-                    <w:rPr>
-                      <w:sz w:val="24"/>
-                      <w:szCs w:val="24"/>
-                    </w:rPr>
-                    <w:t>/skill1}</w:t>
+                    <w:t>{#skill1}• {skill1}{/skill1}</w:t>
                   </w:r>
                 </w:p>
                 <w:p>
@@ -2197,39 +1457,7 @@
                       <w:sz w:val="24"/>
                       <w:szCs w:val="24"/>
                     </w:rPr>
-                    <w:t>{#skill</w:t>
-                  </w:r>
-                  <w:proofErr w:type="gramStart"/>
-                  <w:r>
-                    <w:rPr>
-                      <w:sz w:val="24"/>
-                      <w:szCs w:val="24"/>
-                    </w:rPr>
-                    <w:t>2}•</w:t>
-                  </w:r>
-                  <w:proofErr w:type="gramEnd"/>
-                  <w:r>
-                    <w:rPr>
-                      <w:sz w:val="24"/>
-                      <w:szCs w:val="24"/>
-                    </w:rPr>
-                    <w:t xml:space="preserve"> {skill</w:t>
-                  </w:r>
-                  <w:proofErr w:type="gramStart"/>
-                  <w:r>
-                    <w:rPr>
-                      <w:sz w:val="24"/>
-                      <w:szCs w:val="24"/>
-                    </w:rPr>
-                    <w:t>2}{</w:t>
-                  </w:r>
-                  <w:proofErr w:type="gramEnd"/>
-                  <w:r>
-                    <w:rPr>
-                      <w:sz w:val="24"/>
-                      <w:szCs w:val="24"/>
-                    </w:rPr>
-                    <w:t>/skill2}</w:t>
+                    <w:t>{#skill2}• {skill2}{/skill2}</w:t>
                   </w:r>
                 </w:p>
                 <w:p>
@@ -2246,39 +1474,7 @@
                       <w:sz w:val="24"/>
                       <w:szCs w:val="24"/>
                     </w:rPr>
-                    <w:t>{#skill</w:t>
-                  </w:r>
-                  <w:proofErr w:type="gramStart"/>
-                  <w:r>
-                    <w:rPr>
-                      <w:sz w:val="24"/>
-                      <w:szCs w:val="24"/>
-                    </w:rPr>
-                    <w:t>3}•</w:t>
-                  </w:r>
-                  <w:proofErr w:type="gramEnd"/>
-                  <w:r>
-                    <w:rPr>
-                      <w:sz w:val="24"/>
-                      <w:szCs w:val="24"/>
-                    </w:rPr>
-                    <w:t xml:space="preserve"> {skill</w:t>
-                  </w:r>
-                  <w:proofErr w:type="gramStart"/>
-                  <w:r>
-                    <w:rPr>
-                      <w:sz w:val="24"/>
-                      <w:szCs w:val="24"/>
-                    </w:rPr>
-                    <w:t>3}{</w:t>
-                  </w:r>
-                  <w:proofErr w:type="gramEnd"/>
-                  <w:r>
-                    <w:rPr>
-                      <w:sz w:val="24"/>
-                      <w:szCs w:val="24"/>
-                    </w:rPr>
-                    <w:t>/skill3}</w:t>
+                    <w:t>{#skill3}• {skill3}{/skill3}</w:t>
                   </w:r>
                 </w:p>
                 <w:p>
@@ -2295,39 +1491,7 @@
                       <w:sz w:val="24"/>
                       <w:szCs w:val="24"/>
                     </w:rPr>
-                    <w:t>{#skill</w:t>
-                  </w:r>
-                  <w:proofErr w:type="gramStart"/>
-                  <w:r>
-                    <w:rPr>
-                      <w:sz w:val="24"/>
-                      <w:szCs w:val="24"/>
-                    </w:rPr>
-                    <w:t>4}•</w:t>
-                  </w:r>
-                  <w:proofErr w:type="gramEnd"/>
-                  <w:r>
-                    <w:rPr>
-                      <w:sz w:val="24"/>
-                      <w:szCs w:val="24"/>
-                    </w:rPr>
-                    <w:t xml:space="preserve"> {skill</w:t>
-                  </w:r>
-                  <w:proofErr w:type="gramStart"/>
-                  <w:r>
-                    <w:rPr>
-                      <w:sz w:val="24"/>
-                      <w:szCs w:val="24"/>
-                    </w:rPr>
-                    <w:t>4}{</w:t>
-                  </w:r>
-                  <w:proofErr w:type="gramEnd"/>
-                  <w:r>
-                    <w:rPr>
-                      <w:sz w:val="24"/>
-                      <w:szCs w:val="24"/>
-                    </w:rPr>
-                    <w:t>/skill4}</w:t>
+                    <w:t>{#skill4}• {skill4}{/skill4}</w:t>
                   </w:r>
                 </w:p>
                 <w:p>
@@ -2344,39 +1508,7 @@
                       <w:sz w:val="24"/>
                       <w:szCs w:val="24"/>
                     </w:rPr>
-                    <w:t>{#skill</w:t>
-                  </w:r>
-                  <w:proofErr w:type="gramStart"/>
-                  <w:r>
-                    <w:rPr>
-                      <w:sz w:val="24"/>
-                      <w:szCs w:val="24"/>
-                    </w:rPr>
-                    <w:t>5}•</w:t>
-                  </w:r>
-                  <w:proofErr w:type="gramEnd"/>
-                  <w:r>
-                    <w:rPr>
-                      <w:sz w:val="24"/>
-                      <w:szCs w:val="24"/>
-                    </w:rPr>
-                    <w:t xml:space="preserve"> {skill</w:t>
-                  </w:r>
-                  <w:proofErr w:type="gramStart"/>
-                  <w:r>
-                    <w:rPr>
-                      <w:sz w:val="24"/>
-                      <w:szCs w:val="24"/>
-                    </w:rPr>
-                    <w:t>5}{</w:t>
-                  </w:r>
-                  <w:proofErr w:type="gramEnd"/>
-                  <w:r>
-                    <w:rPr>
-                      <w:sz w:val="24"/>
-                      <w:szCs w:val="24"/>
-                    </w:rPr>
-                    <w:t>/skill5}</w:t>
+                    <w:t>{#skill5}• {skill5}{/skill5}</w:t>
                   </w:r>
                 </w:p>
                 <w:p>
@@ -2393,39 +1525,7 @@
                       <w:sz w:val="24"/>
                       <w:szCs w:val="24"/>
                     </w:rPr>
-                    <w:t>{#skill</w:t>
-                  </w:r>
-                  <w:proofErr w:type="gramStart"/>
-                  <w:r>
-                    <w:rPr>
-                      <w:sz w:val="24"/>
-                      <w:szCs w:val="24"/>
-                    </w:rPr>
-                    <w:t>6}•</w:t>
-                  </w:r>
-                  <w:proofErr w:type="gramEnd"/>
-                  <w:r>
-                    <w:rPr>
-                      <w:sz w:val="24"/>
-                      <w:szCs w:val="24"/>
-                    </w:rPr>
-                    <w:t xml:space="preserve"> {skill</w:t>
-                  </w:r>
-                  <w:proofErr w:type="gramStart"/>
-                  <w:r>
-                    <w:rPr>
-                      <w:sz w:val="24"/>
-                      <w:szCs w:val="24"/>
-                    </w:rPr>
-                    <w:t>6}{</w:t>
-                  </w:r>
-                  <w:proofErr w:type="gramEnd"/>
-                  <w:r>
-                    <w:rPr>
-                      <w:sz w:val="24"/>
-                      <w:szCs w:val="24"/>
-                    </w:rPr>
-                    <w:t>/skill6}</w:t>
+                    <w:t>{#skill6}• {skill6}{/skill6}</w:t>
                   </w:r>
                 </w:p>
                 <w:p>
@@ -2442,39 +1542,7 @@
                       <w:sz w:val="24"/>
                       <w:szCs w:val="24"/>
                     </w:rPr>
-                    <w:t>{#skill</w:t>
-                  </w:r>
-                  <w:proofErr w:type="gramStart"/>
-                  <w:r>
-                    <w:rPr>
-                      <w:sz w:val="24"/>
-                      <w:szCs w:val="24"/>
-                    </w:rPr>
-                    <w:t>7}•</w:t>
-                  </w:r>
-                  <w:proofErr w:type="gramEnd"/>
-                  <w:r>
-                    <w:rPr>
-                      <w:sz w:val="24"/>
-                      <w:szCs w:val="24"/>
-                    </w:rPr>
-                    <w:t xml:space="preserve"> {skill</w:t>
-                  </w:r>
-                  <w:proofErr w:type="gramStart"/>
-                  <w:r>
-                    <w:rPr>
-                      <w:sz w:val="24"/>
-                      <w:szCs w:val="24"/>
-                    </w:rPr>
-                    <w:t>7}{</w:t>
-                  </w:r>
-                  <w:proofErr w:type="gramEnd"/>
-                  <w:r>
-                    <w:rPr>
-                      <w:sz w:val="24"/>
-                      <w:szCs w:val="24"/>
-                    </w:rPr>
-                    <w:t>/skill7}</w:t>
+                    <w:t>{#skill7}• {skill7}{/skill7}</w:t>
                   </w:r>
                 </w:p>
                 <w:p>
@@ -2491,39 +1559,7 @@
                       <w:sz w:val="24"/>
                       <w:szCs w:val="24"/>
                     </w:rPr>
-                    <w:t>{#skill</w:t>
-                  </w:r>
-                  <w:proofErr w:type="gramStart"/>
-                  <w:r>
-                    <w:rPr>
-                      <w:sz w:val="24"/>
-                      <w:szCs w:val="24"/>
-                    </w:rPr>
-                    <w:t>8}•</w:t>
-                  </w:r>
-                  <w:proofErr w:type="gramEnd"/>
-                  <w:r>
-                    <w:rPr>
-                      <w:sz w:val="24"/>
-                      <w:szCs w:val="24"/>
-                    </w:rPr>
-                    <w:t xml:space="preserve"> {skill</w:t>
-                  </w:r>
-                  <w:proofErr w:type="gramStart"/>
-                  <w:r>
-                    <w:rPr>
-                      <w:sz w:val="24"/>
-                      <w:szCs w:val="24"/>
-                    </w:rPr>
-                    <w:t>8}{</w:t>
-                  </w:r>
-                  <w:proofErr w:type="gramEnd"/>
-                  <w:r>
-                    <w:rPr>
-                      <w:sz w:val="24"/>
-                      <w:szCs w:val="24"/>
-                    </w:rPr>
-                    <w:t>/skill8}</w:t>
+                    <w:t>{#skill8}• {skill8}{/skill8}</w:t>
                   </w:r>
                 </w:p>
                 <w:p>
@@ -2540,39 +1576,7 @@
                       <w:sz w:val="24"/>
                       <w:szCs w:val="24"/>
                     </w:rPr>
-                    <w:t>{#skill</w:t>
-                  </w:r>
-                  <w:proofErr w:type="gramStart"/>
-                  <w:r>
-                    <w:rPr>
-                      <w:sz w:val="24"/>
-                      <w:szCs w:val="24"/>
-                    </w:rPr>
-                    <w:t>9}•</w:t>
-                  </w:r>
-                  <w:proofErr w:type="gramEnd"/>
-                  <w:r>
-                    <w:rPr>
-                      <w:sz w:val="24"/>
-                      <w:szCs w:val="24"/>
-                    </w:rPr>
-                    <w:t xml:space="preserve"> {skill</w:t>
-                  </w:r>
-                  <w:proofErr w:type="gramStart"/>
-                  <w:r>
-                    <w:rPr>
-                      <w:sz w:val="24"/>
-                      <w:szCs w:val="24"/>
-                    </w:rPr>
-                    <w:t>9}{</w:t>
-                  </w:r>
-                  <w:proofErr w:type="gramEnd"/>
-                  <w:r>
-                    <w:rPr>
-                      <w:sz w:val="24"/>
-                      <w:szCs w:val="24"/>
-                    </w:rPr>
-                    <w:t>/skill9}</w:t>
+                    <w:t>{#skill9}• {skill9}{/skill9}</w:t>
                   </w:r>
                 </w:p>
                 <w:p>
@@ -2589,39 +1593,7 @@
                       <w:sz w:val="24"/>
                       <w:szCs w:val="24"/>
                     </w:rPr>
-                    <w:t>{#skill</w:t>
-                  </w:r>
-                  <w:proofErr w:type="gramStart"/>
-                  <w:r>
-                    <w:rPr>
-                      <w:sz w:val="24"/>
-                      <w:szCs w:val="24"/>
-                    </w:rPr>
-                    <w:t>10}•</w:t>
-                  </w:r>
-                  <w:proofErr w:type="gramEnd"/>
-                  <w:r>
-                    <w:rPr>
-                      <w:sz w:val="24"/>
-                      <w:szCs w:val="24"/>
-                    </w:rPr>
-                    <w:t xml:space="preserve"> {skill</w:t>
-                  </w:r>
-                  <w:proofErr w:type="gramStart"/>
-                  <w:r>
-                    <w:rPr>
-                      <w:sz w:val="24"/>
-                      <w:szCs w:val="24"/>
-                    </w:rPr>
-                    <w:t>10}{</w:t>
-                  </w:r>
-                  <w:proofErr w:type="gramEnd"/>
-                  <w:r>
-                    <w:rPr>
-                      <w:sz w:val="24"/>
-                      <w:szCs w:val="24"/>
-                    </w:rPr>
-                    <w:t>/skill10}</w:t>
+                    <w:t>{#skill10}• {skill10}{/skill10}</w:t>
                   </w:r>
                 </w:p>
                 <w:p>
@@ -2630,15 +1602,7 @@
                     <w:keepLines/>
                   </w:pPr>
                   <w:r>
-                    <w:t>{/</w:t>
-                  </w:r>
-                  <w:proofErr w:type="spellStart"/>
-                  <w:r>
-                    <w:t>hasExtraSkills</w:t>
-                  </w:r>
-                  <w:proofErr w:type="spellEnd"/>
-                  <w:r>
-                    <w:t>}</w:t>
+                    <w:t>{/hasExtraSkills}</w:t>
                   </w:r>
                 </w:p>
                 <w:p>

--- a/public/templates/TemplateE.docx
+++ b/public/templates/TemplateE.docx
@@ -3,6 +3,9 @@
 <w:document xmlns:wpc="http://schemas.microsoft.com/office/word/2010/wordprocessingCanvas" xmlns:cx="http://schemas.microsoft.com/office/drawing/2014/chartex" xmlns:cx1="http://schemas.microsoft.com/office/drawing/2015/9/8/chartex" xmlns:cx2="http://schemas.microsoft.com/office/drawing/2015/10/21/chartex" xmlns:cx3="http://schemas.microsoft.com/office/drawing/2016/5/9/chartex" xmlns:cx4="http://schemas.microsoft.com/office/drawing/2016/5/10/chartex" xmlns:cx5="http://schemas.microsoft.com/office/drawing/2016/5/11/chartex" xmlns:cx6="http://schemas.microsoft.com/office/drawing/2016/5/12/chartex" xmlns:cx7="http://schemas.microsoft.com/office/drawing/2016/5/13/chartex" xmlns:cx8="http://schemas.microsoft.com/office/drawing/2016/5/14/chartex" xmlns:mc="http://schemas.openxmlformats.org/markup-compatibility/2006" xmlns:aink="http://schemas.microsoft.com/office/drawing/2016/ink" xmlns:am3d="http://schemas.microsoft.com/office/drawing/2017/model3d" xmlns:o="urn:schemas-microsoft-com:office:office" xmlns:oel="http://schemas.microsoft.com/office/2019/extlst" xmlns:r="http://schemas.openxmlformats.org/officeDocument/2006/relationships" xmlns:m="http://schemas.openxmlformats.org/officeDocument/2006/math" xmlns:v="urn:schemas-microsoft-com:vml" xmlns:wp14="http://schemas.microsoft.com/office/word/2010/wordprocessingDrawing" xmlns:wp="http://schemas.openxmlformats.org/drawingml/2006/wordprocessingDrawing" xmlns:w10="urn:schemas-microsoft-com:office:word" xmlns:w="http://schemas.openxmlformats.org/wordprocessingml/2006/main" xmlns:w14="http://schemas.microsoft.com/office/word/2010/wordml" xmlns:w15="http://schemas.microsoft.com/office/word/2012/wordml" xmlns:w16cex="http://schemas.microsoft.com/office/word/2018/wordml/cex" xmlns:w16cid="http://schemas.microsoft.com/office/word/2016/wordml/cid" xmlns:w16="http://schemas.microsoft.com/office/word/2018/wordml" xmlns:w16du="http://schemas.microsoft.com/office/word/2023/wordml/word16du" xmlns:w16sdtdh="http://schemas.microsoft.com/office/word/2020/wordml/sdtdatahash" xmlns:w16sdtfl="http://schemas.microsoft.com/office/word/2024/wordml/sdtformatlock" xmlns:w16se="http://schemas.microsoft.com/office/word/2015/wordml/symex" xmlns:wpg="http://schemas.microsoft.com/office/word/2010/wordprocessingGroup" xmlns:wpi="http://schemas.microsoft.com/office/word/2010/wordprocessingInk" xmlns:wne="http://schemas.microsoft.com/office/word/2006/wordml" xmlns:wps="http://schemas.microsoft.com/office/word/2010/wordprocessingShape" mc:Ignorable="w14 w15 w16se w16cid w16 w16cex w16sdtdh w16sdtfl w16du wp14">
   <w:body>
     <w:p>
+      <w:pPr>
+        <w:spacing w:after="0" w:line="240" w:lineRule="auto"/>
+      </w:pPr>
       <w:r>
         <w:rPr>
           <w:noProof/>
@@ -86,1575 +89,600 @@
         <w:t> </w:t>
       </w:r>
     </w:p>
-    <w:tbl>
-      <w:tblPr>
-        <w:tblW w:w="9360" w:type="dxa"/>
-        <w:tblBorders>
-          <w:top w:val="outset" w:sz="6" w:space="0" w:color="auto"/>
-          <w:left w:val="outset" w:sz="6" w:space="0" w:color="auto"/>
-          <w:bottom w:val="outset" w:sz="6" w:space="0" w:color="auto"/>
-          <w:right w:val="outset" w:sz="6" w:space="0" w:color="auto"/>
-        </w:tblBorders>
-        <w:tblCellMar>
-          <w:left w:w="0" w:type="dxa"/>
-          <w:right w:w="0" w:type="dxa"/>
-        </w:tblCellMar>
-        <w:tblLook w:val="04A0" w:firstRow="1" w:lastRow="0" w:firstColumn="1" w:lastColumn="0" w:noHBand="0" w:noVBand="1"/>
-      </w:tblPr>
-      <w:tblGrid>
-        <w:gridCol w:w="2595"/>
-        <w:gridCol w:w="504"/>
-        <w:gridCol w:w="1974"/>
-        <w:gridCol w:w="4287"/>
-      </w:tblGrid>
-      <w:tr>
-        <w:trPr>
-          <w:trHeight w:val="1083"/>
-        </w:trPr>
-        <w:tc>
-          <w:tcPr>
-            <w:tcW w:w="5073" w:type="dxa"/>
-            <w:gridSpan w:val="3"/>
-            <w:tcBorders>
-              <w:top w:val="nil"/>
-              <w:left w:val="nil"/>
-              <w:bottom w:val="single" w:sz="24" w:space="0" w:color="4A57E0"/>
-              <w:right w:val="nil"/>
-            </w:tcBorders>
-            <w:hideMark/>
-          </w:tcPr>
-          <w:p>
-            <w:pPr>
-              <w:keepNext/>
-              <w:keepLines/>
-              <w:spacing w:before="240"/>
-              <w:rPr>
-                <w:rFonts w:ascii="Georgia Pro Black" w:hAnsi="Georgia Pro Black"/>
-                <w:b/>
-                <w:bCs/>
-                <w:color w:val="44546A" w:themeColor="text2"/>
-                <w:sz w:val="56"/>
-                <w:szCs w:val="56"/>
-              </w:rPr>
-            </w:pPr>
-            <w:r>
-              <w:rPr>
-                <w:color w:val="44546A" w:themeColor="text2"/>
-              </w:rPr>
-              <w:t>​​</w:t>
-            </w:r>
-            <w:r>
-              <w:rPr>
-                <w:rFonts w:ascii="Georgia Pro Black" w:hAnsi="Georgia Pro Black"/>
-                <w:b/>
-                <w:bCs/>
-                <w:color w:val="44546A" w:themeColor="text2"/>
-                <w:sz w:val="56"/>
-                <w:szCs w:val="56"/>
-              </w:rPr>
-              <w:t>{name}</w:t>
-            </w:r>
-          </w:p>
-          <w:p/>
-        </w:tc>
-        <w:tc>
-          <w:tcPr>
-            <w:tcW w:w="4287" w:type="dxa"/>
-            <w:tcBorders>
-              <w:top w:val="nil"/>
-              <w:left w:val="nil"/>
-              <w:bottom w:val="single" w:sz="24" w:space="0" w:color="4A57E0"/>
-              <w:right w:val="nil"/>
-            </w:tcBorders>
-            <w:hideMark/>
-          </w:tcPr>
-          <w:p>
-            <w:pPr>
-              <w:keepNext/>
-              <w:keepLines/>
-              <w:spacing w:after="0" w:line="240" w:lineRule="auto"/>
-              <w:rPr>
-                <w:sz w:val="28"/>
-                <w:szCs w:val="28"/>
-              </w:rPr>
-            </w:pPr>
-            <w:r>
-              <w:t>​​</w:t>
-            </w:r>
-            <w:r>
-              <w:rPr>
-                <w:sz w:val="28"/>
-                <w:szCs w:val="28"/>
-              </w:rPr>
-              <w:t>{address}</w:t>
-            </w:r>
-          </w:p>
-          <w:p>
-            <w:pPr>
-              <w:keepNext/>
-              <w:keepLines/>
-              <w:spacing w:after="0" w:line="240" w:lineRule="auto"/>
-              <w:rPr>
-                <w:sz w:val="28"/>
-                <w:szCs w:val="28"/>
-              </w:rPr>
-            </w:pPr>
-            <w:r>
-              <w:rPr>
-                <w:sz w:val="28"/>
-                <w:szCs w:val="28"/>
-              </w:rPr>
-              <w:t>{city}, {state} {zip}</w:t>
-            </w:r>
-          </w:p>
-          <w:p>
-            <w:pPr>
-              <w:keepNext/>
-              <w:keepLines/>
-              <w:spacing w:after="0" w:line="240" w:lineRule="auto"/>
-              <w:rPr>
-                <w:sz w:val="28"/>
-                <w:szCs w:val="28"/>
-              </w:rPr>
-            </w:pPr>
-            <w:r>
-              <w:rPr>
-                <w:sz w:val="28"/>
-                <w:szCs w:val="28"/>
-              </w:rPr>
-              <w:t>{phone}  |  {email}</w:t>
-            </w:r>
-          </w:p>
-          <w:p>
-            <w:r>
-              <w:t> </w:t>
-            </w:r>
-          </w:p>
-        </w:tc>
-      </w:tr>
-      <w:tr>
-        <w:trPr>
-          <w:trHeight w:val="296"/>
-        </w:trPr>
-        <w:tc>
-          <w:tcPr>
-            <w:tcW w:w="9360" w:type="dxa"/>
-            <w:gridSpan w:val="4"/>
-            <w:tcBorders>
-              <w:top w:val="single" w:sz="24" w:space="0" w:color="4A57E0"/>
-              <w:left w:val="nil"/>
-              <w:bottom w:val="nil"/>
-              <w:right w:val="nil"/>
-            </w:tcBorders>
-            <w:hideMark/>
-          </w:tcPr>
-          <w:p>
-            <w:r>
-              <w:t>​​</w:t>
-            </w:r>
-            <w:r>
-              <w:rPr>
-                <w:b/>
-                <w:bCs/>
-              </w:rPr>
-              <w:t>Objective​</w:t>
-            </w:r>
-            <w:r>
-              <w:t> </w:t>
-            </w:r>
-          </w:p>
-        </w:tc>
-      </w:tr>
-      <w:tr>
-        <w:trPr>
-          <w:trHeight w:val="296"/>
-        </w:trPr>
-        <w:tc>
-          <w:tcPr>
-            <w:tcW w:w="9360" w:type="dxa"/>
-            <w:gridSpan w:val="4"/>
-            <w:tcBorders>
-              <w:top w:val="nil"/>
-              <w:left w:val="nil"/>
-              <w:bottom w:val="single" w:sz="24" w:space="0" w:color="4A57E0"/>
-              <w:right w:val="nil"/>
-            </w:tcBorders>
-            <w:hideMark/>
-          </w:tcPr>
-          <w:p>
-            <w:pPr>
-              <w:keepNext/>
-              <w:keepLines/>
-              <w:spacing w:before="120" w:after="0" w:line="240" w:lineRule="auto"/>
-              <w:ind w:left="187"/>
-            </w:pPr>
-            <w:r>
-              <w:t>​​</w:t>
-            </w:r>
-            <w:r>
-              <w:t>{#summary1}• {summary1}{/summary1}</w:t>
-            </w:r>
-          </w:p>
-          <w:p>
-            <w:pPr>
-              <w:keepNext/>
-              <w:keepLines/>
-              <w:spacing w:after="0" w:line="240" w:lineRule="auto"/>
-              <w:ind w:left="180"/>
-            </w:pPr>
-            <w:r>
-              <w:t>{#summary2}• {summary2}{/summary2}</w:t>
-            </w:r>
-          </w:p>
-          <w:p>
-            <w:pPr>
-              <w:keepNext/>
-              <w:keepLines/>
-              <w:spacing w:after="0" w:line="240" w:lineRule="auto"/>
-              <w:ind w:left="180"/>
-            </w:pPr>
-            <w:r>
-              <w:t>{#summary3}• {summary3}{/summary3}</w:t>
-            </w:r>
-          </w:p>
-          <w:p>
-            <w:pPr>
-              <w:keepNext/>
-              <w:keepLines/>
-              <w:spacing w:after="0" w:line="240" w:lineRule="auto"/>
-              <w:ind w:left="180"/>
-            </w:pPr>
-            <w:r>
-              <w:t>{#summary4}• {summary4}{/summary4}</w:t>
-            </w:r>
-          </w:p>
-          <w:p>
-            <w:pPr>
-              <w:spacing w:after="0" w:line="240" w:lineRule="auto"/>
-            </w:pPr>
-            <w:r>
-              <w:t xml:space="preserve">   </w:t>
-            </w:r>
-            <w:r>
-              <w:t>{#summary5}• {summary5}{/summary5}</w:t>
-            </w:r>
-            <w:r>
-              <w:br/>
-            </w:r>
-          </w:p>
-          <w:p>
-            <w:pPr>
-              <w:keepNext/>
-              <w:keepLines/>
-            </w:pPr>
-            <w:r>
-              <w:t> </w:t>
-            </w:r>
-            <w:r>
-              <w:t>{#hasEducation}</w:t>
-            </w:r>
-          </w:p>
-        </w:tc>
-      </w:tr>
-      <w:tr>
-        <w:trPr>
-          <w:trHeight w:val="296"/>
-        </w:trPr>
-        <w:tc>
-          <w:tcPr>
-            <w:tcW w:w="9360" w:type="dxa"/>
-            <w:gridSpan w:val="4"/>
-            <w:tcBorders>
-              <w:top w:val="single" w:sz="24" w:space="0" w:color="4A57E0"/>
-              <w:left w:val="nil"/>
-              <w:bottom w:val="nil"/>
-              <w:right w:val="nil"/>
-            </w:tcBorders>
-            <w:hideMark/>
-          </w:tcPr>
-          <w:p>
-            <w:pPr>
-              <w:spacing w:after="0" w:line="240" w:lineRule="auto"/>
-            </w:pPr>
-            <w:r>
-              <w:t>​​</w:t>
-            </w:r>
-            <w:r>
-              <w:rPr>
-                <w:b/>
-                <w:bCs/>
-              </w:rPr>
-              <w:t>Education​</w:t>
-            </w:r>
-            <w:r>
-              <w:t> </w:t>
-            </w:r>
-          </w:p>
-        </w:tc>
-      </w:tr>
-      <w:tr>
-        <w:trPr>
-          <w:trHeight w:val="296"/>
-        </w:trPr>
-        <w:tc>
-          <w:tcPr>
-            <w:tcW w:w="5073" w:type="dxa"/>
-            <w:gridSpan w:val="3"/>
-            <w:tcBorders>
-              <w:top w:val="nil"/>
-              <w:left w:val="nil"/>
-              <w:bottom w:val="nil"/>
-              <w:right w:val="nil"/>
-            </w:tcBorders>
-            <w:hideMark/>
-          </w:tcPr>
-          <w:p>
-            <w:pPr>
-              <w:spacing w:after="0" w:line="240" w:lineRule="auto"/>
-              <w:rPr>
-                <w:b/>
-                <w:bCs/>
-              </w:rPr>
-            </w:pPr>
-            <w:r>
-              <w:t>{#education}</w:t>
-            </w:r>
-          </w:p>
-        </w:tc>
-        <w:tc>
-          <w:tcPr>
-            <w:tcW w:w="4287" w:type="dxa"/>
-            <w:tcBorders>
-              <w:top w:val="nil"/>
-              <w:left w:val="nil"/>
-              <w:bottom w:val="nil"/>
-              <w:right w:val="nil"/>
-            </w:tcBorders>
-            <w:hideMark/>
-          </w:tcPr>
-          <w:p>
-            <w:pPr>
-              <w:spacing w:after="0" w:line="240" w:lineRule="auto"/>
-              <w:rPr>
-                <w:b/>
-                <w:bCs/>
-              </w:rPr>
-            </w:pPr>
-            <w:r>
-              <w:rPr>
-                <w:b/>
-                <w:bCs/>
-              </w:rPr>
-              <w:t>​​</w:t>
-            </w:r>
-          </w:p>
-        </w:tc>
-      </w:tr>
-      <w:tr>
-        <w:trPr>
-          <w:trHeight w:val="356"/>
-        </w:trPr>
-        <w:tc>
-          <w:tcPr>
-            <w:tcW w:w="9360" w:type="dxa"/>
-            <w:gridSpan w:val="4"/>
-            <w:tcBorders>
-              <w:top w:val="nil"/>
-              <w:left w:val="nil"/>
-              <w:bottom w:val="nil"/>
-              <w:right w:val="nil"/>
-            </w:tcBorders>
-            <w:hideMark/>
-          </w:tcPr>
-          <w:tbl>
-            <w:tblPr>
-              <w:tblStyle w:val="TableGrid"/>
-              <w:tblW w:w="0" w:type="auto"/>
-              <w:tblBorders>
-                <w:top w:val="none" w:sz="0" w:space="0" w:color="auto"/>
-                <w:left w:val="none" w:sz="0" w:space="0" w:color="auto"/>
-                <w:bottom w:val="none" w:sz="0" w:space="0" w:color="auto"/>
-                <w:right w:val="none" w:sz="0" w:space="0" w:color="auto"/>
-                <w:insideH w:val="none" w:sz="0" w:space="0" w:color="auto"/>
-                <w:insideV w:val="none" w:sz="0" w:space="0" w:color="auto"/>
-              </w:tblBorders>
-              <w:tblLook w:val="04A0" w:firstRow="1" w:lastRow="0" w:firstColumn="1" w:lastColumn="0" w:noHBand="0" w:noVBand="1"/>
-            </w:tblPr>
-            <w:tblGrid>
-              <w:gridCol w:w="4554"/>
-              <w:gridCol w:w="3894"/>
-            </w:tblGrid>
-            <w:tr>
-              <w:trPr>
-                <w:trHeight w:val="771"/>
-              </w:trPr>
-              <w:tc>
-                <w:tcPr>
-                  <w:tcW w:w="4554" w:type="dxa"/>
-                </w:tcPr>
-                <w:p>
-                  <w:pPr>
-                    <w:keepNext/>
-                    <w:keepLines/>
-                    <w:rPr>
-                      <w:sz w:val="24"/>
-                      <w:szCs w:val="24"/>
-                    </w:rPr>
-                  </w:pPr>
-                  <w:r>
-                    <w:rPr>
-                      <w:sz w:val="24"/>
-                      <w:szCs w:val="24"/>
-                    </w:rPr>
-                    <w:t>{school} | {eduCity}, {eduState}</w:t>
-                  </w:r>
-                </w:p>
-                <w:p>
-                  <w:pPr>
-                    <w:keepNext/>
-                    <w:keepLines/>
-                    <w:rPr>
-                      <w:i/>
-                      <w:iCs/>
-                    </w:rPr>
-                  </w:pPr>
-                  <w:r>
-                    <w:rPr>
-                      <w:i/>
-                      <w:iCs/>
-                    </w:rPr>
-                    <w:t xml:space="preserve">{program} </w:t>
-                  </w:r>
-                </w:p>
-                <w:p>
-                  <w:pPr>
-                    <w:keepNext/>
-                    <w:keepLines/>
-                  </w:pPr>
-                  <w:r>
-                    <w:t>{notes}</w:t>
-                  </w:r>
-                </w:p>
-              </w:tc>
-              <w:tc>
-                <w:tcPr>
-                  <w:tcW w:w="3894" w:type="dxa"/>
-                </w:tcPr>
-                <w:p>
-                  <w:pPr>
-                    <w:keepNext/>
-                    <w:keepLines/>
-                    <w:jc w:val="center"/>
-                    <w:rPr>
-                      <w:b/>
-                      <w:bCs/>
-                      <w:sz w:val="24"/>
-                      <w:szCs w:val="24"/>
-                    </w:rPr>
-                  </w:pPr>
-                  <w:r>
-                    <w:rPr>
-                      <w:b/>
-                      <w:bCs/>
-                      <w:sz w:val="24"/>
-                      <w:szCs w:val="24"/>
-                    </w:rPr>
-                    <w:t xml:space="preserve">    </w:t>
-                  </w:r>
-                  <w:r>
-                    <w:rPr>
-                      <w:b/>
-                      <w:bCs/>
-                      <w:sz w:val="24"/>
-                      <w:szCs w:val="24"/>
-                    </w:rPr>
-                    <w:t xml:space="preserve">                 </w:t>
-                  </w:r>
-                  <w:r>
-                    <w:rPr>
-                      <w:b/>
-                      <w:bCs/>
-                      <w:sz w:val="24"/>
-                      <w:szCs w:val="24"/>
-                    </w:rPr>
-                    <w:t xml:space="preserve">  {startDate} – {endDate}</w:t>
-                  </w:r>
-                </w:p>
-                <w:p>
-                  <w:pPr>
-                    <w:keepNext/>
-                    <w:keepLines/>
-                    <w:rPr>
-                      <w:b/>
-                      <w:bCs/>
-                      <w:sz w:val="28"/>
-                      <w:szCs w:val="28"/>
-                    </w:rPr>
-                  </w:pPr>
-                </w:p>
-              </w:tc>
-            </w:tr>
-          </w:tbl>
-          <w:p>
-            <w:pPr>
-              <w:spacing w:after="0" w:line="240" w:lineRule="auto"/>
-            </w:pPr>
-            <w:r>
-              <w:t>{/education}</w:t>
-            </w:r>
-          </w:p>
-        </w:tc>
-      </w:tr>
-      <w:tr>
-        <w:trPr>
-          <w:trHeight w:val="296"/>
-        </w:trPr>
-        <w:tc>
-          <w:tcPr>
-            <w:tcW w:w="5073" w:type="dxa"/>
-            <w:gridSpan w:val="3"/>
-            <w:tcBorders>
-              <w:top w:val="nil"/>
-              <w:left w:val="nil"/>
-              <w:bottom w:val="nil"/>
-              <w:right w:val="nil"/>
-            </w:tcBorders>
-            <w:hideMark/>
-          </w:tcPr>
-          <w:p>
-            <w:pPr>
-              <w:spacing w:after="0" w:line="240" w:lineRule="auto"/>
-              <w:rPr>
-                <w:b/>
-                <w:bCs/>
-              </w:rPr>
-            </w:pPr>
-            <w:r>
-              <w:t>{/hasEducation}</w:t>
-            </w:r>
-          </w:p>
-        </w:tc>
-        <w:tc>
-          <w:tcPr>
-            <w:tcW w:w="4287" w:type="dxa"/>
-            <w:tcBorders>
-              <w:top w:val="nil"/>
-              <w:left w:val="nil"/>
-              <w:bottom w:val="nil"/>
-              <w:right w:val="nil"/>
-            </w:tcBorders>
-            <w:hideMark/>
-          </w:tcPr>
-          <w:p>
-            <w:pPr>
-              <w:rPr>
-                <w:b/>
-                <w:bCs/>
-              </w:rPr>
-            </w:pPr>
-            <w:r>
-              <w:rPr>
-                <w:b/>
-                <w:bCs/>
-              </w:rPr>
-              <w:t>​​</w:t>
-            </w:r>
-          </w:p>
-        </w:tc>
-      </w:tr>
-      <w:tr>
-        <w:trPr>
-          <w:trHeight w:val="638"/>
-        </w:trPr>
-        <w:tc>
-          <w:tcPr>
-            <w:tcW w:w="9360" w:type="dxa"/>
-            <w:gridSpan w:val="4"/>
-            <w:tcBorders>
-              <w:top w:val="nil"/>
-              <w:left w:val="nil"/>
-              <w:bottom w:val="single" w:sz="24" w:space="0" w:color="4A57E0"/>
-              <w:right w:val="nil"/>
-            </w:tcBorders>
-            <w:hideMark/>
-          </w:tcPr>
-          <w:p>
-            <w:pPr>
-              <w:spacing w:after="0" w:line="240" w:lineRule="auto"/>
-            </w:pPr>
-            <w:r>
-              <w:rPr>
-                <w:b/>
-                <w:bCs/>
-              </w:rPr>
-              <w:t>{</w:t>
-            </w:r>
-            <w:r>
-              <w:rPr>
-                <w:b/>
-                <w:bCs/>
-              </w:rPr>
-              <w:t>#</w:t>
-            </w:r>
-            <w:r>
-              <w:rPr>
-                <w:b/>
-                <w:bCs/>
-              </w:rPr>
-              <w:t>hasWorkExperience}</w:t>
-            </w:r>
-          </w:p>
-        </w:tc>
-      </w:tr>
-      <w:tr>
-        <w:trPr>
-          <w:trHeight w:val="296"/>
-        </w:trPr>
-        <w:tc>
-          <w:tcPr>
-            <w:tcW w:w="9360" w:type="dxa"/>
-            <w:gridSpan w:val="4"/>
-            <w:tcBorders>
-              <w:top w:val="single" w:sz="24" w:space="0" w:color="4A57E0"/>
-              <w:left w:val="nil"/>
-              <w:bottom w:val="nil"/>
-              <w:right w:val="nil"/>
-            </w:tcBorders>
-            <w:hideMark/>
-          </w:tcPr>
-          <w:p>
-            <w:pPr>
-              <w:spacing w:after="0" w:line="240" w:lineRule="auto"/>
-              <w:rPr>
-                <w:b/>
-                <w:bCs/>
-              </w:rPr>
-            </w:pPr>
-            <w:r>
-              <w:rPr>
-                <w:b/>
-                <w:bCs/>
-              </w:rPr>
-              <w:t>​​Experience​ </w:t>
-            </w:r>
-          </w:p>
-        </w:tc>
-      </w:tr>
-      <w:tr>
-        <w:trPr>
-          <w:trHeight w:val="296"/>
-        </w:trPr>
-        <w:tc>
-          <w:tcPr>
-            <w:tcW w:w="5073" w:type="dxa"/>
-            <w:gridSpan w:val="3"/>
-            <w:tcBorders>
-              <w:top w:val="nil"/>
-              <w:left w:val="nil"/>
-              <w:bottom w:val="nil"/>
-              <w:right w:val="nil"/>
-            </w:tcBorders>
-            <w:hideMark/>
-          </w:tcPr>
-          <w:p>
-            <w:pPr>
-              <w:spacing w:after="0" w:line="240" w:lineRule="auto"/>
-              <w:rPr>
-                <w:b/>
-                <w:bCs/>
-              </w:rPr>
-            </w:pPr>
-            <w:r>
-              <w:t>{#workExperience}</w:t>
-            </w:r>
-          </w:p>
-        </w:tc>
-        <w:tc>
-          <w:tcPr>
-            <w:tcW w:w="4287" w:type="dxa"/>
-            <w:tcBorders>
-              <w:top w:val="nil"/>
-              <w:left w:val="nil"/>
-              <w:bottom w:val="nil"/>
-              <w:right w:val="nil"/>
-            </w:tcBorders>
-            <w:hideMark/>
-          </w:tcPr>
-          <w:p>
-            <w:pPr>
-              <w:spacing w:after="0" w:line="240" w:lineRule="auto"/>
-              <w:rPr>
-                <w:b/>
-                <w:bCs/>
-              </w:rPr>
-            </w:pPr>
-            <w:r>
-              <w:rPr>
-                <w:b/>
-                <w:bCs/>
-              </w:rPr>
-              <w:t>​​</w:t>
-            </w:r>
-          </w:p>
-        </w:tc>
-      </w:tr>
-      <w:tr>
-        <w:trPr>
-          <w:trHeight w:val="296"/>
-        </w:trPr>
-        <w:tc>
-          <w:tcPr>
-            <w:tcW w:w="9360" w:type="dxa"/>
-            <w:gridSpan w:val="4"/>
-            <w:tcBorders>
-              <w:top w:val="nil"/>
-              <w:left w:val="nil"/>
-              <w:bottom w:val="nil"/>
-              <w:right w:val="nil"/>
-            </w:tcBorders>
-            <w:hideMark/>
-          </w:tcPr>
-          <w:tbl>
-            <w:tblPr>
-              <w:tblStyle w:val="TableGrid"/>
-              <w:tblW w:w="8844" w:type="dxa"/>
-              <w:tblBorders>
-                <w:top w:val="none" w:sz="0" w:space="0" w:color="auto"/>
-                <w:left w:val="none" w:sz="0" w:space="0" w:color="auto"/>
-                <w:bottom w:val="none" w:sz="0" w:space="0" w:color="auto"/>
-                <w:right w:val="none" w:sz="0" w:space="0" w:color="auto"/>
-                <w:insideH w:val="none" w:sz="0" w:space="0" w:color="auto"/>
-                <w:insideV w:val="none" w:sz="0" w:space="0" w:color="auto"/>
-              </w:tblBorders>
-              <w:tblLook w:val="04A0" w:firstRow="1" w:lastRow="0" w:firstColumn="1" w:lastColumn="0" w:noHBand="0" w:noVBand="1"/>
-            </w:tblPr>
-            <w:tblGrid>
-              <w:gridCol w:w="5587"/>
-              <w:gridCol w:w="3257"/>
-            </w:tblGrid>
-            <w:tr>
-              <w:trPr>
-                <w:trHeight w:val="630"/>
-              </w:trPr>
-              <w:tc>
-                <w:tcPr>
-                  <w:tcW w:w="5587" w:type="dxa"/>
-                </w:tcPr>
-                <w:p>
-                  <w:pPr>
-                    <w:keepNext/>
-                    <w:keepLines/>
-                    <w:rPr>
-                      <w:sz w:val="24"/>
-                      <w:szCs w:val="24"/>
-                    </w:rPr>
-                  </w:pPr>
-                  <w:r>
-                    <w:rPr>
-                      <w:sz w:val="24"/>
-                      <w:szCs w:val="24"/>
-                    </w:rPr>
-                    <w:t xml:space="preserve">{title}, {employer} </w:t>
-                  </w:r>
-                </w:p>
-                <w:p>
-                  <w:pPr>
-                    <w:keepNext/>
-                    <w:keepLines/>
-                    <w:rPr>
-                      <w:i/>
-                      <w:iCs/>
-                    </w:rPr>
-                  </w:pPr>
-                  <w:r>
-                    <w:rPr>
-                      <w:i/>
-                      <w:iCs/>
-                    </w:rPr>
-                    <w:t>({</w:t>
-                  </w:r>
-                  <w:r>
-                    <w:rPr>
-                      <w:i/>
-                      <w:iCs/>
-                      <w:sz w:val="24"/>
-                      <w:szCs w:val="24"/>
-                    </w:rPr>
-                    <w:t>employerCity}, {employerState})</w:t>
-                  </w:r>
-                </w:p>
-              </w:tc>
-              <w:tc>
-                <w:tcPr>
-                  <w:tcW w:w="3257" w:type="dxa"/>
-                </w:tcPr>
-                <w:p>
-                  <w:pPr>
-                    <w:keepNext/>
-                    <w:keepLines/>
-                    <w:rPr>
-                      <w:b/>
-                      <w:bCs/>
-                      <w:sz w:val="24"/>
-                      <w:szCs w:val="24"/>
-                    </w:rPr>
-                  </w:pPr>
-                  <w:r>
-                    <w:rPr>
-                      <w:sz w:val="24"/>
-                      <w:szCs w:val="24"/>
-                    </w:rPr>
-                    <w:t xml:space="preserve">                 </w:t>
-                  </w:r>
-                  <w:r>
-                    <w:rPr>
-                      <w:b/>
-                      <w:bCs/>
-                      <w:sz w:val="24"/>
-                      <w:szCs w:val="24"/>
-                    </w:rPr>
-                    <w:t>{start} – {end}</w:t>
-                  </w:r>
-                </w:p>
-              </w:tc>
-            </w:tr>
-          </w:tbl>
-          <w:p>
-            <w:pPr>
-              <w:spacing w:after="0" w:line="240" w:lineRule="auto"/>
-            </w:pPr>
-            <w:r>
-              <w:t xml:space="preserve">   </w:t>
-            </w:r>
-            <w:r>
-              <w:t>{#task1}• {task1}{/task1}</w:t>
-            </w:r>
-          </w:p>
-          <w:p>
-            <w:pPr>
-              <w:spacing w:after="0" w:line="240" w:lineRule="auto"/>
-            </w:pPr>
-            <w:r>
-              <w:t xml:space="preserve">   </w:t>
-            </w:r>
-            <w:r>
-              <w:t>{#task</w:t>
-            </w:r>
-            <w:r>
-              <w:t>2</w:t>
-            </w:r>
-            <w:r>
-              <w:t>}• {task</w:t>
-            </w:r>
-            <w:r>
-              <w:t>2</w:t>
-            </w:r>
-            <w:r>
-              <w:t>}{/task</w:t>
-            </w:r>
-            <w:r>
-              <w:t>2</w:t>
-            </w:r>
-            <w:r>
-              <w:t>}</w:t>
-            </w:r>
-          </w:p>
-          <w:p>
-            <w:pPr>
-              <w:spacing w:after="0" w:line="240" w:lineRule="auto"/>
-            </w:pPr>
-            <w:r>
-              <w:t xml:space="preserve">   </w:t>
-            </w:r>
-            <w:r>
-              <w:t>{#task</w:t>
-            </w:r>
-            <w:r>
-              <w:t>3</w:t>
-            </w:r>
-            <w:r>
-              <w:t>}• {task</w:t>
-            </w:r>
-            <w:r>
-              <w:t>3</w:t>
-            </w:r>
-            <w:r>
-              <w:t>}{/task</w:t>
-            </w:r>
-            <w:r>
-              <w:t>3</w:t>
-            </w:r>
-            <w:r>
-              <w:t>}</w:t>
-            </w:r>
-          </w:p>
-          <w:p>
-            <w:pPr>
-              <w:spacing w:after="0" w:line="240" w:lineRule="auto"/>
-            </w:pPr>
-            <w:r>
-              <w:t xml:space="preserve">   </w:t>
-            </w:r>
-            <w:r>
-              <w:t>{#task</w:t>
-            </w:r>
-            <w:r>
-              <w:t>4</w:t>
-            </w:r>
-            <w:r>
-              <w:t>}• {task</w:t>
-            </w:r>
-            <w:r>
-              <w:t>4</w:t>
-            </w:r>
-            <w:r>
-              <w:t>}{/task</w:t>
-            </w:r>
-            <w:r>
-              <w:t>4</w:t>
-            </w:r>
-            <w:r>
-              <w:t>}</w:t>
-            </w:r>
-          </w:p>
-          <w:p>
-            <w:pPr>
-              <w:spacing w:after="0" w:line="240" w:lineRule="auto"/>
-            </w:pPr>
-            <w:r>
-              <w:t xml:space="preserve">   </w:t>
-            </w:r>
-            <w:r>
-              <w:t>{#task</w:t>
-            </w:r>
-            <w:r>
-              <w:t>5</w:t>
-            </w:r>
-            <w:r>
-              <w:t>}• {task</w:t>
-            </w:r>
-            <w:r>
-              <w:t>5</w:t>
-            </w:r>
-            <w:r>
-              <w:t>}{/task</w:t>
-            </w:r>
-            <w:r>
-              <w:t>5</w:t>
-            </w:r>
-            <w:r>
-              <w:t>}</w:t>
-            </w:r>
-          </w:p>
-        </w:tc>
-      </w:tr>
-      <w:tr>
-        <w:trPr>
-          <w:gridAfter w:val="3"/>
-          <w:wAfter w:w="6765" w:type="dxa"/>
-          <w:trHeight w:val="296"/>
-        </w:trPr>
-        <w:tc>
-          <w:tcPr>
-            <w:tcW w:w="2595" w:type="dxa"/>
-            <w:tcBorders>
-              <w:top w:val="nil"/>
-              <w:left w:val="nil"/>
-              <w:bottom w:val="nil"/>
-              <w:right w:val="nil"/>
-            </w:tcBorders>
-            <w:hideMark/>
-          </w:tcPr>
-          <w:p>
-            <w:pPr>
-              <w:rPr>
-                <w:b/>
-                <w:bCs/>
-              </w:rPr>
-            </w:pPr>
-            <w:r>
-              <w:rPr>
-                <w:b/>
-                <w:bCs/>
-              </w:rPr>
-              <w:t>​​</w:t>
-            </w:r>
-            <w:r>
-              <w:rPr>
-                <w:b/>
-                <w:bCs/>
-              </w:rPr>
-              <w:t>{/workExperience}</w:t>
-            </w:r>
-          </w:p>
-          <w:p>
-            <w:pPr>
-              <w:rPr>
-                <w:b/>
-                <w:bCs/>
-              </w:rPr>
-            </w:pPr>
-          </w:p>
-        </w:tc>
-      </w:tr>
-      <w:tr>
-        <w:trPr>
-          <w:gridAfter w:val="3"/>
-          <w:wAfter w:w="6765" w:type="dxa"/>
-          <w:trHeight w:val="296"/>
-        </w:trPr>
-        <w:tc>
-          <w:tcPr>
-            <w:tcW w:w="2595" w:type="dxa"/>
-            <w:tcBorders>
-              <w:top w:val="nil"/>
-              <w:left w:val="nil"/>
-              <w:bottom w:val="nil"/>
-              <w:right w:val="nil"/>
-            </w:tcBorders>
-          </w:tcPr>
-          <w:p>
-            <w:pPr>
-              <w:rPr>
-                <w:b/>
-                <w:bCs/>
-              </w:rPr>
-            </w:pPr>
-            <w:r>
-              <w:rPr>
-                <w:b/>
-                <w:bCs/>
-              </w:rPr>
-              <w:t>{/hasWorkExperience}</w:t>
-            </w:r>
-          </w:p>
-        </w:tc>
-      </w:tr>
-      <w:tr>
-        <w:trPr>
-          <w:trHeight w:val="296"/>
-        </w:trPr>
-        <w:tc>
-          <w:tcPr>
-            <w:tcW w:w="9360" w:type="dxa"/>
-            <w:gridSpan w:val="4"/>
-            <w:tcBorders>
-              <w:top w:val="single" w:sz="24" w:space="0" w:color="4A57E0"/>
-              <w:left w:val="nil"/>
-              <w:bottom w:val="nil"/>
-              <w:right w:val="nil"/>
-            </w:tcBorders>
-            <w:hideMark/>
-          </w:tcPr>
-          <w:tbl>
-            <w:tblPr>
-              <w:tblStyle w:val="TableGrid"/>
-              <w:tblW w:w="0" w:type="auto"/>
-              <w:tblBorders>
-                <w:top w:val="none" w:sz="0" w:space="0" w:color="auto"/>
-                <w:left w:val="none" w:sz="0" w:space="0" w:color="auto"/>
-                <w:bottom w:val="none" w:sz="0" w:space="0" w:color="auto"/>
-                <w:right w:val="none" w:sz="0" w:space="0" w:color="auto"/>
-                <w:insideH w:val="none" w:sz="0" w:space="0" w:color="auto"/>
-                <w:insideV w:val="none" w:sz="0" w:space="0" w:color="auto"/>
-              </w:tblBorders>
-              <w:tblLook w:val="04A0" w:firstRow="1" w:lastRow="0" w:firstColumn="1" w:lastColumn="0" w:noHBand="0" w:noVBand="1"/>
-            </w:tblPr>
-            <w:tblGrid>
-              <w:gridCol w:w="4675"/>
-              <w:gridCol w:w="4675"/>
-            </w:tblGrid>
-            <w:tr>
-              <w:trPr>
-                <w:cantSplit/>
-              </w:trPr>
-              <w:tc>
-                <w:tcPr>
-                  <w:tcW w:w="4675" w:type="dxa"/>
-                </w:tcPr>
-                <w:p>
-                  <w:pPr>
-                    <w:keepNext/>
-                    <w:keepLines/>
-                  </w:pPr>
-                  <w:r>
-                    <w:lastRenderedPageBreak/>
-                    <w:t>​</w:t>
-                  </w:r>
-                  <w:r>
-                    <w:t>{#hasProgramCerts}</w:t>
-                  </w:r>
-                </w:p>
-                <w:p>
-                  <w:pPr>
-                    <w:keepNext/>
-                    <w:keepLines/>
-                    <w:rPr>
-                      <w:b/>
-                      <w:bCs/>
-                      <w:sz w:val="28"/>
-                      <w:szCs w:val="28"/>
-                    </w:rPr>
-                  </w:pPr>
-                  <w:r>
-                    <w:rPr>
-                      <w:b/>
-                      <w:bCs/>
-                      <w:sz w:val="28"/>
-                      <w:szCs w:val="28"/>
-                    </w:rPr>
-                    <w:t xml:space="preserve">Certifications </w:t>
-                  </w:r>
-                </w:p>
-                <w:p>
-                  <w:pPr>
-                    <w:keepNext/>
-                    <w:keepLines/>
-                    <w:rPr>
-                      <w:sz w:val="24"/>
-                      <w:szCs w:val="24"/>
-                    </w:rPr>
-                  </w:pPr>
-                  <w:r>
-                    <w:rPr>
-                      <w:sz w:val="24"/>
-                      <w:szCs w:val="24"/>
-                    </w:rPr>
-                    <w:t>{#cert1}• {cert1}{/cert1}</w:t>
-                  </w:r>
-                </w:p>
-                <w:p>
-                  <w:pPr>
-                    <w:keepNext/>
-                    <w:keepLines/>
-                    <w:rPr>
-                      <w:sz w:val="24"/>
-                      <w:szCs w:val="24"/>
-                    </w:rPr>
-                  </w:pPr>
-                  <w:r>
-                    <w:rPr>
-                      <w:sz w:val="24"/>
-                      <w:szCs w:val="24"/>
-                    </w:rPr>
-                    <w:t>{#cert2}• {cert2}{/cert2}</w:t>
-                  </w:r>
-                </w:p>
-                <w:p>
-                  <w:pPr>
-                    <w:keepNext/>
-                    <w:keepLines/>
-                    <w:rPr>
-                      <w:sz w:val="24"/>
-                      <w:szCs w:val="24"/>
-                    </w:rPr>
-                  </w:pPr>
-                  <w:r>
-                    <w:rPr>
-                      <w:sz w:val="24"/>
-                      <w:szCs w:val="24"/>
-                    </w:rPr>
-                    <w:t>{#cert3}• {cert3}{/cert3}</w:t>
-                  </w:r>
-                </w:p>
-                <w:p>
-                  <w:pPr>
-                    <w:keepNext/>
-                    <w:keepLines/>
-                    <w:rPr>
-                      <w:sz w:val="24"/>
-                      <w:szCs w:val="24"/>
-                    </w:rPr>
-                  </w:pPr>
-                  <w:r>
-                    <w:rPr>
-                      <w:sz w:val="24"/>
-                      <w:szCs w:val="24"/>
-                    </w:rPr>
-                    <w:t>{#cert4}• {cert4}{/cert4}</w:t>
-                  </w:r>
-                </w:p>
-                <w:p>
-                  <w:pPr>
-                    <w:keepNext/>
-                    <w:keepLines/>
-                    <w:rPr>
-                      <w:sz w:val="24"/>
-                      <w:szCs w:val="24"/>
-                    </w:rPr>
-                  </w:pPr>
-                  <w:r>
-                    <w:rPr>
-                      <w:sz w:val="24"/>
-                      <w:szCs w:val="24"/>
-                    </w:rPr>
-                    <w:t>{#cert5}• {cert5}{/cert5}</w:t>
-                  </w:r>
-                </w:p>
-                <w:p>
-                  <w:pPr>
-                    <w:keepNext/>
-                    <w:keepLines/>
-                    <w:rPr>
-                      <w:sz w:val="24"/>
-                      <w:szCs w:val="24"/>
-                    </w:rPr>
-                  </w:pPr>
-                  <w:r>
-                    <w:rPr>
-                      <w:sz w:val="24"/>
-                      <w:szCs w:val="24"/>
-                    </w:rPr>
-                    <w:t>{#cert6}• {cert6}{/cert6}</w:t>
-                  </w:r>
-                </w:p>
-                <w:p>
-                  <w:pPr>
-                    <w:keepNext/>
-                    <w:keepLines/>
-                    <w:rPr>
-                      <w:sz w:val="24"/>
-                      <w:szCs w:val="24"/>
-                    </w:rPr>
-                  </w:pPr>
-                  <w:r>
-                    <w:rPr>
-                      <w:sz w:val="24"/>
-                      <w:szCs w:val="24"/>
-                    </w:rPr>
-                    <w:t>{#cert7}• {cert7}{/cert7}</w:t>
-                  </w:r>
-                </w:p>
-                <w:p>
-                  <w:pPr>
-                    <w:keepNext/>
-                    <w:keepLines/>
-                    <w:rPr>
-                      <w:sz w:val="24"/>
-                      <w:szCs w:val="24"/>
-                    </w:rPr>
-                  </w:pPr>
-                  <w:r>
-                    <w:rPr>
-                      <w:sz w:val="24"/>
-                      <w:szCs w:val="24"/>
-                    </w:rPr>
-                    <w:t>{#cert8}• {cert8}{/cert8}</w:t>
-                  </w:r>
-                </w:p>
-                <w:p>
-                  <w:pPr>
-                    <w:keepNext/>
-                    <w:keepLines/>
-                    <w:rPr>
-                      <w:sz w:val="24"/>
-                      <w:szCs w:val="24"/>
-                    </w:rPr>
-                  </w:pPr>
-                  <w:r>
-                    <w:rPr>
-                      <w:sz w:val="24"/>
-                      <w:szCs w:val="24"/>
-                    </w:rPr>
-                    <w:t>{#cert9}• {cert9}{/cert9}</w:t>
-                  </w:r>
-                </w:p>
-                <w:p>
-                  <w:pPr>
-                    <w:keepNext/>
-                    <w:keepLines/>
-                    <w:rPr>
-                      <w:sz w:val="24"/>
-                      <w:szCs w:val="24"/>
-                    </w:rPr>
-                  </w:pPr>
-                  <w:r>
-                    <w:rPr>
-                      <w:sz w:val="24"/>
-                      <w:szCs w:val="24"/>
-                    </w:rPr>
-                    <w:t>{#cert10}• {cert10}{/cert10}</w:t>
-                  </w:r>
-                </w:p>
-                <w:p>
-                  <w:pPr>
-                    <w:keepNext/>
-                    <w:keepLines/>
-                  </w:pPr>
-                  <w:r>
-                    <w:t>{/hasProgramCerts}</w:t>
-                  </w:r>
-                </w:p>
-                <w:p>
-                  <w:pPr>
-                    <w:keepNext/>
-                    <w:keepLines/>
-                  </w:pPr>
-                </w:p>
-              </w:tc>
-              <w:tc>
-                <w:tcPr>
-                  <w:tcW w:w="4675" w:type="dxa"/>
-                </w:tcPr>
-                <w:p>
-                  <w:pPr>
-                    <w:keepNext/>
-                    <w:keepLines/>
-                  </w:pPr>
-                  <w:r>
-                    <w:t>{#hasExtraSkills}</w:t>
-                  </w:r>
-                </w:p>
-                <w:p>
-                  <w:pPr>
-                    <w:keepNext/>
-                    <w:keepLines/>
-                    <w:rPr>
-                      <w:b/>
-                      <w:bCs/>
-                      <w:sz w:val="28"/>
-                      <w:szCs w:val="28"/>
-                    </w:rPr>
-                  </w:pPr>
-                  <w:r>
-                    <w:rPr>
-                      <w:b/>
-                      <w:bCs/>
-                      <w:sz w:val="28"/>
-                      <w:szCs w:val="28"/>
-                    </w:rPr>
-                    <w:t>Skills</w:t>
-                  </w:r>
-                </w:p>
-                <w:p>
-                  <w:pPr>
-                    <w:keepNext/>
-                    <w:keepLines/>
-                    <w:rPr>
-                      <w:sz w:val="24"/>
-                      <w:szCs w:val="24"/>
-                    </w:rPr>
-                  </w:pPr>
-                  <w:r>
-                    <w:rPr>
-                      <w:sz w:val="24"/>
-                      <w:szCs w:val="24"/>
-                    </w:rPr>
-                    <w:t>{#skill1}• {skill1}{/skill1}</w:t>
-                  </w:r>
-                </w:p>
-                <w:p>
-                  <w:pPr>
-                    <w:keepNext/>
-                    <w:keepLines/>
-                    <w:rPr>
-                      <w:sz w:val="24"/>
-                      <w:szCs w:val="24"/>
-                    </w:rPr>
-                  </w:pPr>
-                  <w:r>
-                    <w:rPr>
-                      <w:sz w:val="24"/>
-                      <w:szCs w:val="24"/>
-                    </w:rPr>
-                    <w:t>{#skill2}• {skill2}{/skill2}</w:t>
-                  </w:r>
-                </w:p>
-                <w:p>
-                  <w:pPr>
-                    <w:keepNext/>
-                    <w:keepLines/>
-                    <w:rPr>
-                      <w:sz w:val="24"/>
-                      <w:szCs w:val="24"/>
-                    </w:rPr>
-                  </w:pPr>
-                  <w:r>
-                    <w:rPr>
-                      <w:sz w:val="24"/>
-                      <w:szCs w:val="24"/>
-                    </w:rPr>
-                    <w:t>{#skill3}• {skill3}{/skill3}</w:t>
-                  </w:r>
-                </w:p>
-                <w:p>
-                  <w:pPr>
-                    <w:keepNext/>
-                    <w:keepLines/>
-                    <w:rPr>
-                      <w:sz w:val="24"/>
-                      <w:szCs w:val="24"/>
-                    </w:rPr>
-                  </w:pPr>
-                  <w:r>
-                    <w:rPr>
-                      <w:sz w:val="24"/>
-                      <w:szCs w:val="24"/>
-                    </w:rPr>
-                    <w:t>{#skill4}• {skill4}{/skill4}</w:t>
-                  </w:r>
-                </w:p>
-                <w:p>
-                  <w:pPr>
-                    <w:keepNext/>
-                    <w:keepLines/>
-                    <w:rPr>
-                      <w:sz w:val="24"/>
-                      <w:szCs w:val="24"/>
-                    </w:rPr>
-                  </w:pPr>
-                  <w:r>
-                    <w:rPr>
-                      <w:sz w:val="24"/>
-                      <w:szCs w:val="24"/>
-                    </w:rPr>
-                    <w:t>{#skill5}• {skill5}{/skill5}</w:t>
-                  </w:r>
-                </w:p>
-                <w:p>
-                  <w:pPr>
-                    <w:keepNext/>
-                    <w:keepLines/>
-                    <w:rPr>
-                      <w:sz w:val="24"/>
-                      <w:szCs w:val="24"/>
-                    </w:rPr>
-                  </w:pPr>
-                  <w:r>
-                    <w:rPr>
-                      <w:sz w:val="24"/>
-                      <w:szCs w:val="24"/>
-                    </w:rPr>
-                    <w:t>{#skill6}• {skill6}{/skill6}</w:t>
-                  </w:r>
-                </w:p>
-                <w:p>
-                  <w:pPr>
-                    <w:keepNext/>
-                    <w:keepLines/>
-                    <w:rPr>
-                      <w:sz w:val="24"/>
-                      <w:szCs w:val="24"/>
-                    </w:rPr>
-                  </w:pPr>
-                  <w:r>
-                    <w:rPr>
-                      <w:sz w:val="24"/>
-                      <w:szCs w:val="24"/>
-                    </w:rPr>
-                    <w:t>{#skill7}• {skill7}{/skill7}</w:t>
-                  </w:r>
-                </w:p>
-                <w:p>
-                  <w:pPr>
-                    <w:keepNext/>
-                    <w:keepLines/>
-                    <w:rPr>
-                      <w:sz w:val="24"/>
-                      <w:szCs w:val="24"/>
-                    </w:rPr>
-                  </w:pPr>
-                  <w:r>
-                    <w:rPr>
-                      <w:sz w:val="24"/>
-                      <w:szCs w:val="24"/>
-                    </w:rPr>
-                    <w:t>{#skill8}• {skill8}{/skill8}</w:t>
-                  </w:r>
-                </w:p>
-                <w:p>
-                  <w:pPr>
-                    <w:keepNext/>
-                    <w:keepLines/>
-                    <w:rPr>
-                      <w:sz w:val="24"/>
-                      <w:szCs w:val="24"/>
-                    </w:rPr>
-                  </w:pPr>
-                  <w:r>
-                    <w:rPr>
-                      <w:sz w:val="24"/>
-                      <w:szCs w:val="24"/>
-                    </w:rPr>
-                    <w:t>{#skill9}• {skill9}{/skill9}</w:t>
-                  </w:r>
-                </w:p>
-                <w:p>
-                  <w:pPr>
-                    <w:keepNext/>
-                    <w:keepLines/>
-                    <w:rPr>
-                      <w:sz w:val="24"/>
-                      <w:szCs w:val="24"/>
-                    </w:rPr>
-                  </w:pPr>
-                  <w:r>
-                    <w:rPr>
-                      <w:sz w:val="24"/>
-                      <w:szCs w:val="24"/>
-                    </w:rPr>
-                    <w:t>{#skill10}• {skill10}{/skill10}</w:t>
-                  </w:r>
-                </w:p>
-                <w:p>
-                  <w:pPr>
-                    <w:keepNext/>
-                    <w:keepLines/>
-                  </w:pPr>
-                  <w:r>
-                    <w:t>{/hasExtraSkills}</w:t>
-                  </w:r>
-                </w:p>
-                <w:p>
-                  <w:pPr>
-                    <w:keepNext/>
-                    <w:keepLines/>
-                  </w:pPr>
-                </w:p>
-              </w:tc>
-            </w:tr>
-          </w:tbl>
-          <w:p/>
-          <w:p/>
-          <w:p/>
-          <w:p/>
-        </w:tc>
-      </w:tr>
-      <w:tr>
-        <w:trPr>
-          <w:gridAfter w:val="2"/>
-          <w:wAfter w:w="6261" w:type="dxa"/>
-          <w:trHeight w:val="296"/>
-        </w:trPr>
-        <w:tc>
-          <w:tcPr>
-            <w:tcW w:w="3099" w:type="dxa"/>
-            <w:gridSpan w:val="2"/>
-            <w:tcBorders>
-              <w:top w:val="nil"/>
-              <w:left w:val="nil"/>
-              <w:bottom w:val="nil"/>
-              <w:right w:val="nil"/>
-            </w:tcBorders>
-            <w:hideMark/>
-          </w:tcPr>
-          <w:p>
-            <w:pPr>
-              <w:ind w:left="720"/>
-            </w:pPr>
-            <w:r>
-              <w:t>​​ </w:t>
-            </w:r>
-          </w:p>
-        </w:tc>
-      </w:tr>
-    </w:tbl>
-    <w:p>
-      <w:r>
-        <w:t> </w:t>
-      </w:r>
-    </w:p>
-    <w:p/>
+    <w:p>
+      <w:pPr>
+        <w:spacing w:after="0" w:line="240" w:lineRule="auto"/>
+        <w:rPr>
+          <w:b/>
+          <w:bCs/>
+          <w:color w:val="44546A" w:themeColor="text2"/>
+          <w:sz w:val="48"/>
+          <w:szCs w:val="48"/>
+        </w:rPr>
+      </w:pPr>
+      <w:r>
+        <w:rPr>
+          <w:b/>
+          <w:bCs/>
+          <w:color w:val="44546A" w:themeColor="text2"/>
+          <w:sz w:val="48"/>
+          <w:szCs w:val="48"/>
+        </w:rPr>
+        <w:t>{{name}}</w:t>
+      </w:r>
+    </w:p>
+    <w:p>
+      <w:pPr>
+        <w:spacing w:after="0" w:line="240" w:lineRule="auto"/>
+      </w:pPr>
+      <w:r>
+        <w:t>{{address}}</w:t>
+      </w:r>
+    </w:p>
+    <w:p>
+      <w:pPr>
+        <w:spacing w:after="0" w:line="240" w:lineRule="auto"/>
+      </w:pPr>
+      <w:r>
+        <w:t>{{city}}, {{state}} {{zip}}</w:t>
+      </w:r>
+    </w:p>
+    <w:p>
+      <w:pPr>
+        <w:spacing w:after="0" w:line="240" w:lineRule="auto"/>
+      </w:pPr>
+      <w:r>
+        <w:t>{{phone}} | {{email}}</w:t>
+      </w:r>
+    </w:p>
+    <w:p>
+      <w:pPr>
+        <w:spacing w:after="0" w:line="240" w:lineRule="auto"/>
+      </w:pPr>
+    </w:p>
+    <w:p>
+      <w:pPr>
+        <w:spacing w:after="0" w:line="240" w:lineRule="auto"/>
+      </w:pPr>
+      <w:r>
+        <w:t>Objective</w:t>
+      </w:r>
+    </w:p>
+    <w:p>
+      <w:pPr>
+        <w:spacing w:after="0" w:line="240" w:lineRule="auto"/>
+      </w:pPr>
+      <w:r>
+        <w:t>{{#summary1}}• {{summary1}}{{/summary1}}</w:t>
+      </w:r>
+    </w:p>
+    <w:p>
+      <w:pPr>
+        <w:spacing w:after="0" w:line="240" w:lineRule="auto"/>
+      </w:pPr>
+      <w:r>
+        <w:t>{{#summary2}}• {{summary2}}{{/summary2}}</w:t>
+      </w:r>
+    </w:p>
+    <w:p>
+      <w:pPr>
+        <w:spacing w:after="0" w:line="240" w:lineRule="auto"/>
+      </w:pPr>
+      <w:r>
+        <w:t>{{#summary3}}• {{summary3}}{{/summary3}}</w:t>
+      </w:r>
+    </w:p>
+    <w:p>
+      <w:pPr>
+        <w:spacing w:after="0" w:line="240" w:lineRule="auto"/>
+      </w:pPr>
+      <w:r>
+        <w:t>{{#summary4}}• {{summary4}}{{/summary4}}</w:t>
+      </w:r>
+    </w:p>
+    <w:p>
+      <w:pPr>
+        <w:spacing w:after="0" w:line="240" w:lineRule="auto"/>
+      </w:pPr>
+      <w:r>
+        <w:t>{{#summary5}}• {{summary5}}{{/summary5}}</w:t>
+      </w:r>
+    </w:p>
+    <w:p>
+      <w:pPr>
+        <w:spacing w:after="0" w:line="240" w:lineRule="auto"/>
+      </w:pPr>
+    </w:p>
+    <w:p>
+      <w:pPr>
+        <w:spacing w:after="0" w:line="240" w:lineRule="auto"/>
+      </w:pPr>
+      <w:r>
+        <w:t>{{#hasEducation}}</w:t>
+      </w:r>
+    </w:p>
+    <w:p>
+      <w:pPr>
+        <w:spacing w:after="0" w:line="240" w:lineRule="auto"/>
+      </w:pPr>
+      <w:r>
+        <w:t>Education</w:t>
+      </w:r>
+    </w:p>
+    <w:p>
+      <w:pPr>
+        <w:spacing w:after="0" w:line="240" w:lineRule="auto"/>
+      </w:pPr>
+      <w:r>
+        <w:t>{{#education}}</w:t>
+      </w:r>
+    </w:p>
+    <w:p>
+      <w:pPr>
+        <w:spacing w:after="0" w:line="240" w:lineRule="auto"/>
+      </w:pPr>
+      <w:r>
+        <w:t>{{school}} | {{</w:t>
+      </w:r>
+      <w:proofErr w:type="spellStart"/>
+      <w:r>
+        <w:t>eduCity</w:t>
+      </w:r>
+      <w:proofErr w:type="spellEnd"/>
+      <w:r>
+        <w:t>}}, {{</w:t>
+      </w:r>
+      <w:proofErr w:type="spellStart"/>
+      <w:r>
+        <w:t>eduState</w:t>
+      </w:r>
+      <w:proofErr w:type="spellEnd"/>
+      <w:r>
+        <w:t>}}</w:t>
+      </w:r>
+    </w:p>
+    <w:p>
+      <w:pPr>
+        <w:spacing w:after="0" w:line="240" w:lineRule="auto"/>
+      </w:pPr>
+      <w:r>
+        <w:t>{{program}}</w:t>
+      </w:r>
+    </w:p>
+    <w:p>
+      <w:pPr>
+        <w:spacing w:after="0" w:line="240" w:lineRule="auto"/>
+      </w:pPr>
+      <w:r>
+        <w:t>{{notes}}</w:t>
+      </w:r>
+    </w:p>
+    <w:p>
+      <w:pPr>
+        <w:spacing w:after="0" w:line="240" w:lineRule="auto"/>
+      </w:pPr>
+      <w:r>
+        <w:t>{{</w:t>
+      </w:r>
+      <w:proofErr w:type="spellStart"/>
+      <w:r>
+        <w:t>startDate</w:t>
+      </w:r>
+      <w:proofErr w:type="spellEnd"/>
+      <w:r>
+        <w:t>}} – {{</w:t>
+      </w:r>
+      <w:proofErr w:type="spellStart"/>
+      <w:r>
+        <w:t>endDate</w:t>
+      </w:r>
+      <w:proofErr w:type="spellEnd"/>
+      <w:r>
+        <w:t>}}</w:t>
+      </w:r>
+    </w:p>
+    <w:p>
+      <w:pPr>
+        <w:spacing w:after="0" w:line="240" w:lineRule="auto"/>
+      </w:pPr>
+    </w:p>
+    <w:p>
+      <w:pPr>
+        <w:spacing w:after="0" w:line="240" w:lineRule="auto"/>
+      </w:pPr>
+      <w:r>
+        <w:t>{{/education}}</w:t>
+      </w:r>
+    </w:p>
+    <w:p>
+      <w:pPr>
+        <w:spacing w:after="0" w:line="240" w:lineRule="auto"/>
+      </w:pPr>
+      <w:r>
+        <w:t>{{/hasEducation}}</w:t>
+      </w:r>
+    </w:p>
+    <w:p>
+      <w:pPr>
+        <w:spacing w:after="0" w:line="240" w:lineRule="auto"/>
+      </w:pPr>
+    </w:p>
+    <w:p>
+      <w:pPr>
+        <w:spacing w:after="0" w:line="240" w:lineRule="auto"/>
+      </w:pPr>
+      <w:r>
+        <w:t>{{#hasWorkExperience}}</w:t>
+      </w:r>
+    </w:p>
+    <w:p>
+      <w:pPr>
+        <w:spacing w:after="0" w:line="240" w:lineRule="auto"/>
+      </w:pPr>
+      <w:r>
+        <w:t>Experience</w:t>
+      </w:r>
+    </w:p>
+    <w:p>
+      <w:pPr>
+        <w:spacing w:after="0" w:line="240" w:lineRule="auto"/>
+      </w:pPr>
+      <w:r>
+        <w:t>{{#workExperience}}</w:t>
+      </w:r>
+    </w:p>
+    <w:p>
+      <w:pPr>
+        <w:spacing w:after="0" w:line="240" w:lineRule="auto"/>
+      </w:pPr>
+      <w:r>
+        <w:t>{{title}}, {{employer}}</w:t>
+      </w:r>
+    </w:p>
+    <w:p>
+      <w:pPr>
+        <w:spacing w:after="0" w:line="240" w:lineRule="auto"/>
+      </w:pPr>
+      <w:r>
+        <w:t>({{</w:t>
+      </w:r>
+      <w:proofErr w:type="spellStart"/>
+      <w:r>
+        <w:t>employerCity</w:t>
+      </w:r>
+      <w:proofErr w:type="spellEnd"/>
+      <w:r>
+        <w:t>}}, {{</w:t>
+      </w:r>
+      <w:proofErr w:type="spellStart"/>
+      <w:r>
+        <w:t>employerState</w:t>
+      </w:r>
+      <w:proofErr w:type="spellEnd"/>
+      <w:r>
+        <w:t>}})</w:t>
+      </w:r>
+    </w:p>
+    <w:p>
+      <w:pPr>
+        <w:spacing w:after="0" w:line="240" w:lineRule="auto"/>
+      </w:pPr>
+      <w:r>
+        <w:t>{{start}} – {{end}}</w:t>
+      </w:r>
+    </w:p>
+    <w:p>
+      <w:pPr>
+        <w:spacing w:after="0" w:line="240" w:lineRule="auto"/>
+      </w:pPr>
+      <w:r>
+        <w:t>{{#task1}}• {{task1}}{{/task1}}</w:t>
+      </w:r>
+    </w:p>
+    <w:p>
+      <w:pPr>
+        <w:spacing w:after="0" w:line="240" w:lineRule="auto"/>
+      </w:pPr>
+      <w:r>
+        <w:t>{{#task2}}• {{task2}}{{/task2}}</w:t>
+      </w:r>
+    </w:p>
+    <w:p>
+      <w:pPr>
+        <w:spacing w:after="0" w:line="240" w:lineRule="auto"/>
+      </w:pPr>
+      <w:r>
+        <w:t>{{#task3}}• {{task3}}{{/task3}}</w:t>
+      </w:r>
+    </w:p>
+    <w:p>
+      <w:pPr>
+        <w:spacing w:after="0" w:line="240" w:lineRule="auto"/>
+      </w:pPr>
+      <w:r>
+        <w:t>{{#task4}}• {{task4}}{{/task4}}</w:t>
+      </w:r>
+    </w:p>
+    <w:p>
+      <w:pPr>
+        <w:spacing w:after="0" w:line="240" w:lineRule="auto"/>
+      </w:pPr>
+      <w:r>
+        <w:t>{{#task5}}• {{task5}}{{/task5}}</w:t>
+      </w:r>
+    </w:p>
+    <w:p>
+      <w:pPr>
+        <w:spacing w:after="0" w:line="240" w:lineRule="auto"/>
+      </w:pPr>
+    </w:p>
+    <w:p>
+      <w:pPr>
+        <w:spacing w:after="0" w:line="240" w:lineRule="auto"/>
+      </w:pPr>
+      <w:r>
+        <w:t>{{/</w:t>
+      </w:r>
+      <w:proofErr w:type="spellStart"/>
+      <w:r>
+        <w:t>workExperience</w:t>
+      </w:r>
+      <w:proofErr w:type="spellEnd"/>
+      <w:r>
+        <w:t>}}</w:t>
+      </w:r>
+    </w:p>
+    <w:p>
+      <w:pPr>
+        <w:spacing w:after="0" w:line="240" w:lineRule="auto"/>
+      </w:pPr>
+      <w:r>
+        <w:t>{{/</w:t>
+      </w:r>
+      <w:proofErr w:type="spellStart"/>
+      <w:r>
+        <w:t>hasWorkExperience</w:t>
+      </w:r>
+      <w:proofErr w:type="spellEnd"/>
+      <w:r>
+        <w:t>}}</w:t>
+      </w:r>
+    </w:p>
+    <w:p>
+      <w:pPr>
+        <w:spacing w:after="0" w:line="240" w:lineRule="auto"/>
+      </w:pPr>
+    </w:p>
+    <w:p>
+      <w:pPr>
+        <w:spacing w:after="0" w:line="240" w:lineRule="auto"/>
+      </w:pPr>
+      <w:r>
+        <w:t>{{#hasProgramCerts}}</w:t>
+      </w:r>
+    </w:p>
+    <w:p>
+      <w:pPr>
+        <w:spacing w:after="0" w:line="240" w:lineRule="auto"/>
+      </w:pPr>
+      <w:r>
+        <w:t>Certifications</w:t>
+      </w:r>
+    </w:p>
+    <w:p>
+      <w:pPr>
+        <w:spacing w:after="0" w:line="240" w:lineRule="auto"/>
+      </w:pPr>
+      <w:r>
+        <w:t>{{#cert1}}• {{cert1}}{{/cert1}}</w:t>
+      </w:r>
+    </w:p>
+    <w:p>
+      <w:pPr>
+        <w:spacing w:after="0" w:line="240" w:lineRule="auto"/>
+      </w:pPr>
+      <w:r>
+        <w:t>{{#cert2}}• {{cert2}}{{/cert2}}</w:t>
+      </w:r>
+    </w:p>
+    <w:p>
+      <w:pPr>
+        <w:spacing w:after="0" w:line="240" w:lineRule="auto"/>
+      </w:pPr>
+      <w:r>
+        <w:lastRenderedPageBreak/>
+        <w:t>{{#cert3}}• {{cert3}}{{/cert3}}</w:t>
+      </w:r>
+    </w:p>
+    <w:p>
+      <w:pPr>
+        <w:spacing w:after="0" w:line="240" w:lineRule="auto"/>
+      </w:pPr>
+      <w:r>
+        <w:t>{{#cert4}}• {{cert4}}{{/cert4}}</w:t>
+      </w:r>
+    </w:p>
+    <w:p>
+      <w:pPr>
+        <w:spacing w:after="0" w:line="240" w:lineRule="auto"/>
+      </w:pPr>
+      <w:r>
+        <w:t>{{#cert5}}• {{cert5}}{{/cert5}}</w:t>
+      </w:r>
+    </w:p>
+    <w:p>
+      <w:pPr>
+        <w:spacing w:after="0" w:line="240" w:lineRule="auto"/>
+      </w:pPr>
+      <w:r>
+        <w:t>{{#cert6}}• {{cert6}}{{/cert6}}</w:t>
+      </w:r>
+    </w:p>
+    <w:p>
+      <w:pPr>
+        <w:spacing w:after="0" w:line="240" w:lineRule="auto"/>
+      </w:pPr>
+      <w:r>
+        <w:t>{{#cert7}}• {{cert7}}{{/cert7}}</w:t>
+      </w:r>
+    </w:p>
+    <w:p>
+      <w:pPr>
+        <w:spacing w:after="0" w:line="240" w:lineRule="auto"/>
+      </w:pPr>
+      <w:r>
+        <w:t>{{#cert8}}• {{cert8}}{{/cert8}}</w:t>
+      </w:r>
+    </w:p>
+    <w:p>
+      <w:pPr>
+        <w:spacing w:after="0" w:line="240" w:lineRule="auto"/>
+      </w:pPr>
+      <w:r>
+        <w:t>{{#cert9}}• {{cert9}}{{/cert9}}</w:t>
+      </w:r>
+    </w:p>
+    <w:p>
+      <w:pPr>
+        <w:spacing w:after="0" w:line="240" w:lineRule="auto"/>
+      </w:pPr>
+      <w:r>
+        <w:t>{{#cert10}}• {{cert10}}{{/cert10}}</w:t>
+      </w:r>
+    </w:p>
+    <w:p>
+      <w:pPr>
+        <w:spacing w:after="0" w:line="240" w:lineRule="auto"/>
+      </w:pPr>
+      <w:r>
+        <w:t>{{/</w:t>
+      </w:r>
+      <w:proofErr w:type="spellStart"/>
+      <w:r>
+        <w:t>hasProgramCerts</w:t>
+      </w:r>
+      <w:proofErr w:type="spellEnd"/>
+      <w:r>
+        <w:t>}}</w:t>
+      </w:r>
+    </w:p>
+    <w:p>
+      <w:pPr>
+        <w:spacing w:after="0" w:line="240" w:lineRule="auto"/>
+      </w:pPr>
+    </w:p>
+    <w:p>
+      <w:pPr>
+        <w:spacing w:after="0" w:line="240" w:lineRule="auto"/>
+      </w:pPr>
+      <w:r>
+        <w:t>{{#hasExtraSkills}}</w:t>
+      </w:r>
+    </w:p>
+    <w:p>
+      <w:pPr>
+        <w:spacing w:after="0" w:line="240" w:lineRule="auto"/>
+      </w:pPr>
+      <w:r>
+        <w:t>Skills</w:t>
+      </w:r>
+    </w:p>
+    <w:p>
+      <w:pPr>
+        <w:spacing w:after="0" w:line="240" w:lineRule="auto"/>
+      </w:pPr>
+      <w:r>
+        <w:t>{{#skill1}}• {{skill1}}{{/skill1}}</w:t>
+      </w:r>
+    </w:p>
+    <w:p>
+      <w:pPr>
+        <w:spacing w:after="0" w:line="240" w:lineRule="auto"/>
+      </w:pPr>
+      <w:r>
+        <w:t>{{#skill2}}• {{skill2}}{{/skill2}}</w:t>
+      </w:r>
+    </w:p>
+    <w:p>
+      <w:pPr>
+        <w:spacing w:after="0" w:line="240" w:lineRule="auto"/>
+      </w:pPr>
+      <w:r>
+        <w:t>{{#skill3}}• {{skill3}}{{/skill3}}</w:t>
+      </w:r>
+    </w:p>
+    <w:p>
+      <w:pPr>
+        <w:spacing w:after="0" w:line="240" w:lineRule="auto"/>
+      </w:pPr>
+      <w:r>
+        <w:t>{{#skill4}}• {{skill4}}{{/skill4}}</w:t>
+      </w:r>
+    </w:p>
+    <w:p>
+      <w:pPr>
+        <w:spacing w:after="0" w:line="240" w:lineRule="auto"/>
+      </w:pPr>
+      <w:r>
+        <w:t>{{#skill5}}• {{skill5}}{{/skill5}}</w:t>
+      </w:r>
+    </w:p>
+    <w:p>
+      <w:pPr>
+        <w:spacing w:after="0" w:line="240" w:lineRule="auto"/>
+      </w:pPr>
+      <w:r>
+        <w:t>{{#skill6}}• {{skill6}}{{/skill6}}</w:t>
+      </w:r>
+    </w:p>
+    <w:p>
+      <w:pPr>
+        <w:spacing w:after="0" w:line="240" w:lineRule="auto"/>
+      </w:pPr>
+      <w:r>
+        <w:t>{{#skill7}}• {{skill7}}{{/skill7}}</w:t>
+      </w:r>
+    </w:p>
+    <w:p>
+      <w:pPr>
+        <w:spacing w:after="0" w:line="240" w:lineRule="auto"/>
+      </w:pPr>
+      <w:r>
+        <w:t>{{#skill8}}• {{skill8}}{{/skill8}}</w:t>
+      </w:r>
+    </w:p>
+    <w:p>
+      <w:pPr>
+        <w:spacing w:after="0" w:line="240" w:lineRule="auto"/>
+      </w:pPr>
+      <w:r>
+        <w:t>{{#skill9}}• {{skill9}}{{/skill9}}</w:t>
+      </w:r>
+    </w:p>
+    <w:p>
+      <w:pPr>
+        <w:spacing w:after="0" w:line="240" w:lineRule="auto"/>
+      </w:pPr>
+      <w:r>
+        <w:t>{{#skill10}}• {{skill10}}{{/skill10}}</w:t>
+      </w:r>
+    </w:p>
+    <w:p>
+      <w:pPr>
+        <w:spacing w:after="0" w:line="240" w:lineRule="auto"/>
+      </w:pPr>
+      <w:r>
+        <w:t>{{/</w:t>
+      </w:r>
+      <w:proofErr w:type="spellStart"/>
+      <w:r>
+        <w:t>hasExtraSkills</w:t>
+      </w:r>
+      <w:proofErr w:type="spellEnd"/>
+      <w:r>
+        <w:t>}}</w:t>
+      </w:r>
+    </w:p>
     <w:sectPr>
       <w:pgSz w:w="12240" w:h="15840"/>
       <w:pgMar w:top="1440" w:right="1440" w:bottom="1440" w:left="1440" w:header="720" w:footer="720" w:gutter="0"/>
@@ -3185,6 +2213,7 @@
   <w:style w:type="character" w:default="1" w:styleId="DefaultParagraphFont">
     <w:name w:val="Default Paragraph Font"/>
     <w:uiPriority w:val="1"/>
+    <w:semiHidden/>
     <w:unhideWhenUsed/>
   </w:style>
   <w:style w:type="table" w:default="1" w:styleId="TableNormal">

--- a/public/templates/TemplateE.docx
+++ b/public/templates/TemplateE.docx
@@ -5,682 +5,867 @@
     <w:p>
       <w:pPr>
         <w:spacing w:after="0" w:line="240" w:lineRule="auto"/>
-      </w:pPr>
-      <w:r>
-        <w:rPr>
-          <w:noProof/>
-        </w:rPr>
-        <w:drawing>
-          <wp:anchor distT="0" distB="0" distL="114300" distR="114300" simplePos="0" relativeHeight="251658240" behindDoc="0" locked="0" layoutInCell="1" allowOverlap="1" wp14:anchorId="468118FE" wp14:editId="14D531C7">
-            <wp:simplePos x="0" y="0"/>
-            <wp:positionH relativeFrom="column">
-              <wp:posOffset>-866775</wp:posOffset>
-            </wp:positionH>
-            <wp:positionV relativeFrom="paragraph">
-              <wp:posOffset>12065</wp:posOffset>
-            </wp:positionV>
-            <wp:extent cx="495300" cy="971550"/>
-            <wp:effectExtent l="0" t="0" r="0" b="0"/>
-            <wp:wrapThrough wrapText="bothSides">
-              <wp:wrapPolygon edited="0">
-                <wp:start x="0" y="0"/>
-                <wp:lineTo x="0" y="21176"/>
-                <wp:lineTo x="4985" y="21176"/>
-                <wp:lineTo x="11631" y="20329"/>
-                <wp:lineTo x="20769" y="14400"/>
-                <wp:lineTo x="20769" y="5506"/>
-                <wp:lineTo x="13292" y="1694"/>
-                <wp:lineTo x="7477" y="0"/>
-                <wp:lineTo x="0" y="0"/>
-              </wp:wrapPolygon>
-            </wp:wrapThrough>
-            <wp:docPr id="1111505308" name="Picture 2"/>
-            <wp:cNvGraphicFramePr>
-              <a:graphicFrameLocks xmlns:a="http://schemas.openxmlformats.org/drawingml/2006/main" noChangeAspect="1"/>
-            </wp:cNvGraphicFramePr>
-            <a:graphic xmlns:a="http://schemas.openxmlformats.org/drawingml/2006/main">
-              <a:graphicData uri="http://schemas.openxmlformats.org/drawingml/2006/picture">
-                <pic:pic xmlns:pic="http://schemas.openxmlformats.org/drawingml/2006/picture">
-                  <pic:nvPicPr>
-                    <pic:cNvPr id="0" name="Picture 6"/>
-                    <pic:cNvPicPr>
-                      <a:picLocks noChangeAspect="1" noChangeArrowheads="1"/>
-                    </pic:cNvPicPr>
-                  </pic:nvPicPr>
-                  <pic:blipFill>
-                    <a:blip r:embed="rId5">
-                      <a:extLst>
-                        <a:ext uri="{28A0092B-C50C-407E-A947-70E740481C1C}">
-                          <a14:useLocalDpi xmlns:a14="http://schemas.microsoft.com/office/drawing/2010/main" val="0"/>
-                        </a:ext>
-                      </a:extLst>
-                    </a:blip>
-                    <a:srcRect/>
-                    <a:stretch>
-                      <a:fillRect/>
-                    </a:stretch>
-                  </pic:blipFill>
-                  <pic:spPr bwMode="auto">
-                    <a:xfrm>
-                      <a:off x="0" y="0"/>
-                      <a:ext cx="495300" cy="971550"/>
-                    </a:xfrm>
-                    <a:prstGeom prst="rect">
-                      <a:avLst/>
-                    </a:prstGeom>
-                    <a:noFill/>
-                    <a:ln>
-                      <a:noFill/>
-                    </a:ln>
-                  </pic:spPr>
-                </pic:pic>
-              </a:graphicData>
-            </a:graphic>
-            <wp14:sizeRelH relativeFrom="page">
-              <wp14:pctWidth>0</wp14:pctWidth>
-            </wp14:sizeRelH>
-            <wp14:sizeRelV relativeFrom="page">
-              <wp14:pctHeight>0</wp14:pctHeight>
-            </wp14:sizeRelV>
-          </wp:anchor>
-        </w:drawing>
-      </w:r>
-      <w:r>
-        <w:t> </w:t>
-      </w:r>
-    </w:p>
-    <w:p>
-      <w:pPr>
-        <w:spacing w:after="0" w:line="240" w:lineRule="auto"/>
-        <w:rPr>
-          <w:b/>
-          <w:bCs/>
-          <w:color w:val="44546A" w:themeColor="text2"/>
-          <w:sz w:val="48"/>
-          <w:szCs w:val="48"/>
-        </w:rPr>
-      </w:pPr>
-      <w:r>
-        <w:rPr>
-          <w:b/>
-          <w:bCs/>
-          <w:color w:val="44546A" w:themeColor="text2"/>
-          <w:sz w:val="48"/>
-          <w:szCs w:val="48"/>
-        </w:rPr>
-        <w:t>{{name}}</w:t>
-      </w:r>
-    </w:p>
-    <w:p>
-      <w:pPr>
-        <w:spacing w:after="0" w:line="240" w:lineRule="auto"/>
-      </w:pPr>
-      <w:r>
-        <w:t>{{address}}</w:t>
-      </w:r>
-    </w:p>
-    <w:p>
-      <w:pPr>
-        <w:spacing w:after="0" w:line="240" w:lineRule="auto"/>
-      </w:pPr>
-      <w:r>
-        <w:t>{{city}}, {{state}} {{zip}}</w:t>
-      </w:r>
-    </w:p>
-    <w:p>
-      <w:pPr>
-        <w:spacing w:after="0" w:line="240" w:lineRule="auto"/>
-      </w:pPr>
-      <w:r>
-        <w:t>{{phone}} | {{email}}</w:t>
-      </w:r>
-    </w:p>
-    <w:p>
-      <w:pPr>
-        <w:spacing w:after="0" w:line="240" w:lineRule="auto"/>
-      </w:pPr>
-    </w:p>
-    <w:p>
-      <w:pPr>
-        <w:spacing w:after="0" w:line="240" w:lineRule="auto"/>
-      </w:pPr>
-      <w:r>
+        <w:rPr>
+          <w:noProof/>
+        </w:rPr>
+      </w:pPr>
+      <w:r>
+        <w:rPr>
+          <w:noProof/>
+        </w:rPr>
+        <w:t>{name}</w:t>
+      </w:r>
+    </w:p>
+    <w:p>
+      <w:pPr>
+        <w:spacing w:after="0" w:line="240" w:lineRule="auto"/>
+        <w:rPr>
+          <w:noProof/>
+        </w:rPr>
+      </w:pPr>
+      <w:r>
+        <w:rPr>
+          <w:noProof/>
+        </w:rPr>
+        <w:t>{address}</w:t>
+      </w:r>
+    </w:p>
+    <w:p>
+      <w:pPr>
+        <w:spacing w:after="0" w:line="240" w:lineRule="auto"/>
+        <w:rPr>
+          <w:noProof/>
+        </w:rPr>
+      </w:pPr>
+      <w:r>
+        <w:rPr>
+          <w:noProof/>
+        </w:rPr>
+        <w:t>{city}, {state} {zip}</w:t>
+      </w:r>
+    </w:p>
+    <w:p>
+      <w:pPr>
+        <w:spacing w:after="0" w:line="240" w:lineRule="auto"/>
+        <w:rPr>
+          <w:noProof/>
+        </w:rPr>
+      </w:pPr>
+      <w:r>
+        <w:rPr>
+          <w:noProof/>
+        </w:rPr>
+        <w:t>{phone} | {email}</w:t>
+      </w:r>
+    </w:p>
+    <w:p>
+      <w:pPr>
+        <w:spacing w:after="0" w:line="240" w:lineRule="auto"/>
+        <w:rPr>
+          <w:noProof/>
+        </w:rPr>
+      </w:pPr>
+    </w:p>
+    <w:p>
+      <w:pPr>
+        <w:spacing w:after="0" w:line="240" w:lineRule="auto"/>
+        <w:rPr>
+          <w:noProof/>
+        </w:rPr>
+      </w:pPr>
+      <w:r>
+        <w:rPr>
+          <w:noProof/>
+        </w:rPr>
         <w:t>Objective</w:t>
       </w:r>
     </w:p>
     <w:p>
       <w:pPr>
         <w:spacing w:after="0" w:line="240" w:lineRule="auto"/>
-      </w:pPr>
-      <w:r>
-        <w:t>{{#summary1}}• {{summary1}}{{/summary1}}</w:t>
-      </w:r>
-    </w:p>
-    <w:p>
-      <w:pPr>
-        <w:spacing w:after="0" w:line="240" w:lineRule="auto"/>
-      </w:pPr>
-      <w:r>
-        <w:t>{{#summary2}}• {{summary2}}{{/summary2}}</w:t>
-      </w:r>
-    </w:p>
-    <w:p>
-      <w:pPr>
-        <w:spacing w:after="0" w:line="240" w:lineRule="auto"/>
-      </w:pPr>
-      <w:r>
-        <w:t>{{#summary3}}• {{summary3}}{{/summary3}}</w:t>
-      </w:r>
-    </w:p>
-    <w:p>
-      <w:pPr>
-        <w:spacing w:after="0" w:line="240" w:lineRule="auto"/>
-      </w:pPr>
-      <w:r>
-        <w:t>{{#summary4}}• {{summary4}}{{/summary4}}</w:t>
-      </w:r>
-    </w:p>
-    <w:p>
-      <w:pPr>
-        <w:spacing w:after="0" w:line="240" w:lineRule="auto"/>
-      </w:pPr>
-      <w:r>
-        <w:t>{{#summary5}}• {{summary5}}{{/summary5}}</w:t>
-      </w:r>
-    </w:p>
-    <w:p>
-      <w:pPr>
-        <w:spacing w:after="0" w:line="240" w:lineRule="auto"/>
-      </w:pPr>
-    </w:p>
-    <w:p>
-      <w:pPr>
-        <w:spacing w:after="0" w:line="240" w:lineRule="auto"/>
-      </w:pPr>
-      <w:r>
-        <w:t>{{#hasEducation}}</w:t>
-      </w:r>
-    </w:p>
-    <w:p>
-      <w:pPr>
-        <w:spacing w:after="0" w:line="240" w:lineRule="auto"/>
-      </w:pPr>
-      <w:r>
+        <w:rPr>
+          <w:noProof/>
+        </w:rPr>
+      </w:pPr>
+      <w:r>
+        <w:rPr>
+          <w:noProof/>
+        </w:rPr>
+        <w:t>{#summary1}• {summary1}{/summary1}</w:t>
+      </w:r>
+    </w:p>
+    <w:p>
+      <w:pPr>
+        <w:spacing w:after="0" w:line="240" w:lineRule="auto"/>
+        <w:rPr>
+          <w:noProof/>
+        </w:rPr>
+      </w:pPr>
+      <w:r>
+        <w:rPr>
+          <w:noProof/>
+        </w:rPr>
+        <w:t>{#summary2}• {summary2}{/summary2}</w:t>
+      </w:r>
+    </w:p>
+    <w:p>
+      <w:pPr>
+        <w:spacing w:after="0" w:line="240" w:lineRule="auto"/>
+        <w:rPr>
+          <w:noProof/>
+        </w:rPr>
+      </w:pPr>
+      <w:r>
+        <w:rPr>
+          <w:noProof/>
+        </w:rPr>
+        <w:t>{#summary3}• {summary3}{/summary3}</w:t>
+      </w:r>
+    </w:p>
+    <w:p>
+      <w:pPr>
+        <w:spacing w:after="0" w:line="240" w:lineRule="auto"/>
+        <w:rPr>
+          <w:noProof/>
+        </w:rPr>
+      </w:pPr>
+      <w:r>
+        <w:rPr>
+          <w:noProof/>
+        </w:rPr>
+        <w:t>{#summary4}• {summary4}{/summary4}</w:t>
+      </w:r>
+    </w:p>
+    <w:p>
+      <w:pPr>
+        <w:spacing w:after="0" w:line="240" w:lineRule="auto"/>
+        <w:rPr>
+          <w:noProof/>
+        </w:rPr>
+      </w:pPr>
+      <w:r>
+        <w:rPr>
+          <w:noProof/>
+        </w:rPr>
+        <w:t>{#summary5}• {summary5}{/summary5}</w:t>
+      </w:r>
+    </w:p>
+    <w:p>
+      <w:pPr>
+        <w:spacing w:after="0" w:line="240" w:lineRule="auto"/>
+        <w:rPr>
+          <w:noProof/>
+        </w:rPr>
+      </w:pPr>
+    </w:p>
+    <w:p>
+      <w:pPr>
+        <w:spacing w:after="0" w:line="240" w:lineRule="auto"/>
+        <w:rPr>
+          <w:noProof/>
+        </w:rPr>
+      </w:pPr>
+      <w:r>
+        <w:rPr>
+          <w:noProof/>
+        </w:rPr>
+        <w:t>{#hasEducation}</w:t>
+      </w:r>
+    </w:p>
+    <w:p>
+      <w:pPr>
+        <w:spacing w:after="0" w:line="240" w:lineRule="auto"/>
+        <w:rPr>
+          <w:noProof/>
+        </w:rPr>
+      </w:pPr>
+      <w:r>
+        <w:rPr>
+          <w:noProof/>
+        </w:rPr>
         <w:t>Education</w:t>
       </w:r>
     </w:p>
     <w:p>
       <w:pPr>
         <w:spacing w:after="0" w:line="240" w:lineRule="auto"/>
-      </w:pPr>
-      <w:r>
-        <w:t>{{#education}}</w:t>
-      </w:r>
-    </w:p>
-    <w:p>
-      <w:pPr>
-        <w:spacing w:after="0" w:line="240" w:lineRule="auto"/>
-      </w:pPr>
-      <w:r>
-        <w:t>{{school}} | {{</w:t>
-      </w:r>
-      <w:proofErr w:type="spellStart"/>
-      <w:r>
-        <w:t>eduCity</w:t>
-      </w:r>
-      <w:proofErr w:type="spellEnd"/>
-      <w:r>
-        <w:t>}}, {{</w:t>
-      </w:r>
-      <w:proofErr w:type="spellStart"/>
-      <w:r>
-        <w:t>eduState</w:t>
-      </w:r>
-      <w:proofErr w:type="spellEnd"/>
-      <w:r>
-        <w:t>}}</w:t>
-      </w:r>
-    </w:p>
-    <w:p>
-      <w:pPr>
-        <w:spacing w:after="0" w:line="240" w:lineRule="auto"/>
-      </w:pPr>
-      <w:r>
-        <w:t>{{program}}</w:t>
-      </w:r>
-    </w:p>
-    <w:p>
-      <w:pPr>
-        <w:spacing w:after="0" w:line="240" w:lineRule="auto"/>
-      </w:pPr>
-      <w:r>
-        <w:t>{{notes}}</w:t>
-      </w:r>
-    </w:p>
-    <w:p>
-      <w:pPr>
-        <w:spacing w:after="0" w:line="240" w:lineRule="auto"/>
-      </w:pPr>
-      <w:r>
-        <w:t>{{</w:t>
-      </w:r>
-      <w:proofErr w:type="spellStart"/>
-      <w:r>
-        <w:t>startDate</w:t>
-      </w:r>
-      <w:proofErr w:type="spellEnd"/>
-      <w:r>
-        <w:t>}} – {{</w:t>
-      </w:r>
-      <w:proofErr w:type="spellStart"/>
-      <w:r>
-        <w:t>endDate</w:t>
-      </w:r>
-      <w:proofErr w:type="spellEnd"/>
-      <w:r>
-        <w:t>}}</w:t>
-      </w:r>
-    </w:p>
-    <w:p>
-      <w:pPr>
-        <w:spacing w:after="0" w:line="240" w:lineRule="auto"/>
-      </w:pPr>
-    </w:p>
-    <w:p>
-      <w:pPr>
-        <w:spacing w:after="0" w:line="240" w:lineRule="auto"/>
-      </w:pPr>
-      <w:r>
-        <w:t>{{/education}}</w:t>
-      </w:r>
-    </w:p>
-    <w:p>
-      <w:pPr>
-        <w:spacing w:after="0" w:line="240" w:lineRule="auto"/>
-      </w:pPr>
-      <w:r>
-        <w:t>{{/hasEducation}}</w:t>
-      </w:r>
-    </w:p>
-    <w:p>
-      <w:pPr>
-        <w:spacing w:after="0" w:line="240" w:lineRule="auto"/>
-      </w:pPr>
-    </w:p>
-    <w:p>
-      <w:pPr>
-        <w:spacing w:after="0" w:line="240" w:lineRule="auto"/>
-      </w:pPr>
-      <w:r>
-        <w:t>{{#hasWorkExperience}}</w:t>
-      </w:r>
-    </w:p>
-    <w:p>
-      <w:pPr>
-        <w:spacing w:after="0" w:line="240" w:lineRule="auto"/>
-      </w:pPr>
-      <w:r>
+        <w:rPr>
+          <w:noProof/>
+        </w:rPr>
+      </w:pPr>
+      <w:r>
+        <w:rPr>
+          <w:noProof/>
+        </w:rPr>
+        <w:t>{#education}</w:t>
+      </w:r>
+    </w:p>
+    <w:p>
+      <w:pPr>
+        <w:spacing w:after="0" w:line="240" w:lineRule="auto"/>
+        <w:rPr>
+          <w:noProof/>
+        </w:rPr>
+      </w:pPr>
+      <w:r>
+        <w:rPr>
+          <w:noProof/>
+        </w:rPr>
+        <w:t>{school} | {eduCity}, {eduState}</w:t>
+      </w:r>
+    </w:p>
+    <w:p>
+      <w:pPr>
+        <w:spacing w:after="0" w:line="240" w:lineRule="auto"/>
+        <w:rPr>
+          <w:noProof/>
+        </w:rPr>
+      </w:pPr>
+      <w:r>
+        <w:rPr>
+          <w:noProof/>
+        </w:rPr>
+        <w:t>{program}</w:t>
+      </w:r>
+    </w:p>
+    <w:p>
+      <w:pPr>
+        <w:spacing w:after="0" w:line="240" w:lineRule="auto"/>
+        <w:rPr>
+          <w:noProof/>
+        </w:rPr>
+      </w:pPr>
+      <w:r>
+        <w:rPr>
+          <w:noProof/>
+        </w:rPr>
+        <w:t>{notes}</w:t>
+      </w:r>
+    </w:p>
+    <w:p>
+      <w:pPr>
+        <w:spacing w:after="0" w:line="240" w:lineRule="auto"/>
+        <w:rPr>
+          <w:noProof/>
+        </w:rPr>
+      </w:pPr>
+      <w:r>
+        <w:rPr>
+          <w:noProof/>
+        </w:rPr>
+        <w:t>{startDate} – {endDate}</w:t>
+      </w:r>
+    </w:p>
+    <w:p>
+      <w:pPr>
+        <w:spacing w:after="0" w:line="240" w:lineRule="auto"/>
+        <w:rPr>
+          <w:noProof/>
+        </w:rPr>
+      </w:pPr>
+    </w:p>
+    <w:p>
+      <w:pPr>
+        <w:spacing w:after="0" w:line="240" w:lineRule="auto"/>
+        <w:rPr>
+          <w:noProof/>
+        </w:rPr>
+      </w:pPr>
+      <w:r>
+        <w:rPr>
+          <w:noProof/>
+        </w:rPr>
+        <w:t>{/education}</w:t>
+      </w:r>
+    </w:p>
+    <w:p>
+      <w:pPr>
+        <w:spacing w:after="0" w:line="240" w:lineRule="auto"/>
+        <w:rPr>
+          <w:noProof/>
+        </w:rPr>
+      </w:pPr>
+      <w:r>
+        <w:rPr>
+          <w:noProof/>
+        </w:rPr>
+        <w:t>{/hasEducation}</w:t>
+      </w:r>
+    </w:p>
+    <w:p>
+      <w:pPr>
+        <w:spacing w:after="0" w:line="240" w:lineRule="auto"/>
+        <w:rPr>
+          <w:noProof/>
+        </w:rPr>
+      </w:pPr>
+    </w:p>
+    <w:p>
+      <w:pPr>
+        <w:spacing w:after="0" w:line="240" w:lineRule="auto"/>
+        <w:rPr>
+          <w:noProof/>
+        </w:rPr>
+      </w:pPr>
+      <w:r>
+        <w:rPr>
+          <w:noProof/>
+        </w:rPr>
+        <w:t>{#hasWorkExperience}</w:t>
+      </w:r>
+    </w:p>
+    <w:p>
+      <w:pPr>
+        <w:spacing w:after="0" w:line="240" w:lineRule="auto"/>
+        <w:rPr>
+          <w:noProof/>
+        </w:rPr>
+      </w:pPr>
+      <w:r>
+        <w:rPr>
+          <w:noProof/>
+        </w:rPr>
         <w:t>Experience</w:t>
       </w:r>
     </w:p>
     <w:p>
       <w:pPr>
         <w:spacing w:after="0" w:line="240" w:lineRule="auto"/>
-      </w:pPr>
-      <w:r>
-        <w:t>{{#workExperience}}</w:t>
-      </w:r>
-    </w:p>
-    <w:p>
-      <w:pPr>
-        <w:spacing w:after="0" w:line="240" w:lineRule="auto"/>
-      </w:pPr>
-      <w:r>
-        <w:t>{{title}}, {{employer}}</w:t>
-      </w:r>
-    </w:p>
-    <w:p>
-      <w:pPr>
-        <w:spacing w:after="0" w:line="240" w:lineRule="auto"/>
-      </w:pPr>
-      <w:r>
-        <w:t>({{</w:t>
-      </w:r>
-      <w:proofErr w:type="spellStart"/>
-      <w:r>
-        <w:t>employerCity</w:t>
-      </w:r>
-      <w:proofErr w:type="spellEnd"/>
-      <w:r>
-        <w:t>}}, {{</w:t>
-      </w:r>
-      <w:proofErr w:type="spellStart"/>
-      <w:r>
-        <w:t>employerState</w:t>
-      </w:r>
-      <w:proofErr w:type="spellEnd"/>
-      <w:r>
-        <w:t>}})</w:t>
-      </w:r>
-    </w:p>
-    <w:p>
-      <w:pPr>
-        <w:spacing w:after="0" w:line="240" w:lineRule="auto"/>
-      </w:pPr>
-      <w:r>
-        <w:t>{{start}} – {{end}}</w:t>
-      </w:r>
-    </w:p>
-    <w:p>
-      <w:pPr>
-        <w:spacing w:after="0" w:line="240" w:lineRule="auto"/>
-      </w:pPr>
-      <w:r>
-        <w:t>{{#task1}}• {{task1}}{{/task1}}</w:t>
-      </w:r>
-    </w:p>
-    <w:p>
-      <w:pPr>
-        <w:spacing w:after="0" w:line="240" w:lineRule="auto"/>
-      </w:pPr>
-      <w:r>
-        <w:t>{{#task2}}• {{task2}}{{/task2}}</w:t>
-      </w:r>
-    </w:p>
-    <w:p>
-      <w:pPr>
-        <w:spacing w:after="0" w:line="240" w:lineRule="auto"/>
-      </w:pPr>
-      <w:r>
-        <w:t>{{#task3}}• {{task3}}{{/task3}}</w:t>
-      </w:r>
-    </w:p>
-    <w:p>
-      <w:pPr>
-        <w:spacing w:after="0" w:line="240" w:lineRule="auto"/>
-      </w:pPr>
-      <w:r>
-        <w:t>{{#task4}}• {{task4}}{{/task4}}</w:t>
-      </w:r>
-    </w:p>
-    <w:p>
-      <w:pPr>
-        <w:spacing w:after="0" w:line="240" w:lineRule="auto"/>
-      </w:pPr>
-      <w:r>
-        <w:t>{{#task5}}• {{task5}}{{/task5}}</w:t>
-      </w:r>
-    </w:p>
-    <w:p>
-      <w:pPr>
-        <w:spacing w:after="0" w:line="240" w:lineRule="auto"/>
-      </w:pPr>
-    </w:p>
-    <w:p>
-      <w:pPr>
-        <w:spacing w:after="0" w:line="240" w:lineRule="auto"/>
-      </w:pPr>
-      <w:r>
-        <w:t>{{/</w:t>
-      </w:r>
-      <w:proofErr w:type="spellStart"/>
-      <w:r>
-        <w:t>workExperience</w:t>
-      </w:r>
-      <w:proofErr w:type="spellEnd"/>
-      <w:r>
-        <w:t>}}</w:t>
-      </w:r>
-    </w:p>
-    <w:p>
-      <w:pPr>
-        <w:spacing w:after="0" w:line="240" w:lineRule="auto"/>
-      </w:pPr>
-      <w:r>
-        <w:t>{{/</w:t>
-      </w:r>
-      <w:proofErr w:type="spellStart"/>
-      <w:r>
-        <w:t>hasWorkExperience</w:t>
-      </w:r>
-      <w:proofErr w:type="spellEnd"/>
-      <w:r>
-        <w:t>}}</w:t>
-      </w:r>
-    </w:p>
-    <w:p>
-      <w:pPr>
-        <w:spacing w:after="0" w:line="240" w:lineRule="auto"/>
-      </w:pPr>
-    </w:p>
-    <w:p>
-      <w:pPr>
-        <w:spacing w:after="0" w:line="240" w:lineRule="auto"/>
-      </w:pPr>
-      <w:r>
-        <w:t>{{#hasProgramCerts}}</w:t>
-      </w:r>
-    </w:p>
-    <w:p>
-      <w:pPr>
-        <w:spacing w:after="0" w:line="240" w:lineRule="auto"/>
-      </w:pPr>
-      <w:r>
+        <w:rPr>
+          <w:noProof/>
+        </w:rPr>
+      </w:pPr>
+      <w:r>
+        <w:rPr>
+          <w:noProof/>
+        </w:rPr>
+        <w:t>{#workExperience}</w:t>
+      </w:r>
+    </w:p>
+    <w:p>
+      <w:pPr>
+        <w:spacing w:after="0" w:line="240" w:lineRule="auto"/>
+        <w:rPr>
+          <w:noProof/>
+        </w:rPr>
+      </w:pPr>
+      <w:r>
+        <w:rPr>
+          <w:noProof/>
+        </w:rPr>
+        <w:t>{title}, {employer}</w:t>
+      </w:r>
+    </w:p>
+    <w:p>
+      <w:pPr>
+        <w:spacing w:after="0" w:line="240" w:lineRule="auto"/>
+        <w:rPr>
+          <w:noProof/>
+        </w:rPr>
+      </w:pPr>
+      <w:r>
+        <w:rPr>
+          <w:noProof/>
+        </w:rPr>
+        <w:t>({employerCity}, {employerState})</w:t>
+      </w:r>
+    </w:p>
+    <w:p>
+      <w:pPr>
+        <w:spacing w:after="0" w:line="240" w:lineRule="auto"/>
+        <w:rPr>
+          <w:noProof/>
+        </w:rPr>
+      </w:pPr>
+      <w:r>
+        <w:rPr>
+          <w:noProof/>
+        </w:rPr>
+        <w:t>{start} – {end}</w:t>
+      </w:r>
+    </w:p>
+    <w:p>
+      <w:pPr>
+        <w:spacing w:after="0" w:line="240" w:lineRule="auto"/>
+        <w:rPr>
+          <w:noProof/>
+        </w:rPr>
+      </w:pPr>
+      <w:r>
+        <w:rPr>
+          <w:noProof/>
+        </w:rPr>
+        <w:t>{#task1}• {task1}{/task1}</w:t>
+      </w:r>
+    </w:p>
+    <w:p>
+      <w:pPr>
+        <w:spacing w:after="0" w:line="240" w:lineRule="auto"/>
+        <w:rPr>
+          <w:noProof/>
+        </w:rPr>
+      </w:pPr>
+      <w:r>
+        <w:rPr>
+          <w:noProof/>
+        </w:rPr>
+        <w:t>{#task2}• {task2}{/task2}</w:t>
+      </w:r>
+    </w:p>
+    <w:p>
+      <w:pPr>
+        <w:spacing w:after="0" w:line="240" w:lineRule="auto"/>
+        <w:rPr>
+          <w:noProof/>
+        </w:rPr>
+      </w:pPr>
+      <w:r>
+        <w:rPr>
+          <w:noProof/>
+        </w:rPr>
+        <w:t>{#task3}• {task3}{/task3}</w:t>
+      </w:r>
+    </w:p>
+    <w:p>
+      <w:pPr>
+        <w:spacing w:after="0" w:line="240" w:lineRule="auto"/>
+        <w:rPr>
+          <w:noProof/>
+        </w:rPr>
+      </w:pPr>
+      <w:r>
+        <w:rPr>
+          <w:noProof/>
+        </w:rPr>
+        <w:t>{#task4}• {task4}{/task4}</w:t>
+      </w:r>
+    </w:p>
+    <w:p>
+      <w:pPr>
+        <w:spacing w:after="0" w:line="240" w:lineRule="auto"/>
+        <w:rPr>
+          <w:noProof/>
+        </w:rPr>
+      </w:pPr>
+      <w:r>
+        <w:rPr>
+          <w:noProof/>
+        </w:rPr>
+        <w:t>{#task5}• {task5}{/task5}</w:t>
+      </w:r>
+    </w:p>
+    <w:p>
+      <w:pPr>
+        <w:spacing w:after="0" w:line="240" w:lineRule="auto"/>
+        <w:rPr>
+          <w:noProof/>
+        </w:rPr>
+      </w:pPr>
+    </w:p>
+    <w:p>
+      <w:pPr>
+        <w:spacing w:after="0" w:line="240" w:lineRule="auto"/>
+        <w:rPr>
+          <w:noProof/>
+        </w:rPr>
+      </w:pPr>
+      <w:r>
+        <w:rPr>
+          <w:noProof/>
+        </w:rPr>
+        <w:t>{/workExperience}</w:t>
+      </w:r>
+    </w:p>
+    <w:p>
+      <w:pPr>
+        <w:spacing w:after="0" w:line="240" w:lineRule="auto"/>
+        <w:rPr>
+          <w:noProof/>
+        </w:rPr>
+      </w:pPr>
+      <w:r>
+        <w:rPr>
+          <w:noProof/>
+        </w:rPr>
+        <w:t>{/hasWorkExperience}</w:t>
+      </w:r>
+    </w:p>
+    <w:p>
+      <w:pPr>
+        <w:spacing w:after="0" w:line="240" w:lineRule="auto"/>
+        <w:rPr>
+          <w:noProof/>
+        </w:rPr>
+      </w:pPr>
+    </w:p>
+    <w:p>
+      <w:pPr>
+        <w:spacing w:after="0" w:line="240" w:lineRule="auto"/>
+        <w:rPr>
+          <w:noProof/>
+        </w:rPr>
+      </w:pPr>
+      <w:r>
+        <w:rPr>
+          <w:noProof/>
+        </w:rPr>
+        <w:t>{#hasProgramCerts}</w:t>
+      </w:r>
+    </w:p>
+    <w:p>
+      <w:pPr>
+        <w:spacing w:after="0" w:line="240" w:lineRule="auto"/>
+        <w:rPr>
+          <w:noProof/>
+        </w:rPr>
+      </w:pPr>
+      <w:r>
+        <w:rPr>
+          <w:noProof/>
+        </w:rPr>
         <w:t>Certifications</w:t>
       </w:r>
     </w:p>
     <w:p>
       <w:pPr>
         <w:spacing w:after="0" w:line="240" w:lineRule="auto"/>
-      </w:pPr>
-      <w:r>
-        <w:t>{{#cert1}}• {{cert1}}{{/cert1}}</w:t>
-      </w:r>
-    </w:p>
-    <w:p>
-      <w:pPr>
-        <w:spacing w:after="0" w:line="240" w:lineRule="auto"/>
-      </w:pPr>
-      <w:r>
-        <w:t>{{#cert2}}• {{cert2}}{{/cert2}}</w:t>
-      </w:r>
-    </w:p>
-    <w:p>
-      <w:pPr>
-        <w:spacing w:after="0" w:line="240" w:lineRule="auto"/>
-      </w:pPr>
-      <w:r>
+        <w:rPr>
+          <w:noProof/>
+        </w:rPr>
+      </w:pPr>
+      <w:r>
+        <w:rPr>
+          <w:noProof/>
+        </w:rPr>
+        <w:t>{#cert1}• {cert1}{/cert1}</w:t>
+      </w:r>
+    </w:p>
+    <w:p>
+      <w:pPr>
+        <w:spacing w:after="0" w:line="240" w:lineRule="auto"/>
+        <w:rPr>
+          <w:noProof/>
+        </w:rPr>
+      </w:pPr>
+      <w:r>
+        <w:rPr>
+          <w:noProof/>
+        </w:rPr>
+        <w:t>{#cert2}• {cert2}{/cert2}</w:t>
+      </w:r>
+    </w:p>
+    <w:p>
+      <w:pPr>
+        <w:spacing w:after="0" w:line="240" w:lineRule="auto"/>
+        <w:rPr>
+          <w:noProof/>
+        </w:rPr>
+      </w:pPr>
+      <w:r>
+        <w:rPr>
+          <w:noProof/>
+        </w:rPr>
+        <w:t>{#cert3}• {cert3}{/cert3}</w:t>
+      </w:r>
+    </w:p>
+    <w:p>
+      <w:pPr>
+        <w:spacing w:after="0" w:line="240" w:lineRule="auto"/>
+        <w:rPr>
+          <w:noProof/>
+        </w:rPr>
+      </w:pPr>
+      <w:r>
+        <w:rPr>
+          <w:noProof/>
+        </w:rPr>
+        <w:t>{#cert4}• {cert4}{/cert4}</w:t>
+      </w:r>
+    </w:p>
+    <w:p>
+      <w:pPr>
+        <w:spacing w:after="0" w:line="240" w:lineRule="auto"/>
+        <w:rPr>
+          <w:noProof/>
+        </w:rPr>
+      </w:pPr>
+      <w:r>
+        <w:rPr>
+          <w:noProof/>
+        </w:rPr>
         <w:lastRenderedPageBreak/>
-        <w:t>{{#cert3}}• {{cert3}}{{/cert3}}</w:t>
-      </w:r>
-    </w:p>
-    <w:p>
-      <w:pPr>
-        <w:spacing w:after="0" w:line="240" w:lineRule="auto"/>
-      </w:pPr>
-      <w:r>
-        <w:t>{{#cert4}}• {{cert4}}{{/cert4}}</w:t>
-      </w:r>
-    </w:p>
-    <w:p>
-      <w:pPr>
-        <w:spacing w:after="0" w:line="240" w:lineRule="auto"/>
-      </w:pPr>
-      <w:r>
-        <w:t>{{#cert5}}• {{cert5}}{{/cert5}}</w:t>
-      </w:r>
-    </w:p>
-    <w:p>
-      <w:pPr>
-        <w:spacing w:after="0" w:line="240" w:lineRule="auto"/>
-      </w:pPr>
-      <w:r>
-        <w:t>{{#cert6}}• {{cert6}}{{/cert6}}</w:t>
-      </w:r>
-    </w:p>
-    <w:p>
-      <w:pPr>
-        <w:spacing w:after="0" w:line="240" w:lineRule="auto"/>
-      </w:pPr>
-      <w:r>
-        <w:t>{{#cert7}}• {{cert7}}{{/cert7}}</w:t>
-      </w:r>
-    </w:p>
-    <w:p>
-      <w:pPr>
-        <w:spacing w:after="0" w:line="240" w:lineRule="auto"/>
-      </w:pPr>
-      <w:r>
-        <w:t>{{#cert8}}• {{cert8}}{{/cert8}}</w:t>
-      </w:r>
-    </w:p>
-    <w:p>
-      <w:pPr>
-        <w:spacing w:after="0" w:line="240" w:lineRule="auto"/>
-      </w:pPr>
-      <w:r>
-        <w:t>{{#cert9}}• {{cert9}}{{/cert9}}</w:t>
-      </w:r>
-    </w:p>
-    <w:p>
-      <w:pPr>
-        <w:spacing w:after="0" w:line="240" w:lineRule="auto"/>
-      </w:pPr>
-      <w:r>
-        <w:t>{{#cert10}}• {{cert10}}{{/cert10}}</w:t>
-      </w:r>
-    </w:p>
-    <w:p>
-      <w:pPr>
-        <w:spacing w:after="0" w:line="240" w:lineRule="auto"/>
-      </w:pPr>
-      <w:r>
-        <w:t>{{/</w:t>
-      </w:r>
-      <w:proofErr w:type="spellStart"/>
-      <w:r>
-        <w:t>hasProgramCerts</w:t>
-      </w:r>
-      <w:proofErr w:type="spellEnd"/>
-      <w:r>
-        <w:t>}}</w:t>
-      </w:r>
-    </w:p>
-    <w:p>
-      <w:pPr>
-        <w:spacing w:after="0" w:line="240" w:lineRule="auto"/>
-      </w:pPr>
-    </w:p>
-    <w:p>
-      <w:pPr>
-        <w:spacing w:after="0" w:line="240" w:lineRule="auto"/>
-      </w:pPr>
-      <w:r>
-        <w:t>{{#hasExtraSkills}}</w:t>
-      </w:r>
-    </w:p>
-    <w:p>
-      <w:pPr>
-        <w:spacing w:after="0" w:line="240" w:lineRule="auto"/>
-      </w:pPr>
-      <w:r>
+        <w:t>{#cert5}• {cert5}{/cert5}</w:t>
+      </w:r>
+    </w:p>
+    <w:p>
+      <w:pPr>
+        <w:spacing w:after="0" w:line="240" w:lineRule="auto"/>
+        <w:rPr>
+          <w:noProof/>
+        </w:rPr>
+      </w:pPr>
+      <w:r>
+        <w:rPr>
+          <w:noProof/>
+        </w:rPr>
+        <w:t>{#cert6}• {cert6}{/cert6}</w:t>
+      </w:r>
+    </w:p>
+    <w:p>
+      <w:pPr>
+        <w:spacing w:after="0" w:line="240" w:lineRule="auto"/>
+        <w:rPr>
+          <w:noProof/>
+        </w:rPr>
+      </w:pPr>
+      <w:r>
+        <w:rPr>
+          <w:noProof/>
+        </w:rPr>
+        <w:t>{#cert7}• {cert7}{/cert7}</w:t>
+      </w:r>
+    </w:p>
+    <w:p>
+      <w:pPr>
+        <w:spacing w:after="0" w:line="240" w:lineRule="auto"/>
+        <w:rPr>
+          <w:noProof/>
+        </w:rPr>
+      </w:pPr>
+      <w:r>
+        <w:rPr>
+          <w:noProof/>
+        </w:rPr>
+        <w:t>{#cert8}• {cert8}{/cert8}</w:t>
+      </w:r>
+    </w:p>
+    <w:p>
+      <w:pPr>
+        <w:spacing w:after="0" w:line="240" w:lineRule="auto"/>
+        <w:rPr>
+          <w:noProof/>
+        </w:rPr>
+      </w:pPr>
+      <w:r>
+        <w:rPr>
+          <w:noProof/>
+        </w:rPr>
+        <w:t>{#cert9}• {cert9}{/cert9}</w:t>
+      </w:r>
+    </w:p>
+    <w:p>
+      <w:pPr>
+        <w:spacing w:after="0" w:line="240" w:lineRule="auto"/>
+        <w:rPr>
+          <w:noProof/>
+        </w:rPr>
+      </w:pPr>
+      <w:r>
+        <w:rPr>
+          <w:noProof/>
+        </w:rPr>
+        <w:t>{#cert10}• {cert10}{/cert10}</w:t>
+      </w:r>
+    </w:p>
+    <w:p>
+      <w:pPr>
+        <w:spacing w:after="0" w:line="240" w:lineRule="auto"/>
+        <w:rPr>
+          <w:noProof/>
+        </w:rPr>
+      </w:pPr>
+      <w:r>
+        <w:rPr>
+          <w:noProof/>
+        </w:rPr>
+        <w:t>{/hasProgramCerts}</w:t>
+      </w:r>
+    </w:p>
+    <w:p>
+      <w:pPr>
+        <w:spacing w:after="0" w:line="240" w:lineRule="auto"/>
+        <w:rPr>
+          <w:noProof/>
+        </w:rPr>
+      </w:pPr>
+    </w:p>
+    <w:p>
+      <w:pPr>
+        <w:spacing w:after="0" w:line="240" w:lineRule="auto"/>
+        <w:rPr>
+          <w:noProof/>
+        </w:rPr>
+      </w:pPr>
+      <w:r>
+        <w:rPr>
+          <w:noProof/>
+        </w:rPr>
+        <w:t>{#hasExtraSkills}</w:t>
+      </w:r>
+    </w:p>
+    <w:p>
+      <w:pPr>
+        <w:spacing w:after="0" w:line="240" w:lineRule="auto"/>
+        <w:rPr>
+          <w:noProof/>
+        </w:rPr>
+      </w:pPr>
+      <w:r>
+        <w:rPr>
+          <w:noProof/>
+        </w:rPr>
         <w:t>Skills</w:t>
       </w:r>
     </w:p>
     <w:p>
       <w:pPr>
         <w:spacing w:after="0" w:line="240" w:lineRule="auto"/>
-      </w:pPr>
-      <w:r>
-        <w:t>{{#skill1}}• {{skill1}}{{/skill1}}</w:t>
-      </w:r>
-    </w:p>
-    <w:p>
-      <w:pPr>
-        <w:spacing w:after="0" w:line="240" w:lineRule="auto"/>
-      </w:pPr>
-      <w:r>
-        <w:t>{{#skill2}}• {{skill2}}{{/skill2}}</w:t>
-      </w:r>
-    </w:p>
-    <w:p>
-      <w:pPr>
-        <w:spacing w:after="0" w:line="240" w:lineRule="auto"/>
-      </w:pPr>
-      <w:r>
-        <w:t>{{#skill3}}• {{skill3}}{{/skill3}}</w:t>
-      </w:r>
-    </w:p>
-    <w:p>
-      <w:pPr>
-        <w:spacing w:after="0" w:line="240" w:lineRule="auto"/>
-      </w:pPr>
-      <w:r>
-        <w:t>{{#skill4}}• {{skill4}}{{/skill4}}</w:t>
-      </w:r>
-    </w:p>
-    <w:p>
-      <w:pPr>
-        <w:spacing w:after="0" w:line="240" w:lineRule="auto"/>
-      </w:pPr>
-      <w:r>
-        <w:t>{{#skill5}}• {{skill5}}{{/skill5}}</w:t>
-      </w:r>
-    </w:p>
-    <w:p>
-      <w:pPr>
-        <w:spacing w:after="0" w:line="240" w:lineRule="auto"/>
-      </w:pPr>
-      <w:r>
-        <w:t>{{#skill6}}• {{skill6}}{{/skill6}}</w:t>
-      </w:r>
-    </w:p>
-    <w:p>
-      <w:pPr>
-        <w:spacing w:after="0" w:line="240" w:lineRule="auto"/>
-      </w:pPr>
-      <w:r>
-        <w:t>{{#skill7}}• {{skill7}}{{/skill7}}</w:t>
-      </w:r>
-    </w:p>
-    <w:p>
-      <w:pPr>
-        <w:spacing w:after="0" w:line="240" w:lineRule="auto"/>
-      </w:pPr>
-      <w:r>
-        <w:t>{{#skill8}}• {{skill8}}{{/skill8}}</w:t>
-      </w:r>
-    </w:p>
-    <w:p>
-      <w:pPr>
-        <w:spacing w:after="0" w:line="240" w:lineRule="auto"/>
-      </w:pPr>
-      <w:r>
-        <w:t>{{#skill9}}• {{skill9}}{{/skill9}}</w:t>
-      </w:r>
-    </w:p>
-    <w:p>
-      <w:pPr>
-        <w:spacing w:after="0" w:line="240" w:lineRule="auto"/>
-      </w:pPr>
-      <w:r>
-        <w:t>{{#skill10}}• {{skill10}}{{/skill10}}</w:t>
-      </w:r>
-    </w:p>
-    <w:p>
-      <w:pPr>
-        <w:spacing w:after="0" w:line="240" w:lineRule="auto"/>
-      </w:pPr>
-      <w:r>
-        <w:t>{{/</w:t>
-      </w:r>
-      <w:proofErr w:type="spellStart"/>
-      <w:r>
-        <w:t>hasExtraSkills</w:t>
-      </w:r>
-      <w:proofErr w:type="spellEnd"/>
-      <w:r>
-        <w:t>}}</w:t>
+        <w:rPr>
+          <w:noProof/>
+        </w:rPr>
+      </w:pPr>
+      <w:r>
+        <w:rPr>
+          <w:noProof/>
+        </w:rPr>
+        <w:t>{#skill1}• {skill1}{/skill1}</w:t>
+      </w:r>
+    </w:p>
+    <w:p>
+      <w:pPr>
+        <w:spacing w:after="0" w:line="240" w:lineRule="auto"/>
+        <w:rPr>
+          <w:noProof/>
+        </w:rPr>
+      </w:pPr>
+      <w:r>
+        <w:rPr>
+          <w:noProof/>
+        </w:rPr>
+        <w:t>{#skill2}• {skill2}{/skill2}</w:t>
+      </w:r>
+    </w:p>
+    <w:p>
+      <w:pPr>
+        <w:spacing w:after="0" w:line="240" w:lineRule="auto"/>
+        <w:rPr>
+          <w:noProof/>
+        </w:rPr>
+      </w:pPr>
+      <w:r>
+        <w:rPr>
+          <w:noProof/>
+        </w:rPr>
+        <w:t>{#skill3}• {skill3}{/skill3}</w:t>
+      </w:r>
+    </w:p>
+    <w:p>
+      <w:pPr>
+        <w:spacing w:after="0" w:line="240" w:lineRule="auto"/>
+        <w:rPr>
+          <w:noProof/>
+        </w:rPr>
+      </w:pPr>
+      <w:r>
+        <w:rPr>
+          <w:noProof/>
+        </w:rPr>
+        <w:t>{#skill4}• {skill4}{/skill4}</w:t>
+      </w:r>
+    </w:p>
+    <w:p>
+      <w:pPr>
+        <w:spacing w:after="0" w:line="240" w:lineRule="auto"/>
+        <w:rPr>
+          <w:noProof/>
+        </w:rPr>
+      </w:pPr>
+      <w:r>
+        <w:rPr>
+          <w:noProof/>
+        </w:rPr>
+        <w:t>{#skill5}• {skill5}{/skill5}</w:t>
+      </w:r>
+    </w:p>
+    <w:p>
+      <w:pPr>
+        <w:spacing w:after="0" w:line="240" w:lineRule="auto"/>
+        <w:rPr>
+          <w:noProof/>
+        </w:rPr>
+      </w:pPr>
+      <w:r>
+        <w:rPr>
+          <w:noProof/>
+        </w:rPr>
+        <w:t>{#skill6}• {skill6}{/skill6}</w:t>
+      </w:r>
+    </w:p>
+    <w:p>
+      <w:pPr>
+        <w:spacing w:after="0" w:line="240" w:lineRule="auto"/>
+        <w:rPr>
+          <w:noProof/>
+        </w:rPr>
+      </w:pPr>
+      <w:r>
+        <w:rPr>
+          <w:noProof/>
+        </w:rPr>
+        <w:t>{#skill7}• {skill7}{/skill7}</w:t>
+      </w:r>
+    </w:p>
+    <w:p>
+      <w:pPr>
+        <w:spacing w:after="0" w:line="240" w:lineRule="auto"/>
+        <w:rPr>
+          <w:noProof/>
+        </w:rPr>
+      </w:pPr>
+      <w:r>
+        <w:rPr>
+          <w:noProof/>
+        </w:rPr>
+        <w:t>{#skill8}• {skill8}{/skill8}</w:t>
+      </w:r>
+    </w:p>
+    <w:p>
+      <w:pPr>
+        <w:spacing w:after="0" w:line="240" w:lineRule="auto"/>
+        <w:rPr>
+          <w:noProof/>
+        </w:rPr>
+      </w:pPr>
+      <w:r>
+        <w:rPr>
+          <w:noProof/>
+        </w:rPr>
+        <w:t>{#skill9}• {skill9}{/skill9}</w:t>
+      </w:r>
+    </w:p>
+    <w:p>
+      <w:pPr>
+        <w:spacing w:after="0" w:line="240" w:lineRule="auto"/>
+        <w:rPr>
+          <w:noProof/>
+        </w:rPr>
+      </w:pPr>
+      <w:r>
+        <w:rPr>
+          <w:noProof/>
+        </w:rPr>
+        <w:t>{#skill10}• {skill10}{/skill10}</w:t>
+      </w:r>
+    </w:p>
+    <w:p>
+      <w:pPr>
+        <w:spacing w:after="0" w:line="240" w:lineRule="auto"/>
+      </w:pPr>
+      <w:r>
+        <w:rPr>
+          <w:noProof/>
+        </w:rPr>
+        <w:t>{/hasExtraSkills}</w:t>
       </w:r>
     </w:p>
     <w:sectPr>

--- a/public/templates/TemplateE.docx
+++ b/public/templates/TemplateE.docx
@@ -7,11 +7,17 @@
         <w:spacing w:after="0" w:line="240" w:lineRule="auto"/>
         <w:rPr>
           <w:noProof/>
-        </w:rPr>
-      </w:pPr>
-      <w:r>
-        <w:rPr>
-          <w:noProof/>
+          <w:color w:val="44546A" w:themeColor="text2"/>
+          <w:sz w:val="48"/>
+          <w:szCs w:val="48"/>
+        </w:rPr>
+      </w:pPr>
+      <w:r>
+        <w:rPr>
+          <w:noProof/>
+          <w:color w:val="44546A" w:themeColor="text2"/>
+          <w:sz w:val="48"/>
+          <w:szCs w:val="48"/>
         </w:rPr>
         <w:t>{name}</w:t>
       </w:r>
@@ -70,12 +76,18 @@
       <w:pPr>
         <w:spacing w:after="0" w:line="240" w:lineRule="auto"/>
         <w:rPr>
-          <w:noProof/>
-        </w:rPr>
-      </w:pPr>
-      <w:r>
-        <w:rPr>
-          <w:noProof/>
+          <w:b/>
+          <w:bCs/>
+          <w:noProof/>
+          <w:color w:val="44546A" w:themeColor="text2"/>
+        </w:rPr>
+      </w:pPr>
+      <w:r>
+        <w:rPr>
+          <w:b/>
+          <w:bCs/>
+          <w:noProof/>
+          <w:color w:val="44546A" w:themeColor="text2"/>
         </w:rPr>
         <w:t>Objective</w:t>
       </w:r>
@@ -91,6 +103,32 @@
         <w:rPr>
           <w:noProof/>
         </w:rPr>
+        <w:t>{</w:t>
+      </w:r>
+      <w:r>
+        <w:rPr>
+          <w:noProof/>
+        </w:rPr>
+        <w:t>summaryParagraph</w:t>
+      </w:r>
+      <w:r>
+        <w:rPr>
+          <w:noProof/>
+        </w:rPr>
+        <w:t>}</w:t>
+      </w:r>
+    </w:p>
+    <w:p>
+      <w:pPr>
+        <w:spacing w:after="0" w:line="240" w:lineRule="auto"/>
+        <w:rPr>
+          <w:noProof/>
+        </w:rPr>
+      </w:pPr>
+      <w:r>
+        <w:rPr>
+          <w:noProof/>
+        </w:rPr>
         <w:t>{#summary1}• {summary1}{/summary1}</w:t>
       </w:r>
     </w:p>
@@ -157,14 +195,6 @@
           <w:noProof/>
         </w:rPr>
       </w:pPr>
-    </w:p>
-    <w:p>
-      <w:pPr>
-        <w:spacing w:after="0" w:line="240" w:lineRule="auto"/>
-        <w:rPr>
-          <w:noProof/>
-        </w:rPr>
-      </w:pPr>
       <w:r>
         <w:rPr>
           <w:noProof/>
@@ -176,12 +206,18 @@
       <w:pPr>
         <w:spacing w:after="0" w:line="240" w:lineRule="auto"/>
         <w:rPr>
-          <w:noProof/>
-        </w:rPr>
-      </w:pPr>
-      <w:r>
-        <w:rPr>
-          <w:noProof/>
+          <w:b/>
+          <w:bCs/>
+          <w:noProof/>
+          <w:color w:val="44546A" w:themeColor="text2"/>
+        </w:rPr>
+      </w:pPr>
+      <w:r>
+        <w:rPr>
+          <w:b/>
+          <w:bCs/>
+          <w:noProof/>
+          <w:color w:val="44546A" w:themeColor="text2"/>
         </w:rPr>
         <w:t>Education</w:t>
       </w:r>
@@ -225,6 +261,20 @@
         <w:rPr>
           <w:noProof/>
         </w:rPr>
+        <w:t>{startDate} – {endDate}</w:t>
+      </w:r>
+    </w:p>
+    <w:p>
+      <w:pPr>
+        <w:spacing w:after="0" w:line="240" w:lineRule="auto"/>
+        <w:rPr>
+          <w:noProof/>
+        </w:rPr>
+      </w:pPr>
+      <w:r>
+        <w:rPr>
+          <w:noProof/>
+        </w:rPr>
         <w:t>{program}</w:t>
       </w:r>
     </w:p>
@@ -239,66 +289,8 @@
         <w:rPr>
           <w:noProof/>
         </w:rPr>
-        <w:t>{notes}</w:t>
-      </w:r>
-    </w:p>
-    <w:p>
-      <w:pPr>
-        <w:spacing w:after="0" w:line="240" w:lineRule="auto"/>
-        <w:rPr>
-          <w:noProof/>
-        </w:rPr>
-      </w:pPr>
-      <w:r>
-        <w:rPr>
-          <w:noProof/>
-        </w:rPr>
-        <w:t>{startDate} – {endDate}</w:t>
-      </w:r>
-    </w:p>
-    <w:p>
-      <w:pPr>
-        <w:spacing w:after="0" w:line="240" w:lineRule="auto"/>
-        <w:rPr>
-          <w:noProof/>
-        </w:rPr>
-      </w:pPr>
-    </w:p>
-    <w:p>
-      <w:pPr>
-        <w:spacing w:after="0" w:line="240" w:lineRule="auto"/>
-        <w:rPr>
-          <w:noProof/>
-        </w:rPr>
-      </w:pPr>
-      <w:r>
-        <w:rPr>
-          <w:noProof/>
-        </w:rPr>
-        <w:t>{/education}</w:t>
-      </w:r>
-    </w:p>
-    <w:p>
-      <w:pPr>
-        <w:spacing w:after="0" w:line="240" w:lineRule="auto"/>
-        <w:rPr>
-          <w:noProof/>
-        </w:rPr>
-      </w:pPr>
-      <w:r>
-        <w:rPr>
-          <w:noProof/>
-        </w:rPr>
-        <w:t>{/hasEducation}</w:t>
-      </w:r>
-    </w:p>
-    <w:p>
-      <w:pPr>
-        <w:spacing w:after="0" w:line="240" w:lineRule="auto"/>
-        <w:rPr>
-          <w:noProof/>
-        </w:rPr>
-      </w:pPr>
+        <w:t>{notes}{/education}{/hasEducation}</w:t>
+      </w:r>
     </w:p>
     <w:p>
       <w:pPr>
@@ -323,7 +315,10 @@
       </w:pPr>
       <w:r>
         <w:rPr>
-          <w:noProof/>
+          <w:b/>
+          <w:bCs/>
+          <w:noProof/>
+          <w:color w:val="44546A" w:themeColor="text2"/>
         </w:rPr>
         <w:t>Experience</w:t>
       </w:r>
@@ -453,36 +448,24 @@
         </w:rPr>
         <w:t>{#task5}• {task5}{/task5}</w:t>
       </w:r>
-    </w:p>
-    <w:p>
-      <w:pPr>
-        <w:spacing w:after="0" w:line="240" w:lineRule="auto"/>
-        <w:rPr>
-          <w:noProof/>
-        </w:rPr>
-      </w:pPr>
-    </w:p>
-    <w:p>
-      <w:pPr>
-        <w:spacing w:after="0" w:line="240" w:lineRule="auto"/>
-        <w:rPr>
-          <w:noProof/>
-        </w:rPr>
-      </w:pPr>
+      <w:r>
+        <w:rPr>
+          <w:noProof/>
+        </w:rPr>
+        <w:t xml:space="preserve"> </w:t>
+      </w:r>
       <w:r>
         <w:rPr>
           <w:noProof/>
         </w:rPr>
         <w:t>{/workExperience}</w:t>
       </w:r>
-    </w:p>
-    <w:p>
-      <w:pPr>
-        <w:spacing w:after="0" w:line="240" w:lineRule="auto"/>
-        <w:rPr>
-          <w:noProof/>
-        </w:rPr>
-      </w:pPr>
+      <w:r>
+        <w:rPr>
+          <w:noProof/>
+        </w:rPr>
+        <w:t xml:space="preserve"> </w:t>
+      </w:r>
       <w:r>
         <w:rPr>
           <w:noProof/>
@@ -497,14 +480,6 @@
           <w:noProof/>
         </w:rPr>
       </w:pPr>
-    </w:p>
-    <w:p>
-      <w:pPr>
-        <w:spacing w:after="0" w:line="240" w:lineRule="auto"/>
-        <w:rPr>
-          <w:noProof/>
-        </w:rPr>
-      </w:pPr>
       <w:r>
         <w:rPr>
           <w:noProof/>
@@ -516,12 +491,18 @@
       <w:pPr>
         <w:spacing w:after="0" w:line="240" w:lineRule="auto"/>
         <w:rPr>
-          <w:noProof/>
-        </w:rPr>
-      </w:pPr>
-      <w:r>
-        <w:rPr>
-          <w:noProof/>
+          <w:b/>
+          <w:bCs/>
+          <w:noProof/>
+          <w:color w:val="44546A" w:themeColor="text2"/>
+        </w:rPr>
+      </w:pPr>
+      <w:r>
+        <w:rPr>
+          <w:b/>
+          <w:bCs/>
+          <w:noProof/>
+          <w:color w:val="44546A" w:themeColor="text2"/>
         </w:rPr>
         <w:t>Certifications</w:t>
       </w:r>
@@ -593,127 +574,129 @@
         <w:rPr>
           <w:noProof/>
         </w:rPr>
+        <w:t>{#cert5}• {cert5}{/cert5}</w:t>
+      </w:r>
+    </w:p>
+    <w:p>
+      <w:pPr>
+        <w:spacing w:after="0" w:line="240" w:lineRule="auto"/>
+        <w:rPr>
+          <w:noProof/>
+        </w:rPr>
+      </w:pPr>
+      <w:r>
+        <w:rPr>
+          <w:noProof/>
+        </w:rPr>
+        <w:t>{#cert6}• {cert6}{/cert6}</w:t>
+      </w:r>
+    </w:p>
+    <w:p>
+      <w:pPr>
+        <w:spacing w:after="0" w:line="240" w:lineRule="auto"/>
+        <w:rPr>
+          <w:noProof/>
+        </w:rPr>
+      </w:pPr>
+      <w:r>
+        <w:rPr>
+          <w:noProof/>
+        </w:rPr>
+        <w:t>{#cert7}• {cert7}{/cert7}</w:t>
+      </w:r>
+    </w:p>
+    <w:p>
+      <w:pPr>
+        <w:spacing w:after="0" w:line="240" w:lineRule="auto"/>
+        <w:rPr>
+          <w:noProof/>
+        </w:rPr>
+      </w:pPr>
+      <w:r>
+        <w:rPr>
+          <w:noProof/>
+        </w:rPr>
+        <w:t>{#cert8}• {cert8}{/cert8}</w:t>
+      </w:r>
+    </w:p>
+    <w:p>
+      <w:pPr>
+        <w:spacing w:after="0" w:line="240" w:lineRule="auto"/>
+        <w:rPr>
+          <w:noProof/>
+        </w:rPr>
+      </w:pPr>
+      <w:r>
+        <w:rPr>
+          <w:noProof/>
+        </w:rPr>
+        <w:t>{#cert9}• {cert9}{/cert9}</w:t>
+      </w:r>
+    </w:p>
+    <w:p>
+      <w:pPr>
+        <w:spacing w:after="0" w:line="240" w:lineRule="auto"/>
+        <w:rPr>
+          <w:noProof/>
+        </w:rPr>
+      </w:pPr>
+      <w:r>
+        <w:rPr>
+          <w:noProof/>
+        </w:rPr>
+        <w:t>{#cert10}• {cert10}{/cert10}</w:t>
+      </w:r>
+      <w:r>
+        <w:rPr>
+          <w:noProof/>
+        </w:rPr>
+        <w:t xml:space="preserve"> </w:t>
+      </w:r>
+      <w:r>
+        <w:rPr>
+          <w:noProof/>
+        </w:rPr>
+        <w:t>{/hasProgramCerts}</w:t>
+      </w:r>
+      <w:r>
+        <w:rPr>
+          <w:noProof/>
+        </w:rPr>
+        <w:t xml:space="preserve"> </w:t>
+      </w:r>
+    </w:p>
+    <w:p>
+      <w:pPr>
+        <w:spacing w:after="0" w:line="240" w:lineRule="auto"/>
+        <w:rPr>
+          <w:noProof/>
+        </w:rPr>
+      </w:pPr>
+      <w:r>
+        <w:rPr>
+          <w:noProof/>
+        </w:rPr>
+        <w:t>{#hasExtraSkills}</w:t>
+      </w:r>
+    </w:p>
+    <w:p>
+      <w:pPr>
+        <w:spacing w:after="0" w:line="240" w:lineRule="auto"/>
+        <w:rPr>
+          <w:b/>
+          <w:bCs/>
+          <w:noProof/>
+          <w:color w:val="44546A" w:themeColor="text2"/>
+        </w:rPr>
+      </w:pPr>
+      <w:r>
+        <w:rPr>
+          <w:b/>
+          <w:bCs/>
+          <w:noProof/>
+          <w:color w:val="44546A" w:themeColor="text2"/>
+        </w:rPr>
         <w:lastRenderedPageBreak/>
-        <w:t>{#cert5}• {cert5}{/cert5}</w:t>
-      </w:r>
-    </w:p>
-    <w:p>
-      <w:pPr>
-        <w:spacing w:after="0" w:line="240" w:lineRule="auto"/>
-        <w:rPr>
-          <w:noProof/>
-        </w:rPr>
-      </w:pPr>
-      <w:r>
-        <w:rPr>
-          <w:noProof/>
-        </w:rPr>
-        <w:t>{#cert6}• {cert6}{/cert6}</w:t>
-      </w:r>
-    </w:p>
-    <w:p>
-      <w:pPr>
-        <w:spacing w:after="0" w:line="240" w:lineRule="auto"/>
-        <w:rPr>
-          <w:noProof/>
-        </w:rPr>
-      </w:pPr>
-      <w:r>
-        <w:rPr>
-          <w:noProof/>
-        </w:rPr>
-        <w:t>{#cert7}• {cert7}{/cert7}</w:t>
-      </w:r>
-    </w:p>
-    <w:p>
-      <w:pPr>
-        <w:spacing w:after="0" w:line="240" w:lineRule="auto"/>
-        <w:rPr>
-          <w:noProof/>
-        </w:rPr>
-      </w:pPr>
-      <w:r>
-        <w:rPr>
-          <w:noProof/>
-        </w:rPr>
-        <w:t>{#cert8}• {cert8}{/cert8}</w:t>
-      </w:r>
-    </w:p>
-    <w:p>
-      <w:pPr>
-        <w:spacing w:after="0" w:line="240" w:lineRule="auto"/>
-        <w:rPr>
-          <w:noProof/>
-        </w:rPr>
-      </w:pPr>
-      <w:r>
-        <w:rPr>
-          <w:noProof/>
-        </w:rPr>
-        <w:t>{#cert9}• {cert9}{/cert9}</w:t>
-      </w:r>
-    </w:p>
-    <w:p>
-      <w:pPr>
-        <w:spacing w:after="0" w:line="240" w:lineRule="auto"/>
-        <w:rPr>
-          <w:noProof/>
-        </w:rPr>
-      </w:pPr>
-      <w:r>
-        <w:rPr>
-          <w:noProof/>
-        </w:rPr>
-        <w:t>{#cert10}• {cert10}{/cert10}</w:t>
-      </w:r>
-    </w:p>
-    <w:p>
-      <w:pPr>
-        <w:spacing w:after="0" w:line="240" w:lineRule="auto"/>
-        <w:rPr>
-          <w:noProof/>
-        </w:rPr>
-      </w:pPr>
-      <w:r>
-        <w:rPr>
-          <w:noProof/>
-        </w:rPr>
-        <w:t>{/hasProgramCerts}</w:t>
-      </w:r>
-    </w:p>
-    <w:p>
-      <w:pPr>
-        <w:spacing w:after="0" w:line="240" w:lineRule="auto"/>
-        <w:rPr>
-          <w:noProof/>
-        </w:rPr>
-      </w:pPr>
-    </w:p>
-    <w:p>
-      <w:pPr>
-        <w:spacing w:after="0" w:line="240" w:lineRule="auto"/>
-        <w:rPr>
-          <w:noProof/>
-        </w:rPr>
-      </w:pPr>
-      <w:r>
-        <w:rPr>
-          <w:noProof/>
-        </w:rPr>
-        <w:t>{#hasExtraSkills}</w:t>
-      </w:r>
-    </w:p>
-    <w:p>
-      <w:pPr>
-        <w:spacing w:after="0" w:line="240" w:lineRule="auto"/>
-        <w:rPr>
-          <w:noProof/>
-        </w:rPr>
-      </w:pPr>
-      <w:r>
-        <w:rPr>
-          <w:noProof/>
-        </w:rPr>
         <w:t>Skills</w:t>
       </w:r>
     </w:p>
@@ -2398,7 +2381,6 @@
   <w:style w:type="character" w:default="1" w:styleId="DefaultParagraphFont">
     <w:name w:val="Default Paragraph Font"/>
     <w:uiPriority w:val="1"/>
-    <w:semiHidden/>
     <w:unhideWhenUsed/>
   </w:style>
   <w:style w:type="table" w:default="1" w:styleId="TableNormal">

--- a/public/templates/TemplateE.docx
+++ b/public/templates/TemplateE.docx
@@ -103,19 +103,55 @@
         <w:rPr>
           <w:noProof/>
         </w:rPr>
-        <w:t>{</w:t>
-      </w:r>
-      <w:r>
-        <w:rPr>
-          <w:noProof/>
-        </w:rPr>
-        <w:t>summaryParagraph</w:t>
-      </w:r>
-      <w:r>
-        <w:rPr>
-          <w:noProof/>
-        </w:rPr>
-        <w:t>}</w:t>
+        <w:t>{objectives}</w:t>
+      </w:r>
+      <w:r>
+        <w:rPr>
+          <w:noProof/>
+        </w:rPr>
+        <w:br/>
+      </w:r>
+    </w:p>
+    <w:p>
+      <w:pPr>
+        <w:spacing w:after="0" w:line="240" w:lineRule="auto"/>
+        <w:rPr>
+          <w:noProof/>
+        </w:rPr>
+      </w:pPr>
+      <w:r>
+        <w:rPr>
+          <w:noProof/>
+        </w:rPr>
+        <w:t>{jobTarget}</w:t>
+      </w:r>
+    </w:p>
+    <w:p>
+      <w:pPr>
+        <w:spacing w:after="0" w:line="240" w:lineRule="auto"/>
+        <w:rPr>
+          <w:noProof/>
+        </w:rPr>
+      </w:pPr>
+    </w:p>
+    <w:p>
+      <w:pPr>
+        <w:spacing w:after="0" w:line="240" w:lineRule="auto"/>
+        <w:rPr>
+          <w:noProof/>
+        </w:rPr>
+      </w:pPr>
+      <w:r>
+        <w:rPr>
+          <w:noProof/>
+        </w:rPr>
+        <w:t>{notes}</w:t>
+      </w:r>
+      <w:r>
+        <w:rPr>
+          <w:noProof/>
+        </w:rPr>
+        <w:br/>
       </w:r>
     </w:p>
     <w:p>
@@ -602,6 +638,7 @@
         <w:rPr>
           <w:noProof/>
         </w:rPr>
+        <w:lastRenderedPageBreak/>
         <w:t>{#cert7}• {cert7}{/cert7}</w:t>
       </w:r>
     </w:p>
@@ -696,7 +733,6 @@
           <w:noProof/>
           <w:color w:val="44546A" w:themeColor="text2"/>
         </w:rPr>
-        <w:lastRenderedPageBreak/>
         <w:t>Skills</w:t>
       </w:r>
     </w:p>

--- a/public/templates/TemplateE.docx
+++ b/public/templates/TemplateE.docx
@@ -19,6 +19,129 @@
           <w:sz w:val="48"/>
           <w:szCs w:val="48"/>
         </w:rPr>
+        <w:t>{LOCATION}</w:t>
+      </w:r>
+      <w:r>
+        <w:rPr>
+          <w:noProof/>
+          <w:color w:val="44546A" w:themeColor="text2"/>
+          <w:sz w:val="48"/>
+          <w:szCs w:val="48"/>
+        </w:rPr>
+        <w:br/>
+        <w:t>{PROFESSIONAL_SUMMARY}</w:t>
+      </w:r>
+      <w:r>
+        <w:rPr>
+          <w:noProof/>
+          <w:color w:val="44546A" w:themeColor="text2"/>
+          <w:sz w:val="48"/>
+          <w:szCs w:val="48"/>
+        </w:rPr>
+        <w:br/>
+        <w:t>{SKILLS}</w:t>
+      </w:r>
+      <w:r>
+        <w:rPr>
+          <w:noProof/>
+          <w:color w:val="44546A" w:themeColor="text2"/>
+          <w:sz w:val="48"/>
+          <w:szCs w:val="48"/>
+        </w:rPr>
+        <w:br/>
+        <w:t>{EXPERIENCE}</w:t>
+      </w:r>
+      <w:r>
+        <w:rPr>
+          <w:noProof/>
+          <w:color w:val="44546A" w:themeColor="text2"/>
+          <w:sz w:val="48"/>
+          <w:szCs w:val="48"/>
+        </w:rPr>
+        <w:br/>
+        <w:t>{EDUCATION}</w:t>
+      </w:r>
+      <w:r>
+        <w:rPr>
+          <w:noProof/>
+          <w:color w:val="44546A" w:themeColor="text2"/>
+          <w:sz w:val="48"/>
+          <w:szCs w:val="48"/>
+        </w:rPr>
+        <w:br/>
+        <w:t>{PROGRAM_CERTIFICATIONS}</w:t>
+      </w:r>
+      <w:r>
+        <w:rPr>
+          <w:noProof/>
+          <w:color w:val="44546A" w:themeColor="text2"/>
+          <w:sz w:val="48"/>
+          <w:szCs w:val="48"/>
+        </w:rPr>
+        <w:br/>
+        <w:t>{OUTSIDE_CERTIFICATIONS}</w:t>
+      </w:r>
+      <w:r>
+        <w:rPr>
+          <w:noProof/>
+          <w:color w:val="44546A" w:themeColor="text2"/>
+          <w:sz w:val="48"/>
+          <w:szCs w:val="48"/>
+        </w:rPr>
+        <w:br/>
+        <w:t>{GENERAL_NOTES}</w:t>
+      </w:r>
+    </w:p>
+    <w:p>
+      <w:pPr>
+        <w:spacing w:after="0" w:line="240" w:lineRule="auto"/>
+        <w:rPr>
+          <w:noProof/>
+          <w:color w:val="44546A" w:themeColor="text2"/>
+          <w:sz w:val="48"/>
+          <w:szCs w:val="48"/>
+        </w:rPr>
+      </w:pPr>
+    </w:p>
+    <w:p>
+      <w:pPr>
+        <w:spacing w:after="0" w:line="240" w:lineRule="auto"/>
+        <w:rPr>
+          <w:noProof/>
+          <w:color w:val="44546A" w:themeColor="text2"/>
+          <w:sz w:val="48"/>
+          <w:szCs w:val="48"/>
+        </w:rPr>
+      </w:pPr>
+    </w:p>
+    <w:p>
+      <w:pPr>
+        <w:spacing w:after="0" w:line="240" w:lineRule="auto"/>
+        <w:rPr>
+          <w:noProof/>
+          <w:color w:val="44546A" w:themeColor="text2"/>
+          <w:sz w:val="48"/>
+          <w:szCs w:val="48"/>
+        </w:rPr>
+      </w:pPr>
+    </w:p>
+    <w:p>
+      <w:pPr>
+        <w:spacing w:after="0" w:line="240" w:lineRule="auto"/>
+        <w:rPr>
+          <w:noProof/>
+          <w:color w:val="44546A" w:themeColor="text2"/>
+          <w:sz w:val="48"/>
+          <w:szCs w:val="48"/>
+        </w:rPr>
+      </w:pPr>
+      <w:r>
+        <w:rPr>
+          <w:noProof/>
+          <w:color w:val="44546A" w:themeColor="text2"/>
+          <w:sz w:val="48"/>
+          <w:szCs w:val="48"/>
+        </w:rPr>
         <w:t>{name}</w:t>
       </w:r>
     </w:p>
@@ -297,6 +420,7 @@
         <w:rPr>
           <w:noProof/>
         </w:rPr>
+        <w:lastRenderedPageBreak/>
         <w:t>{startDate} – {endDate}</w:t>
       </w:r>
     </w:p>
@@ -638,7 +762,6 @@
         <w:rPr>
           <w:noProof/>
         </w:rPr>
-        <w:lastRenderedPageBreak/>
         <w:t>{#cert7}• {cert7}{/cert7}</w:t>
       </w:r>
     </w:p>

--- a/public/templates/TemplateE.docx
+++ b/public/templates/TemplateE.docx
@@ -12,25 +12,28 @@
           <w:szCs w:val="48"/>
         </w:rPr>
       </w:pPr>
-      <w:r>
+    </w:p>
+    <w:p>
+      <w:pPr>
+        <w:spacing w:after="0" w:line="240" w:lineRule="auto"/>
         <w:rPr>
           <w:noProof/>
           <w:color w:val="44546A" w:themeColor="text2"/>
           <w:sz w:val="48"/>
           <w:szCs w:val="48"/>
         </w:rPr>
-        <w:t>{LOCATION}</w:t>
-      </w:r>
-      <w:r>
+      </w:pPr>
+    </w:p>
+    <w:p>
+      <w:pPr>
+        <w:spacing w:after="0" w:line="240" w:lineRule="auto"/>
         <w:rPr>
           <w:noProof/>
           <w:color w:val="44546A" w:themeColor="text2"/>
           <w:sz w:val="48"/>
           <w:szCs w:val="48"/>
         </w:rPr>
-        <w:br/>
-        <w:t>{PROFESSIONAL_SUMMARY}</w:t>
-      </w:r>
+      </w:pPr>
       <w:r>
         <w:rPr>
           <w:noProof/>
@@ -38,110 +41,6 @@
           <w:sz w:val="48"/>
           <w:szCs w:val="48"/>
         </w:rPr>
-        <w:br/>
-        <w:t>{SKILLS}</w:t>
-      </w:r>
-      <w:r>
-        <w:rPr>
-          <w:noProof/>
-          <w:color w:val="44546A" w:themeColor="text2"/>
-          <w:sz w:val="48"/>
-          <w:szCs w:val="48"/>
-        </w:rPr>
-        <w:br/>
-        <w:t>{EXPERIENCE}</w:t>
-      </w:r>
-      <w:r>
-        <w:rPr>
-          <w:noProof/>
-          <w:color w:val="44546A" w:themeColor="text2"/>
-          <w:sz w:val="48"/>
-          <w:szCs w:val="48"/>
-        </w:rPr>
-        <w:br/>
-        <w:t>{EDUCATION}</w:t>
-      </w:r>
-      <w:r>
-        <w:rPr>
-          <w:noProof/>
-          <w:color w:val="44546A" w:themeColor="text2"/>
-          <w:sz w:val="48"/>
-          <w:szCs w:val="48"/>
-        </w:rPr>
-        <w:br/>
-        <w:t>{PROGRAM_CERTIFICATIONS}</w:t>
-      </w:r>
-      <w:r>
-        <w:rPr>
-          <w:noProof/>
-          <w:color w:val="44546A" w:themeColor="text2"/>
-          <w:sz w:val="48"/>
-          <w:szCs w:val="48"/>
-        </w:rPr>
-        <w:br/>
-        <w:t>{OUTSIDE_CERTIFICATIONS}</w:t>
-      </w:r>
-      <w:r>
-        <w:rPr>
-          <w:noProof/>
-          <w:color w:val="44546A" w:themeColor="text2"/>
-          <w:sz w:val="48"/>
-          <w:szCs w:val="48"/>
-        </w:rPr>
-        <w:br/>
-        <w:t>{GENERAL_NOTES}</w:t>
-      </w:r>
-    </w:p>
-    <w:p>
-      <w:pPr>
-        <w:spacing w:after="0" w:line="240" w:lineRule="auto"/>
-        <w:rPr>
-          <w:noProof/>
-          <w:color w:val="44546A" w:themeColor="text2"/>
-          <w:sz w:val="48"/>
-          <w:szCs w:val="48"/>
-        </w:rPr>
-      </w:pPr>
-    </w:p>
-    <w:p>
-      <w:pPr>
-        <w:spacing w:after="0" w:line="240" w:lineRule="auto"/>
-        <w:rPr>
-          <w:noProof/>
-          <w:color w:val="44546A" w:themeColor="text2"/>
-          <w:sz w:val="48"/>
-          <w:szCs w:val="48"/>
-        </w:rPr>
-      </w:pPr>
-    </w:p>
-    <w:p>
-      <w:pPr>
-        <w:spacing w:after="0" w:line="240" w:lineRule="auto"/>
-        <w:rPr>
-          <w:noProof/>
-          <w:color w:val="44546A" w:themeColor="text2"/>
-          <w:sz w:val="48"/>
-          <w:szCs w:val="48"/>
-        </w:rPr>
-      </w:pPr>
-    </w:p>
-    <w:p>
-      <w:pPr>
-        <w:spacing w:after="0" w:line="240" w:lineRule="auto"/>
-        <w:rPr>
-          <w:noProof/>
-          <w:color w:val="44546A" w:themeColor="text2"/>
-          <w:sz w:val="48"/>
-          <w:szCs w:val="48"/>
-        </w:rPr>
-      </w:pPr>
-      <w:r>
-        <w:rPr>
-          <w:noProof/>
-          <w:color w:val="44546A" w:themeColor="text2"/>
-          <w:sz w:val="48"/>
-          <w:szCs w:val="48"/>
-        </w:rPr>
         <w:t>{name}</w:t>
       </w:r>
     </w:p>
@@ -214,68 +113,26 @@
         </w:rPr>
         <w:t>Objective</w:t>
       </w:r>
-    </w:p>
-    <w:p>
-      <w:pPr>
-        <w:spacing w:after="0" w:line="240" w:lineRule="auto"/>
-        <w:rPr>
-          <w:noProof/>
-        </w:rPr>
-      </w:pPr>
-      <w:r>
-        <w:rPr>
-          <w:noProof/>
-        </w:rPr>
-        <w:t>{objectives}</w:t>
-      </w:r>
       <w:r>
         <w:rPr>
           <w:noProof/>
         </w:rPr>
         <w:br/>
       </w:r>
-    </w:p>
-    <w:p>
-      <w:pPr>
-        <w:spacing w:after="0" w:line="240" w:lineRule="auto"/>
-        <w:rPr>
-          <w:noProof/>
-        </w:rPr>
-      </w:pPr>
-      <w:r>
-        <w:rPr>
-          <w:noProof/>
-        </w:rPr>
-        <w:t>{jobTarget}</w:t>
-      </w:r>
-    </w:p>
-    <w:p>
-      <w:pPr>
-        <w:spacing w:after="0" w:line="240" w:lineRule="auto"/>
-        <w:rPr>
-          <w:noProof/>
-        </w:rPr>
-      </w:pPr>
-    </w:p>
-    <w:p>
-      <w:pPr>
-        <w:spacing w:after="0" w:line="240" w:lineRule="auto"/>
-        <w:rPr>
-          <w:noProof/>
-        </w:rPr>
-      </w:pPr>
-      <w:r>
-        <w:rPr>
-          <w:noProof/>
-        </w:rPr>
-        <w:t>{notes}</w:t>
-      </w:r>
-      <w:r>
-        <w:rPr>
-          <w:noProof/>
-        </w:rPr>
-        <w:br/>
-      </w:r>
+      <w:r>
+        <w:rPr>
+          <w:noProof/>
+        </w:rPr>
+        <w:t>{professionalSummary}</w:t>
+      </w:r>
+    </w:p>
+    <w:p>
+      <w:pPr>
+        <w:spacing w:after="0" w:line="240" w:lineRule="auto"/>
+        <w:rPr>
+          <w:noProof/>
+        </w:rPr>
+      </w:pPr>
     </w:p>
     <w:p>
       <w:pPr>
@@ -420,7 +277,6 @@
         <w:rPr>
           <w:noProof/>
         </w:rPr>
-        <w:lastRenderedPageBreak/>
         <w:t>{startDate} – {endDate}</w:t>
       </w:r>
     </w:p>
@@ -762,6 +618,7 @@
         <w:rPr>
           <w:noProof/>
         </w:rPr>
+        <w:lastRenderedPageBreak/>
         <w:t>{#cert7}• {cert7}{/cert7}</w:t>
       </w:r>
     </w:p>

--- a/public/templates/TemplateE.docx
+++ b/public/templates/TemplateE.docx
@@ -504,15 +504,21 @@
       </w:r>
     </w:p>
     <w:p>
-      <w:pPr>
-        <w:spacing w:after="0" w:line="240" w:lineRule="auto"/>
+      <w:r>
         <w:rPr>
           <w:b/>
           <w:bCs/>
           <w:noProof/>
           <w:color w:val="44546A" w:themeColor="text2"/>
         </w:rPr>
-      </w:pPr>
+        <w:br/>
+      </w:r>
+      <w:r>
+        <w:t>{#hasProgramCerts}</w:t>
+      </w:r>
+      <w:r>
+        <w:br/>
+      </w:r>
       <w:r>
         <w:rPr>
           <w:b/>
@@ -522,178 +528,56 @@
         </w:rPr>
         <w:t>Certifications</w:t>
       </w:r>
-    </w:p>
-    <w:p>
-      <w:pPr>
-        <w:spacing w:after="0" w:line="240" w:lineRule="auto"/>
-        <w:rPr>
-          <w:noProof/>
-        </w:rPr>
-      </w:pPr>
-      <w:r>
-        <w:rPr>
-          <w:noProof/>
-        </w:rPr>
-        <w:t>{#cert1}• {cert1}{/cert1}</w:t>
-      </w:r>
-    </w:p>
-    <w:p>
-      <w:pPr>
-        <w:spacing w:after="0" w:line="240" w:lineRule="auto"/>
-        <w:rPr>
-          <w:noProof/>
-        </w:rPr>
-      </w:pPr>
-      <w:r>
-        <w:rPr>
-          <w:noProof/>
-        </w:rPr>
-        <w:t>{#cert2}• {cert2}{/cert2}</w:t>
-      </w:r>
-    </w:p>
-    <w:p>
-      <w:pPr>
-        <w:spacing w:after="0" w:line="240" w:lineRule="auto"/>
-        <w:rPr>
-          <w:noProof/>
-        </w:rPr>
-      </w:pPr>
-      <w:r>
-        <w:rPr>
-          <w:noProof/>
-        </w:rPr>
-        <w:t>{#cert3}• {cert3}{/cert3}</w:t>
-      </w:r>
-    </w:p>
-    <w:p>
-      <w:pPr>
-        <w:spacing w:after="0" w:line="240" w:lineRule="auto"/>
-        <w:rPr>
-          <w:noProof/>
-        </w:rPr>
-      </w:pPr>
-      <w:r>
-        <w:rPr>
-          <w:noProof/>
-        </w:rPr>
-        <w:t>{#cert4}• {cert4}{/cert4}</w:t>
-      </w:r>
-    </w:p>
-    <w:p>
-      <w:pPr>
-        <w:spacing w:after="0" w:line="240" w:lineRule="auto"/>
-        <w:rPr>
-          <w:noProof/>
-        </w:rPr>
-      </w:pPr>
-      <w:r>
-        <w:rPr>
-          <w:noProof/>
-        </w:rPr>
-        <w:t>{#cert5}• {cert5}{/cert5}</w:t>
-      </w:r>
-    </w:p>
-    <w:p>
-      <w:pPr>
-        <w:spacing w:after="0" w:line="240" w:lineRule="auto"/>
-        <w:rPr>
-          <w:noProof/>
-        </w:rPr>
-      </w:pPr>
-      <w:r>
-        <w:rPr>
-          <w:noProof/>
-        </w:rPr>
-        <w:t>{#cert6}• {cert6}{/cert6}</w:t>
-      </w:r>
-    </w:p>
-    <w:p>
-      <w:pPr>
-        <w:spacing w:after="0" w:line="240" w:lineRule="auto"/>
-        <w:rPr>
-          <w:noProof/>
-        </w:rPr>
-      </w:pPr>
-      <w:r>
-        <w:rPr>
-          <w:noProof/>
-        </w:rPr>
+      <w:r>
+        <w:br/>
+        <w:t>{#cert1}• {cert1}{/cert1}{#cert2}</w:t>
+      </w:r>
+      <w:r>
+        <w:br/>
+        <w:t>• {cert2}{/cert2}{#cert3}</w:t>
+      </w:r>
+      <w:r>
+        <w:br/>
+        <w:t>• {cert3}{/cert3}{#cert4}</w:t>
+      </w:r>
+      <w:r>
+        <w:br/>
+      </w:r>
+      <w:r>
         <w:lastRenderedPageBreak/>
-        <w:t>{#cert7}• {cert7}{/cert7}</w:t>
-      </w:r>
-    </w:p>
-    <w:p>
-      <w:pPr>
-        <w:spacing w:after="0" w:line="240" w:lineRule="auto"/>
-        <w:rPr>
-          <w:noProof/>
-        </w:rPr>
-      </w:pPr>
-      <w:r>
-        <w:rPr>
-          <w:noProof/>
-        </w:rPr>
-        <w:t>{#cert8}• {cert8}{/cert8}</w:t>
-      </w:r>
-    </w:p>
-    <w:p>
-      <w:pPr>
-        <w:spacing w:after="0" w:line="240" w:lineRule="auto"/>
-        <w:rPr>
-          <w:noProof/>
-        </w:rPr>
-      </w:pPr>
-      <w:r>
-        <w:rPr>
-          <w:noProof/>
-        </w:rPr>
-        <w:t>{#cert9}• {cert9}{/cert9}</w:t>
-      </w:r>
-    </w:p>
-    <w:p>
-      <w:pPr>
-        <w:spacing w:after="0" w:line="240" w:lineRule="auto"/>
-        <w:rPr>
-          <w:noProof/>
-        </w:rPr>
-      </w:pPr>
-      <w:r>
-        <w:rPr>
-          <w:noProof/>
-        </w:rPr>
-        <w:t>{#cert10}• {cert10}{/cert10}</w:t>
-      </w:r>
-      <w:r>
-        <w:rPr>
-          <w:noProof/>
-        </w:rPr>
-        <w:t xml:space="preserve"> </w:t>
-      </w:r>
-      <w:r>
-        <w:rPr>
-          <w:noProof/>
-        </w:rPr>
-        <w:t>{/hasProgramCerts}</w:t>
-      </w:r>
-      <w:r>
-        <w:rPr>
-          <w:noProof/>
-        </w:rPr>
-        <w:t xml:space="preserve"> </w:t>
-      </w:r>
-    </w:p>
-    <w:p>
-      <w:pPr>
-        <w:spacing w:after="0" w:line="240" w:lineRule="auto"/>
-        <w:rPr>
-          <w:noProof/>
-        </w:rPr>
-      </w:pPr>
-      <w:r>
-        <w:rPr>
-          <w:noProof/>
-        </w:rPr>
-        <w:t>{#hasExtraSkills}</w:t>
+        <w:t>• {cert4}{/cert4}{#cert5}</w:t>
+      </w:r>
+      <w:r>
+        <w:br/>
+        <w:t>• {cert5}{/cert5}{#cert6}</w:t>
+      </w:r>
+      <w:r>
+        <w:br/>
+        <w:t>• {cert6}{/cert6}{#cert7}</w:t>
+      </w:r>
+      <w:r>
+        <w:br/>
+        <w:t>• {cert7}{/cert7}{#cert8}</w:t>
+      </w:r>
+      <w:r>
+        <w:br/>
+        <w:t>• {cert8}{/cert8}{#cert9}</w:t>
+      </w:r>
+      <w:r>
+        <w:br/>
+        <w:t>• {cert9}{/cert9}{#cert10}</w:t>
+      </w:r>
+      <w:r>
+        <w:br/>
+        <w:t>• {cert10}{/cert10}{/</w:t>
+      </w:r>
+      <w:proofErr w:type="spellStart"/>
+      <w:r>
+        <w:t>hasProgramCerts</w:t>
+      </w:r>
+      <w:proofErr w:type="spellEnd"/>
+      <w:r>
+        <w:t>}</w:t>
       </w:r>
     </w:p>
     <w:p>
@@ -719,153 +603,67 @@
     <w:p>
       <w:pPr>
         <w:spacing w:after="0" w:line="240" w:lineRule="auto"/>
-        <w:rPr>
-          <w:noProof/>
-        </w:rPr>
-      </w:pPr>
-      <w:r>
-        <w:rPr>
-          <w:noProof/>
-        </w:rPr>
-        <w:t>{#skill1}• {skill1}{/skill1}</w:t>
-      </w:r>
-    </w:p>
-    <w:p>
-      <w:pPr>
-        <w:spacing w:after="0" w:line="240" w:lineRule="auto"/>
-        <w:rPr>
-          <w:noProof/>
-        </w:rPr>
-      </w:pPr>
-      <w:r>
-        <w:rPr>
-          <w:noProof/>
-        </w:rPr>
-        <w:t>{#skill2}• {skill2}{/skill2}</w:t>
-      </w:r>
-    </w:p>
-    <w:p>
-      <w:pPr>
-        <w:spacing w:after="0" w:line="240" w:lineRule="auto"/>
-        <w:rPr>
-          <w:noProof/>
-        </w:rPr>
-      </w:pPr>
-      <w:r>
-        <w:rPr>
-          <w:noProof/>
-        </w:rPr>
-        <w:t>{#skill3}• {skill3}{/skill3}</w:t>
-      </w:r>
-    </w:p>
-    <w:p>
-      <w:pPr>
-        <w:spacing w:after="0" w:line="240" w:lineRule="auto"/>
-        <w:rPr>
-          <w:noProof/>
-        </w:rPr>
-      </w:pPr>
-      <w:r>
-        <w:rPr>
-          <w:noProof/>
-        </w:rPr>
-        <w:t>{#skill4}• {skill4}{/skill4}</w:t>
-      </w:r>
-    </w:p>
-    <w:p>
-      <w:pPr>
-        <w:spacing w:after="0" w:line="240" w:lineRule="auto"/>
-        <w:rPr>
-          <w:noProof/>
-        </w:rPr>
-      </w:pPr>
-      <w:r>
-        <w:rPr>
-          <w:noProof/>
-        </w:rPr>
-        <w:t>{#skill5}• {skill5}{/skill5}</w:t>
-      </w:r>
-    </w:p>
-    <w:p>
-      <w:pPr>
-        <w:spacing w:after="0" w:line="240" w:lineRule="auto"/>
-        <w:rPr>
-          <w:noProof/>
-        </w:rPr>
-      </w:pPr>
-      <w:r>
-        <w:rPr>
-          <w:noProof/>
-        </w:rPr>
-        <w:t>{#skill6}• {skill6}{/skill6}</w:t>
-      </w:r>
-    </w:p>
-    <w:p>
-      <w:pPr>
-        <w:spacing w:after="0" w:line="240" w:lineRule="auto"/>
-        <w:rPr>
-          <w:noProof/>
-        </w:rPr>
-      </w:pPr>
-      <w:r>
-        <w:rPr>
-          <w:noProof/>
-        </w:rPr>
-        <w:t>{#skill7}• {skill7}{/skill7}</w:t>
-      </w:r>
-    </w:p>
-    <w:p>
-      <w:pPr>
-        <w:spacing w:after="0" w:line="240" w:lineRule="auto"/>
-        <w:rPr>
-          <w:noProof/>
-        </w:rPr>
-      </w:pPr>
-      <w:r>
-        <w:rPr>
-          <w:noProof/>
-        </w:rPr>
-        <w:t>{#skill8}• {skill8}{/skill8}</w:t>
-      </w:r>
-    </w:p>
-    <w:p>
-      <w:pPr>
-        <w:spacing w:after="0" w:line="240" w:lineRule="auto"/>
-        <w:rPr>
-          <w:noProof/>
-        </w:rPr>
-      </w:pPr>
-      <w:r>
-        <w:rPr>
-          <w:noProof/>
-        </w:rPr>
-        <w:t>{#skill9}• {skill9}{/skill9}</w:t>
-      </w:r>
-    </w:p>
-    <w:p>
-      <w:pPr>
-        <w:spacing w:after="0" w:line="240" w:lineRule="auto"/>
-        <w:rPr>
-          <w:noProof/>
-        </w:rPr>
-      </w:pPr>
-      <w:r>
-        <w:rPr>
-          <w:noProof/>
-        </w:rPr>
-        <w:t>{#skill10}• {skill10}{/skill10}</w:t>
-      </w:r>
-    </w:p>
-    <w:p>
-      <w:pPr>
-        <w:spacing w:after="0" w:line="240" w:lineRule="auto"/>
-      </w:pPr>
-      <w:r>
-        <w:rPr>
-          <w:noProof/>
-        </w:rPr>
-        <w:t>{/hasExtraSkills}</w:t>
-      </w:r>
+      </w:pPr>
+      <w:r>
+        <w:t>{#hasExtraSkills}</w:t>
+      </w:r>
+      <w:r>
+        <w:br/>
+        <w:t>{#skill1}• {skill1}{/skill1}{#skill2}</w:t>
+      </w:r>
+      <w:r>
+        <w:br/>
+        <w:t>• {skill2}{/skill2}{#skill3}</w:t>
+      </w:r>
+      <w:r>
+        <w:br/>
+        <w:t>• {skill3}{/skill3}{#skill4}</w:t>
+      </w:r>
+      <w:r>
+        <w:br/>
+        <w:t>• {skill4}{/skill4}{#skill5}</w:t>
+      </w:r>
+      <w:r>
+        <w:br/>
+        <w:t>• {skill5}{/skill5}{#skill6}</w:t>
+      </w:r>
+      <w:r>
+        <w:br/>
+        <w:t>• {skill6}{/skill6}{#skill7}</w:t>
+      </w:r>
+      <w:r>
+        <w:br/>
+        <w:t>• {skill7}{/skill7}{#skill8}</w:t>
+      </w:r>
+      <w:r>
+        <w:br/>
+        <w:t>• {skill8}{/skill8}{#skill9}</w:t>
+      </w:r>
+      <w:r>
+        <w:br/>
+        <w:t>• {skill9}{/skill9}{#skill10}</w:t>
+      </w:r>
+      <w:r>
+        <w:br/>
+        <w:t>• {skill10}{/skill10}</w:t>
+      </w:r>
+      <w:r>
+        <w:br/>
+        <w:t>{/</w:t>
+      </w:r>
+      <w:proofErr w:type="spellStart"/>
+      <w:r>
+        <w:t>hasExtraSkills</w:t>
+      </w:r>
+      <w:proofErr w:type="spellEnd"/>
+      <w:r>
+        <w:t>}</w:t>
+      </w:r>
+    </w:p>
+    <w:p>
+      <w:pPr>
+        <w:spacing w:after="0" w:line="240" w:lineRule="auto"/>
+      </w:pPr>
     </w:p>
     <w:sectPr>
       <w:pgSz w:w="12240" w:h="15840"/>
@@ -2245,7 +2043,6 @@
     <w:next w:val="Normal"/>
     <w:link w:val="Heading3Char"/>
     <w:uiPriority w:val="9"/>
-    <w:semiHidden/>
     <w:unhideWhenUsed/>
     <w:qFormat/>
     <w:rsid w:val="00E25DE2"/>
@@ -2452,7 +2249,6 @@
     <w:basedOn w:val="DefaultParagraphFont"/>
     <w:link w:val="Heading3"/>
     <w:uiPriority w:val="9"/>
-    <w:semiHidden/>
     <w:rsid w:val="00E25DE2"/>
     <w:rPr>
       <w:rFonts w:eastAsiaTheme="majorEastAsia" w:cstheme="majorBidi"/>

--- a/public/templates/TemplateE.docx
+++ b/public/templates/TemplateE.docx
@@ -5,571 +5,818 @@
     <w:p>
       <w:pPr>
         <w:spacing w:after="0" w:line="240" w:lineRule="auto"/>
-        <w:rPr>
-          <w:noProof/>
-          <w:color w:val="44546A" w:themeColor="text2"/>
-          <w:sz w:val="48"/>
-          <w:szCs w:val="48"/>
-        </w:rPr>
-      </w:pPr>
-    </w:p>
-    <w:p>
-      <w:pPr>
-        <w:spacing w:after="0" w:line="240" w:lineRule="auto"/>
-        <w:rPr>
-          <w:noProof/>
-          <w:color w:val="44546A" w:themeColor="text2"/>
-          <w:sz w:val="48"/>
-          <w:szCs w:val="48"/>
-        </w:rPr>
-      </w:pPr>
-    </w:p>
-    <w:p>
-      <w:pPr>
-        <w:spacing w:after="0" w:line="240" w:lineRule="auto"/>
-        <w:rPr>
-          <w:noProof/>
-          <w:color w:val="44546A" w:themeColor="text2"/>
-          <w:sz w:val="48"/>
-          <w:szCs w:val="48"/>
-        </w:rPr>
-      </w:pPr>
-      <w:r>
-        <w:rPr>
-          <w:noProof/>
-          <w:color w:val="44546A" w:themeColor="text2"/>
-          <w:sz w:val="48"/>
-          <w:szCs w:val="48"/>
-        </w:rPr>
+      </w:pPr>
+      <w:r>
         <w:t>{name}</w:t>
       </w:r>
     </w:p>
     <w:p>
       <w:pPr>
         <w:spacing w:after="0" w:line="240" w:lineRule="auto"/>
-        <w:rPr>
-          <w:noProof/>
-        </w:rPr>
-      </w:pPr>
-      <w:r>
-        <w:rPr>
-          <w:noProof/>
-        </w:rPr>
+      </w:pPr>
+      <w:r>
         <w:t>{address}</w:t>
       </w:r>
     </w:p>
     <w:p>
       <w:pPr>
         <w:spacing w:after="0" w:line="240" w:lineRule="auto"/>
-        <w:rPr>
-          <w:noProof/>
-        </w:rPr>
-      </w:pPr>
-      <w:r>
-        <w:rPr>
-          <w:noProof/>
-        </w:rPr>
+      </w:pPr>
+      <w:r>
         <w:t>{city}, {state} {zip}</w:t>
       </w:r>
     </w:p>
     <w:p>
       <w:pPr>
         <w:spacing w:after="0" w:line="240" w:lineRule="auto"/>
-        <w:rPr>
-          <w:noProof/>
-        </w:rPr>
-      </w:pPr>
-      <w:r>
-        <w:rPr>
-          <w:noProof/>
-        </w:rPr>
+      </w:pPr>
+      <w:r>
         <w:t>{phone} | {email}</w:t>
       </w:r>
     </w:p>
     <w:p>
       <w:pPr>
         <w:spacing w:after="0" w:line="240" w:lineRule="auto"/>
-        <w:rPr>
-          <w:noProof/>
-        </w:rPr>
-      </w:pPr>
-    </w:p>
-    <w:p>
-      <w:pPr>
-        <w:spacing w:after="0" w:line="240" w:lineRule="auto"/>
-        <w:rPr>
-          <w:b/>
-          <w:bCs/>
-          <w:noProof/>
-          <w:color w:val="44546A" w:themeColor="text2"/>
-        </w:rPr>
-      </w:pPr>
-      <w:r>
-        <w:rPr>
-          <w:b/>
-          <w:bCs/>
-          <w:noProof/>
-          <w:color w:val="44546A" w:themeColor="text2"/>
-        </w:rPr>
+      </w:pPr>
+    </w:p>
+    <w:p>
+      <w:pPr>
+        <w:spacing w:after="0" w:line="240" w:lineRule="auto"/>
+      </w:pPr>
+      <w:r>
         <w:t>Objective</w:t>
       </w:r>
-      <w:r>
-        <w:rPr>
-          <w:noProof/>
-        </w:rPr>
-        <w:br/>
-      </w:r>
-      <w:r>
-        <w:rPr>
-          <w:noProof/>
-        </w:rPr>
-        <w:t>{professionalSummary}</w:t>
-      </w:r>
-    </w:p>
-    <w:p>
-      <w:pPr>
-        <w:spacing w:after="0" w:line="240" w:lineRule="auto"/>
-        <w:rPr>
-          <w:noProof/>
-        </w:rPr>
-      </w:pPr>
-    </w:p>
-    <w:p>
-      <w:pPr>
-        <w:spacing w:after="0" w:line="240" w:lineRule="auto"/>
-        <w:rPr>
-          <w:noProof/>
-        </w:rPr>
-      </w:pPr>
-      <w:r>
-        <w:rPr>
-          <w:noProof/>
-        </w:rPr>
-        <w:t>{#summary1}• {summary1}{/summary1}</w:t>
-      </w:r>
-    </w:p>
-    <w:p>
-      <w:pPr>
-        <w:spacing w:after="0" w:line="240" w:lineRule="auto"/>
-        <w:rPr>
-          <w:noProof/>
-        </w:rPr>
-      </w:pPr>
-      <w:r>
-        <w:rPr>
-          <w:noProof/>
-        </w:rPr>
-        <w:t>{#summary2}• {summary2}{/summary2}</w:t>
-      </w:r>
-    </w:p>
-    <w:p>
-      <w:pPr>
-        <w:spacing w:after="0" w:line="240" w:lineRule="auto"/>
-        <w:rPr>
-          <w:noProof/>
-        </w:rPr>
-      </w:pPr>
-      <w:r>
-        <w:rPr>
-          <w:noProof/>
-        </w:rPr>
-        <w:t>{#summary3}• {summary3}{/summary3}</w:t>
-      </w:r>
-    </w:p>
-    <w:p>
-      <w:pPr>
-        <w:spacing w:after="0" w:line="240" w:lineRule="auto"/>
-        <w:rPr>
-          <w:noProof/>
-        </w:rPr>
-      </w:pPr>
-      <w:r>
-        <w:rPr>
-          <w:noProof/>
-        </w:rPr>
-        <w:t>{#summary4}• {summary4}{/summary4}</w:t>
-      </w:r>
-    </w:p>
-    <w:p>
-      <w:pPr>
-        <w:spacing w:after="0" w:line="240" w:lineRule="auto"/>
-        <w:rPr>
-          <w:noProof/>
-        </w:rPr>
-      </w:pPr>
-      <w:r>
-        <w:rPr>
-          <w:noProof/>
-        </w:rPr>
-        <w:t>{#summary5}• {summary5}{/summary5}</w:t>
-      </w:r>
-    </w:p>
-    <w:p>
-      <w:pPr>
-        <w:spacing w:after="0" w:line="240" w:lineRule="auto"/>
-        <w:rPr>
-          <w:noProof/>
-        </w:rPr>
-      </w:pPr>
-      <w:r>
-        <w:rPr>
-          <w:noProof/>
-        </w:rPr>
+    </w:p>
+    <w:p>
+      <w:pPr>
+        <w:spacing w:after="0" w:line="240" w:lineRule="auto"/>
+      </w:pPr>
+      <w:r>
+        <w:t>{</w:t>
+      </w:r>
+      <w:proofErr w:type="spellStart"/>
+      <w:r>
+        <w:t>professionalSummary</w:t>
+      </w:r>
+      <w:proofErr w:type="spellEnd"/>
+      <w:r>
+        <w:t>}</w:t>
+      </w:r>
+    </w:p>
+    <w:p>
+      <w:pPr>
+        <w:spacing w:after="0" w:line="240" w:lineRule="auto"/>
+      </w:pPr>
+    </w:p>
+    <w:p>
+      <w:pPr>
+        <w:spacing w:after="0" w:line="240" w:lineRule="auto"/>
+      </w:pPr>
+      <w:r>
+        <w:t>{#summary1}</w:t>
+      </w:r>
+    </w:p>
+    <w:p>
+      <w:pPr>
+        <w:spacing w:after="0" w:line="240" w:lineRule="auto"/>
+      </w:pPr>
+      <w:r>
+        <w:t>• {summary1}</w:t>
+      </w:r>
+    </w:p>
+    <w:p>
+      <w:pPr>
+        <w:spacing w:after="0" w:line="240" w:lineRule="auto"/>
+      </w:pPr>
+      <w:r>
+        <w:t>{/summary1}</w:t>
+      </w:r>
+    </w:p>
+    <w:p>
+      <w:pPr>
+        <w:spacing w:after="0" w:line="240" w:lineRule="auto"/>
+      </w:pPr>
+      <w:r>
+        <w:t>{#summary2}</w:t>
+      </w:r>
+    </w:p>
+    <w:p>
+      <w:pPr>
+        <w:spacing w:after="0" w:line="240" w:lineRule="auto"/>
+      </w:pPr>
+      <w:r>
+        <w:t>• {summary2}</w:t>
+      </w:r>
+    </w:p>
+    <w:p>
+      <w:pPr>
+        <w:spacing w:after="0" w:line="240" w:lineRule="auto"/>
+      </w:pPr>
+      <w:r>
+        <w:t>{/summary2}</w:t>
+      </w:r>
+    </w:p>
+    <w:p>
+      <w:pPr>
+        <w:spacing w:after="0" w:line="240" w:lineRule="auto"/>
+      </w:pPr>
+      <w:r>
+        <w:t>{#summary3}</w:t>
+      </w:r>
+    </w:p>
+    <w:p>
+      <w:pPr>
+        <w:spacing w:after="0" w:line="240" w:lineRule="auto"/>
+      </w:pPr>
+      <w:r>
+        <w:t>• {summary3}</w:t>
+      </w:r>
+    </w:p>
+    <w:p>
+      <w:pPr>
+        <w:spacing w:after="0" w:line="240" w:lineRule="auto"/>
+      </w:pPr>
+      <w:r>
+        <w:t>{/summary3}</w:t>
+      </w:r>
+    </w:p>
+    <w:p>
+      <w:pPr>
+        <w:spacing w:after="0" w:line="240" w:lineRule="auto"/>
+      </w:pPr>
+      <w:r>
+        <w:t>{#summary4}</w:t>
+      </w:r>
+    </w:p>
+    <w:p>
+      <w:pPr>
+        <w:spacing w:after="0" w:line="240" w:lineRule="auto"/>
+      </w:pPr>
+      <w:r>
+        <w:t>• {summary4}</w:t>
+      </w:r>
+    </w:p>
+    <w:p>
+      <w:pPr>
+        <w:spacing w:after="0" w:line="240" w:lineRule="auto"/>
+      </w:pPr>
+      <w:r>
+        <w:t>{/summary4}</w:t>
+      </w:r>
+    </w:p>
+    <w:p>
+      <w:pPr>
+        <w:spacing w:after="0" w:line="240" w:lineRule="auto"/>
+      </w:pPr>
+      <w:r>
+        <w:t>{#summary5}</w:t>
+      </w:r>
+    </w:p>
+    <w:p>
+      <w:pPr>
+        <w:spacing w:after="0" w:line="240" w:lineRule="auto"/>
+      </w:pPr>
+      <w:r>
+        <w:t>• {summary5}</w:t>
+      </w:r>
+    </w:p>
+    <w:p>
+      <w:pPr>
+        <w:spacing w:after="0" w:line="240" w:lineRule="auto"/>
+      </w:pPr>
+      <w:r>
+        <w:t>{/summary5}</w:t>
+      </w:r>
+    </w:p>
+    <w:p>
+      <w:pPr>
+        <w:spacing w:after="0" w:line="240" w:lineRule="auto"/>
+      </w:pPr>
+    </w:p>
+    <w:p>
+      <w:pPr>
+        <w:spacing w:after="0" w:line="240" w:lineRule="auto"/>
+      </w:pPr>
+      <w:r>
         <w:t>{#hasEducation}</w:t>
       </w:r>
     </w:p>
     <w:p>
       <w:pPr>
         <w:spacing w:after="0" w:line="240" w:lineRule="auto"/>
-        <w:rPr>
-          <w:b/>
-          <w:bCs/>
-          <w:noProof/>
-          <w:color w:val="44546A" w:themeColor="text2"/>
-        </w:rPr>
-      </w:pPr>
-      <w:r>
-        <w:rPr>
-          <w:b/>
-          <w:bCs/>
-          <w:noProof/>
-          <w:color w:val="44546A" w:themeColor="text2"/>
-        </w:rPr>
+      </w:pPr>
+      <w:r>
         <w:t>Education</w:t>
       </w:r>
     </w:p>
     <w:p>
       <w:pPr>
         <w:spacing w:after="0" w:line="240" w:lineRule="auto"/>
-        <w:rPr>
-          <w:noProof/>
-        </w:rPr>
-      </w:pPr>
-      <w:r>
-        <w:rPr>
-          <w:noProof/>
-        </w:rPr>
+      </w:pPr>
+      <w:r>
         <w:t>{#education}</w:t>
       </w:r>
     </w:p>
     <w:p>
       <w:pPr>
         <w:spacing w:after="0" w:line="240" w:lineRule="auto"/>
-        <w:rPr>
-          <w:noProof/>
-        </w:rPr>
-      </w:pPr>
-      <w:r>
-        <w:rPr>
-          <w:noProof/>
-        </w:rPr>
-        <w:t>{school} | {eduCity}, {eduState}</w:t>
-      </w:r>
-    </w:p>
-    <w:p>
-      <w:pPr>
-        <w:spacing w:after="0" w:line="240" w:lineRule="auto"/>
-        <w:rPr>
-          <w:noProof/>
-        </w:rPr>
-      </w:pPr>
-      <w:r>
-        <w:rPr>
-          <w:noProof/>
-        </w:rPr>
-        <w:t>{startDate} – {endDate}</w:t>
-      </w:r>
-    </w:p>
-    <w:p>
-      <w:pPr>
-        <w:spacing w:after="0" w:line="240" w:lineRule="auto"/>
-        <w:rPr>
-          <w:noProof/>
-        </w:rPr>
-      </w:pPr>
-      <w:r>
-        <w:rPr>
-          <w:noProof/>
-        </w:rPr>
+      </w:pPr>
+      <w:r>
+        <w:t>{school} | {</w:t>
+      </w:r>
+      <w:proofErr w:type="spellStart"/>
+      <w:r>
+        <w:t>eduCity</w:t>
+      </w:r>
+      <w:proofErr w:type="spellEnd"/>
+      <w:r>
+        <w:t>}, {</w:t>
+      </w:r>
+      <w:proofErr w:type="spellStart"/>
+      <w:r>
+        <w:t>eduState</w:t>
+      </w:r>
+      <w:proofErr w:type="spellEnd"/>
+      <w:r>
+        <w:t>}</w:t>
+      </w:r>
+    </w:p>
+    <w:p>
+      <w:pPr>
+        <w:spacing w:after="0" w:line="240" w:lineRule="auto"/>
+      </w:pPr>
+      <w:r>
+        <w:t>{</w:t>
+      </w:r>
+      <w:proofErr w:type="spellStart"/>
+      <w:r>
+        <w:t>startDate</w:t>
+      </w:r>
+      <w:proofErr w:type="spellEnd"/>
+      <w:r>
+        <w:t>} – {</w:t>
+      </w:r>
+      <w:proofErr w:type="spellStart"/>
+      <w:r>
+        <w:t>endDate</w:t>
+      </w:r>
+      <w:proofErr w:type="spellEnd"/>
+      <w:r>
+        <w:t>}</w:t>
+      </w:r>
+    </w:p>
+    <w:p>
+      <w:pPr>
+        <w:spacing w:after="0" w:line="240" w:lineRule="auto"/>
+      </w:pPr>
+      <w:r>
         <w:t>{program}</w:t>
       </w:r>
     </w:p>
     <w:p>
       <w:pPr>
         <w:spacing w:after="0" w:line="240" w:lineRule="auto"/>
-        <w:rPr>
-          <w:noProof/>
-        </w:rPr>
-      </w:pPr>
-      <w:r>
-        <w:rPr>
-          <w:noProof/>
-        </w:rPr>
-        <w:t>{notes}{/education}{/hasEducation}</w:t>
-      </w:r>
-    </w:p>
-    <w:p>
-      <w:pPr>
-        <w:spacing w:after="0" w:line="240" w:lineRule="auto"/>
-        <w:rPr>
-          <w:noProof/>
-        </w:rPr>
-      </w:pPr>
-      <w:r>
-        <w:rPr>
-          <w:noProof/>
-        </w:rPr>
+      </w:pPr>
+      <w:r>
+        <w:t>{notes}</w:t>
+      </w:r>
+    </w:p>
+    <w:p>
+      <w:pPr>
+        <w:spacing w:after="0" w:line="240" w:lineRule="auto"/>
+      </w:pPr>
+    </w:p>
+    <w:p>
+      <w:pPr>
+        <w:spacing w:after="0" w:line="240" w:lineRule="auto"/>
+      </w:pPr>
+      <w:r>
+        <w:t>{/education}</w:t>
+      </w:r>
+    </w:p>
+    <w:p>
+      <w:pPr>
+        <w:spacing w:after="0" w:line="240" w:lineRule="auto"/>
+      </w:pPr>
+      <w:r>
+        <w:t>{/hasEducation}</w:t>
+      </w:r>
+    </w:p>
+    <w:p>
+      <w:pPr>
+        <w:spacing w:after="0" w:line="240" w:lineRule="auto"/>
+      </w:pPr>
+    </w:p>
+    <w:p>
+      <w:pPr>
+        <w:spacing w:after="0" w:line="240" w:lineRule="auto"/>
+      </w:pPr>
+      <w:r>
         <w:t>{#hasWorkExperience}</w:t>
       </w:r>
     </w:p>
     <w:p>
       <w:pPr>
         <w:spacing w:after="0" w:line="240" w:lineRule="auto"/>
-        <w:rPr>
-          <w:noProof/>
-        </w:rPr>
-      </w:pPr>
-      <w:r>
-        <w:rPr>
-          <w:b/>
-          <w:bCs/>
-          <w:noProof/>
-          <w:color w:val="44546A" w:themeColor="text2"/>
-        </w:rPr>
+      </w:pPr>
+      <w:r>
         <w:t>Experience</w:t>
       </w:r>
     </w:p>
     <w:p>
       <w:pPr>
         <w:spacing w:after="0" w:line="240" w:lineRule="auto"/>
-        <w:rPr>
-          <w:noProof/>
-        </w:rPr>
-      </w:pPr>
-      <w:r>
-        <w:rPr>
-          <w:noProof/>
-        </w:rPr>
+      </w:pPr>
+      <w:r>
         <w:t>{#workExperience}</w:t>
       </w:r>
     </w:p>
     <w:p>
       <w:pPr>
         <w:spacing w:after="0" w:line="240" w:lineRule="auto"/>
-        <w:rPr>
-          <w:noProof/>
-        </w:rPr>
-      </w:pPr>
-      <w:r>
-        <w:rPr>
-          <w:noProof/>
-        </w:rPr>
-        <w:t>{title}, {employer}</w:t>
-      </w:r>
-    </w:p>
-    <w:p>
-      <w:pPr>
-        <w:spacing w:after="0" w:line="240" w:lineRule="auto"/>
-        <w:rPr>
-          <w:noProof/>
-        </w:rPr>
-      </w:pPr>
-      <w:r>
-        <w:rPr>
-          <w:noProof/>
-        </w:rPr>
-        <w:t>({employerCity}, {employerState})</w:t>
-      </w:r>
-    </w:p>
-    <w:p>
-      <w:pPr>
-        <w:spacing w:after="0" w:line="240" w:lineRule="auto"/>
-        <w:rPr>
-          <w:noProof/>
-        </w:rPr>
-      </w:pPr>
-      <w:r>
-        <w:rPr>
-          <w:noProof/>
-        </w:rPr>
+      </w:pPr>
+      <w:proofErr w:type="gramStart"/>
+      <w:r>
+        <w:t>{title}, {</w:t>
+      </w:r>
+      <w:proofErr w:type="gramEnd"/>
+      <w:r>
+        <w:t>employer}</w:t>
+      </w:r>
+    </w:p>
+    <w:p>
+      <w:pPr>
+        <w:spacing w:after="0" w:line="240" w:lineRule="auto"/>
+      </w:pPr>
+      <w:r>
+        <w:t>({</w:t>
+      </w:r>
+      <w:proofErr w:type="spellStart"/>
+      <w:r>
+        <w:t>employerCity</w:t>
+      </w:r>
+      <w:proofErr w:type="spellEnd"/>
+      <w:r>
+        <w:t>}, {</w:t>
+      </w:r>
+      <w:proofErr w:type="spellStart"/>
+      <w:r>
+        <w:t>employerState</w:t>
+      </w:r>
+      <w:proofErr w:type="spellEnd"/>
+      <w:r>
+        <w:t>})</w:t>
+      </w:r>
+    </w:p>
+    <w:p>
+      <w:pPr>
+        <w:spacing w:after="0" w:line="240" w:lineRule="auto"/>
+      </w:pPr>
+      <w:r>
         <w:t>{start} – {end}</w:t>
       </w:r>
     </w:p>
     <w:p>
       <w:pPr>
         <w:spacing w:after="0" w:line="240" w:lineRule="auto"/>
-        <w:rPr>
-          <w:noProof/>
-        </w:rPr>
-      </w:pPr>
-      <w:r>
-        <w:rPr>
-          <w:noProof/>
-        </w:rPr>
-        <w:t>{#task1}• {task1}{/task1}</w:t>
-      </w:r>
-    </w:p>
-    <w:p>
-      <w:pPr>
-        <w:spacing w:after="0" w:line="240" w:lineRule="auto"/>
-        <w:rPr>
-          <w:noProof/>
-        </w:rPr>
-      </w:pPr>
-      <w:r>
-        <w:rPr>
-          <w:noProof/>
-        </w:rPr>
-        <w:t>{#task2}• {task2}{/task2}</w:t>
-      </w:r>
-    </w:p>
-    <w:p>
-      <w:pPr>
-        <w:spacing w:after="0" w:line="240" w:lineRule="auto"/>
-        <w:rPr>
-          <w:noProof/>
-        </w:rPr>
-      </w:pPr>
-      <w:r>
-        <w:rPr>
-          <w:noProof/>
-        </w:rPr>
-        <w:t>{#task3}• {task3}{/task3}</w:t>
-      </w:r>
-    </w:p>
-    <w:p>
-      <w:pPr>
-        <w:spacing w:after="0" w:line="240" w:lineRule="auto"/>
-        <w:rPr>
-          <w:noProof/>
-        </w:rPr>
-      </w:pPr>
-      <w:r>
-        <w:rPr>
-          <w:noProof/>
-        </w:rPr>
-        <w:t>{#task4}• {task4}{/task4}</w:t>
-      </w:r>
-    </w:p>
-    <w:p>
-      <w:pPr>
-        <w:spacing w:after="0" w:line="240" w:lineRule="auto"/>
-        <w:rPr>
-          <w:noProof/>
-        </w:rPr>
-      </w:pPr>
-      <w:r>
-        <w:rPr>
-          <w:noProof/>
-        </w:rPr>
-        <w:t>{#task5}• {task5}{/task5}</w:t>
-      </w:r>
-      <w:r>
-        <w:rPr>
-          <w:noProof/>
-        </w:rPr>
-        <w:t xml:space="preserve"> </w:t>
-      </w:r>
-      <w:r>
-        <w:rPr>
-          <w:noProof/>
-        </w:rPr>
-        <w:t>{/workExperience}</w:t>
-      </w:r>
-      <w:r>
-        <w:rPr>
-          <w:noProof/>
-        </w:rPr>
-        <w:t xml:space="preserve"> </w:t>
-      </w:r>
-      <w:r>
-        <w:rPr>
-          <w:noProof/>
-        </w:rPr>
-        <w:t>{/hasWorkExperience}</w:t>
-      </w:r>
-    </w:p>
-    <w:p>
-      <w:pPr>
-        <w:spacing w:after="0" w:line="240" w:lineRule="auto"/>
-        <w:rPr>
-          <w:noProof/>
-        </w:rPr>
-      </w:pPr>
-      <w:r>
-        <w:rPr>
-          <w:noProof/>
-        </w:rPr>
+      </w:pPr>
+    </w:p>
+    <w:p>
+      <w:pPr>
+        <w:spacing w:after="0" w:line="240" w:lineRule="auto"/>
+      </w:pPr>
+      <w:r>
+        <w:t>{#task1}</w:t>
+      </w:r>
+    </w:p>
+    <w:p>
+      <w:pPr>
+        <w:spacing w:after="0" w:line="240" w:lineRule="auto"/>
+      </w:pPr>
+      <w:r>
+        <w:t>• {task1}</w:t>
+      </w:r>
+    </w:p>
+    <w:p>
+      <w:pPr>
+        <w:spacing w:after="0" w:line="240" w:lineRule="auto"/>
+      </w:pPr>
+      <w:r>
+        <w:lastRenderedPageBreak/>
+        <w:t>{/task1}</w:t>
+      </w:r>
+    </w:p>
+    <w:p>
+      <w:pPr>
+        <w:spacing w:after="0" w:line="240" w:lineRule="auto"/>
+      </w:pPr>
+      <w:r>
+        <w:t>{#task2}</w:t>
+      </w:r>
+    </w:p>
+    <w:p>
+      <w:pPr>
+        <w:spacing w:after="0" w:line="240" w:lineRule="auto"/>
+      </w:pPr>
+      <w:r>
+        <w:t>• {task2}</w:t>
+      </w:r>
+    </w:p>
+    <w:p>
+      <w:pPr>
+        <w:spacing w:after="0" w:line="240" w:lineRule="auto"/>
+      </w:pPr>
+      <w:r>
+        <w:t>{/task2}</w:t>
+      </w:r>
+    </w:p>
+    <w:p>
+      <w:pPr>
+        <w:spacing w:after="0" w:line="240" w:lineRule="auto"/>
+      </w:pPr>
+      <w:r>
+        <w:t>{#task3}</w:t>
+      </w:r>
+    </w:p>
+    <w:p>
+      <w:pPr>
+        <w:spacing w:after="0" w:line="240" w:lineRule="auto"/>
+      </w:pPr>
+      <w:r>
+        <w:t>• {task3}</w:t>
+      </w:r>
+    </w:p>
+    <w:p>
+      <w:pPr>
+        <w:spacing w:after="0" w:line="240" w:lineRule="auto"/>
+      </w:pPr>
+      <w:r>
+        <w:t>{/task3}</w:t>
+      </w:r>
+    </w:p>
+    <w:p>
+      <w:pPr>
+        <w:spacing w:after="0" w:line="240" w:lineRule="auto"/>
+      </w:pPr>
+      <w:r>
+        <w:t>{#task4}</w:t>
+      </w:r>
+    </w:p>
+    <w:p>
+      <w:pPr>
+        <w:spacing w:after="0" w:line="240" w:lineRule="auto"/>
+      </w:pPr>
+      <w:r>
+        <w:t>• {task4}</w:t>
+      </w:r>
+    </w:p>
+    <w:p>
+      <w:pPr>
+        <w:spacing w:after="0" w:line="240" w:lineRule="auto"/>
+      </w:pPr>
+      <w:r>
+        <w:t>{/task4}</w:t>
+      </w:r>
+    </w:p>
+    <w:p>
+      <w:pPr>
+        <w:spacing w:after="0" w:line="240" w:lineRule="auto"/>
+      </w:pPr>
+      <w:r>
+        <w:t>{#task5}</w:t>
+      </w:r>
+    </w:p>
+    <w:p>
+      <w:pPr>
+        <w:spacing w:after="0" w:line="240" w:lineRule="auto"/>
+      </w:pPr>
+      <w:r>
+        <w:t>• {task5}</w:t>
+      </w:r>
+    </w:p>
+    <w:p>
+      <w:pPr>
+        <w:spacing w:after="0" w:line="240" w:lineRule="auto"/>
+      </w:pPr>
+      <w:r>
+        <w:t>{/task5}</w:t>
+      </w:r>
+    </w:p>
+    <w:p>
+      <w:pPr>
+        <w:spacing w:after="0" w:line="240" w:lineRule="auto"/>
+      </w:pPr>
+    </w:p>
+    <w:p>
+      <w:pPr>
+        <w:spacing w:after="0" w:line="240" w:lineRule="auto"/>
+      </w:pPr>
+      <w:r>
+        <w:t>{/</w:t>
+      </w:r>
+      <w:proofErr w:type="spellStart"/>
+      <w:r>
+        <w:t>workExperience</w:t>
+      </w:r>
+      <w:proofErr w:type="spellEnd"/>
+      <w:r>
+        <w:t>}</w:t>
+      </w:r>
+    </w:p>
+    <w:p>
+      <w:pPr>
+        <w:spacing w:after="0" w:line="240" w:lineRule="auto"/>
+      </w:pPr>
+      <w:r>
+        <w:t>{/</w:t>
+      </w:r>
+      <w:proofErr w:type="spellStart"/>
+      <w:r>
+        <w:t>hasWorkExperience</w:t>
+      </w:r>
+      <w:proofErr w:type="spellEnd"/>
+      <w:r>
+        <w:t>}</w:t>
+      </w:r>
+    </w:p>
+    <w:p>
+      <w:pPr>
+        <w:spacing w:after="0" w:line="240" w:lineRule="auto"/>
+      </w:pPr>
+    </w:p>
+    <w:p>
+      <w:pPr>
+        <w:spacing w:after="0" w:line="240" w:lineRule="auto"/>
+      </w:pPr>
+      <w:r>
         <w:t>{#hasProgramCerts}</w:t>
       </w:r>
     </w:p>
     <w:p>
-      <w:r>
-        <w:rPr>
-          <w:b/>
-          <w:bCs/>
-          <w:noProof/>
-          <w:color w:val="44546A" w:themeColor="text2"/>
-        </w:rPr>
-        <w:br/>
-      </w:r>
-      <w:r>
-        <w:t>{#hasProgramCerts}</w:t>
-      </w:r>
-      <w:r>
-        <w:br/>
-      </w:r>
-      <w:r>
-        <w:rPr>
-          <w:b/>
-          <w:bCs/>
-          <w:noProof/>
-          <w:color w:val="44546A" w:themeColor="text2"/>
-        </w:rPr>
+      <w:pPr>
+        <w:spacing w:after="0" w:line="240" w:lineRule="auto"/>
+      </w:pPr>
+      <w:r>
         <w:t>Certifications</w:t>
       </w:r>
-      <w:r>
-        <w:br/>
-        <w:t>{#cert1}• {cert1}{/cert1}{#cert2}</w:t>
-      </w:r>
-      <w:r>
-        <w:br/>
-        <w:t>• {cert2}{/cert2}{#cert3}</w:t>
-      </w:r>
-      <w:r>
-        <w:br/>
-        <w:t>• {cert3}{/cert3}{#cert4}</w:t>
-      </w:r>
-      <w:r>
-        <w:br/>
-      </w:r>
+    </w:p>
+    <w:p>
+      <w:pPr>
+        <w:spacing w:after="0" w:line="240" w:lineRule="auto"/>
+      </w:pPr>
+    </w:p>
+    <w:p>
+      <w:pPr>
+        <w:spacing w:after="0" w:line="240" w:lineRule="auto"/>
+      </w:pPr>
+      <w:r>
+        <w:t>{#cert1}</w:t>
+      </w:r>
+    </w:p>
+    <w:p>
+      <w:pPr>
+        <w:spacing w:after="0" w:line="240" w:lineRule="auto"/>
+      </w:pPr>
+      <w:r>
+        <w:t>• {cert1}</w:t>
+      </w:r>
+    </w:p>
+    <w:p>
+      <w:pPr>
+        <w:spacing w:after="0" w:line="240" w:lineRule="auto"/>
+      </w:pPr>
+      <w:r>
+        <w:t>{/cert1}</w:t>
+      </w:r>
+    </w:p>
+    <w:p>
+      <w:pPr>
+        <w:spacing w:after="0" w:line="240" w:lineRule="auto"/>
+      </w:pPr>
+      <w:r>
+        <w:t>{#cert2}</w:t>
+      </w:r>
+    </w:p>
+    <w:p>
+      <w:pPr>
+        <w:spacing w:after="0" w:line="240" w:lineRule="auto"/>
+      </w:pPr>
+      <w:r>
+        <w:t>• {cert2}</w:t>
+      </w:r>
+    </w:p>
+    <w:p>
+      <w:pPr>
+        <w:spacing w:after="0" w:line="240" w:lineRule="auto"/>
+      </w:pPr>
+      <w:r>
+        <w:t>{/cert2}</w:t>
+      </w:r>
+    </w:p>
+    <w:p>
+      <w:pPr>
+        <w:spacing w:after="0" w:line="240" w:lineRule="auto"/>
+      </w:pPr>
+      <w:r>
+        <w:t>{#cert3}</w:t>
+      </w:r>
+    </w:p>
+    <w:p>
+      <w:pPr>
+        <w:spacing w:after="0" w:line="240" w:lineRule="auto"/>
+      </w:pPr>
+      <w:r>
+        <w:t>• {cert3}</w:t>
+      </w:r>
+    </w:p>
+    <w:p>
+      <w:pPr>
+        <w:spacing w:after="0" w:line="240" w:lineRule="auto"/>
+      </w:pPr>
+      <w:r>
+        <w:t>{/cert3}</w:t>
+      </w:r>
+    </w:p>
+    <w:p>
+      <w:pPr>
+        <w:spacing w:after="0" w:line="240" w:lineRule="auto"/>
+      </w:pPr>
+      <w:r>
+        <w:t>{#cert4}</w:t>
+      </w:r>
+    </w:p>
+    <w:p>
+      <w:pPr>
+        <w:spacing w:after="0" w:line="240" w:lineRule="auto"/>
+      </w:pPr>
+      <w:r>
+        <w:t>• {cert4}</w:t>
+      </w:r>
+    </w:p>
+    <w:p>
+      <w:pPr>
+        <w:spacing w:after="0" w:line="240" w:lineRule="auto"/>
+      </w:pPr>
+      <w:r>
+        <w:t>{/cert4}</w:t>
+      </w:r>
+    </w:p>
+    <w:p>
+      <w:pPr>
+        <w:spacing w:after="0" w:line="240" w:lineRule="auto"/>
+      </w:pPr>
+      <w:r>
+        <w:t>{#cert5}</w:t>
+      </w:r>
+    </w:p>
+    <w:p>
+      <w:pPr>
+        <w:spacing w:after="0" w:line="240" w:lineRule="auto"/>
+      </w:pPr>
+      <w:r>
+        <w:t>• {cert5}</w:t>
+      </w:r>
+    </w:p>
+    <w:p>
+      <w:pPr>
+        <w:spacing w:after="0" w:line="240" w:lineRule="auto"/>
+      </w:pPr>
+      <w:r>
+        <w:t>{/cert5}</w:t>
+      </w:r>
+    </w:p>
+    <w:p>
+      <w:pPr>
+        <w:spacing w:after="0" w:line="240" w:lineRule="auto"/>
+      </w:pPr>
+      <w:r>
+        <w:t>{#cert6}</w:t>
+      </w:r>
+    </w:p>
+    <w:p>
+      <w:pPr>
+        <w:spacing w:after="0" w:line="240" w:lineRule="auto"/>
+      </w:pPr>
+      <w:r>
+        <w:t>• {cert6}</w:t>
+      </w:r>
+    </w:p>
+    <w:p>
+      <w:pPr>
+        <w:spacing w:after="0" w:line="240" w:lineRule="auto"/>
+      </w:pPr>
+      <w:r>
+        <w:t>{/cert6}</w:t>
+      </w:r>
+    </w:p>
+    <w:p>
+      <w:pPr>
+        <w:spacing w:after="0" w:line="240" w:lineRule="auto"/>
+      </w:pPr>
+      <w:r>
+        <w:t>{#cert7}</w:t>
+      </w:r>
+    </w:p>
+    <w:p>
+      <w:pPr>
+        <w:spacing w:after="0" w:line="240" w:lineRule="auto"/>
+      </w:pPr>
+      <w:r>
+        <w:t>• {cert7}</w:t>
+      </w:r>
+    </w:p>
+    <w:p>
+      <w:pPr>
+        <w:spacing w:after="0" w:line="240" w:lineRule="auto"/>
+      </w:pPr>
+      <w:r>
+        <w:t>{/cert7}</w:t>
+      </w:r>
+    </w:p>
+    <w:p>
+      <w:pPr>
+        <w:spacing w:after="0" w:line="240" w:lineRule="auto"/>
+      </w:pPr>
+      <w:r>
+        <w:t>{#cert8}</w:t>
+      </w:r>
+    </w:p>
+    <w:p>
+      <w:pPr>
+        <w:spacing w:after="0" w:line="240" w:lineRule="auto"/>
+      </w:pPr>
+      <w:r>
+        <w:t>• {cert8}</w:t>
+      </w:r>
+    </w:p>
+    <w:p>
+      <w:pPr>
+        <w:spacing w:after="0" w:line="240" w:lineRule="auto"/>
+      </w:pPr>
+      <w:r>
+        <w:t>{/cert8}</w:t>
+      </w:r>
+    </w:p>
+    <w:p>
+      <w:pPr>
+        <w:spacing w:after="0" w:line="240" w:lineRule="auto"/>
+      </w:pPr>
       <w:r>
         <w:lastRenderedPageBreak/>
-        <w:t>• {cert4}{/cert4}{#cert5}</w:t>
-      </w:r>
-      <w:r>
-        <w:br/>
-        <w:t>• {cert5}{/cert5}{#cert6}</w:t>
-      </w:r>
-      <w:r>
-        <w:br/>
-        <w:t>• {cert6}{/cert6}{#cert7}</w:t>
-      </w:r>
-      <w:r>
-        <w:br/>
-        <w:t>• {cert7}{/cert7}{#cert8}</w:t>
-      </w:r>
-      <w:r>
-        <w:br/>
-        <w:t>• {cert8}{/cert8}{#cert9}</w:t>
-      </w:r>
-      <w:r>
-        <w:br/>
-        <w:t>• {cert9}{/cert9}{#cert10}</w:t>
-      </w:r>
-      <w:r>
-        <w:br/>
-        <w:t>• {cert10}{/cert10}{/</w:t>
+        <w:t>{#cert9}</w:t>
+      </w:r>
+    </w:p>
+    <w:p>
+      <w:pPr>
+        <w:spacing w:after="0" w:line="240" w:lineRule="auto"/>
+      </w:pPr>
+      <w:r>
+        <w:t>• {cert9}</w:t>
+      </w:r>
+    </w:p>
+    <w:p>
+      <w:pPr>
+        <w:spacing w:after="0" w:line="240" w:lineRule="auto"/>
+      </w:pPr>
+      <w:r>
+        <w:t>{/cert9}</w:t>
+      </w:r>
+    </w:p>
+    <w:p>
+      <w:pPr>
+        <w:spacing w:after="0" w:line="240" w:lineRule="auto"/>
+      </w:pPr>
+      <w:r>
+        <w:t>{#cert10}</w:t>
+      </w:r>
+    </w:p>
+    <w:p>
+      <w:pPr>
+        <w:spacing w:after="0" w:line="240" w:lineRule="auto"/>
+      </w:pPr>
+      <w:r>
+        <w:t>• {cert10}</w:t>
+      </w:r>
+    </w:p>
+    <w:p>
+      <w:pPr>
+        <w:spacing w:after="0" w:line="240" w:lineRule="auto"/>
+      </w:pPr>
+      <w:r>
+        <w:t>{/cert10}</w:t>
+      </w:r>
+    </w:p>
+    <w:p>
+      <w:pPr>
+        <w:spacing w:after="0" w:line="240" w:lineRule="auto"/>
+      </w:pPr>
+    </w:p>
+    <w:p>
+      <w:pPr>
+        <w:spacing w:after="0" w:line="240" w:lineRule="auto"/>
+      </w:pPr>
+      <w:r>
+        <w:t>{/</w:t>
       </w:r>
       <w:proofErr w:type="spellStart"/>
       <w:r>
@@ -583,20 +830,21 @@
     <w:p>
       <w:pPr>
         <w:spacing w:after="0" w:line="240" w:lineRule="auto"/>
-        <w:rPr>
-          <w:b/>
-          <w:bCs/>
-          <w:noProof/>
-          <w:color w:val="44546A" w:themeColor="text2"/>
-        </w:rPr>
-      </w:pPr>
-      <w:r>
-        <w:rPr>
-          <w:b/>
-          <w:bCs/>
-          <w:noProof/>
-          <w:color w:val="44546A" w:themeColor="text2"/>
-        </w:rPr>
+      </w:pPr>
+    </w:p>
+    <w:p>
+      <w:pPr>
+        <w:spacing w:after="0" w:line="240" w:lineRule="auto"/>
+      </w:pPr>
+      <w:r>
+        <w:t>{#hasExtraSkills}</w:t>
+      </w:r>
+    </w:p>
+    <w:p>
+      <w:pPr>
+        <w:spacing w:after="0" w:line="240" w:lineRule="auto"/>
+      </w:pPr>
+      <w:r>
         <w:t>Skills</w:t>
       </w:r>
     </w:p>
@@ -604,51 +852,257 @@
       <w:pPr>
         <w:spacing w:after="0" w:line="240" w:lineRule="auto"/>
       </w:pPr>
-      <w:r>
-        <w:t>{#hasExtraSkills}</w:t>
-      </w:r>
-      <w:r>
-        <w:br/>
-        <w:t>{#skill1}• {skill1}{/skill1}{#skill2}</w:t>
-      </w:r>
-      <w:r>
-        <w:br/>
-        <w:t>• {skill2}{/skill2}{#skill3}</w:t>
-      </w:r>
-      <w:r>
-        <w:br/>
-        <w:t>• {skill3}{/skill3}{#skill4}</w:t>
-      </w:r>
-      <w:r>
-        <w:br/>
-        <w:t>• {skill4}{/skill4}{#skill5}</w:t>
-      </w:r>
-      <w:r>
-        <w:br/>
-        <w:t>• {skill5}{/skill5}{#skill6}</w:t>
-      </w:r>
-      <w:r>
-        <w:br/>
-        <w:t>• {skill6}{/skill6}{#skill7}</w:t>
-      </w:r>
-      <w:r>
-        <w:br/>
-        <w:t>• {skill7}{/skill7}{#skill8}</w:t>
-      </w:r>
-      <w:r>
-        <w:br/>
-        <w:t>• {skill8}{/skill8}{#skill9}</w:t>
-      </w:r>
-      <w:r>
-        <w:br/>
-        <w:t>• {skill9}{/skill9}{#skill10}</w:t>
-      </w:r>
-      <w:r>
-        <w:br/>
-        <w:t>• {skill10}{/skill10}</w:t>
-      </w:r>
-      <w:r>
-        <w:br/>
+    </w:p>
+    <w:p>
+      <w:pPr>
+        <w:spacing w:after="0" w:line="240" w:lineRule="auto"/>
+      </w:pPr>
+      <w:r>
+        <w:t>{#skill1}</w:t>
+      </w:r>
+    </w:p>
+    <w:p>
+      <w:pPr>
+        <w:spacing w:after="0" w:line="240" w:lineRule="auto"/>
+      </w:pPr>
+      <w:r>
+        <w:t>• {skill1}</w:t>
+      </w:r>
+    </w:p>
+    <w:p>
+      <w:pPr>
+        <w:spacing w:after="0" w:line="240" w:lineRule="auto"/>
+      </w:pPr>
+      <w:r>
+        <w:t>{/skill1}</w:t>
+      </w:r>
+    </w:p>
+    <w:p>
+      <w:pPr>
+        <w:spacing w:after="0" w:line="240" w:lineRule="auto"/>
+      </w:pPr>
+      <w:r>
+        <w:t>{#skill2}</w:t>
+      </w:r>
+    </w:p>
+    <w:p>
+      <w:pPr>
+        <w:spacing w:after="0" w:line="240" w:lineRule="auto"/>
+      </w:pPr>
+      <w:r>
+        <w:t>• {skill2}</w:t>
+      </w:r>
+    </w:p>
+    <w:p>
+      <w:pPr>
+        <w:spacing w:after="0" w:line="240" w:lineRule="auto"/>
+      </w:pPr>
+      <w:r>
+        <w:t>{/skill2}</w:t>
+      </w:r>
+    </w:p>
+    <w:p>
+      <w:pPr>
+        <w:spacing w:after="0" w:line="240" w:lineRule="auto"/>
+      </w:pPr>
+      <w:r>
+        <w:t>{#skill3}</w:t>
+      </w:r>
+    </w:p>
+    <w:p>
+      <w:pPr>
+        <w:spacing w:after="0" w:line="240" w:lineRule="auto"/>
+      </w:pPr>
+      <w:r>
+        <w:t>• {skill3}</w:t>
+      </w:r>
+    </w:p>
+    <w:p>
+      <w:pPr>
+        <w:spacing w:after="0" w:line="240" w:lineRule="auto"/>
+      </w:pPr>
+      <w:r>
+        <w:t>{/skill3}</w:t>
+      </w:r>
+    </w:p>
+    <w:p>
+      <w:pPr>
+        <w:spacing w:after="0" w:line="240" w:lineRule="auto"/>
+      </w:pPr>
+      <w:r>
+        <w:t>{#skill4}</w:t>
+      </w:r>
+    </w:p>
+    <w:p>
+      <w:pPr>
+        <w:spacing w:after="0" w:line="240" w:lineRule="auto"/>
+      </w:pPr>
+      <w:r>
+        <w:t>• {skill4}</w:t>
+      </w:r>
+    </w:p>
+    <w:p>
+      <w:pPr>
+        <w:spacing w:after="0" w:line="240" w:lineRule="auto"/>
+      </w:pPr>
+      <w:r>
+        <w:t>{/skill4}</w:t>
+      </w:r>
+    </w:p>
+    <w:p>
+      <w:pPr>
+        <w:spacing w:after="0" w:line="240" w:lineRule="auto"/>
+      </w:pPr>
+      <w:r>
+        <w:t>{#skill5}</w:t>
+      </w:r>
+    </w:p>
+    <w:p>
+      <w:pPr>
+        <w:spacing w:after="0" w:line="240" w:lineRule="auto"/>
+      </w:pPr>
+      <w:r>
+        <w:t>• {skill5}</w:t>
+      </w:r>
+    </w:p>
+    <w:p>
+      <w:pPr>
+        <w:spacing w:after="0" w:line="240" w:lineRule="auto"/>
+      </w:pPr>
+      <w:r>
+        <w:t>{/skill5}</w:t>
+      </w:r>
+    </w:p>
+    <w:p>
+      <w:pPr>
+        <w:spacing w:after="0" w:line="240" w:lineRule="auto"/>
+      </w:pPr>
+      <w:r>
+        <w:t>{#skill6}</w:t>
+      </w:r>
+    </w:p>
+    <w:p>
+      <w:pPr>
+        <w:spacing w:after="0" w:line="240" w:lineRule="auto"/>
+      </w:pPr>
+      <w:r>
+        <w:t>• {skill6}</w:t>
+      </w:r>
+    </w:p>
+    <w:p>
+      <w:pPr>
+        <w:spacing w:after="0" w:line="240" w:lineRule="auto"/>
+      </w:pPr>
+      <w:r>
+        <w:t>{/skill6}</w:t>
+      </w:r>
+    </w:p>
+    <w:p>
+      <w:pPr>
+        <w:spacing w:after="0" w:line="240" w:lineRule="auto"/>
+      </w:pPr>
+      <w:r>
+        <w:t>{#skill7}</w:t>
+      </w:r>
+    </w:p>
+    <w:p>
+      <w:pPr>
+        <w:spacing w:after="0" w:line="240" w:lineRule="auto"/>
+      </w:pPr>
+      <w:r>
+        <w:t>• {skill7}</w:t>
+      </w:r>
+    </w:p>
+    <w:p>
+      <w:pPr>
+        <w:spacing w:after="0" w:line="240" w:lineRule="auto"/>
+      </w:pPr>
+      <w:r>
+        <w:t>{/skill7}</w:t>
+      </w:r>
+    </w:p>
+    <w:p>
+      <w:pPr>
+        <w:spacing w:after="0" w:line="240" w:lineRule="auto"/>
+      </w:pPr>
+      <w:r>
+        <w:t>{#skill8}</w:t>
+      </w:r>
+    </w:p>
+    <w:p>
+      <w:pPr>
+        <w:spacing w:after="0" w:line="240" w:lineRule="auto"/>
+      </w:pPr>
+      <w:r>
+        <w:t>• {skill8}</w:t>
+      </w:r>
+    </w:p>
+    <w:p>
+      <w:pPr>
+        <w:spacing w:after="0" w:line="240" w:lineRule="auto"/>
+      </w:pPr>
+      <w:r>
+        <w:t>{/skill8}</w:t>
+      </w:r>
+    </w:p>
+    <w:p>
+      <w:pPr>
+        <w:spacing w:after="0" w:line="240" w:lineRule="auto"/>
+      </w:pPr>
+      <w:r>
+        <w:t>{#skill9}</w:t>
+      </w:r>
+    </w:p>
+    <w:p>
+      <w:pPr>
+        <w:spacing w:after="0" w:line="240" w:lineRule="auto"/>
+      </w:pPr>
+      <w:r>
+        <w:t>• {skill9}</w:t>
+      </w:r>
+    </w:p>
+    <w:p>
+      <w:pPr>
+        <w:spacing w:after="0" w:line="240" w:lineRule="auto"/>
+      </w:pPr>
+      <w:r>
+        <w:t>{/skill9}</w:t>
+      </w:r>
+    </w:p>
+    <w:p>
+      <w:pPr>
+        <w:spacing w:after="0" w:line="240" w:lineRule="auto"/>
+      </w:pPr>
+      <w:r>
+        <w:t>{#skill10}</w:t>
+      </w:r>
+    </w:p>
+    <w:p>
+      <w:pPr>
+        <w:spacing w:after="0" w:line="240" w:lineRule="auto"/>
+      </w:pPr>
+      <w:r>
+        <w:t>• {skill10}</w:t>
+      </w:r>
+    </w:p>
+    <w:p>
+      <w:pPr>
+        <w:spacing w:after="0" w:line="240" w:lineRule="auto"/>
+      </w:pPr>
+      <w:r>
+        <w:t>{/skill10}</w:t>
+      </w:r>
+    </w:p>
+    <w:p>
+      <w:pPr>
+        <w:spacing w:after="0" w:line="240" w:lineRule="auto"/>
+      </w:pPr>
+    </w:p>
+    <w:p>
+      <w:pPr>
+        <w:spacing w:after="0" w:line="240" w:lineRule="auto"/>
+      </w:pPr>
+      <w:r>
         <w:t>{/</w:t>
       </w:r>
       <w:proofErr w:type="spellStart"/>
@@ -659,11 +1113,6 @@
       <w:r>
         <w:t>}</w:t>
       </w:r>
-    </w:p>
-    <w:p>
-      <w:pPr>
-        <w:spacing w:after="0" w:line="240" w:lineRule="auto"/>
-      </w:pPr>
     </w:p>
     <w:sectPr>
       <w:pgSz w:w="12240" w:h="15840"/>

--- a/public/templates/TemplateE.docx
+++ b/public/templates/TemplateE.docx
@@ -44,7 +44,7 @@
         <w:spacing w:after="0" w:line="240" w:lineRule="auto"/>
       </w:pPr>
       <w:r>
-        <w:t>Objective</w:t>
+        <w:t>Professional Summary</w:t>
       </w:r>
     </w:p>
     <w:p>

--- a/public/templates/TemplateE.docx
+++ b/public/templates/TemplateE.docx
@@ -1080,9 +1080,7 @@
                 <w:szCs w:val="18"/>
               </w:rPr>
               <w:tab/>
-              <w:t>{</w:t>
-            </w:r>
-            <w:proofErr w:type="spellStart"/>
+            </w:r>
             <w:r>
               <w:rPr>
                 <w:i/>
@@ -1091,9 +1089,9 @@
                 <w:sz w:val="18"/>
                 <w:szCs w:val="18"/>
               </w:rPr>
-              <w:t>startDate</w:t>
-            </w:r>
-            <w:proofErr w:type="spellEnd"/>
+              <w:t>Graduated</w:t>
+            </w:r>
+            <w:proofErr w:type="gramStart"/>
             <w:r>
               <w:rPr>
                 <w:i/>
@@ -1102,9 +1100,27 @@
                 <w:sz w:val="18"/>
                 <w:szCs w:val="18"/>
               </w:rPr>
-              <w:t>} – {</w:t>
+              <w:t>:</w:t>
+            </w:r>
+            <w:r>
+              <w:rPr>
+                <w:sz w:val="24"/>
+                <w:szCs w:val="24"/>
+              </w:rPr>
+              <w:t xml:space="preserve"> </w:t>
+            </w:r>
+            <w:r>
+              <w:rPr>
+                <w:i/>
+                <w:iCs/>
+                <w:color w:val="0E2841" w:themeColor="text2"/>
+                <w:sz w:val="18"/>
+                <w:szCs w:val="18"/>
+              </w:rPr>
+              <w:t xml:space="preserve"> {</w:t>
             </w:r>
             <w:proofErr w:type="spellStart"/>
+            <w:proofErr w:type="gramEnd"/>
             <w:r>
               <w:rPr>
                 <w:i/>
@@ -1246,25 +1262,7 @@
                 <w:sz w:val="2"/>
                 <w:szCs w:val="2"/>
               </w:rPr>
-              <w:t>{/</w:t>
-            </w:r>
-            <w:proofErr w:type="spellStart"/>
-            <w:r>
-              <w:rPr>
-                <w:color w:val="0E2841" w:themeColor="text2"/>
-                <w:sz w:val="2"/>
-                <w:szCs w:val="2"/>
-              </w:rPr>
-              <w:t>hasEducation</w:t>
-            </w:r>
-            <w:proofErr w:type="spellEnd"/>
-            <w:r>
-              <w:rPr>
-                <w:color w:val="0E2841" w:themeColor="text2"/>
-                <w:sz w:val="2"/>
-                <w:szCs w:val="2"/>
-              </w:rPr>
-              <w:t>}</w:t>
+              <w:t>{/hasEducation}</w:t>
             </w:r>
           </w:p>
         </w:tc>

--- a/public/templates/TemplateE.docx
+++ b/public/templates/TemplateE.docx
@@ -572,8 +572,6 @@
             </w:pPr>
             <w:r>
               <w:rPr>
-                <w:b/>
-                <w:bCs/>
                 <w:color w:val="0E2841" w:themeColor="text2"/>
                 <w:sz w:val="24"/>
                 <w:szCs w:val="24"/>
@@ -595,8 +593,6 @@
             </w:pPr>
             <w:r>
               <w:rPr>
-                <w:b/>
-                <w:bCs/>
                 <w:color w:val="0E2841" w:themeColor="text2"/>
               </w:rPr>
               <w:t>{</w:t>
@@ -604,17 +600,9 @@
             <w:proofErr w:type="gramStart"/>
             <w:r>
               <w:rPr>
-                <w:b/>
-                <w:bCs/>
-                <w:color w:val="0E2841" w:themeColor="text2"/>
-              </w:rPr>
-              <w:t>employer}</w:t>
-            </w:r>
-            <w:r>
-              <w:rPr>
-                <w:color w:val="0E2841" w:themeColor="text2"/>
-              </w:rPr>
-              <w:t xml:space="preserve">  |</w:t>
+                <w:color w:val="0E2841" w:themeColor="text2"/>
+              </w:rPr>
+              <w:t>employer}  |</w:t>
             </w:r>
             <w:proofErr w:type="gramEnd"/>
             <w:r>
@@ -1063,8 +1051,6 @@
             </w:pPr>
             <w:r>
               <w:rPr>
-                <w:b/>
-                <w:bCs/>
                 <w:color w:val="0E2841" w:themeColor="text2"/>
                 <w:sz w:val="21"/>
                 <w:szCs w:val="21"/>

--- a/public/templates/TemplateE.docx
+++ b/public/templates/TemplateE.docx
@@ -2462,13 +2462,61 @@
     </w:tbl>
     <w:p/>
     <w:sectPr>
+      <w:headerReference w:type="default" r:id="rId7"/>
       <w:pgSz w:w="12240" w:h="15840"/>
       <w:pgMar w:top="0" w:right="900" w:bottom="1080" w:left="900" w:header="708" w:footer="708" w:gutter="0"/>
       <w:cols w:space="720"/>
       <w:docGrid w:linePitch="360"/>
+      <w:pgNumType w:start="1"/>
     </w:sectPr>
   </w:body>
 </w:document>
+</file>
+
+<file path=word/header1.xml><?xml version="1.0" encoding="utf-8"?>
+<w:hdr xmlns:w="http://schemas.openxmlformats.org/wordprocessingml/2006/main" xmlns:r="http://schemas.openxmlformats.org/officeDocument/2006/relationships" xmlns:mc="http://schemas.openxmlformats.org/markup-compatibility/2006" mc:Ignorable="w14 w15 w16se w16cid w16 w16cex w16sdtdh w16sdtfl w16du wp14">
+  <w:p>
+    <w:pPr>
+      <w:pStyle w:val="Header"/>
+      <w:tabStops>
+        <w:tab w:val="right" w:pos="10560"/>
+      </w:tabStops>
+      <w:pBdr>
+        <w:bottom w:val="single" w:sz="4" w:space="1" w:color="CCCCCC"/>
+      </w:pBdr>
+    </w:pPr>
+    <w:r>
+      <w:rPr>
+        <w:b/>
+        <w:sz w:val="16"/>
+        <w:color w:val="333333"/>
+      </w:rPr>
+      <w:t>{name}</w:t>
+    </w:r>
+    <w:r>
+      <w:tab/>
+    </w:r>
+    <w:r>
+      <w:fldChar w:fldCharType="begin"/>
+    </w:r>
+    <w:r>
+      <w:instrText xml:space="preserve"> PAGE </w:instrText>
+    </w:r>
+    <w:r>
+      <w:fldChar w:fldCharType="separate"/>
+    </w:r>
+    <w:r>
+      <w:rPr>
+        <w:sz w:val="16"/>
+        <w:color w:val="666666"/>
+      </w:rPr>
+      <w:t>1</w:t>
+    </w:r>
+    <w:r>
+      <w:fldChar w:fldCharType="end"/>
+    </w:r>
+  </w:p>
+</w:hdr>
 </file>
 
 <file path=word/numbering.xml><?xml version="1.0" encoding="utf-8"?>

--- a/public/templates/TemplateE.docx
+++ b/public/templates/TemplateE.docx
@@ -2462,9 +2462,13 @@
     </w:tbl>
     <w:p/>
     <w:sectPr>
+      <w:titlePg/>
+      <w:headerReference w:type="first" r:id="rId8"/>
       <w:headerReference w:type="default" r:id="rId7"/>
+      <w:footerReference w:type="first" r:id="rId10"/>
+      <w:footerReference w:type="default" r:id="rId9"/>
       <w:pgSz w:w="12240" w:h="15840"/>
-      <w:pgMar w:top="0" w:right="900" w:bottom="1080" w:left="900" w:header="708" w:footer="708" w:gutter="0"/>
+      <w:pgMar w:top="240" w:right="900" w:bottom="1080" w:left="900" w:header="0" w:footer="0" w:gutter="0"/>
       <w:cols w:space="720"/>
       <w:docGrid w:linePitch="360"/>
       <w:pgNumType w:start="1"/>
@@ -2473,50 +2477,88 @@
 </w:document>
 </file>
 
-<file path=word/header1.xml><?xml version="1.0" encoding="utf-8"?>
-<w:hdr xmlns:w="http://schemas.openxmlformats.org/wordprocessingml/2006/main" xmlns:r="http://schemas.openxmlformats.org/officeDocument/2006/relationships" xmlns:mc="http://schemas.openxmlformats.org/markup-compatibility/2006" mc:Ignorable="w14 w15 w16se w16cid w16 w16cex w16sdtdh w16sdtfl w16du wp14">
+<file path=word/footer1.xml><?xml version="1.0" encoding="utf-8"?>
+<w:ftr xmlns:w="http://schemas.openxmlformats.org/wordprocessingml/2006/main" xmlns:r="http://schemas.openxmlformats.org/officeDocument/2006/relationships" xmlns:v="urn:schemas-microsoft-com:vml" xmlns:o="urn:schemas-microsoft-com:office:office" xmlns:mc="http://schemas.openxmlformats.org/markup-compatibility/2006" mc:Ignorable="w14 w15 w16se w16cid w16 w16cex w16sdtdh w16sdtfl w16du wp14">
   <w:p>
     <w:pPr>
-      <w:pStyle w:val="Header"/>
-      <w:tabStops>
-        <w:tab w:val="right" w:pos="10560"/>
-      </w:tabStops>
-      <w:pBdr>
-        <w:bottom w:val="single" w:sz="4" w:space="1" w:color="CCCCCC"/>
-      </w:pBdr>
+      <w:spacing w:before="0" w:after="0"/>
+    </w:pPr>
+    <w:pict>
+      <v:shape id="cornerMarkerOverlay" o:spid="_x0000_s1026" type="#_x0000_t202" filled="f" stroked="f" style="width:2.75in;height:0.55in;position:absolute;mso-position-horizontal-relative:page;mso-position-horizontal:right;margin-right:0.35in;mso-position-vertical-relative:page;top:0.18in;mso-wrap-style:none">
+        <v:textbox style="mso-fit-shape-to-text:t;" insetmode="auto">
+          <w:txbxContent>
+            <w:p>
+              <w:pPr>
+                <w:spacing w:before="0" w:after="0"/>
+                <w:jc w:val="right"/>
+              </w:pPr>
+              <w:r>
+                <w:rPr>
+                  <w:sz w:val="14"/>
+                  <w:color w:val="666666"/>
+                </w:rPr>
+                <w:t>{name}</w:t>
+              </w:r>
+              <w:r>
+                <w:br/>
+              </w:r>
+              <w:r>
+                <w:rPr>
+                  <w:sz w:val="14"/>
+                  <w:color w:val="999999"/>
+                </w:rPr>
+                <w:t>Page </w:t>
+              </w:r>
+              <w:r>
+                <w:fldChar w:fldCharType="begin"/>
+              </w:r>
+              <w:r>
+                <w:instrText xml:space="preserve"> PAGE </w:instrText>
+              </w:r>
+              <w:r>
+                <w:fldChar w:fldCharType="separate"/>
+              </w:r>
+              <w:r>
+                <w:rPr>
+                  <w:sz w:val="14"/>
+                  <w:color w:val="999999"/>
+                </w:rPr>
+                <w:t>1</w:t>
+              </w:r>
+              <w:r>
+                <w:fldChar w:fldCharType="end"/>
+              </w:r>
+            </w:p>
+          </w:txbxContent>
+        </v:textbox>
+      </v:shape>
+    </w:pict>
+  </w:p>
+</w:ftr>
+</file>
+
+<file path=word/footer2.xml><?xml version="1.0" encoding="utf-8"?>
+<w:ftr xmlns:w="http://schemas.openxmlformats.org/wordprocessingml/2006/main"/>
+</file>
+
+<file path=word/header1.xml><?xml version="1.0" encoding="utf-8"?>
+<w:hdr xmlns:w="http://schemas.openxmlformats.org/wordprocessingml/2006/main">
+  <w:p>
+    <w:pPr>
+      <w:spacing w:before="0" w:after="240"/>
     </w:pPr>
     <w:r>
       <w:rPr>
-        <w:b/>
-        <w:sz w:val="16"/>
-        <w:color w:val="333333"/>
+        <w:sz w:val="2"/>
       </w:rPr>
-      <w:t>{name}</w:t>
-    </w:r>
-    <w:r>
-      <w:tab/>
-    </w:r>
-    <w:r>
-      <w:fldChar w:fldCharType="begin"/>
-    </w:r>
-    <w:r>
-      <w:instrText xml:space="preserve"> PAGE </w:instrText>
-    </w:r>
-    <w:r>
-      <w:fldChar w:fldCharType="separate"/>
-    </w:r>
-    <w:r>
-      <w:rPr>
-        <w:sz w:val="16"/>
-        <w:color w:val="666666"/>
-      </w:rPr>
-      <w:t>1</w:t>
-    </w:r>
-    <w:r>
-      <w:fldChar w:fldCharType="end"/>
+      <w:t/>
     </w:r>
   </w:p>
 </w:hdr>
+</file>
+
+<file path=word/header2.xml><?xml version="1.0" encoding="utf-8"?>
+<w:hdr xmlns:w="http://schemas.openxmlformats.org/wordprocessingml/2006/main"/>
 </file>
 
 <file path=word/numbering.xml><?xml version="1.0" encoding="utf-8"?>

--- a/public/templates/TemplateE.docx
+++ b/public/templates/TemplateE.docx
@@ -2468,7 +2468,7 @@
       <w:footerReference w:type="first" r:id="rId10"/>
       <w:footerReference w:type="default" r:id="rId9"/>
       <w:pgSz w:w="12240" w:h="15840"/>
-      <w:pgMar w:top="240" w:right="900" w:bottom="1080" w:left="900" w:header="0" w:footer="0" w:gutter="0"/>
+      <w:pgMar w:top="480" w:right="900" w:bottom="1080" w:left="900" w:header="0" w:footer="0" w:gutter="0"/>
       <w:cols w:space="720"/>
       <w:docGrid w:linePitch="360"/>
       <w:pgNumType w:start="1"/>
@@ -2484,7 +2484,7 @@
       <w:spacing w:before="0" w:after="0"/>
     </w:pPr>
     <w:pict>
-      <v:shape id="cornerMarkerOverlay" o:spid="_x0000_s1026" type="#_x0000_t202" filled="f" stroked="f" style="width:2.75in;height:0.55in;position:absolute;mso-position-horizontal-relative:page;mso-position-horizontal:right;margin-right:0.35in;mso-position-vertical-relative:page;top:0.18in;mso-wrap-style:none">
+      <v:shape id="cornerMarkerOverlay" o:spid="_x0000_s1026" type="#_x0000_t202" filled="t" fillcolor="#FFFFFF" stroked="f" style="width:2.75in;height:0.55in;position:absolute;mso-position-horizontal-relative:page;mso-position-horizontal:right;margin-right:0.35in;mso-position-vertical-relative:page;top:0.18in;mso-wrap-style:none">
         <v:textbox style="mso-fit-shape-to-text:t;" insetmode="auto">
           <w:txbxContent>
             <w:p>
@@ -2494,8 +2494,9 @@
               </w:pPr>
               <w:r>
                 <w:rPr>
+                  <w:b/>
                   <w:sz w:val="14"/>
-                  <w:color w:val="666666"/>
+                  <w:color w:val="222222"/>
                 </w:rPr>
                 <w:t>{name}</w:t>
               </w:r>
@@ -2504,8 +2505,9 @@
               </w:r>
               <w:r>
                 <w:rPr>
+                  <w:b/>
                   <w:sz w:val="14"/>
-                  <w:color w:val="999999"/>
+                  <w:color w:val="444444"/>
                 </w:rPr>
                 <w:t>Page </w:t>
               </w:r>

--- a/public/templates/TemplateE.docx
+++ b/public/templates/TemplateE.docx
@@ -2463,8 +2463,6 @@
     <w:p/>
     <w:sectPr>
       <w:titlePg/>
-      <w:headerReference w:type="first" r:id="rId8"/>
-      <w:headerReference w:type="default" r:id="rId7"/>
       <w:footerReference w:type="first" r:id="rId10"/>
       <w:footerReference w:type="default" r:id="rId9"/>
       <w:pgSz w:w="12240" w:h="15840"/>
@@ -2484,7 +2482,7 @@
       <w:spacing w:before="0" w:after="0"/>
     </w:pPr>
     <w:pict>
-      <v:shape id="cornerMarkerOverlay" o:spid="_x0000_s1026" type="#_x0000_t202" filled="t" fillcolor="#FFFFFF" stroked="f" style="width:2.75in;height:0.55in;position:absolute;mso-position-horizontal-relative:page;mso-position-horizontal:right;margin-right:0.35in;mso-position-vertical-relative:page;top:0.18in;mso-wrap-style:none">
+      <v:shape id="cornerMarkerOverlay" o:spid="_x0000_s1026" type="#_x0000_t202" filled="f" stroked="f" style="width:2.75in;height:0.55in;position:absolute;mso-position-horizontal-relative:page;mso-position-horizontal:right;margin-right:0.35in;mso-position-vertical-relative:page;top:0.12in;mso-wrap-style:none">
         <v:textbox style="mso-fit-shape-to-text:t;" insetmode="auto">
           <w:txbxContent>
             <w:p>
@@ -2494,9 +2492,8 @@
               </w:pPr>
               <w:r>
                 <w:rPr>
-                  <w:b/>
                   <w:sz w:val="14"/>
-                  <w:color w:val="222222"/>
+                  <w:color w:val="666666"/>
                 </w:rPr>
                 <w:t>{name}</w:t>
               </w:r>
@@ -2505,9 +2502,8 @@
               </w:r>
               <w:r>
                 <w:rPr>
-                  <w:b/>
                   <w:sz w:val="14"/>
-                  <w:color w:val="444444"/>
+                  <w:color w:val="999999"/>
                 </w:rPr>
                 <w:t>Page </w:t>
               </w:r>
@@ -2541,26 +2537,6 @@
 
 <file path=word/footer2.xml><?xml version="1.0" encoding="utf-8"?>
 <w:ftr xmlns:w="http://schemas.openxmlformats.org/wordprocessingml/2006/main"/>
-</file>
-
-<file path=word/header1.xml><?xml version="1.0" encoding="utf-8"?>
-<w:hdr xmlns:w="http://schemas.openxmlformats.org/wordprocessingml/2006/main">
-  <w:p>
-    <w:pPr>
-      <w:spacing w:before="0" w:after="240"/>
-    </w:pPr>
-    <w:r>
-      <w:rPr>
-        <w:sz w:val="2"/>
-      </w:rPr>
-      <w:t/>
-    </w:r>
-  </w:p>
-</w:hdr>
-</file>
-
-<file path=word/header2.xml><?xml version="1.0" encoding="utf-8"?>
-<w:hdr xmlns:w="http://schemas.openxmlformats.org/wordprocessingml/2006/main"/>
 </file>
 
 <file path=word/numbering.xml><?xml version="1.0" encoding="utf-8"?>

--- a/public/templates/TemplateE.docx
+++ b/public/templates/TemplateE.docx
@@ -2482,7 +2482,7 @@
       <w:spacing w:before="0" w:after="0"/>
     </w:pPr>
     <w:pict>
-      <v:shape id="cornerMarkerOverlay" o:spid="_x0000_s1026" type="#_x0000_t202" filled="f" stroked="f" style="width:2.75in;height:0.55in;position:absolute;mso-position-horizontal-relative:page;mso-position-horizontal:right;margin-right:0.35in;mso-position-vertical-relative:page;top:0.12in;mso-wrap-style:none">
+      <v:shape id="cornerMarkerOverlay" o:spid="_x0000_s1026" type="#_x0000_t202" filled="f" stroked="f" style="width:2.75in;height:0.55in;position:absolute;mso-position-horizontal-relative:page;mso-position-horizontal:right;margin-right:0.55in;mso-position-vertical-relative:page;top:0.12in;mso-wrap-style:none">
         <v:textbox style="mso-fit-shape-to-text:t;" insetmode="auto">
           <w:txbxContent>
             <w:p>

--- a/public/templates/TemplateE.docx
+++ b/public/templates/TemplateE.docx
@@ -2482,7 +2482,7 @@
       <w:spacing w:before="0" w:after="0"/>
     </w:pPr>
     <w:pict>
-      <v:shape id="cornerMarkerOverlay" o:spid="_x0000_s1026" type="#_x0000_t202" filled="f" stroked="f" style="width:2.75in;height:0.55in;position:absolute;mso-position-horizontal-relative:page;mso-position-horizontal:right;margin-right:0.55in;mso-position-vertical-relative:page;top:0.12in;mso-wrap-style:none">
+      <v:shape id="cornerMarkerOverlay" o:spid="_x0000_s1026" type="#_x0000_t202" filled="f" stroked="f" style="width:2.75in;height:0.55in;position:absolute;mso-position-horizontal-relative:page;mso-position-horizontal:right;margin-right:0.65in;mso-position-vertical-relative:page;top:0.12in;mso-wrap-style:none">
         <v:textbox style="mso-fit-shape-to-text:t;" insetmode="auto">
           <w:txbxContent>
             <w:p>

--- a/public/templates/TemplateE.docx
+++ b/public/templates/TemplateE.docx
@@ -2463,8 +2463,8 @@
     <w:p/>
     <w:sectPr>
       <w:titlePg/>
-      <w:footerReference w:type="first" r:id="rId10"/>
-      <w:footerReference w:type="default" r:id="rId9"/>
+      <w:headerReference w:type="first" r:id="rId8"/>
+      <w:headerReference w:type="default" r:id="rId7"/>
       <w:pgSz w:w="12240" w:h="15840"/>
       <w:pgMar w:top="480" w:right="900" w:bottom="1080" w:left="900" w:header="0" w:footer="0" w:gutter="0"/>
       <w:cols w:space="720"/>
@@ -2475,8 +2475,8 @@
 </w:document>
 </file>
 
-<file path=word/footer1.xml><?xml version="1.0" encoding="utf-8"?>
-<w:ftr xmlns:w="http://schemas.openxmlformats.org/wordprocessingml/2006/main" xmlns:r="http://schemas.openxmlformats.org/officeDocument/2006/relationships" xmlns:v="urn:schemas-microsoft-com:vml" xmlns:o="urn:schemas-microsoft-com:office:office" xmlns:mc="http://schemas.openxmlformats.org/markup-compatibility/2006" mc:Ignorable="w14 w15 w16se w16cid w16 w16cex w16sdtdh w16sdtfl w16du wp14">
+<file path=word/header1.xml><?xml version="1.0" encoding="utf-8"?>
+<w:hdr xmlns:w="http://schemas.openxmlformats.org/wordprocessingml/2006/main" xmlns:r="http://schemas.openxmlformats.org/officeDocument/2006/relationships" xmlns:v="urn:schemas-microsoft-com:vml" xmlns:o="urn:schemas-microsoft-com:office:office" xmlns:mc="http://schemas.openxmlformats.org/markup-compatibility/2006" mc:Ignorable="w14 w15 w16se w16cid w16 w16cex w16sdtdh w16sdtfl w16du wp14">
   <w:p>
     <w:pPr>
       <w:spacing w:before="0" w:after="0"/>
@@ -2492,6 +2492,7 @@
               </w:pPr>
               <w:r>
                 <w:rPr>
+                  <w:b/>
                   <w:sz w:val="14"/>
                   <w:color w:val="666666"/>
                 </w:rPr>
@@ -2502,6 +2503,7 @@
               </w:r>
               <w:r>
                 <w:rPr>
+                  <w:b/>
                   <w:sz w:val="14"/>
                   <w:color w:val="999999"/>
                 </w:rPr>
@@ -2518,6 +2520,7 @@
               </w:r>
               <w:r>
                 <w:rPr>
+                  <w:b/>
                   <w:sz w:val="14"/>
                   <w:color w:val="999999"/>
                 </w:rPr>
@@ -2532,11 +2535,11 @@
       </v:shape>
     </w:pict>
   </w:p>
-</w:ftr>
+</w:hdr>
 </file>
 
-<file path=word/footer2.xml><?xml version="1.0" encoding="utf-8"?>
-<w:ftr xmlns:w="http://schemas.openxmlformats.org/wordprocessingml/2006/main"/>
+<file path=word/header2.xml><?xml version="1.0" encoding="utf-8"?>
+<w:hdr xmlns:w="http://schemas.openxmlformats.org/wordprocessingml/2006/main"/>
 </file>
 
 <file path=word/numbering.xml><?xml version="1.0" encoding="utf-8"?>

--- a/public/templates/TemplateE.docx
+++ b/public/templates/TemplateE.docx
@@ -2463,10 +2463,10 @@
     <w:p/>
     <w:sectPr>
       <w:titlePg/>
-      <w:footerReference w:type="first" r:id="rId10"/>
-      <w:footerReference w:type="default" r:id="rId9"/>
+      <w:headerReference w:type="first" r:id="rId8"/>
+      <w:headerReference w:type="default" r:id="rId7"/>
       <w:pgSz w:w="12240" w:h="15840"/>
-      <w:pgMar w:top="480" w:right="900" w:bottom="1080" w:left="900" w:header="0" w:footer="0" w:gutter="0"/>
+      <w:pgMar w:top="480" w:right="900" w:bottom="1080" w:left="900" w:header="180" w:footer="0" w:gutter="0"/>
       <w:cols w:space="720"/>
       <w:docGrid w:linePitch="360"/>
       <w:pgNumType w:start="1"/>
@@ -2475,68 +2475,53 @@
 </w:document>
 </file>
 
-<file path=word/footer1.xml><?xml version="1.0" encoding="utf-8"?>
-<w:ftr xmlns:w="http://schemas.openxmlformats.org/wordprocessingml/2006/main" xmlns:r="http://schemas.openxmlformats.org/officeDocument/2006/relationships" xmlns:v="urn:schemas-microsoft-com:vml" xmlns:o="urn:schemas-microsoft-com:office:office" xmlns:mc="http://schemas.openxmlformats.org/markup-compatibility/2006" mc:Ignorable="w14 w15 w16se w16cid w16 w16cex w16sdtdh w16sdtfl w16du wp14">
+<file path=word/header1.xml><?xml version="1.0" encoding="utf-8"?>
+<w:hdr xmlns:w="http://schemas.openxmlformats.org/wordprocessingml/2006/main">
   <w:p>
     <w:pPr>
       <w:spacing w:before="0" w:after="0"/>
+      <w:jc w:val="right"/>
     </w:pPr>
-    <w:pict>
-      <v:shape id="cornerMarkerOverlay" o:spid="_x0000_s1026" type="#_x0000_t202" filled="f" stroked="f" style="width:2.75in;height:0.55in;position:absolute;mso-position-horizontal-relative:page;mso-position-horizontal:right;margin-right:0.65in;mso-position-vertical-relative:page;top:0.12in;mso-wrap-style:none">
-        <v:textbox style="mso-fit-shape-to-text:t;" insetmode="auto">
-          <w:txbxContent>
-            <w:p>
-              <w:pPr>
-                <w:spacing w:before="0" w:after="0"/>
-                <w:jc w:val="right"/>
-              </w:pPr>
-              <w:r>
-                <w:rPr>
-                  <w:sz w:val="14"/>
-                  <w:color w:val="666666"/>
-                </w:rPr>
-                <w:t>{name}</w:t>
-              </w:r>
-              <w:r>
-                <w:br/>
-              </w:r>
-              <w:r>
-                <w:rPr>
-                  <w:sz w:val="14"/>
-                  <w:color w:val="999999"/>
-                </w:rPr>
-                <w:t>Page </w:t>
-              </w:r>
-              <w:r>
-                <w:fldChar w:fldCharType="begin"/>
-              </w:r>
-              <w:r>
-                <w:instrText xml:space="preserve"> PAGE </w:instrText>
-              </w:r>
-              <w:r>
-                <w:fldChar w:fldCharType="separate"/>
-              </w:r>
-              <w:r>
-                <w:rPr>
-                  <w:sz w:val="14"/>
-                  <w:color w:val="999999"/>
-                </w:rPr>
-                <w:t>1</w:t>
-              </w:r>
-              <w:r>
-                <w:fldChar w:fldCharType="end"/>
-              </w:r>
-            </w:p>
-          </w:txbxContent>
-        </v:textbox>
-      </v:shape>
-    </w:pict>
+    <w:r>
+      <w:rPr>
+        <w:b/>
+        <w:sz w:val="16"/>
+        <w:color w:val="333333"/>
+      </w:rPr>
+      <w:t>{name}</w:t>
+    </w:r>
+    <w:r>
+      <w:rPr>
+        <w:sz w:val="16"/>
+        <w:color w:val="666666"/>
+      </w:rPr>
+      <w:t xml:space="preserve">  |  Page </w:t>
+    </w:r>
+    <w:r>
+      <w:fldChar w:fldCharType="begin"/>
+    </w:r>
+    <w:r>
+      <w:instrText xml:space="preserve"> PAGE </w:instrText>
+    </w:r>
+    <w:r>
+      <w:fldChar w:fldCharType="separate"/>
+    </w:r>
+    <w:r>
+      <w:rPr>
+        <w:sz w:val="16"/>
+        <w:color w:val="666666"/>
+      </w:rPr>
+      <w:t>2</w:t>
+    </w:r>
+    <w:r>
+      <w:fldChar w:fldCharType="end"/>
+    </w:r>
   </w:p>
-</w:ftr>
+</w:hdr>
 </file>
 
-<file path=word/footer2.xml><?xml version="1.0" encoding="utf-8"?>
-<w:ftr xmlns:w="http://schemas.openxmlformats.org/wordprocessingml/2006/main"/>
+<file path=word/header2.xml><?xml version="1.0" encoding="utf-8"?>
+<w:hdr xmlns:w="http://schemas.openxmlformats.org/wordprocessingml/2006/main"/>
 </file>
 
 <file path=word/numbering.xml><?xml version="1.0" encoding="utf-8"?>

--- a/public/templates/TemplateE.docx
+++ b/public/templates/TemplateE.docx
@@ -2480,6 +2480,7 @@
   <w:p>
     <w:pPr>
       <w:spacing w:before="0" w:after="0"/>
+      <w:ind w:right="720"/>
       <w:jc w:val="right"/>
     </w:pPr>
     <w:r>
